--- a/templates/report.docx
+++ b/templates/report.docx
@@ -2,13 +2,120 @@
 <file path=word/document.xml><?xml version="1.0" encoding="utf-8"?>
 <w:document xmlns:wpc="http://schemas.microsoft.com/office/word/2010/wordprocessingCanvas" xmlns:mo="http://schemas.microsoft.com/office/mac/office/2008/main" xmlns:mc="http://schemas.openxmlformats.org/markup-compatibility/2006" xmlns:mv="urn:schemas-microsoft-com:mac:vml" xmlns:o="urn:schemas-microsoft-com:office:office" xmlns:r="http://schemas.openxmlformats.org/officeDocument/2006/relationships" xmlns:m="http://schemas.openxmlformats.org/officeDocument/2006/math" xmlns:v="urn:schemas-microsoft-com:vml" xmlns:wp14="http://schemas.microsoft.com/office/word/2010/wordprocessingDrawing" xmlns:wp="http://schemas.openxmlformats.org/drawingml/2006/wordprocessingDrawing" xmlns:w10="urn:schemas-microsoft-com:office:word" xmlns:w="http://schemas.openxmlformats.org/wordprocessingml/2006/main" xmlns:w14="http://schemas.microsoft.com/office/word/2010/wordml" xmlns:wpg="http://schemas.microsoft.com/office/word/2010/wordprocessingGroup" xmlns:wpi="http://schemas.microsoft.com/office/word/2010/wordprocessingInk" xmlns:wne="http://schemas.microsoft.com/office/word/2006/wordml" xmlns:wps="http://schemas.microsoft.com/office/word/2010/wordprocessingShape" mc:Ignorable="w14 wp14">
   <w:body>
+    <w:p/>
+    <w:p/>
     <w:p>
       <w:pPr>
-        <w:pStyle w:val="Title"/>
         <w:jc w:val="center"/>
       </w:pPr>
       <w:r>
-        <w:t>Leistungsdiagnostik — Ergebnisbericht</w:t>
+        <w:drawing>
+          <wp:inline xmlns:a="http://schemas.openxmlformats.org/drawingml/2006/main" xmlns:pic="http://schemas.openxmlformats.org/drawingml/2006/picture">
+            <wp:extent cx="2160000" cy="916835"/>
+            <wp:docPr id="1" name="Picture 1"/>
+            <wp:cNvGraphicFramePr>
+              <a:graphicFrameLocks noChangeAspect="1"/>
+            </wp:cNvGraphicFramePr>
+            <a:graphic>
+              <a:graphicData uri="http://schemas.openxmlformats.org/drawingml/2006/picture">
+                <pic:pic>
+                  <pic:nvPicPr>
+                    <pic:cNvPr id="0" name="logo_placeholder.png"/>
+                    <pic:cNvPicPr/>
+                  </pic:nvPicPr>
+                  <pic:blipFill>
+                    <a:blip r:embed="rId9"/>
+                    <a:stretch>
+                      <a:fillRect/>
+                    </a:stretch>
+                  </pic:blipFill>
+                  <pic:spPr>
+                    <a:xfrm>
+                      <a:off x="0" y="0"/>
+                      <a:ext cx="2160000" cy="916835"/>
+                    </a:xfrm>
+                    <a:prstGeom prst="rect"/>
+                  </pic:spPr>
+                </pic:pic>
+              </a:graphicData>
+            </a:graphic>
+          </wp:inline>
+        </w:drawing>
+      </w:r>
+    </w:p>
+    <w:p/>
+    <w:p/>
+    <w:p>
+      <w:pPr>
+        <w:jc w:val="center"/>
+      </w:pPr>
+      <w:r>
+        <w:rPr>
+          <w:b/>
+          <w:color w:val="0B2545"/>
+          <w:sz w:val="64"/>
+        </w:rPr>
+        <w:t>Leistungsdiagnostik {{ athlete.sportart_label }}</w:t>
+      </w:r>
+    </w:p>
+    <w:p/>
+    <w:p/>
+    <w:p>
+      <w:pPr>
+        <w:jc w:val="center"/>
+      </w:pPr>
+      <w:r>
+        <w:rPr>
+          <w:color w:val="16C5A5"/>
+          <w:sz w:val="44"/>
+        </w:rPr>
+        <w:t>{{ athlete.vorname }} {{ athlete.name }}</w:t>
+      </w:r>
+    </w:p>
+    <w:p>
+      <w:pPr>
+        <w:jc w:val="center"/>
+      </w:pPr>
+      <w:r>
+        <w:rPr>
+          <w:color w:val="2C2C2C"/>
+          <w:sz w:val="26"/>
+        </w:rPr>
+        <w:t>{{ testprotokoll.testdatum }}  ·  {{ testprotokoll.durchfuehrungsort }}</w:t>
+      </w:r>
+    </w:p>
+    <w:p/>
+    <w:p/>
+    <w:p/>
+    <w:p/>
+    <w:p>
+      <w:pPr>
+        <w:jc w:val="center"/>
+      </w:pPr>
+      <w:r>
+        <w:rPr>
+          <w:i/>
+          <w:color w:val="2C2C2C"/>
+          <w:sz w:val="22"/>
+        </w:rPr>
+        <w:t>Erstellt von Anna-Maria Wörndle</w:t>
+      </w:r>
+    </w:p>
+    <w:p>
+      <w:pPr>
+        <w:jc w:val="center"/>
+      </w:pPr>
+      <w:r>
+        <w:rPr>
+          <w:color w:val="2C2C2C"/>
+          <w:sz w:val="20"/>
+        </w:rPr>
+        <w:t>anna-maria@woerndle.at  ·  +43 677 62150496</w:t>
+      </w:r>
+    </w:p>
+    <w:p>
+      <w:r>
+        <w:br w:type="page"/>
       </w:r>
     </w:p>
     <w:p>
@@ -17,24 +124,1199 @@
       </w:pPr>
       <w:r>
         <w:rPr>
-          <w:color w:val="1F497D"/>
+          <w:b/>
+          <w:color w:val="0B2545"/>
+          <w:sz w:val="32"/>
         </w:rPr>
         <w:t>Athletendaten</w:t>
       </w:r>
     </w:p>
+    <w:tbl>
+      <w:tblPr>
+        <w:tblW w:type="auto" w:w="0"/>
+        <w:tblLayout w:type="fixed"/>
+        <w:tblLook w:firstColumn="1" w:firstRow="1" w:lastColumn="0" w:lastRow="0" w:noHBand="0" w:noVBand="1" w:val="04A0"/>
+      </w:tblPr>
+      <w:tblGrid>
+        <w:gridCol w:w="7399"/>
+        <w:gridCol w:w="7399"/>
+      </w:tblGrid>
+      <w:tr>
+        <w:tc>
+          <w:tcPr>
+            <w:tcW w:type="dxa" w:w="3118"/>
+            <w:tcBorders>
+              <w:top w:val="single" w:sz="4" w:color="D1D5DB"/>
+              <w:left w:val="single" w:sz="4" w:color="D1D5DB"/>
+              <w:bottom w:val="single" w:sz="4" w:color="D1D5DB"/>
+              <w:right w:val="single" w:sz="4" w:color="D1D5DB"/>
+            </w:tcBorders>
+          </w:tcPr>
+          <w:p>
+            <w:r/>
+            <w:r>
+              <w:rPr>
+                <w:b/>
+                <w:color w:val="0B2545"/>
+                <w:sz w:val="20"/>
+              </w:rPr>
+              <w:t>Name</w:t>
+            </w:r>
+          </w:p>
+        </w:tc>
+        <w:tc>
+          <w:tcPr>
+            <w:tcW w:type="dxa" w:w="5102"/>
+            <w:tcBorders>
+              <w:top w:val="single" w:sz="4" w:color="D1D5DB"/>
+              <w:left w:val="single" w:sz="4" w:color="D1D5DB"/>
+              <w:bottom w:val="single" w:sz="4" w:color="D1D5DB"/>
+              <w:right w:val="single" w:sz="4" w:color="D1D5DB"/>
+            </w:tcBorders>
+          </w:tcPr>
+          <w:p>
+            <w:r/>
+            <w:r>
+              <w:rPr>
+                <w:color w:val="2C2C2C"/>
+                <w:sz w:val="20"/>
+              </w:rPr>
+              <w:t>{{ athlete.vorname }} {{ athlete.name }}</w:t>
+            </w:r>
+          </w:p>
+        </w:tc>
+      </w:tr>
+      <w:tr>
+        <w:tc>
+          <w:tcPr>
+            <w:tcW w:type="dxa" w:w="3118"/>
+            <w:tcBorders>
+              <w:top w:val="single" w:sz="4" w:color="D1D5DB"/>
+              <w:left w:val="single" w:sz="4" w:color="D1D5DB"/>
+              <w:bottom w:val="single" w:sz="4" w:color="D1D5DB"/>
+              <w:right w:val="single" w:sz="4" w:color="D1D5DB"/>
+            </w:tcBorders>
+          </w:tcPr>
+          <w:p>
+            <w:r/>
+            <w:r>
+              <w:rPr>
+                <w:b/>
+                <w:color w:val="0B2545"/>
+                <w:sz w:val="20"/>
+              </w:rPr>
+              <w:t>Email</w:t>
+            </w:r>
+          </w:p>
+        </w:tc>
+        <w:tc>
+          <w:tcPr>
+            <w:tcW w:type="dxa" w:w="5102"/>
+            <w:tcBorders>
+              <w:top w:val="single" w:sz="4" w:color="D1D5DB"/>
+              <w:left w:val="single" w:sz="4" w:color="D1D5DB"/>
+              <w:bottom w:val="single" w:sz="4" w:color="D1D5DB"/>
+              <w:right w:val="single" w:sz="4" w:color="D1D5DB"/>
+            </w:tcBorders>
+          </w:tcPr>
+          <w:p>
+            <w:r/>
+            <w:r>
+              <w:rPr>
+                <w:color w:val="2C2C2C"/>
+                <w:sz w:val="20"/>
+              </w:rPr>
+              <w:t>{{ athlete.email }}</w:t>
+            </w:r>
+          </w:p>
+        </w:tc>
+      </w:tr>
+      <w:tr>
+        <w:tc>
+          <w:tcPr>
+            <w:tcW w:type="dxa" w:w="3118"/>
+            <w:tcBorders>
+              <w:top w:val="single" w:sz="4" w:color="D1D5DB"/>
+              <w:left w:val="single" w:sz="4" w:color="D1D5DB"/>
+              <w:bottom w:val="single" w:sz="4" w:color="D1D5DB"/>
+              <w:right w:val="single" w:sz="4" w:color="D1D5DB"/>
+            </w:tcBorders>
+          </w:tcPr>
+          <w:p>
+            <w:r/>
+            <w:r>
+              <w:rPr>
+                <w:b/>
+                <w:color w:val="0B2545"/>
+                <w:sz w:val="20"/>
+              </w:rPr>
+              <w:t>Geburtsjahr</w:t>
+            </w:r>
+          </w:p>
+        </w:tc>
+        <w:tc>
+          <w:tcPr>
+            <w:tcW w:type="dxa" w:w="5102"/>
+            <w:tcBorders>
+              <w:top w:val="single" w:sz="4" w:color="D1D5DB"/>
+              <w:left w:val="single" w:sz="4" w:color="D1D5DB"/>
+              <w:bottom w:val="single" w:sz="4" w:color="D1D5DB"/>
+              <w:right w:val="single" w:sz="4" w:color="D1D5DB"/>
+            </w:tcBorders>
+          </w:tcPr>
+          <w:p>
+            <w:r/>
+            <w:r>
+              <w:rPr>
+                <w:color w:val="2C2C2C"/>
+                <w:sz w:val="20"/>
+              </w:rPr>
+              <w:t>{{ athlete.geburtsjahr }}</w:t>
+            </w:r>
+          </w:p>
+        </w:tc>
+      </w:tr>
+      <w:tr>
+        <w:tc>
+          <w:tcPr>
+            <w:tcW w:type="dxa" w:w="3118"/>
+            <w:tcBorders>
+              <w:top w:val="single" w:sz="4" w:color="D1D5DB"/>
+              <w:left w:val="single" w:sz="4" w:color="D1D5DB"/>
+              <w:bottom w:val="single" w:sz="4" w:color="D1D5DB"/>
+              <w:right w:val="single" w:sz="4" w:color="D1D5DB"/>
+            </w:tcBorders>
+          </w:tcPr>
+          <w:p>
+            <w:r/>
+            <w:r>
+              <w:rPr>
+                <w:b/>
+                <w:color w:val="0B2545"/>
+                <w:sz w:val="20"/>
+              </w:rPr>
+              <w:t>Alter</w:t>
+            </w:r>
+          </w:p>
+        </w:tc>
+        <w:tc>
+          <w:tcPr>
+            <w:tcW w:type="dxa" w:w="5102"/>
+            <w:tcBorders>
+              <w:top w:val="single" w:sz="4" w:color="D1D5DB"/>
+              <w:left w:val="single" w:sz="4" w:color="D1D5DB"/>
+              <w:bottom w:val="single" w:sz="4" w:color="D1D5DB"/>
+              <w:right w:val="single" w:sz="4" w:color="D1D5DB"/>
+            </w:tcBorders>
+          </w:tcPr>
+          <w:p>
+            <w:r/>
+            <w:r>
+              <w:rPr>
+                <w:color w:val="2C2C2C"/>
+                <w:sz w:val="20"/>
+              </w:rPr>
+              <w:t>{{ athlete.alter }} Jahre</w:t>
+            </w:r>
+          </w:p>
+        </w:tc>
+      </w:tr>
+      <w:tr>
+        <w:tc>
+          <w:tcPr>
+            <w:tcW w:type="dxa" w:w="3118"/>
+            <w:tcBorders>
+              <w:top w:val="single" w:sz="4" w:color="D1D5DB"/>
+              <w:left w:val="single" w:sz="4" w:color="D1D5DB"/>
+              <w:bottom w:val="single" w:sz="4" w:color="D1D5DB"/>
+              <w:right w:val="single" w:sz="4" w:color="D1D5DB"/>
+            </w:tcBorders>
+          </w:tcPr>
+          <w:p>
+            <w:r/>
+            <w:r>
+              <w:rPr>
+                <w:b/>
+                <w:color w:val="0B2545"/>
+                <w:sz w:val="20"/>
+              </w:rPr>
+              <w:t>Geschlecht</w:t>
+            </w:r>
+          </w:p>
+        </w:tc>
+        <w:tc>
+          <w:tcPr>
+            <w:tcW w:type="dxa" w:w="5102"/>
+            <w:tcBorders>
+              <w:top w:val="single" w:sz="4" w:color="D1D5DB"/>
+              <w:left w:val="single" w:sz="4" w:color="D1D5DB"/>
+              <w:bottom w:val="single" w:sz="4" w:color="D1D5DB"/>
+              <w:right w:val="single" w:sz="4" w:color="D1D5DB"/>
+            </w:tcBorders>
+          </w:tcPr>
+          <w:p>
+            <w:r/>
+            <w:r>
+              <w:rPr>
+                <w:color w:val="2C2C2C"/>
+                <w:sz w:val="20"/>
+              </w:rPr>
+              <w:t>{{ athlete.geschlecht }}</w:t>
+            </w:r>
+          </w:p>
+        </w:tc>
+      </w:tr>
+      <w:tr>
+        <w:tc>
+          <w:tcPr>
+            <w:tcW w:type="dxa" w:w="3118"/>
+            <w:tcBorders>
+              <w:top w:val="single" w:sz="4" w:color="D1D5DB"/>
+              <w:left w:val="single" w:sz="4" w:color="D1D5DB"/>
+              <w:bottom w:val="single" w:sz="4" w:color="D1D5DB"/>
+              <w:right w:val="single" w:sz="4" w:color="D1D5DB"/>
+            </w:tcBorders>
+          </w:tcPr>
+          <w:p>
+            <w:r/>
+            <w:r>
+              <w:rPr>
+                <w:b/>
+                <w:color w:val="0B2545"/>
+                <w:sz w:val="20"/>
+              </w:rPr>
+              <w:t>Gewicht</w:t>
+            </w:r>
+          </w:p>
+        </w:tc>
+        <w:tc>
+          <w:tcPr>
+            <w:tcW w:type="dxa" w:w="5102"/>
+            <w:tcBorders>
+              <w:top w:val="single" w:sz="4" w:color="D1D5DB"/>
+              <w:left w:val="single" w:sz="4" w:color="D1D5DB"/>
+              <w:bottom w:val="single" w:sz="4" w:color="D1D5DB"/>
+              <w:right w:val="single" w:sz="4" w:color="D1D5DB"/>
+            </w:tcBorders>
+          </w:tcPr>
+          <w:p>
+            <w:r/>
+            <w:r>
+              <w:rPr>
+                <w:color w:val="2C2C2C"/>
+                <w:sz w:val="20"/>
+              </w:rPr>
+              <w:t>{{ athlete.gewicht_kg }} kg</w:t>
+            </w:r>
+          </w:p>
+        </w:tc>
+      </w:tr>
+      <w:tr>
+        <w:tc>
+          <w:tcPr>
+            <w:tcW w:type="dxa" w:w="3118"/>
+            <w:tcBorders>
+              <w:top w:val="single" w:sz="4" w:color="D1D5DB"/>
+              <w:left w:val="single" w:sz="4" w:color="D1D5DB"/>
+              <w:bottom w:val="single" w:sz="4" w:color="D1D5DB"/>
+              <w:right w:val="single" w:sz="4" w:color="D1D5DB"/>
+            </w:tcBorders>
+          </w:tcPr>
+          <w:p>
+            <w:r/>
+            <w:r>
+              <w:rPr>
+                <w:b/>
+                <w:color w:val="0B2545"/>
+                <w:sz w:val="20"/>
+              </w:rPr>
+              <w:t>Größe</w:t>
+            </w:r>
+          </w:p>
+        </w:tc>
+        <w:tc>
+          <w:tcPr>
+            <w:tcW w:type="dxa" w:w="5102"/>
+            <w:tcBorders>
+              <w:top w:val="single" w:sz="4" w:color="D1D5DB"/>
+              <w:left w:val="single" w:sz="4" w:color="D1D5DB"/>
+              <w:bottom w:val="single" w:sz="4" w:color="D1D5DB"/>
+              <w:right w:val="single" w:sz="4" w:color="D1D5DB"/>
+            </w:tcBorders>
+          </w:tcPr>
+          <w:p>
+            <w:r/>
+            <w:r>
+              <w:rPr>
+                <w:color w:val="2C2C2C"/>
+                <w:sz w:val="20"/>
+              </w:rPr>
+              <w:t>{{ athlete.groesse_m }} m</w:t>
+            </w:r>
+          </w:p>
+        </w:tc>
+      </w:tr>
+      <w:tr>
+        <w:tc>
+          <w:tcPr>
+            <w:tcW w:type="dxa" w:w="3118"/>
+            <w:tcBorders>
+              <w:top w:val="single" w:sz="4" w:color="D1D5DB"/>
+              <w:left w:val="single" w:sz="4" w:color="D1D5DB"/>
+              <w:bottom w:val="single" w:sz="4" w:color="D1D5DB"/>
+              <w:right w:val="single" w:sz="4" w:color="D1D5DB"/>
+            </w:tcBorders>
+          </w:tcPr>
+          <w:p>
+            <w:r/>
+            <w:r>
+              <w:rPr>
+                <w:b/>
+                <w:color w:val="0B2545"/>
+                <w:sz w:val="20"/>
+              </w:rPr>
+              <w:t>Trainingsziel</w:t>
+            </w:r>
+          </w:p>
+        </w:tc>
+        <w:tc>
+          <w:tcPr>
+            <w:tcW w:type="dxa" w:w="5102"/>
+            <w:tcBorders>
+              <w:top w:val="single" w:sz="4" w:color="D1D5DB"/>
+              <w:left w:val="single" w:sz="4" w:color="D1D5DB"/>
+              <w:bottom w:val="single" w:sz="4" w:color="D1D5DB"/>
+              <w:right w:val="single" w:sz="4" w:color="D1D5DB"/>
+            </w:tcBorders>
+          </w:tcPr>
+          <w:p>
+            <w:r/>
+            <w:r>
+              <w:rPr>
+                <w:color w:val="2C2C2C"/>
+                <w:sz w:val="20"/>
+              </w:rPr>
+              <w:t>{{ athlete.trainingsziel }}</w:t>
+            </w:r>
+          </w:p>
+        </w:tc>
+      </w:tr>
+      <w:tr>
+        <w:tc>
+          <w:tcPr>
+            <w:tcW w:type="dxa" w:w="3118"/>
+            <w:tcBorders>
+              <w:top w:val="single" w:sz="4" w:color="D1D5DB"/>
+              <w:left w:val="single" w:sz="4" w:color="D1D5DB"/>
+              <w:bottom w:val="single" w:sz="4" w:color="D1D5DB"/>
+              <w:right w:val="single" w:sz="4" w:color="D1D5DB"/>
+            </w:tcBorders>
+          </w:tcPr>
+          <w:p>
+            <w:r/>
+            <w:r>
+              <w:rPr>
+                <w:b/>
+                <w:color w:val="0B2545"/>
+                <w:sz w:val="20"/>
+              </w:rPr>
+              <w:t>Wettkampfziel</w:t>
+            </w:r>
+          </w:p>
+        </w:tc>
+        <w:tc>
+          <w:tcPr>
+            <w:tcW w:type="dxa" w:w="5102"/>
+            <w:tcBorders>
+              <w:top w:val="single" w:sz="4" w:color="D1D5DB"/>
+              <w:left w:val="single" w:sz="4" w:color="D1D5DB"/>
+              <w:bottom w:val="single" w:sz="4" w:color="D1D5DB"/>
+              <w:right w:val="single" w:sz="4" w:color="D1D5DB"/>
+            </w:tcBorders>
+          </w:tcPr>
+          <w:p>
+            <w:r/>
+            <w:r>
+              <w:rPr>
+                <w:color w:val="2C2C2C"/>
+                <w:sz w:val="20"/>
+              </w:rPr>
+              <w:t>{{ athlete.wettkampfziel }}</w:t>
+            </w:r>
+          </w:p>
+        </w:tc>
+      </w:tr>
+      <w:tr>
+        <w:tc>
+          <w:tcPr>
+            <w:tcW w:type="dxa" w:w="3118"/>
+            <w:tcBorders>
+              <w:top w:val="single" w:sz="4" w:color="D1D5DB"/>
+              <w:left w:val="single" w:sz="4" w:color="D1D5DB"/>
+              <w:bottom w:val="single" w:sz="4" w:color="D1D5DB"/>
+              <w:right w:val="single" w:sz="4" w:color="D1D5DB"/>
+            </w:tcBorders>
+          </w:tcPr>
+          <w:p>
+            <w:r/>
+            <w:r>
+              <w:rPr>
+                <w:b/>
+                <w:color w:val="0B2545"/>
+                <w:sz w:val="20"/>
+              </w:rPr>
+              <w:t>Trainingsumfang</w:t>
+            </w:r>
+          </w:p>
+        </w:tc>
+        <w:tc>
+          <w:tcPr>
+            <w:tcW w:type="dxa" w:w="5102"/>
+            <w:tcBorders>
+              <w:top w:val="single" w:sz="4" w:color="D1D5DB"/>
+              <w:left w:val="single" w:sz="4" w:color="D1D5DB"/>
+              <w:bottom w:val="single" w:sz="4" w:color="D1D5DB"/>
+              <w:right w:val="single" w:sz="4" w:color="D1D5DB"/>
+            </w:tcBorders>
+          </w:tcPr>
+          <w:p>
+            <w:r/>
+            <w:r>
+              <w:rPr>
+                <w:color w:val="2C2C2C"/>
+                <w:sz w:val="20"/>
+              </w:rPr>
+              <w:t>{{ athlete.trainingsumfang_wo }}</w:t>
+            </w:r>
+          </w:p>
+        </w:tc>
+      </w:tr>
+      <w:tr>
+        <w:tc>
+          <w:tcPr>
+            <w:tcW w:type="dxa" w:w="3118"/>
+            <w:tcBorders>
+              <w:top w:val="single" w:sz="4" w:color="D1D5DB"/>
+              <w:left w:val="single" w:sz="4" w:color="D1D5DB"/>
+              <w:bottom w:val="single" w:sz="4" w:color="D1D5DB"/>
+              <w:right w:val="single" w:sz="4" w:color="D1D5DB"/>
+            </w:tcBorders>
+          </w:tcPr>
+          <w:p>
+            <w:r/>
+            <w:r>
+              <w:rPr>
+                <w:b/>
+                <w:color w:val="0B2545"/>
+                <w:sz w:val="20"/>
+              </w:rPr>
+              <w:t>Leistungsniveau</w:t>
+            </w:r>
+          </w:p>
+        </w:tc>
+        <w:tc>
+          <w:tcPr>
+            <w:tcW w:type="dxa" w:w="5102"/>
+            <w:tcBorders>
+              <w:top w:val="single" w:sz="4" w:color="D1D5DB"/>
+              <w:left w:val="single" w:sz="4" w:color="D1D5DB"/>
+              <w:bottom w:val="single" w:sz="4" w:color="D1D5DB"/>
+              <w:right w:val="single" w:sz="4" w:color="D1D5DB"/>
+            </w:tcBorders>
+          </w:tcPr>
+          <w:p>
+            <w:r/>
+            <w:r>
+              <w:rPr>
+                <w:color w:val="2C2C2C"/>
+                <w:sz w:val="20"/>
+              </w:rPr>
+              <w:t>{{ athlete.leistungsniveau }}</w:t>
+            </w:r>
+          </w:p>
+        </w:tc>
+      </w:tr>
+    </w:tbl>
+    <w:p/>
     <w:p>
+      <w:pPr>
+        <w:pStyle w:val="Heading2"/>
+      </w:pPr>
       <w:r>
-        <w:t>Name: {{ athlete.vorname }} {{ athlete.name }}  |  Alter: {{ athlete.alter }} J.  |  Geschlecht: {{ athlete.geschlecht }}  |  Gewicht: {{ athlete.gewicht_kg }} kg  |  Größe: {{ athlete.groesse_m }} m</w:t>
+        <w:rPr>
+          <w:b/>
+          <w:color w:val="0B2545"/>
+          <w:sz w:val="26"/>
+        </w:rPr>
+        <w:t>Testprotokoll</w:t>
+      </w:r>
+    </w:p>
+    <w:tbl>
+      <w:tblPr>
+        <w:tblW w:type="auto" w:w="0"/>
+        <w:tblLayout w:type="fixed"/>
+        <w:tblLook w:firstColumn="1" w:firstRow="1" w:lastColumn="0" w:lastRow="0" w:noHBand="0" w:noVBand="1" w:val="04A0"/>
+      </w:tblPr>
+      <w:tblGrid>
+        <w:gridCol w:w="7399"/>
+        <w:gridCol w:w="7399"/>
+      </w:tblGrid>
+      <w:tr>
+        <w:tc>
+          <w:tcPr>
+            <w:tcW w:type="dxa" w:w="3118"/>
+            <w:tcBorders>
+              <w:top w:val="single" w:sz="4" w:color="D1D5DB"/>
+              <w:left w:val="single" w:sz="4" w:color="D1D5DB"/>
+              <w:bottom w:val="single" w:sz="4" w:color="D1D5DB"/>
+              <w:right w:val="single" w:sz="4" w:color="D1D5DB"/>
+            </w:tcBorders>
+          </w:tcPr>
+          <w:p>
+            <w:r/>
+            <w:r>
+              <w:rPr>
+                <w:b/>
+                <w:color w:val="0B2545"/>
+                <w:sz w:val="20"/>
+              </w:rPr>
+              <w:t>Sportart</w:t>
+            </w:r>
+          </w:p>
+        </w:tc>
+        <w:tc>
+          <w:tcPr>
+            <w:tcW w:type="dxa" w:w="5102"/>
+            <w:tcBorders>
+              <w:top w:val="single" w:sz="4" w:color="D1D5DB"/>
+              <w:left w:val="single" w:sz="4" w:color="D1D5DB"/>
+              <w:bottom w:val="single" w:sz="4" w:color="D1D5DB"/>
+              <w:right w:val="single" w:sz="4" w:color="D1D5DB"/>
+            </w:tcBorders>
+          </w:tcPr>
+          <w:p>
+            <w:r/>
+            <w:r>
+              <w:rPr>
+                <w:color w:val="2C2C2C"/>
+                <w:sz w:val="20"/>
+              </w:rPr>
+              <w:t>{{ testprotokoll.sportart_label }}</w:t>
+            </w:r>
+          </w:p>
+        </w:tc>
+      </w:tr>
+      <w:tr>
+        <w:tc>
+          <w:tcPr>
+            <w:tcW w:type="dxa" w:w="3118"/>
+            <w:tcBorders>
+              <w:top w:val="single" w:sz="4" w:color="D1D5DB"/>
+              <w:left w:val="single" w:sz="4" w:color="D1D5DB"/>
+              <w:bottom w:val="single" w:sz="4" w:color="D1D5DB"/>
+              <w:right w:val="single" w:sz="4" w:color="D1D5DB"/>
+            </w:tcBorders>
+          </w:tcPr>
+          <w:p>
+            <w:r/>
+            <w:r>
+              <w:rPr>
+                <w:b/>
+                <w:color w:val="0B2545"/>
+                <w:sz w:val="20"/>
+              </w:rPr>
+              <w:t>Datum</w:t>
+            </w:r>
+          </w:p>
+        </w:tc>
+        <w:tc>
+          <w:tcPr>
+            <w:tcW w:type="dxa" w:w="5102"/>
+            <w:tcBorders>
+              <w:top w:val="single" w:sz="4" w:color="D1D5DB"/>
+              <w:left w:val="single" w:sz="4" w:color="D1D5DB"/>
+              <w:bottom w:val="single" w:sz="4" w:color="D1D5DB"/>
+              <w:right w:val="single" w:sz="4" w:color="D1D5DB"/>
+            </w:tcBorders>
+          </w:tcPr>
+          <w:p>
+            <w:r/>
+            <w:r>
+              <w:rPr>
+                <w:color w:val="2C2C2C"/>
+                <w:sz w:val="20"/>
+              </w:rPr>
+              <w:t>{{ testprotokoll.testdatum }}</w:t>
+            </w:r>
+          </w:p>
+        </w:tc>
+      </w:tr>
+      <w:tr>
+        <w:tc>
+          <w:tcPr>
+            <w:tcW w:type="dxa" w:w="3118"/>
+            <w:tcBorders>
+              <w:top w:val="single" w:sz="4" w:color="D1D5DB"/>
+              <w:left w:val="single" w:sz="4" w:color="D1D5DB"/>
+              <w:bottom w:val="single" w:sz="4" w:color="D1D5DB"/>
+              <w:right w:val="single" w:sz="4" w:color="D1D5DB"/>
+            </w:tcBorders>
+          </w:tcPr>
+          <w:p>
+            <w:r/>
+            <w:r>
+              <w:rPr>
+                <w:b/>
+                <w:color w:val="0B2545"/>
+                <w:sz w:val="20"/>
+              </w:rPr>
+              <w:t>Uhrzeit</w:t>
+            </w:r>
+          </w:p>
+        </w:tc>
+        <w:tc>
+          <w:tcPr>
+            <w:tcW w:type="dxa" w:w="5102"/>
+            <w:tcBorders>
+              <w:top w:val="single" w:sz="4" w:color="D1D5DB"/>
+              <w:left w:val="single" w:sz="4" w:color="D1D5DB"/>
+              <w:bottom w:val="single" w:sz="4" w:color="D1D5DB"/>
+              <w:right w:val="single" w:sz="4" w:color="D1D5DB"/>
+            </w:tcBorders>
+          </w:tcPr>
+          <w:p>
+            <w:r/>
+            <w:r>
+              <w:rPr>
+                <w:color w:val="2C2C2C"/>
+                <w:sz w:val="20"/>
+              </w:rPr>
+              <w:t>{{ testprotokoll.uhrzeit }}</w:t>
+            </w:r>
+          </w:p>
+        </w:tc>
+      </w:tr>
+      <w:tr>
+        <w:tc>
+          <w:tcPr>
+            <w:tcW w:type="dxa" w:w="3118"/>
+            <w:tcBorders>
+              <w:top w:val="single" w:sz="4" w:color="D1D5DB"/>
+              <w:left w:val="single" w:sz="4" w:color="D1D5DB"/>
+              <w:bottom w:val="single" w:sz="4" w:color="D1D5DB"/>
+              <w:right w:val="single" w:sz="4" w:color="D1D5DB"/>
+            </w:tcBorders>
+          </w:tcPr>
+          <w:p>
+            <w:r/>
+            <w:r>
+              <w:rPr>
+                <w:b/>
+                <w:color w:val="0B2545"/>
+                <w:sz w:val="20"/>
+              </w:rPr>
+              <w:t>Ort</w:t>
+            </w:r>
+          </w:p>
+        </w:tc>
+        <w:tc>
+          <w:tcPr>
+            <w:tcW w:type="dxa" w:w="5102"/>
+            <w:tcBorders>
+              <w:top w:val="single" w:sz="4" w:color="D1D5DB"/>
+              <w:left w:val="single" w:sz="4" w:color="D1D5DB"/>
+              <w:bottom w:val="single" w:sz="4" w:color="D1D5DB"/>
+              <w:right w:val="single" w:sz="4" w:color="D1D5DB"/>
+            </w:tcBorders>
+          </w:tcPr>
+          <w:p>
+            <w:r/>
+            <w:r>
+              <w:rPr>
+                <w:color w:val="2C2C2C"/>
+                <w:sz w:val="20"/>
+              </w:rPr>
+              <w:t>{{ testprotokoll.durchfuehrungsort }}</w:t>
+            </w:r>
+          </w:p>
+        </w:tc>
+      </w:tr>
+      <w:tr>
+        <w:tc>
+          <w:tcPr>
+            <w:tcW w:type="dxa" w:w="3118"/>
+            <w:tcBorders>
+              <w:top w:val="single" w:sz="4" w:color="D1D5DB"/>
+              <w:left w:val="single" w:sz="4" w:color="D1D5DB"/>
+              <w:bottom w:val="single" w:sz="4" w:color="D1D5DB"/>
+              <w:right w:val="single" w:sz="4" w:color="D1D5DB"/>
+            </w:tcBorders>
+          </w:tcPr>
+          <w:p>
+            <w:r/>
+            <w:r>
+              <w:rPr>
+                <w:b/>
+                <w:color w:val="0B2545"/>
+                <w:sz w:val="20"/>
+              </w:rPr>
+              <w:t>Testleiter</w:t>
+            </w:r>
+          </w:p>
+        </w:tc>
+        <w:tc>
+          <w:tcPr>
+            <w:tcW w:type="dxa" w:w="5102"/>
+            <w:tcBorders>
+              <w:top w:val="single" w:sz="4" w:color="D1D5DB"/>
+              <w:left w:val="single" w:sz="4" w:color="D1D5DB"/>
+              <w:bottom w:val="single" w:sz="4" w:color="D1D5DB"/>
+              <w:right w:val="single" w:sz="4" w:color="D1D5DB"/>
+            </w:tcBorders>
+          </w:tcPr>
+          <w:p>
+            <w:r/>
+            <w:r>
+              <w:rPr>
+                <w:color w:val="2C2C2C"/>
+                <w:sz w:val="20"/>
+              </w:rPr>
+              <w:t>{{ testprotokoll.testleiter }}</w:t>
+            </w:r>
+          </w:p>
+        </w:tc>
+      </w:tr>
+      <w:tr>
+        <w:tc>
+          <w:tcPr>
+            <w:tcW w:type="dxa" w:w="3118"/>
+            <w:tcBorders>
+              <w:top w:val="single" w:sz="4" w:color="D1D5DB"/>
+              <w:left w:val="single" w:sz="4" w:color="D1D5DB"/>
+              <w:bottom w:val="single" w:sz="4" w:color="D1D5DB"/>
+              <w:right w:val="single" w:sz="4" w:color="D1D5DB"/>
+            </w:tcBorders>
+          </w:tcPr>
+          <w:p>
+            <w:r/>
+            <w:r>
+              <w:rPr>
+                <w:b/>
+                <w:color w:val="0B2545"/>
+                <w:sz w:val="20"/>
+              </w:rPr>
+              <w:t>Gerät</w:t>
+            </w:r>
+          </w:p>
+        </w:tc>
+        <w:tc>
+          <w:tcPr>
+            <w:tcW w:type="dxa" w:w="5102"/>
+            <w:tcBorders>
+              <w:top w:val="single" w:sz="4" w:color="D1D5DB"/>
+              <w:left w:val="single" w:sz="4" w:color="D1D5DB"/>
+              <w:bottom w:val="single" w:sz="4" w:color="D1D5DB"/>
+              <w:right w:val="single" w:sz="4" w:color="D1D5DB"/>
+            </w:tcBorders>
+          </w:tcPr>
+          <w:p>
+            <w:r/>
+            <w:r>
+              <w:rPr>
+                <w:color w:val="2C2C2C"/>
+                <w:sz w:val="20"/>
+              </w:rPr>
+              <w:t>{{ testprotokoll.geraet }}</w:t>
+            </w:r>
+          </w:p>
+        </w:tc>
+      </w:tr>
+      <w:tr>
+        <w:tc>
+          <w:tcPr>
+            <w:tcW w:type="dxa" w:w="3118"/>
+            <w:tcBorders>
+              <w:top w:val="single" w:sz="4" w:color="D1D5DB"/>
+              <w:left w:val="single" w:sz="4" w:color="D1D5DB"/>
+              <w:bottom w:val="single" w:sz="4" w:color="D1D5DB"/>
+              <w:right w:val="single" w:sz="4" w:color="D1D5DB"/>
+            </w:tcBorders>
+          </w:tcPr>
+          <w:p>
+            <w:r/>
+            <w:r>
+              <w:rPr>
+                <w:b/>
+                <w:color w:val="0B2545"/>
+                <w:sz w:val="20"/>
+              </w:rPr>
+              <w:t>Anfangsbelastung</w:t>
+            </w:r>
+          </w:p>
+        </w:tc>
+        <w:tc>
+          <w:tcPr>
+            <w:tcW w:type="dxa" w:w="5102"/>
+            <w:tcBorders>
+              <w:top w:val="single" w:sz="4" w:color="D1D5DB"/>
+              <w:left w:val="single" w:sz="4" w:color="D1D5DB"/>
+              <w:bottom w:val="single" w:sz="4" w:color="D1D5DB"/>
+              <w:right w:val="single" w:sz="4" w:color="D1D5DB"/>
+            </w:tcBorders>
+          </w:tcPr>
+          <w:p>
+            <w:r/>
+            <w:r>
+              <w:rPr>
+                <w:color w:val="2C2C2C"/>
+                <w:sz w:val="20"/>
+              </w:rPr>
+              <w:t>{{ testprotokoll.anfangsbelastung_display }}</w:t>
+            </w:r>
+          </w:p>
+        </w:tc>
+      </w:tr>
+      <w:tr>
+        <w:tc>
+          <w:tcPr>
+            <w:tcW w:type="dxa" w:w="3118"/>
+            <w:tcBorders>
+              <w:top w:val="single" w:sz="4" w:color="D1D5DB"/>
+              <w:left w:val="single" w:sz="4" w:color="D1D5DB"/>
+              <w:bottom w:val="single" w:sz="4" w:color="D1D5DB"/>
+              <w:right w:val="single" w:sz="4" w:color="D1D5DB"/>
+            </w:tcBorders>
+          </w:tcPr>
+          <w:p>
+            <w:r/>
+            <w:r>
+              <w:rPr>
+                <w:b/>
+                <w:color w:val="0B2545"/>
+                <w:sz w:val="20"/>
+              </w:rPr>
+              <w:t>Stufeninkrement</w:t>
+            </w:r>
+          </w:p>
+        </w:tc>
+        <w:tc>
+          <w:tcPr>
+            <w:tcW w:type="dxa" w:w="5102"/>
+            <w:tcBorders>
+              <w:top w:val="single" w:sz="4" w:color="D1D5DB"/>
+              <w:left w:val="single" w:sz="4" w:color="D1D5DB"/>
+              <w:bottom w:val="single" w:sz="4" w:color="D1D5DB"/>
+              <w:right w:val="single" w:sz="4" w:color="D1D5DB"/>
+            </w:tcBorders>
+          </w:tcPr>
+          <w:p>
+            <w:r/>
+            <w:r>
+              <w:rPr>
+                <w:color w:val="2C2C2C"/>
+                <w:sz w:val="20"/>
+              </w:rPr>
+              <w:t>{{ testprotokoll.stufeninkrement_display }}</w:t>
+            </w:r>
+          </w:p>
+        </w:tc>
+      </w:tr>
+      <w:tr>
+        <w:tc>
+          <w:tcPr>
+            <w:tcW w:type="dxa" w:w="3118"/>
+            <w:tcBorders>
+              <w:top w:val="single" w:sz="4" w:color="D1D5DB"/>
+              <w:left w:val="single" w:sz="4" w:color="D1D5DB"/>
+              <w:bottom w:val="single" w:sz="4" w:color="D1D5DB"/>
+              <w:right w:val="single" w:sz="4" w:color="D1D5DB"/>
+            </w:tcBorders>
+          </w:tcPr>
+          <w:p>
+            <w:r/>
+            <w:r>
+              <w:rPr>
+                <w:b/>
+                <w:color w:val="0B2545"/>
+                <w:sz w:val="20"/>
+              </w:rPr>
+              <w:t>Stufendauer</w:t>
+            </w:r>
+          </w:p>
+        </w:tc>
+        <w:tc>
+          <w:tcPr>
+            <w:tcW w:type="dxa" w:w="5102"/>
+            <w:tcBorders>
+              <w:top w:val="single" w:sz="4" w:color="D1D5DB"/>
+              <w:left w:val="single" w:sz="4" w:color="D1D5DB"/>
+              <w:bottom w:val="single" w:sz="4" w:color="D1D5DB"/>
+              <w:right w:val="single" w:sz="4" w:color="D1D5DB"/>
+            </w:tcBorders>
+          </w:tcPr>
+          <w:p>
+            <w:r/>
+            <w:r>
+              <w:rPr>
+                <w:color w:val="2C2C2C"/>
+                <w:sz w:val="20"/>
+              </w:rPr>
+              <w:t>{{ testprotokoll.stufendauer_min }} min</w:t>
+            </w:r>
+          </w:p>
+        </w:tc>
+      </w:tr>
+      <w:tr>
+        <w:tc>
+          <w:tcPr>
+            <w:tcW w:type="dxa" w:w="3118"/>
+            <w:tcBorders>
+              <w:top w:val="single" w:sz="4" w:color="D1D5DB"/>
+              <w:left w:val="single" w:sz="4" w:color="D1D5DB"/>
+              <w:bottom w:val="single" w:sz="4" w:color="D1D5DB"/>
+              <w:right w:val="single" w:sz="4" w:color="D1D5DB"/>
+            </w:tcBorders>
+          </w:tcPr>
+          <w:p>
+            <w:r/>
+            <w:r>
+              <w:rPr>
+                <w:b/>
+                <w:color w:val="0B2545"/>
+                <w:sz w:val="20"/>
+              </w:rPr>
+              <w:t>Besonderheiten</w:t>
+            </w:r>
+          </w:p>
+        </w:tc>
+        <w:tc>
+          <w:tcPr>
+            <w:tcW w:type="dxa" w:w="5102"/>
+            <w:tcBorders>
+              <w:top w:val="single" w:sz="4" w:color="D1D5DB"/>
+              <w:left w:val="single" w:sz="4" w:color="D1D5DB"/>
+              <w:bottom w:val="single" w:sz="4" w:color="D1D5DB"/>
+              <w:right w:val="single" w:sz="4" w:color="D1D5DB"/>
+            </w:tcBorders>
+          </w:tcPr>
+          <w:p>
+            <w:r/>
+            <w:r>
+              <w:rPr>
+                <w:color w:val="2C2C2C"/>
+                <w:sz w:val="20"/>
+              </w:rPr>
+              <w:t>{{ testprotokoll.besonderheiten }}</w:t>
+            </w:r>
+          </w:p>
+        </w:tc>
+      </w:tr>
+      <w:tr>
+        <w:tc>
+          <w:tcPr>
+            <w:tcW w:type="dxa" w:w="3118"/>
+            <w:tcBorders>
+              <w:top w:val="single" w:sz="4" w:color="D1D5DB"/>
+              <w:left w:val="single" w:sz="4" w:color="D1D5DB"/>
+              <w:bottom w:val="single" w:sz="4" w:color="D1D5DB"/>
+              <w:right w:val="single" w:sz="4" w:color="D1D5DB"/>
+            </w:tcBorders>
+          </w:tcPr>
+          <w:p>
+            <w:r/>
+            <w:r>
+              <w:rPr>
+                <w:b/>
+                <w:color w:val="0B2545"/>
+                <w:sz w:val="20"/>
+              </w:rPr>
+              <w:t>Ausbelastung</w:t>
+            </w:r>
+          </w:p>
+        </w:tc>
+        <w:tc>
+          <w:tcPr>
+            <w:tcW w:type="dxa" w:w="5102"/>
+            <w:tcBorders>
+              <w:top w:val="single" w:sz="4" w:color="D1D5DB"/>
+              <w:left w:val="single" w:sz="4" w:color="D1D5DB"/>
+              <w:bottom w:val="single" w:sz="4" w:color="D1D5DB"/>
+              <w:right w:val="single" w:sz="4" w:color="D1D5DB"/>
+            </w:tcBorders>
+          </w:tcPr>
+          <w:p>
+            <w:r/>
+            <w:r>
+              <w:rPr>
+                <w:color w:val="2C2C2C"/>
+                <w:sz w:val="20"/>
+              </w:rPr>
+              <w:t>{{ ausbelastung_de }}</w:t>
+            </w:r>
+          </w:p>
+        </w:tc>
+      </w:tr>
+      <w:tr>
+        <w:tc>
+          <w:tcPr>
+            <w:tcW w:type="dxa" w:w="3118"/>
+            <w:tcBorders>
+              <w:top w:val="single" w:sz="4" w:color="D1D5DB"/>
+              <w:left w:val="single" w:sz="4" w:color="D1D5DB"/>
+              <w:bottom w:val="single" w:sz="4" w:color="D1D5DB"/>
+              <w:right w:val="single" w:sz="4" w:color="D1D5DB"/>
+            </w:tcBorders>
+          </w:tcPr>
+          <w:p>
+            <w:r/>
+            <w:r>
+              <w:rPr>
+                <w:b/>
+                <w:color w:val="0B2545"/>
+                <w:sz w:val="20"/>
+              </w:rPr>
+              <w:t>{{ v_max_label }}</w:t>
+            </w:r>
+          </w:p>
+        </w:tc>
+        <w:tc>
+          <w:tcPr>
+            <w:tcW w:type="dxa" w:w="5102"/>
+            <w:tcBorders>
+              <w:top w:val="single" w:sz="4" w:color="D1D5DB"/>
+              <w:left w:val="single" w:sz="4" w:color="D1D5DB"/>
+              <w:bottom w:val="single" w:sz="4" w:color="D1D5DB"/>
+              <w:right w:val="single" w:sz="4" w:color="D1D5DB"/>
+            </w:tcBorders>
+          </w:tcPr>
+          <w:p>
+            <w:r/>
+            <w:r>
+              <w:rPr>
+                <w:color w:val="2C2C2C"/>
+                <w:sz w:val="20"/>
+              </w:rPr>
+              <w:t>{{ v_max_display }}</w:t>
+            </w:r>
+          </w:p>
+        </w:tc>
+      </w:tr>
+      <w:tr>
+        <w:tc>
+          <w:tcPr>
+            <w:tcW w:type="dxa" w:w="3118"/>
+            <w:tcBorders>
+              <w:top w:val="single" w:sz="4" w:color="D1D5DB"/>
+              <w:left w:val="single" w:sz="4" w:color="D1D5DB"/>
+              <w:bottom w:val="single" w:sz="4" w:color="D1D5DB"/>
+              <w:right w:val="single" w:sz="4" w:color="D1D5DB"/>
+            </w:tcBorders>
+          </w:tcPr>
+          <w:p>
+            <w:r/>
+            <w:r>
+              <w:rPr>
+                <w:b/>
+                <w:color w:val="0B2545"/>
+                <w:sz w:val="20"/>
+              </w:rPr>
+              <w:t>Nachbelastungslaktat 3 min</w:t>
+            </w:r>
+          </w:p>
+        </w:tc>
+        <w:tc>
+          <w:tcPr>
+            <w:tcW w:type="dxa" w:w="5102"/>
+            <w:tcBorders>
+              <w:top w:val="single" w:sz="4" w:color="D1D5DB"/>
+              <w:left w:val="single" w:sz="4" w:color="D1D5DB"/>
+              <w:bottom w:val="single" w:sz="4" w:color="D1D5DB"/>
+              <w:right w:val="single" w:sz="4" w:color="D1D5DB"/>
+            </w:tcBorders>
+          </w:tcPr>
+          <w:p>
+            <w:r/>
+            <w:r>
+              <w:rPr>
+                <w:color w:val="2C2C2C"/>
+                <w:sz w:val="20"/>
+              </w:rPr>
+              <w:t>{{ testprotokoll.nachbelastungslaktat_3min }}</w:t>
+            </w:r>
+          </w:p>
+        </w:tc>
+      </w:tr>
+      <w:tr>
+        <w:tc>
+          <w:tcPr>
+            <w:tcW w:type="dxa" w:w="3118"/>
+            <w:tcBorders>
+              <w:top w:val="single" w:sz="4" w:color="D1D5DB"/>
+              <w:left w:val="single" w:sz="4" w:color="D1D5DB"/>
+              <w:bottom w:val="single" w:sz="4" w:color="D1D5DB"/>
+              <w:right w:val="single" w:sz="4" w:color="D1D5DB"/>
+            </w:tcBorders>
+          </w:tcPr>
+          <w:p>
+            <w:r/>
+            <w:r>
+              <w:rPr>
+                <w:b/>
+                <w:color w:val="0B2545"/>
+                <w:sz w:val="20"/>
+              </w:rPr>
+              <w:t>Nachbelastungslaktat 5 min</w:t>
+            </w:r>
+          </w:p>
+        </w:tc>
+        <w:tc>
+          <w:tcPr>
+            <w:tcW w:type="dxa" w:w="5102"/>
+            <w:tcBorders>
+              <w:top w:val="single" w:sz="4" w:color="D1D5DB"/>
+              <w:left w:val="single" w:sz="4" w:color="D1D5DB"/>
+              <w:bottom w:val="single" w:sz="4" w:color="D1D5DB"/>
+              <w:right w:val="single" w:sz="4" w:color="D1D5DB"/>
+            </w:tcBorders>
+          </w:tcPr>
+          <w:p>
+            <w:r/>
+            <w:r>
+              <w:rPr>
+                <w:color w:val="2C2C2C"/>
+                <w:sz w:val="20"/>
+              </w:rPr>
+              <w:t>{{ testprotokoll.nachbelastungslaktat_5min }}</w:t>
+            </w:r>
+          </w:p>
+        </w:tc>
+      </w:tr>
+    </w:tbl>
+    <w:p/>
+    <w:p>
+      <w:pPr>
+        <w:pStyle w:val="Heading2"/>
+      </w:pPr>
+      <w:r>
+        <w:rPr>
+          <w:b/>
+          <w:color w:val="0B2545"/>
+          <w:sz w:val="26"/>
+        </w:rPr>
+        <w:t>Laktat- und Herzfrequenzverlauf</w:t>
+      </w:r>
+    </w:p>
+    <w:p>
+      <w:pPr>
+        <w:jc w:val="center"/>
+      </w:pPr>
+      <w:r>
+        <w:t>{{ diagram }}</w:t>
       </w:r>
     </w:p>
     <w:p>
       <w:r>
-        <w:t>Sportart: {{ athlete.sportart_label }}  |  Trainingsziel: {{ athlete.trainingsziel }}  |  Wettkampfziel: {{ athlete.wettkampfziel }}</w:t>
-      </w:r>
-    </w:p>
-    <w:p>
-      <w:r>
-        <w:t>Trainingsumfang/Woche: {{ athlete.trainingsumfang_wo }}  |  Leistungsniveau: {{ athlete.leistungsniveau }}</w:t>
+        <w:br w:type="page"/>
       </w:r>
     </w:p>
     <w:p>
@@ -43,59 +1325,51 @@
       </w:pPr>
       <w:r>
         <w:rPr>
-          <w:color w:val="1F497D"/>
+          <w:b/>
+          <w:color w:val="0B2545"/>
+          <w:sz w:val="32"/>
         </w:rPr>
-        <w:t>Testprotokoll</w:t>
-      </w:r>
-    </w:p>
-    <w:p>
-      <w:r>
-        <w:t>Datum: {{ testprotokoll.testdatum }}  |  Uhrzeit: {{ testprotokoll.uhrzeit }}  |  Ort: {{ testprotokoll.durchfuehrungsort }}  |  Testleiter: {{ testprotokoll.testleiter }}</w:t>
-      </w:r>
-    </w:p>
-    <w:p>
-      <w:r>
-        <w:t>Gerät: {{ testprotokoll.geraet }}  |  Besonderheiten: {{ testprotokoll.besonderheiten }}</w:t>
-      </w:r>
-    </w:p>
-    <w:p>
-      <w:r>
-        <w:t>Anfangsintensität: {{ testprotokoll.anfangsintensitaet }}  |  Inkrement: {{ testprotokoll.stufeninkrement }}  |  Stufendauer: {{ testprotokoll.stufendauer_min }} min  |  v_max: {{ vmax_display }} km/h  |  Ausbelastung: {{ ausbelastung_de }}</w:t>
+        <w:t>Analyse der Leistungsdiagnostik</w:t>
       </w:r>
     </w:p>
     <w:p>
       <w:pPr>
-        <w:pStyle w:val="Heading1"/>
+        <w:pStyle w:val="Heading2"/>
       </w:pPr>
       <w:r>
         <w:rPr>
-          <w:color w:val="1F497D"/>
+          <w:b/>
+          <w:color w:val="0B2545"/>
+          <w:sz w:val="26"/>
         </w:rPr>
-        <w:t>Testdaten</w:t>
-      </w:r>
-    </w:p>
-    <w:p>
-      <w:r>
-        <w:t>{% for s in steps %}</w:t>
+        <w:t>Schwellenschnittpunkte</w:t>
       </w:r>
     </w:p>
     <w:tbl>
       <w:tblPr>
-        <w:tblStyle w:val="TableGrid"/>
         <w:tblW w:type="auto" w:w="0"/>
+        <w:jc w:val="center"/>
+        <w:tblLayout w:type="fixed"/>
         <w:tblLook w:firstColumn="1" w:firstRow="1" w:lastColumn="0" w:lastRow="0" w:noHBand="0" w:noVBand="1" w:val="04A0"/>
       </w:tblPr>
       <w:tblGrid>
-        <w:gridCol w:w="1881"/>
-        <w:gridCol w:w="1881"/>
-        <w:gridCol w:w="1881"/>
-        <w:gridCol w:w="1881"/>
-        <w:gridCol w:w="1881"/>
+        <w:gridCol w:w="3699"/>
+        <w:gridCol w:w="3699"/>
+        <w:gridCol w:w="3699"/>
+        <w:gridCol w:w="3699"/>
       </w:tblGrid>
       <w:tr>
         <w:tc>
           <w:tcPr>
-            <w:tcW w:type="dxa" w:w="1881"/>
+            <w:tcW w:type="dxa" w:w="2551"/>
+            <w:shd w:val="clear" w:color="auto" w:fill="0B2545"/>
+            <w:tcBorders>
+              <w:top w:val="single" w:sz="4" w:color="0B2545"/>
+              <w:left w:val="single" w:sz="4" w:color="0B2545"/>
+              <w:bottom w:val="single" w:sz="4" w:color="0B2545"/>
+              <w:right w:val="single" w:sz="4" w:color="0B2545"/>
+            </w:tcBorders>
+            <w:vAlign w:val="center"/>
           </w:tcPr>
           <w:p>
             <w:pPr>
@@ -105,15 +1379,24 @@
             <w:r>
               <w:rPr>
                 <w:b/>
-                <w:sz w:val="20"/>
+                <w:color w:val="FFFFFF"/>
+                <w:sz w:val="19"/>
               </w:rPr>
-              <w:t>Stufe</w:t>
+              <w:t>Laktat (mmol/l)</w:t>
             </w:r>
           </w:p>
         </w:tc>
         <w:tc>
           <w:tcPr>
-            <w:tcW w:type="dxa" w:w="1881"/>
+            <w:tcW w:type="dxa" w:w="3402"/>
+            <w:shd w:val="clear" w:color="auto" w:fill="0B2545"/>
+            <w:tcBorders>
+              <w:top w:val="single" w:sz="4" w:color="0B2545"/>
+              <w:left w:val="single" w:sz="4" w:color="0B2545"/>
+              <w:bottom w:val="single" w:sz="4" w:color="0B2545"/>
+              <w:right w:val="single" w:sz="4" w:color="0B2545"/>
+            </w:tcBorders>
+            <w:vAlign w:val="center"/>
           </w:tcPr>
           <w:p>
             <w:pPr>
@@ -123,15 +1406,24 @@
             <w:r>
               <w:rPr>
                 <w:b/>
-                <w:sz w:val="20"/>
+                <w:color w:val="FFFFFF"/>
+                <w:sz w:val="19"/>
               </w:rPr>
-              <w:t>Intensität</w:t>
+              <w:t>{{ x_axis_label }}</w:t>
             </w:r>
           </w:p>
         </w:tc>
         <w:tc>
           <w:tcPr>
-            <w:tcW w:type="dxa" w:w="1881"/>
+            <w:tcW w:type="dxa" w:w="3118"/>
+            <w:shd w:val="clear" w:color="auto" w:fill="0B2545"/>
+            <w:tcBorders>
+              <w:top w:val="single" w:sz="4" w:color="0B2545"/>
+              <w:left w:val="single" w:sz="4" w:color="0B2545"/>
+              <w:bottom w:val="single" w:sz="4" w:color="0B2545"/>
+              <w:right w:val="single" w:sz="4" w:color="0B2545"/>
+            </w:tcBorders>
+            <w:vAlign w:val="center"/>
           </w:tcPr>
           <w:p>
             <w:pPr>
@@ -141,15 +1433,24 @@
             <w:r>
               <w:rPr>
                 <w:b/>
-                <w:sz w:val="20"/>
+                <w:color w:val="FFFFFF"/>
+                <w:sz w:val="19"/>
               </w:rPr>
-              <w:t>Herzfrequenz (bpm)</w:t>
+              <w:t>Pace (min/km)</w:t>
             </w:r>
           </w:p>
         </w:tc>
         <w:tc>
           <w:tcPr>
-            <w:tcW w:type="dxa" w:w="1881"/>
+            <w:tcW w:type="dxa" w:w="3118"/>
+            <w:shd w:val="clear" w:color="auto" w:fill="0B2545"/>
+            <w:tcBorders>
+              <w:top w:val="single" w:sz="4" w:color="0B2545"/>
+              <w:left w:val="single" w:sz="4" w:color="0B2545"/>
+              <w:bottom w:val="single" w:sz="4" w:color="0B2545"/>
+              <w:right w:val="single" w:sz="4" w:color="0B2545"/>
+            </w:tcBorders>
+            <w:vAlign w:val="center"/>
           </w:tcPr>
           <w:p>
             <w:pPr>
@@ -159,15 +1460,220 @@
             <w:r>
               <w:rPr>
                 <w:b/>
-                <w:sz w:val="20"/>
+                <w:color w:val="FFFFFF"/>
+                <w:sz w:val="19"/>
               </w:rPr>
-              <w:t>Laktat (mmol/l)</w:t>
+              <w:t>Herzfrequenz (bpm)</w:t>
+            </w:r>
+          </w:p>
+        </w:tc>
+      </w:tr>
+      <w:tr>
+        <w:tc>
+          <w:tcPr>
+            <w:tcW w:type="dxa" w:w="2551"/>
+          </w:tcPr>
+          <w:p>
+            <w:r/>
+            <w:r>
+              <w:t>{%tr for r in intersections %}</w:t>
             </w:r>
           </w:p>
         </w:tc>
         <w:tc>
           <w:tcPr>
-            <w:tcW w:type="dxa" w:w="1881"/>
+            <w:tcW w:type="dxa" w:w="3402"/>
+          </w:tcPr>
+          <w:p/>
+        </w:tc>
+        <w:tc>
+          <w:tcPr>
+            <w:tcW w:type="dxa" w:w="3118"/>
+          </w:tcPr>
+          <w:p/>
+        </w:tc>
+        <w:tc>
+          <w:tcPr>
+            <w:tcW w:type="dxa" w:w="3118"/>
+          </w:tcPr>
+          <w:p/>
+        </w:tc>
+      </w:tr>
+      <w:tr>
+        <w:tc>
+          <w:tcPr>
+            <w:tcW w:type="dxa" w:w="2551"/>
+            <w:tcBorders>
+              <w:top w:val="single" w:sz="4" w:color="D1D5DB"/>
+              <w:left w:val="single" w:sz="4" w:color="D1D5DB"/>
+              <w:bottom w:val="single" w:sz="4" w:color="D1D5DB"/>
+              <w:right w:val="single" w:sz="4" w:color="D1D5DB"/>
+            </w:tcBorders>
+            <w:vAlign w:val="center"/>
+          </w:tcPr>
+          <w:p>
+            <w:pPr>
+              <w:jc w:val="center"/>
+            </w:pPr>
+            <w:r/>
+            <w:r>
+              <w:rPr>
+                <w:color w:val="2C2C2C"/>
+                <w:sz w:val="20"/>
+              </w:rPr>
+              <w:t>{{ r.laktat }}</w:t>
+            </w:r>
+          </w:p>
+        </w:tc>
+        <w:tc>
+          <w:tcPr>
+            <w:tcW w:type="dxa" w:w="3402"/>
+            <w:tcBorders>
+              <w:top w:val="single" w:sz="4" w:color="D1D5DB"/>
+              <w:left w:val="single" w:sz="4" w:color="D1D5DB"/>
+              <w:bottom w:val="single" w:sz="4" w:color="D1D5DB"/>
+              <w:right w:val="single" w:sz="4" w:color="D1D5DB"/>
+            </w:tcBorders>
+            <w:vAlign w:val="center"/>
+          </w:tcPr>
+          <w:p>
+            <w:pPr>
+              <w:jc w:val="center"/>
+            </w:pPr>
+            <w:r/>
+            <w:r>
+              <w:rPr>
+                <w:color w:val="2C2C2C"/>
+                <w:sz w:val="20"/>
+              </w:rPr>
+              <w:t>{{ r.intensitaet }}</w:t>
+            </w:r>
+          </w:p>
+        </w:tc>
+        <w:tc>
+          <w:tcPr>
+            <w:tcW w:type="dxa" w:w="3118"/>
+            <w:tcBorders>
+              <w:top w:val="single" w:sz="4" w:color="D1D5DB"/>
+              <w:left w:val="single" w:sz="4" w:color="D1D5DB"/>
+              <w:bottom w:val="single" w:sz="4" w:color="D1D5DB"/>
+              <w:right w:val="single" w:sz="4" w:color="D1D5DB"/>
+            </w:tcBorders>
+            <w:vAlign w:val="center"/>
+          </w:tcPr>
+          <w:p>
+            <w:pPr>
+              <w:jc w:val="center"/>
+            </w:pPr>
+            <w:r/>
+            <w:r>
+              <w:rPr>
+                <w:color w:val="2C2C2C"/>
+                <w:sz w:val="20"/>
+              </w:rPr>
+              <w:t>{{ r.pace_min_per_km }}</w:t>
+            </w:r>
+          </w:p>
+        </w:tc>
+        <w:tc>
+          <w:tcPr>
+            <w:tcW w:type="dxa" w:w="3118"/>
+            <w:tcBorders>
+              <w:top w:val="single" w:sz="4" w:color="D1D5DB"/>
+              <w:left w:val="single" w:sz="4" w:color="D1D5DB"/>
+              <w:bottom w:val="single" w:sz="4" w:color="D1D5DB"/>
+              <w:right w:val="single" w:sz="4" w:color="D1D5DB"/>
+            </w:tcBorders>
+            <w:vAlign w:val="center"/>
+          </w:tcPr>
+          <w:p>
+            <w:pPr>
+              <w:jc w:val="center"/>
+            </w:pPr>
+            <w:r/>
+            <w:r>
+              <w:rPr>
+                <w:color w:val="2C2C2C"/>
+                <w:sz w:val="20"/>
+              </w:rPr>
+              <w:t>{{ r.herzfrequenz_bpm }}</w:t>
+            </w:r>
+          </w:p>
+        </w:tc>
+      </w:tr>
+      <w:tr>
+        <w:tc>
+          <w:tcPr>
+            <w:tcW w:type="dxa" w:w="2551"/>
+          </w:tcPr>
+          <w:p>
+            <w:r/>
+            <w:r>
+              <w:t>{%tr endfor %}</w:t>
+            </w:r>
+          </w:p>
+        </w:tc>
+        <w:tc>
+          <w:tcPr>
+            <w:tcW w:type="dxa" w:w="3402"/>
+          </w:tcPr>
+          <w:p/>
+        </w:tc>
+        <w:tc>
+          <w:tcPr>
+            <w:tcW w:type="dxa" w:w="3118"/>
+          </w:tcPr>
+          <w:p/>
+        </w:tc>
+        <w:tc>
+          <w:tcPr>
+            <w:tcW w:type="dxa" w:w="3118"/>
+          </w:tcPr>
+          <w:p/>
+        </w:tc>
+      </w:tr>
+    </w:tbl>
+    <w:p/>
+    <w:p>
+      <w:pPr>
+        <w:pStyle w:val="Heading2"/>
+      </w:pPr>
+      <w:r>
+        <w:rPr>
+          <w:b/>
+          <w:color w:val="0B2545"/>
+          <w:sz w:val="26"/>
+        </w:rPr>
+        <w:t>Trainingsbereiche</w:t>
+      </w:r>
+    </w:p>
+    <w:tbl>
+      <w:tblPr>
+        <w:tblW w:type="auto" w:w="0"/>
+        <w:jc w:val="center"/>
+        <w:tblLayout w:type="fixed"/>
+        <w:tblLook w:firstColumn="1" w:firstRow="1" w:lastColumn="0" w:lastRow="0" w:noHBand="0" w:noVBand="1" w:val="04A0"/>
+      </w:tblPr>
+      <w:tblGrid>
+        <w:gridCol w:w="2466"/>
+        <w:gridCol w:w="2466"/>
+        <w:gridCol w:w="2466"/>
+        <w:gridCol w:w="2466"/>
+        <w:gridCol w:w="2466"/>
+        <w:gridCol w:w="2466"/>
+      </w:tblGrid>
+      <w:tr>
+        <w:tc>
+          <w:tcPr>
+            <w:tcW w:type="dxa" w:w="1020"/>
+            <w:shd w:val="clear" w:color="auto" w:fill="0B2545"/>
+            <w:tcBorders>
+              <w:top w:val="single" w:sz="4" w:color="0B2545"/>
+              <w:left w:val="single" w:sz="4" w:color="0B2545"/>
+              <w:bottom w:val="single" w:sz="4" w:color="0B2545"/>
+              <w:right w:val="single" w:sz="4" w:color="0B2545"/>
+            </w:tcBorders>
+            <w:vAlign w:val="center"/>
           </w:tcPr>
           <w:p>
             <w:pPr>
@@ -177,7 +1683,143 @@
             <w:r>
               <w:rPr>
                 <w:b/>
-                <w:sz w:val="20"/>
+                <w:color w:val="FFFFFF"/>
+                <w:sz w:val="19"/>
+              </w:rPr>
+              <w:t>Zone</w:t>
+            </w:r>
+          </w:p>
+        </w:tc>
+        <w:tc>
+          <w:tcPr>
+            <w:tcW w:type="dxa" w:w="2268"/>
+            <w:shd w:val="clear" w:color="auto" w:fill="0B2545"/>
+            <w:tcBorders>
+              <w:top w:val="single" w:sz="4" w:color="0B2545"/>
+              <w:left w:val="single" w:sz="4" w:color="0B2545"/>
+              <w:bottom w:val="single" w:sz="4" w:color="0B2545"/>
+              <w:right w:val="single" w:sz="4" w:color="0B2545"/>
+            </w:tcBorders>
+            <w:vAlign w:val="center"/>
+          </w:tcPr>
+          <w:p>
+            <w:pPr>
+              <w:jc w:val="center"/>
+            </w:pPr>
+            <w:r/>
+            <w:r>
+              <w:rPr>
+                <w:b/>
+                <w:color w:val="FFFFFF"/>
+                <w:sz w:val="19"/>
+              </w:rPr>
+              <w:t>Ziel</w:t>
+            </w:r>
+          </w:p>
+        </w:tc>
+        <w:tc>
+          <w:tcPr>
+            <w:tcW w:type="dxa" w:w="2551"/>
+            <w:shd w:val="clear" w:color="auto" w:fill="0B2545"/>
+            <w:tcBorders>
+              <w:top w:val="single" w:sz="4" w:color="0B2545"/>
+              <w:left w:val="single" w:sz="4" w:color="0B2545"/>
+              <w:bottom w:val="single" w:sz="4" w:color="0B2545"/>
+              <w:right w:val="single" w:sz="4" w:color="0B2545"/>
+            </w:tcBorders>
+            <w:vAlign w:val="center"/>
+          </w:tcPr>
+          <w:p>
+            <w:pPr>
+              <w:jc w:val="center"/>
+            </w:pPr>
+            <w:r/>
+            <w:r>
+              <w:rPr>
+                <w:b/>
+                <w:color w:val="FFFFFF"/>
+                <w:sz w:val="19"/>
+              </w:rPr>
+              <w:t>Bereich</w:t>
+            </w:r>
+          </w:p>
+        </w:tc>
+        <w:tc>
+          <w:tcPr>
+            <w:tcW w:type="dxa" w:w="2551"/>
+            <w:shd w:val="clear" w:color="auto" w:fill="0B2545"/>
+            <w:tcBorders>
+              <w:top w:val="single" w:sz="4" w:color="0B2545"/>
+              <w:left w:val="single" w:sz="4" w:color="0B2545"/>
+              <w:bottom w:val="single" w:sz="4" w:color="0B2545"/>
+              <w:right w:val="single" w:sz="4" w:color="0B2545"/>
+            </w:tcBorders>
+            <w:vAlign w:val="center"/>
+          </w:tcPr>
+          <w:p>
+            <w:pPr>
+              <w:jc w:val="center"/>
+            </w:pPr>
+            <w:r/>
+            <w:r>
+              <w:rPr>
+                <w:b/>
+                <w:color w:val="FFFFFF"/>
+                <w:sz w:val="19"/>
+              </w:rPr>
+              <w:t>Pace (min/km)</w:t>
+            </w:r>
+          </w:p>
+        </w:tc>
+        <w:tc>
+          <w:tcPr>
+            <w:tcW w:type="dxa" w:w="2551"/>
+            <w:shd w:val="clear" w:color="auto" w:fill="0B2545"/>
+            <w:tcBorders>
+              <w:top w:val="single" w:sz="4" w:color="0B2545"/>
+              <w:left w:val="single" w:sz="4" w:color="0B2545"/>
+              <w:bottom w:val="single" w:sz="4" w:color="0B2545"/>
+              <w:right w:val="single" w:sz="4" w:color="0B2545"/>
+            </w:tcBorders>
+            <w:vAlign w:val="center"/>
+          </w:tcPr>
+          <w:p>
+            <w:pPr>
+              <w:jc w:val="center"/>
+            </w:pPr>
+            <w:r/>
+            <w:r>
+              <w:rPr>
+                <w:b/>
+                <w:color w:val="FFFFFF"/>
+                <w:sz w:val="19"/>
+              </w:rPr>
+              <w:t>Herzfrequenz (bpm)</w:t>
+            </w:r>
+          </w:p>
+        </w:tc>
+        <w:tc>
+          <w:tcPr>
+            <w:tcW w:type="dxa" w:w="1134"/>
+            <w:shd w:val="clear" w:color="auto" w:fill="0B2545"/>
+            <w:tcBorders>
+              <w:top w:val="single" w:sz="4" w:color="0B2545"/>
+              <w:left w:val="single" w:sz="4" w:color="0B2545"/>
+              <w:bottom w:val="single" w:sz="4" w:color="0B2545"/>
+              <w:right w:val="single" w:sz="4" w:color="0B2545"/>
+            </w:tcBorders>
+            <w:vAlign w:val="center"/>
+          </w:tcPr>
+          <w:p>
+            <w:pPr>
+              <w:jc w:val="center"/>
+            </w:pPr>
+            <w:r/>
+            <w:r>
+              <w:rPr>
+                <w:b/>
+                <w:color w:val="FFFFFF"/>
+                <w:sz w:val="19"/>
               </w:rPr>
               <w:t>RPE</w:t>
             </w:r>
@@ -187,79 +1829,245 @@
       <w:tr>
         <w:tc>
           <w:tcPr>
-            <w:tcW w:type="dxa" w:w="1881"/>
+            <w:tcW w:type="dxa" w:w="1020"/>
           </w:tcPr>
           <w:p>
             <w:r/>
             <w:r>
-              <w:rPr>
-                <w:sz w:val="20"/>
-              </w:rPr>
-              <w:t>{{ s.stufe }}</w:t>
+              <w:t>{%tr for z in zones %}</w:t>
             </w:r>
           </w:p>
         </w:tc>
         <w:tc>
           <w:tcPr>
-            <w:tcW w:type="dxa" w:w="1881"/>
+            <w:tcW w:type="dxa" w:w="2268"/>
+          </w:tcPr>
+          <w:p/>
+        </w:tc>
+        <w:tc>
+          <w:tcPr>
+            <w:tcW w:type="dxa" w:w="2551"/>
+          </w:tcPr>
+          <w:p/>
+        </w:tc>
+        <w:tc>
+          <w:tcPr>
+            <w:tcW w:type="dxa" w:w="2551"/>
+          </w:tcPr>
+          <w:p/>
+        </w:tc>
+        <w:tc>
+          <w:tcPr>
+            <w:tcW w:type="dxa" w:w="2551"/>
+          </w:tcPr>
+          <w:p/>
+        </w:tc>
+        <w:tc>
+          <w:tcPr>
+            <w:tcW w:type="dxa" w:w="1134"/>
+          </w:tcPr>
+          <w:p/>
+        </w:tc>
+      </w:tr>
+      <w:tr>
+        <w:tc>
+          <w:tcPr>
+            <w:tcW w:type="dxa" w:w="1020"/>
+            <w:tcBorders>
+              <w:top w:val="single" w:sz="4" w:color="D1D5DB"/>
+              <w:left w:val="single" w:sz="4" w:color="D1D5DB"/>
+              <w:bottom w:val="single" w:sz="4" w:color="D1D5DB"/>
+              <w:right w:val="single" w:sz="4" w:color="D1D5DB"/>
+            </w:tcBorders>
+            <w:vAlign w:val="center"/>
           </w:tcPr>
           <w:p>
+            <w:pPr>
+              <w:jc w:val="center"/>
+            </w:pPr>
             <w:r/>
             <w:r>
               <w:rPr>
+                <w:color w:val="2C2C2C"/>
                 <w:sz w:val="20"/>
               </w:rPr>
-              <w:t>{{ s.intensitaet }}</w:t>
+              <w:t>{{ z.name }}</w:t>
             </w:r>
           </w:p>
         </w:tc>
         <w:tc>
           <w:tcPr>
-            <w:tcW w:type="dxa" w:w="1881"/>
+            <w:tcW w:type="dxa" w:w="2268"/>
+            <w:tcBorders>
+              <w:top w:val="single" w:sz="4" w:color="D1D5DB"/>
+              <w:left w:val="single" w:sz="4" w:color="D1D5DB"/>
+              <w:bottom w:val="single" w:sz="4" w:color="D1D5DB"/>
+              <w:right w:val="single" w:sz="4" w:color="D1D5DB"/>
+            </w:tcBorders>
+            <w:vAlign w:val="center"/>
           </w:tcPr>
           <w:p>
+            <w:pPr>
+              <w:jc w:val="center"/>
+            </w:pPr>
             <w:r/>
             <w:r>
               <w:rPr>
+                <w:color w:val="2C2C2C"/>
                 <w:sz w:val="20"/>
               </w:rPr>
-              <w:t>{{ s.herzfrequenz_bpm }}</w:t>
+              <w:t>{{ z.ziel }}</w:t>
             </w:r>
           </w:p>
         </w:tc>
         <w:tc>
           <w:tcPr>
-            <w:tcW w:type="dxa" w:w="1881"/>
+            <w:tcW w:type="dxa" w:w="2551"/>
+            <w:tcBorders>
+              <w:top w:val="single" w:sz="4" w:color="D1D5DB"/>
+              <w:left w:val="single" w:sz="4" w:color="D1D5DB"/>
+              <w:bottom w:val="single" w:sz="4" w:color="D1D5DB"/>
+              <w:right w:val="single" w:sz="4" w:color="D1D5DB"/>
+            </w:tcBorders>
+            <w:vAlign w:val="center"/>
           </w:tcPr>
           <w:p>
+            <w:pPr>
+              <w:jc w:val="center"/>
+            </w:pPr>
             <w:r/>
             <w:r>
               <w:rPr>
+                <w:color w:val="2C2C2C"/>
                 <w:sz w:val="20"/>
               </w:rPr>
-              <w:t>{{ s.laktat_mmol }}</w:t>
+              <w:t>{{ z.intensitaet_range }}</w:t>
             </w:r>
           </w:p>
         </w:tc>
         <w:tc>
           <w:tcPr>
-            <w:tcW w:type="dxa" w:w="1881"/>
+            <w:tcW w:type="dxa" w:w="2551"/>
+            <w:tcBorders>
+              <w:top w:val="single" w:sz="4" w:color="D1D5DB"/>
+              <w:left w:val="single" w:sz="4" w:color="D1D5DB"/>
+              <w:bottom w:val="single" w:sz="4" w:color="D1D5DB"/>
+              <w:right w:val="single" w:sz="4" w:color="D1D5DB"/>
+            </w:tcBorders>
+            <w:vAlign w:val="center"/>
+          </w:tcPr>
+          <w:p>
+            <w:pPr>
+              <w:jc w:val="center"/>
+            </w:pPr>
+            <w:r/>
+            <w:r>
+              <w:rPr>
+                <w:color w:val="2C2C2C"/>
+                <w:sz w:val="20"/>
+              </w:rPr>
+              <w:t>{{ z.pace_range }}</w:t>
+            </w:r>
+          </w:p>
+        </w:tc>
+        <w:tc>
+          <w:tcPr>
+            <w:tcW w:type="dxa" w:w="2551"/>
+            <w:tcBorders>
+              <w:top w:val="single" w:sz="4" w:color="D1D5DB"/>
+              <w:left w:val="single" w:sz="4" w:color="D1D5DB"/>
+              <w:bottom w:val="single" w:sz="4" w:color="D1D5DB"/>
+              <w:right w:val="single" w:sz="4" w:color="D1D5DB"/>
+            </w:tcBorders>
+            <w:vAlign w:val="center"/>
+          </w:tcPr>
+          <w:p>
+            <w:pPr>
+              <w:jc w:val="center"/>
+            </w:pPr>
+            <w:r/>
+            <w:r>
+              <w:rPr>
+                <w:color w:val="2C2C2C"/>
+                <w:sz w:val="20"/>
+              </w:rPr>
+              <w:t>{{ z.herzfrequenz_range }}</w:t>
+            </w:r>
+          </w:p>
+        </w:tc>
+        <w:tc>
+          <w:tcPr>
+            <w:tcW w:type="dxa" w:w="1134"/>
+            <w:tcBorders>
+              <w:top w:val="single" w:sz="4" w:color="D1D5DB"/>
+              <w:left w:val="single" w:sz="4" w:color="D1D5DB"/>
+              <w:bottom w:val="single" w:sz="4" w:color="D1D5DB"/>
+              <w:right w:val="single" w:sz="4" w:color="D1D5DB"/>
+            </w:tcBorders>
+            <w:vAlign w:val="center"/>
+          </w:tcPr>
+          <w:p>
+            <w:pPr>
+              <w:jc w:val="center"/>
+            </w:pPr>
+            <w:r/>
+            <w:r>
+              <w:rPr>
+                <w:color w:val="2C2C2C"/>
+                <w:sz w:val="20"/>
+              </w:rPr>
+              <w:t>{{ z.rpe }}</w:t>
+            </w:r>
+          </w:p>
+        </w:tc>
+      </w:tr>
+      <w:tr>
+        <w:tc>
+          <w:tcPr>
+            <w:tcW w:type="dxa" w:w="1020"/>
           </w:tcPr>
           <w:p>
             <w:r/>
             <w:r>
-              <w:rPr>
-                <w:sz w:val="20"/>
-              </w:rPr>
-              <w:t>{{ s.rpe }}</w:t>
+              <w:t>{%tr endfor %}</w:t>
             </w:r>
           </w:p>
+        </w:tc>
+        <w:tc>
+          <w:tcPr>
+            <w:tcW w:type="dxa" w:w="2268"/>
+          </w:tcPr>
+          <w:p/>
+        </w:tc>
+        <w:tc>
+          <w:tcPr>
+            <w:tcW w:type="dxa" w:w="2551"/>
+          </w:tcPr>
+          <w:p/>
+        </w:tc>
+        <w:tc>
+          <w:tcPr>
+            <w:tcW w:type="dxa" w:w="2551"/>
+          </w:tcPr>
+          <w:p/>
+        </w:tc>
+        <w:tc>
+          <w:tcPr>
+            <w:tcW w:type="dxa" w:w="2551"/>
+          </w:tcPr>
+          <w:p/>
+        </w:tc>
+        <w:tc>
+          <w:tcPr>
+            <w:tcW w:type="dxa" w:w="1134"/>
+          </w:tcPr>
+          <w:p/>
         </w:tc>
       </w:tr>
     </w:tbl>
     <w:p>
       <w:r>
-        <w:t>{% endfor %}</w:t>
+        <w:br w:type="page"/>
       </w:r>
     </w:p>
     <w:p>
@@ -268,530 +2076,9 @@
       </w:pPr>
       <w:r>
         <w:rPr>
-          <w:color w:val="1F497D"/>
-        </w:rPr>
-        <w:t>Diagramm</w:t>
-      </w:r>
-    </w:p>
-    <w:p>
-      <w:r>
-        <w:t>{{ diagram }}</w:t>
-      </w:r>
-    </w:p>
-    <w:p>
-      <w:pPr>
-        <w:pStyle w:val="Heading1"/>
-      </w:pPr>
-      <w:r>
-        <w:rPr>
-          <w:color w:val="1F497D"/>
-        </w:rPr>
-        <w:t>Pflichtprüfungen</w:t>
-      </w:r>
-    </w:p>
-    <w:p>
-      <w:r>
-        <w:t>{% if failed_checks %}</w:t>
-      </w:r>
-    </w:p>
-    <w:p>
-      <w:r>
-        <w:t>Folgende Hinweise wurden vor der Interpretation festgestellt:</w:t>
-      </w:r>
-    </w:p>
-    <w:p>
-      <w:r>
-        <w:t>{% for p in failed_checks %}⚠ {{ p.message_de }}</w:t>
-        <w:br/>
-        <w:t>{% endfor %}</w:t>
-      </w:r>
-    </w:p>
-    <w:p>
-      <w:r>
-        <w:t>{% else %}</w:t>
-      </w:r>
-    </w:p>
-    <w:p>
-      <w:r>
-        <w:t>Alle Pflichtprüfungen: OK.</w:t>
-      </w:r>
-    </w:p>
-    <w:p>
-      <w:r>
-        <w:t>{% endif %}</w:t>
-      </w:r>
-    </w:p>
-    <w:p>
-      <w:pPr>
-        <w:pStyle w:val="Heading1"/>
-      </w:pPr>
-      <w:r>
-        <w:rPr>
-          <w:color w:val="1F497D"/>
-        </w:rPr>
-        <w:t>Schwellen-Schnittpunkte</w:t>
-      </w:r>
-    </w:p>
-    <w:p>
-      <w:r>
-        <w:t>{% for r in intersections %}</w:t>
-      </w:r>
-    </w:p>
-    <w:tbl>
-      <w:tblPr>
-        <w:tblStyle w:val="TableGrid"/>
-        <w:tblW w:type="auto" w:w="0"/>
-        <w:tblLook w:firstColumn="1" w:firstRow="1" w:lastColumn="0" w:lastRow="0" w:noHBand="0" w:noVBand="1" w:val="04A0"/>
-      </w:tblPr>
-      <w:tblGrid>
-        <w:gridCol w:w="2351"/>
-        <w:gridCol w:w="2351"/>
-        <w:gridCol w:w="2351"/>
-        <w:gridCol w:w="2351"/>
-      </w:tblGrid>
-      <w:tr>
-        <w:tc>
-          <w:tcPr>
-            <w:tcW w:type="dxa" w:w="2351"/>
-          </w:tcPr>
-          <w:p>
-            <w:pPr>
-              <w:jc w:val="center"/>
-            </w:pPr>
-            <w:r/>
-            <w:r>
-              <w:rPr>
-                <w:b/>
-                <w:sz w:val="20"/>
-              </w:rPr>
-              <w:t>Laktat (mmol/l)</w:t>
-            </w:r>
-          </w:p>
-        </w:tc>
-        <w:tc>
-          <w:tcPr>
-            <w:tcW w:type="dxa" w:w="2351"/>
-          </w:tcPr>
-          <w:p>
-            <w:pPr>
-              <w:jc w:val="center"/>
-            </w:pPr>
-            <w:r/>
-            <w:r>
-              <w:rPr>
-                <w:b/>
-                <w:sz w:val="20"/>
-              </w:rPr>
-              <w:t>Geschwindigkeit (km/h)</w:t>
-            </w:r>
-          </w:p>
-        </w:tc>
-        <w:tc>
-          <w:tcPr>
-            <w:tcW w:type="dxa" w:w="2351"/>
-          </w:tcPr>
-          <w:p>
-            <w:pPr>
-              <w:jc w:val="center"/>
-            </w:pPr>
-            <w:r/>
-            <w:r>
-              <w:rPr>
-                <w:b/>
-                <w:sz w:val="20"/>
-              </w:rPr>
-              <w:t>Pace (min/km)</w:t>
-            </w:r>
-          </w:p>
-        </w:tc>
-        <w:tc>
-          <w:tcPr>
-            <w:tcW w:type="dxa" w:w="2351"/>
-          </w:tcPr>
-          <w:p>
-            <w:pPr>
-              <w:jc w:val="center"/>
-            </w:pPr>
-            <w:r/>
-            <w:r>
-              <w:rPr>
-                <w:b/>
-                <w:sz w:val="20"/>
-              </w:rPr>
-              <w:t>Herzfrequenz (bpm)</w:t>
-            </w:r>
-          </w:p>
-        </w:tc>
-      </w:tr>
-      <w:tr>
-        <w:tc>
-          <w:tcPr>
-            <w:tcW w:type="dxa" w:w="2351"/>
-          </w:tcPr>
-          <w:p>
-            <w:r/>
-            <w:r>
-              <w:rPr>
-                <w:sz w:val="20"/>
-              </w:rPr>
-              <w:t>{{ r.laktat }}</w:t>
-            </w:r>
-          </w:p>
-        </w:tc>
-        <w:tc>
-          <w:tcPr>
-            <w:tcW w:type="dxa" w:w="2351"/>
-          </w:tcPr>
-          <w:p>
-            <w:r/>
-            <w:r>
-              <w:rPr>
-                <w:sz w:val="20"/>
-              </w:rPr>
-              <w:t>{{ r.intensitaet }}</w:t>
-            </w:r>
-          </w:p>
-        </w:tc>
-        <w:tc>
-          <w:tcPr>
-            <w:tcW w:type="dxa" w:w="2351"/>
-          </w:tcPr>
-          <w:p>
-            <w:r/>
-            <w:r>
-              <w:rPr>
-                <w:sz w:val="20"/>
-              </w:rPr>
-              <w:t>{{ r.pace_min_per_km }}</w:t>
-            </w:r>
-          </w:p>
-        </w:tc>
-        <w:tc>
-          <w:tcPr>
-            <w:tcW w:type="dxa" w:w="2351"/>
-          </w:tcPr>
-          <w:p>
-            <w:r/>
-            <w:r>
-              <w:rPr>
-                <w:sz w:val="20"/>
-              </w:rPr>
-              <w:t>{{ r.herzfrequenz_bpm }}</w:t>
-            </w:r>
-          </w:p>
-        </w:tc>
-      </w:tr>
-    </w:tbl>
-    <w:p>
-      <w:r>
-        <w:t>{% endfor %}</w:t>
-      </w:r>
-    </w:p>
-    <w:p>
-      <w:pPr>
-        <w:pStyle w:val="Heading1"/>
-      </w:pPr>
-      <w:r>
-        <w:rPr>
-          <w:color w:val="1F497D"/>
-        </w:rPr>
-        <w:t>Trainingsbereiche</w:t>
-      </w:r>
-    </w:p>
-    <w:p>
-      <w:r>
-        <w:t>{% for z in zones %}</w:t>
-      </w:r>
-    </w:p>
-    <w:tbl>
-      <w:tblPr>
-        <w:tblStyle w:val="TableGrid"/>
-        <w:tblW w:type="auto" w:w="0"/>
-        <w:tblLook w:firstColumn="1" w:firstRow="1" w:lastColumn="0" w:lastRow="0" w:noHBand="0" w:noVBand="1" w:val="04A0"/>
-      </w:tblPr>
-      <w:tblGrid>
-        <w:gridCol w:w="1176"/>
-        <w:gridCol w:w="1176"/>
-        <w:gridCol w:w="1176"/>
-        <w:gridCol w:w="1176"/>
-        <w:gridCol w:w="1176"/>
-        <w:gridCol w:w="1176"/>
-        <w:gridCol w:w="1176"/>
-        <w:gridCol w:w="1176"/>
-      </w:tblGrid>
-      <w:tr>
-        <w:tc>
-          <w:tcPr>
-            <w:tcW w:type="dxa" w:w="1176"/>
-          </w:tcPr>
-          <w:p>
-            <w:pPr>
-              <w:jc w:val="center"/>
-            </w:pPr>
-            <w:r/>
-            <w:r>
-              <w:rPr>
-                <w:b/>
-                <w:sz w:val="20"/>
-              </w:rPr>
-              <w:t>Zone</w:t>
-            </w:r>
-          </w:p>
-        </w:tc>
-        <w:tc>
-          <w:tcPr>
-            <w:tcW w:type="dxa" w:w="1176"/>
-          </w:tcPr>
-          <w:p>
-            <w:pPr>
-              <w:jc w:val="center"/>
-            </w:pPr>
-            <w:r/>
-            <w:r>
-              <w:rPr>
-                <w:b/>
-                <w:sz w:val="20"/>
-              </w:rPr>
-              <w:t>Ziel</w:t>
-            </w:r>
-          </w:p>
-        </w:tc>
-        <w:tc>
-          <w:tcPr>
-            <w:tcW w:type="dxa" w:w="1176"/>
-          </w:tcPr>
-          <w:p>
-            <w:pPr>
-              <w:jc w:val="center"/>
-            </w:pPr>
-            <w:r/>
-            <w:r>
-              <w:rPr>
-                <w:b/>
-                <w:sz w:val="20"/>
-              </w:rPr>
-              <w:t>v min (km/h)</w:t>
-            </w:r>
-          </w:p>
-        </w:tc>
-        <w:tc>
-          <w:tcPr>
-            <w:tcW w:type="dxa" w:w="1176"/>
-          </w:tcPr>
-          <w:p>
-            <w:pPr>
-              <w:jc w:val="center"/>
-            </w:pPr>
-            <w:r/>
-            <w:r>
-              <w:rPr>
-                <w:b/>
-                <w:sz w:val="20"/>
-              </w:rPr>
-              <w:t>v max (km/h)</w:t>
-            </w:r>
-          </w:p>
-        </w:tc>
-        <w:tc>
-          <w:tcPr>
-            <w:tcW w:type="dxa" w:w="1176"/>
-          </w:tcPr>
-          <w:p>
-            <w:pPr>
-              <w:jc w:val="center"/>
-            </w:pPr>
-            <w:r/>
-            <w:r>
-              <w:rPr>
-                <w:b/>
-                <w:sz w:val="20"/>
-              </w:rPr>
-              <w:t>Pace (min/km)</w:t>
-            </w:r>
-          </w:p>
-        </w:tc>
-        <w:tc>
-          <w:tcPr>
-            <w:tcW w:type="dxa" w:w="1176"/>
-          </w:tcPr>
-          <w:p>
-            <w:pPr>
-              <w:jc w:val="center"/>
-            </w:pPr>
-            <w:r/>
-            <w:r>
-              <w:rPr>
-                <w:b/>
-                <w:sz w:val="20"/>
-              </w:rPr>
-              <w:t>HF min (bpm)</w:t>
-            </w:r>
-          </w:p>
-        </w:tc>
-        <w:tc>
-          <w:tcPr>
-            <w:tcW w:type="dxa" w:w="1176"/>
-          </w:tcPr>
-          <w:p>
-            <w:pPr>
-              <w:jc w:val="center"/>
-            </w:pPr>
-            <w:r/>
-            <w:r>
-              <w:rPr>
-                <w:b/>
-                <w:sz w:val="20"/>
-              </w:rPr>
-              <w:t>HF max (bpm)</w:t>
-            </w:r>
-          </w:p>
-        </w:tc>
-        <w:tc>
-          <w:tcPr>
-            <w:tcW w:type="dxa" w:w="1176"/>
-          </w:tcPr>
-          <w:p>
-            <w:pPr>
-              <w:jc w:val="center"/>
-            </w:pPr>
-            <w:r/>
-            <w:r>
-              <w:rPr>
-                <w:b/>
-                <w:sz w:val="20"/>
-              </w:rPr>
-              <w:t>RPE</w:t>
-            </w:r>
-          </w:p>
-        </w:tc>
-      </w:tr>
-      <w:tr>
-        <w:tc>
-          <w:tcPr>
-            <w:tcW w:type="dxa" w:w="1176"/>
-          </w:tcPr>
-          <w:p>
-            <w:r/>
-            <w:r>
-              <w:rPr>
-                <w:sz w:val="20"/>
-              </w:rPr>
-              <w:t>{{ z.name }}</w:t>
-            </w:r>
-          </w:p>
-        </w:tc>
-        <w:tc>
-          <w:tcPr>
-            <w:tcW w:type="dxa" w:w="1176"/>
-          </w:tcPr>
-          <w:p>
-            <w:r/>
-            <w:r>
-              <w:rPr>
-                <w:sz w:val="20"/>
-              </w:rPr>
-              <w:t>{{ z.ziel }}</w:t>
-            </w:r>
-          </w:p>
-        </w:tc>
-        <w:tc>
-          <w:tcPr>
-            <w:tcW w:type="dxa" w:w="1176"/>
-          </w:tcPr>
-          <w:p>
-            <w:r/>
-            <w:r>
-              <w:rPr>
-                <w:sz w:val="20"/>
-              </w:rPr>
-              <w:t>{{ z.intensitaet_min }}</w:t>
-            </w:r>
-          </w:p>
-        </w:tc>
-        <w:tc>
-          <w:tcPr>
-            <w:tcW w:type="dxa" w:w="1176"/>
-          </w:tcPr>
-          <w:p>
-            <w:r/>
-            <w:r>
-              <w:rPr>
-                <w:sz w:val="20"/>
-              </w:rPr>
-              <w:t>{{ z.intensitaet_max }}</w:t>
-            </w:r>
-          </w:p>
-        </w:tc>
-        <w:tc>
-          <w:tcPr>
-            <w:tcW w:type="dxa" w:w="1176"/>
-          </w:tcPr>
-          <w:p>
-            <w:r/>
-            <w:r>
-              <w:rPr>
-                <w:sz w:val="20"/>
-              </w:rPr>
-              <w:t>{{ z.pace_max_min_per_km }} – {{ z.pace_min_min_per_km }}</w:t>
-            </w:r>
-          </w:p>
-        </w:tc>
-        <w:tc>
-          <w:tcPr>
-            <w:tcW w:type="dxa" w:w="1176"/>
-          </w:tcPr>
-          <w:p>
-            <w:r/>
-            <w:r>
-              <w:rPr>
-                <w:sz w:val="20"/>
-              </w:rPr>
-              <w:t>{{ z.herzfrequenz_min }}</w:t>
-            </w:r>
-          </w:p>
-        </w:tc>
-        <w:tc>
-          <w:tcPr>
-            <w:tcW w:type="dxa" w:w="1176"/>
-          </w:tcPr>
-          <w:p>
-            <w:r/>
-            <w:r>
-              <w:rPr>
-                <w:sz w:val="20"/>
-              </w:rPr>
-              <w:t>{{ z.herzfrequenz_max }}</w:t>
-            </w:r>
-          </w:p>
-        </w:tc>
-        <w:tc>
-          <w:tcPr>
-            <w:tcW w:type="dxa" w:w="1176"/>
-          </w:tcPr>
-          <w:p>
-            <w:r/>
-            <w:r>
-              <w:rPr>
-                <w:sz w:val="20"/>
-              </w:rPr>
-              <w:t>{{ z.rpe_min }} – {{ z.rpe_max }}</w:t>
-            </w:r>
-          </w:p>
-        </w:tc>
-      </w:tr>
-    </w:tbl>
-    <w:p>
-      <w:r>
-        <w:t>{% endfor %}</w:t>
-      </w:r>
-    </w:p>
-    <w:p>
-      <w:pPr>
-        <w:pStyle w:val="Heading1"/>
-      </w:pPr>
-      <w:r>
-        <w:rPr>
-          <w:color w:val="1F497D"/>
+          <w:b/>
+          <w:color w:val="0B2545"/>
+          <w:sz w:val="32"/>
         </w:rPr>
         <w:t>Interpretation</w:t>
       </w:r>
@@ -802,14 +2089,97 @@
       </w:pPr>
       <w:r>
         <w:rPr>
-          <w:color w:val="1F497D"/>
+          <w:b/>
+          <w:color w:val="0B2545"/>
+          <w:sz w:val="26"/>
         </w:rPr>
         <w:t>Zusammenfassung</w:t>
       </w:r>
     </w:p>
     <w:p>
       <w:r>
+        <w:rPr>
+          <w:b w:val="0"/>
+          <w:color w:val="2C2C2C"/>
+          <w:sz w:val="20"/>
+        </w:rPr>
         <w:t>{{ interp_zusammenfassung }}</w:t>
+      </w:r>
+    </w:p>
+    <w:p/>
+    <w:p>
+      <w:pPr>
+        <w:pStyle w:val="Heading2"/>
+      </w:pPr>
+      <w:r>
+        <w:rPr>
+          <w:b/>
+          <w:color w:val="0B2545"/>
+          <w:sz w:val="26"/>
+        </w:rPr>
+        <w:t>Schwellen &amp; Zonen</w:t>
+      </w:r>
+    </w:p>
+    <w:p>
+      <w:r>
+        <w:rPr>
+          <w:b w:val="0"/>
+          <w:color w:val="2C2C2C"/>
+          <w:sz w:val="20"/>
+        </w:rPr>
+        <w:t>{{ interp_schwellen }}</w:t>
+      </w:r>
+    </w:p>
+    <w:p/>
+    <w:p>
+      <w:pPr>
+        <w:pStyle w:val="Heading2"/>
+      </w:pPr>
+      <w:r>
+        <w:rPr>
+          <w:b/>
+          <w:color w:val="0B2545"/>
+          <w:sz w:val="26"/>
+        </w:rPr>
+        <w:t>Empfehlungen</w:t>
+      </w:r>
+    </w:p>
+    <w:p>
+      <w:r>
+        <w:rPr>
+          <w:b w:val="0"/>
+          <w:color w:val="2C2C2C"/>
+          <w:sz w:val="20"/>
+        </w:rPr>
+        <w:t>{{ interp_empfehlungen }}</w:t>
+      </w:r>
+    </w:p>
+    <w:p>
+      <w:r>
+        <w:br w:type="page"/>
+      </w:r>
+    </w:p>
+    <w:p>
+      <w:r>
+        <w:rPr>
+          <w:i/>
+          <w:color w:val="16C5A5"/>
+          <w:sz w:val="20"/>
+        </w:rPr>
+        <w:t>Trainerseite — Intern (nicht für Athlet:in)</w:t>
+      </w:r>
+    </w:p>
+    <w:p>
+      <w:pPr>
+        <w:pStyle w:val="Heading1"/>
+      </w:pPr>
+      <w:r>
+        <w:rPr>
+          <w:b/>
+          <w:color w:val="0B2545"/>
+          <w:sz w:val="32"/>
+        </w:rPr>
+        <w:t>Fachliche Notizen</w:t>
       </w:r>
     </w:p>
     <w:p>
@@ -818,82 +2188,550 @@
       </w:pPr>
       <w:r>
         <w:rPr>
-          <w:color w:val="1F497D"/>
+          <w:b/>
+          <w:color w:val="0B2545"/>
+          <w:sz w:val="26"/>
         </w:rPr>
-        <w:t>Schwellen &amp; Zonen</w:t>
+        <w:t>Pflichtprüfungen — Kontrolle der Testqualität</w:t>
       </w:r>
     </w:p>
     <w:p>
       <w:r>
-        <w:t>{{ interp_schwellen }}</w:t>
+        <w:rPr>
+          <w:b w:val="0"/>
+          <w:color w:val="2C2C2C"/>
+          <w:sz w:val="20"/>
+        </w:rPr>
+        <w:t>{%p if internal_failed_checks %}</w:t>
       </w:r>
     </w:p>
+    <w:p>
+      <w:r>
+        <w:rPr>
+          <w:b w:val="0"/>
+          <w:color w:val="2C2C2C"/>
+          <w:sz w:val="20"/>
+        </w:rPr>
+        <w:t>Folgende Hinweise wurden vor der Interpretation festgestellt:</w:t>
+      </w:r>
+    </w:p>
+    <w:p>
+      <w:r>
+        <w:rPr>
+          <w:b w:val="0"/>
+          <w:color w:val="2C2C2C"/>
+          <w:sz w:val="20"/>
+        </w:rPr>
+        <w:t>{% for p in internal_failed_checks %}⚠ {{ p.message_de }}</w:t>
+        <w:br/>
+        <w:t>{% endfor %}</w:t>
+      </w:r>
+    </w:p>
+    <w:p>
+      <w:r>
+        <w:rPr>
+          <w:b w:val="0"/>
+          <w:color w:val="2C2C2C"/>
+          <w:sz w:val="20"/>
+        </w:rPr>
+        <w:t>{%p else %}</w:t>
+      </w:r>
+    </w:p>
+    <w:p>
+      <w:r>
+        <w:rPr>
+          <w:b w:val="0"/>
+          <w:color w:val="2C2C2C"/>
+          <w:sz w:val="20"/>
+        </w:rPr>
+        <w:t>Alle Pflichtprüfungen: OK.</w:t>
+      </w:r>
+    </w:p>
+    <w:p>
+      <w:r>
+        <w:rPr>
+          <w:b w:val="0"/>
+          <w:color w:val="2C2C2C"/>
+          <w:sz w:val="20"/>
+        </w:rPr>
+        <w:t>{%p endif %}</w:t>
+      </w:r>
+    </w:p>
+    <w:p/>
     <w:p>
       <w:pPr>
         <w:pStyle w:val="Heading2"/>
       </w:pPr>
       <w:r>
         <w:rPr>
-          <w:color w:val="1F497D"/>
+          <w:b/>
+          <w:color w:val="0B2545"/>
+          <w:sz w:val="26"/>
         </w:rPr>
-        <w:t>Trainingsbereiche</w:t>
+        <w:t>Risikoanalyse</w:t>
       </w:r>
     </w:p>
     <w:p>
       <w:r>
-        <w:t>{{ interp_zonen }}</w:t>
+        <w:rPr>
+          <w:b w:val="0"/>
+          <w:color w:val="2C2C2C"/>
+          <w:sz w:val="20"/>
+        </w:rPr>
+        <w:t>{{ interp_risiko if interp_risiko else 'Keine besonderen Risiken aus den Daten ableitbar — siehe Pflichtprüfungen.' }}</w:t>
       </w:r>
     </w:p>
+    <w:p/>
     <w:p>
       <w:pPr>
         <w:pStyle w:val="Heading2"/>
       </w:pPr>
       <w:r>
         <w:rPr>
-          <w:color w:val="1F497D"/>
+          <w:b/>
+          <w:color w:val="0B2545"/>
+          <w:sz w:val="26"/>
         </w:rPr>
-        <w:t>Empfehlungen</w:t>
+        <w:t>Schwellenlogik</w:t>
       </w:r>
     </w:p>
     <w:p>
       <w:r>
-        <w:t>{{ interp_empfehlungen }}</w:t>
+        <w:rPr>
+          <w:b w:val="0"/>
+          <w:color w:val="2C2C2C"/>
+          <w:sz w:val="18"/>
+        </w:rPr>
+        <w:t>Die Zonengrenzen sind Orientierungspunkte. Z2-Obergrenze: v bei 2.0 mmol/l. Z3-Obergrenze: v bei 3.0 mmol/l. Z4-Obergrenze: v bei 4.0 mmol/l. Z5-Obergrenze: Maximalgeschwindigkeit (aliquot-korrigiert). Z6 darüber. Diese Werte werden mit Kurvenform, HF-Verlauf und RPE-Muster kombiniert (keine rein fixen mmol-Schwellen). Der/die Trainer:in bestätigt oder passt die Vorschläge an.</w:t>
       </w:r>
     </w:p>
+    <w:p/>
     <w:p>
       <w:pPr>
-        <w:pStyle w:val="Heading1"/>
+        <w:pStyle w:val="Heading2"/>
       </w:pPr>
       <w:r>
         <w:rPr>
-          <w:color w:val="1F497D"/>
+          <w:b/>
+          <w:color w:val="0B2545"/>
+          <w:sz w:val="26"/>
         </w:rPr>
-        <w:t>Coaching-Notizen</w:t>
+        <w:t>Trainernotizen</w:t>
       </w:r>
     </w:p>
-    <w:p>
-      <w:r>
-        <w:t>Verletzungen: {{ coaching.verletzungen }}</w:t>
-        <w:br/>
-        <w:t>Aktuelle Probleme: {{ coaching.aktuelle_probleme }}</w:t>
-        <w:br/>
-        <w:t>Stärken: {{ coaching.staerken }}</w:t>
-        <w:br/>
-        <w:t>Schwächen: {{ coaching.schwaechen }}</w:t>
-        <w:br/>
-        <w:t>Geplante Wettkämpfe: {{ coaching.geplante_wettkaempfe }}</w:t>
-        <w:br/>
-        <w:t>Trainernotizen: {{ coaching.trainernotizen }}</w:t>
-      </w:r>
-    </w:p>
+    <w:tbl>
+      <w:tblPr>
+        <w:tblW w:type="auto" w:w="0"/>
+        <w:tblLayout w:type="fixed"/>
+        <w:tblLook w:firstColumn="1" w:firstRow="1" w:lastColumn="0" w:lastRow="0" w:noHBand="0" w:noVBand="1" w:val="04A0"/>
+      </w:tblPr>
+      <w:tblGrid>
+        <w:gridCol w:w="7399"/>
+        <w:gridCol w:w="7399"/>
+      </w:tblGrid>
+      <w:tr>
+        <w:tc>
+          <w:tcPr>
+            <w:tcW w:type="dxa" w:w="3118"/>
+            <w:tcBorders>
+              <w:top w:val="single" w:sz="4" w:color="D1D5DB"/>
+              <w:left w:val="single" w:sz="4" w:color="D1D5DB"/>
+              <w:bottom w:val="single" w:sz="4" w:color="D1D5DB"/>
+              <w:right w:val="single" w:sz="4" w:color="D1D5DB"/>
+            </w:tcBorders>
+          </w:tcPr>
+          <w:p>
+            <w:r/>
+            <w:r>
+              <w:rPr>
+                <w:b/>
+                <w:color w:val="0B2545"/>
+                <w:sz w:val="20"/>
+              </w:rPr>
+              <w:t>Verletzungen</w:t>
+            </w:r>
+          </w:p>
+        </w:tc>
+        <w:tc>
+          <w:tcPr>
+            <w:tcW w:type="dxa" w:w="5102"/>
+            <w:tcBorders>
+              <w:top w:val="single" w:sz="4" w:color="D1D5DB"/>
+              <w:left w:val="single" w:sz="4" w:color="D1D5DB"/>
+              <w:bottom w:val="single" w:sz="4" w:color="D1D5DB"/>
+              <w:right w:val="single" w:sz="4" w:color="D1D5DB"/>
+            </w:tcBorders>
+          </w:tcPr>
+          <w:p>
+            <w:r/>
+            <w:r>
+              <w:rPr>
+                <w:color w:val="2C2C2C"/>
+                <w:sz w:val="20"/>
+              </w:rPr>
+              <w:t>{{ coaching.verletzungen }}</w:t>
+            </w:r>
+          </w:p>
+        </w:tc>
+      </w:tr>
+      <w:tr>
+        <w:tc>
+          <w:tcPr>
+            <w:tcW w:type="dxa" w:w="3118"/>
+            <w:tcBorders>
+              <w:top w:val="single" w:sz="4" w:color="D1D5DB"/>
+              <w:left w:val="single" w:sz="4" w:color="D1D5DB"/>
+              <w:bottom w:val="single" w:sz="4" w:color="D1D5DB"/>
+              <w:right w:val="single" w:sz="4" w:color="D1D5DB"/>
+            </w:tcBorders>
+          </w:tcPr>
+          <w:p>
+            <w:r/>
+            <w:r>
+              <w:rPr>
+                <w:b/>
+                <w:color w:val="0B2545"/>
+                <w:sz w:val="20"/>
+              </w:rPr>
+              <w:t>Aktuelle Probleme</w:t>
+            </w:r>
+          </w:p>
+        </w:tc>
+        <w:tc>
+          <w:tcPr>
+            <w:tcW w:type="dxa" w:w="5102"/>
+            <w:tcBorders>
+              <w:top w:val="single" w:sz="4" w:color="D1D5DB"/>
+              <w:left w:val="single" w:sz="4" w:color="D1D5DB"/>
+              <w:bottom w:val="single" w:sz="4" w:color="D1D5DB"/>
+              <w:right w:val="single" w:sz="4" w:color="D1D5DB"/>
+            </w:tcBorders>
+          </w:tcPr>
+          <w:p>
+            <w:r/>
+            <w:r>
+              <w:rPr>
+                <w:color w:val="2C2C2C"/>
+                <w:sz w:val="20"/>
+              </w:rPr>
+              <w:t>{{ coaching.aktuelle_probleme }}</w:t>
+            </w:r>
+          </w:p>
+        </w:tc>
+      </w:tr>
+      <w:tr>
+        <w:tc>
+          <w:tcPr>
+            <w:tcW w:type="dxa" w:w="3118"/>
+            <w:tcBorders>
+              <w:top w:val="single" w:sz="4" w:color="D1D5DB"/>
+              <w:left w:val="single" w:sz="4" w:color="D1D5DB"/>
+              <w:bottom w:val="single" w:sz="4" w:color="D1D5DB"/>
+              <w:right w:val="single" w:sz="4" w:color="D1D5DB"/>
+            </w:tcBorders>
+          </w:tcPr>
+          <w:p>
+            <w:r/>
+            <w:r>
+              <w:rPr>
+                <w:b/>
+                <w:color w:val="0B2545"/>
+                <w:sz w:val="20"/>
+              </w:rPr>
+              <w:t>Stärken</w:t>
+            </w:r>
+          </w:p>
+        </w:tc>
+        <w:tc>
+          <w:tcPr>
+            <w:tcW w:type="dxa" w:w="5102"/>
+            <w:tcBorders>
+              <w:top w:val="single" w:sz="4" w:color="D1D5DB"/>
+              <w:left w:val="single" w:sz="4" w:color="D1D5DB"/>
+              <w:bottom w:val="single" w:sz="4" w:color="D1D5DB"/>
+              <w:right w:val="single" w:sz="4" w:color="D1D5DB"/>
+            </w:tcBorders>
+          </w:tcPr>
+          <w:p>
+            <w:r/>
+            <w:r>
+              <w:rPr>
+                <w:color w:val="2C2C2C"/>
+                <w:sz w:val="20"/>
+              </w:rPr>
+              <w:t>{{ coaching.staerken }}</w:t>
+            </w:r>
+          </w:p>
+        </w:tc>
+      </w:tr>
+      <w:tr>
+        <w:tc>
+          <w:tcPr>
+            <w:tcW w:type="dxa" w:w="3118"/>
+            <w:tcBorders>
+              <w:top w:val="single" w:sz="4" w:color="D1D5DB"/>
+              <w:left w:val="single" w:sz="4" w:color="D1D5DB"/>
+              <w:bottom w:val="single" w:sz="4" w:color="D1D5DB"/>
+              <w:right w:val="single" w:sz="4" w:color="D1D5DB"/>
+            </w:tcBorders>
+          </w:tcPr>
+          <w:p>
+            <w:r/>
+            <w:r>
+              <w:rPr>
+                <w:b/>
+                <w:color w:val="0B2545"/>
+                <w:sz w:val="20"/>
+              </w:rPr>
+              <w:t>Schwächen</w:t>
+            </w:r>
+          </w:p>
+        </w:tc>
+        <w:tc>
+          <w:tcPr>
+            <w:tcW w:type="dxa" w:w="5102"/>
+            <w:tcBorders>
+              <w:top w:val="single" w:sz="4" w:color="D1D5DB"/>
+              <w:left w:val="single" w:sz="4" w:color="D1D5DB"/>
+              <w:bottom w:val="single" w:sz="4" w:color="D1D5DB"/>
+              <w:right w:val="single" w:sz="4" w:color="D1D5DB"/>
+            </w:tcBorders>
+          </w:tcPr>
+          <w:p>
+            <w:r/>
+            <w:r>
+              <w:rPr>
+                <w:color w:val="2C2C2C"/>
+                <w:sz w:val="20"/>
+              </w:rPr>
+              <w:t>{{ coaching.schwaechen }}</w:t>
+            </w:r>
+          </w:p>
+        </w:tc>
+      </w:tr>
+      <w:tr>
+        <w:tc>
+          <w:tcPr>
+            <w:tcW w:type="dxa" w:w="3118"/>
+            <w:tcBorders>
+              <w:top w:val="single" w:sz="4" w:color="D1D5DB"/>
+              <w:left w:val="single" w:sz="4" w:color="D1D5DB"/>
+              <w:bottom w:val="single" w:sz="4" w:color="D1D5DB"/>
+              <w:right w:val="single" w:sz="4" w:color="D1D5DB"/>
+            </w:tcBorders>
+          </w:tcPr>
+          <w:p>
+            <w:r/>
+            <w:r>
+              <w:rPr>
+                <w:b/>
+                <w:color w:val="0B2545"/>
+                <w:sz w:val="20"/>
+              </w:rPr>
+              <w:t>Geplante Wettkämpfe</w:t>
+            </w:r>
+          </w:p>
+        </w:tc>
+        <w:tc>
+          <w:tcPr>
+            <w:tcW w:type="dxa" w:w="5102"/>
+            <w:tcBorders>
+              <w:top w:val="single" w:sz="4" w:color="D1D5DB"/>
+              <w:left w:val="single" w:sz="4" w:color="D1D5DB"/>
+              <w:bottom w:val="single" w:sz="4" w:color="D1D5DB"/>
+              <w:right w:val="single" w:sz="4" w:color="D1D5DB"/>
+            </w:tcBorders>
+          </w:tcPr>
+          <w:p>
+            <w:r/>
+            <w:r>
+              <w:rPr>
+                <w:color w:val="2C2C2C"/>
+                <w:sz w:val="20"/>
+              </w:rPr>
+              <w:t>{{ coaching.geplante_wettkaempfe }}</w:t>
+            </w:r>
+          </w:p>
+        </w:tc>
+      </w:tr>
+      <w:tr>
+        <w:tc>
+          <w:tcPr>
+            <w:tcW w:type="dxa" w:w="3118"/>
+            <w:tcBorders>
+              <w:top w:val="single" w:sz="4" w:color="D1D5DB"/>
+              <w:left w:val="single" w:sz="4" w:color="D1D5DB"/>
+              <w:bottom w:val="single" w:sz="4" w:color="D1D5DB"/>
+              <w:right w:val="single" w:sz="4" w:color="D1D5DB"/>
+            </w:tcBorders>
+          </w:tcPr>
+          <w:p>
+            <w:r/>
+            <w:r>
+              <w:rPr>
+                <w:b/>
+                <w:color w:val="0B2545"/>
+                <w:sz w:val="20"/>
+              </w:rPr>
+              <w:t>Trainernotizen</w:t>
+            </w:r>
+          </w:p>
+        </w:tc>
+        <w:tc>
+          <w:tcPr>
+            <w:tcW w:type="dxa" w:w="5102"/>
+            <w:tcBorders>
+              <w:top w:val="single" w:sz="4" w:color="D1D5DB"/>
+              <w:left w:val="single" w:sz="4" w:color="D1D5DB"/>
+              <w:bottom w:val="single" w:sz="4" w:color="D1D5DB"/>
+              <w:right w:val="single" w:sz="4" w:color="D1D5DB"/>
+            </w:tcBorders>
+          </w:tcPr>
+          <w:p>
+            <w:r/>
+            <w:r>
+              <w:rPr>
+                <w:color w:val="2C2C2C"/>
+                <w:sz w:val="20"/>
+              </w:rPr>
+              <w:t>{{ coaching.trainernotizen }}</w:t>
+            </w:r>
+          </w:p>
+        </w:tc>
+      </w:tr>
+    </w:tbl>
     <w:sectPr>
-      <w:pgSz w:w="12240" w:h="15840"/>
-      <w:pgMar w:top="1134" w:right="1417" w:bottom="1134" w:left="1417" w:header="720" w:footer="720" w:gutter="0"/>
+      <w:footerReference w:type="default" r:id="rId10"/>
+      <w:footerReference w:type="first" r:id="rId11"/>
+      <w:pgSz w:w="16838" w:h="11906" w:orient="landscape"/>
+      <w:pgMar w:top="907" w:right="1020" w:bottom="1020" w:left="1020" w:header="720" w:footer="720" w:gutter="0"/>
       <w:cols w:space="720"/>
+      <w:titlePg/>
       <w:docGrid w:linePitch="360"/>
     </w:sectPr>
   </w:body>
 </w:document>
+</file>
+
+<file path=word/footer1.xml><?xml version="1.0" encoding="utf-8"?>
+<w:ftr xmlns:m="http://schemas.openxmlformats.org/officeDocument/2006/math" xmlns:mc="http://schemas.openxmlformats.org/markup-compatibility/2006" xmlns:mo="http://schemas.microsoft.com/office/mac/office/2008/main" xmlns:mv="urn:schemas-microsoft-com:mac:vml" xmlns:o="urn:schemas-microsoft-com:office:office" xmlns:r="http://schemas.openxmlformats.org/officeDocument/2006/relationships" xmlns:v="urn:schemas-microsoft-com:vml" xmlns:w10="urn:schemas-microsoft-com:office:word" xmlns:w14="http://schemas.microsoft.com/office/word/2010/wordml" xmlns:w="http://schemas.openxmlformats.org/wordprocessingml/2006/main" xmlns:wne="http://schemas.microsoft.com/office/word/2006/wordml" xmlns:wp14="http://schemas.microsoft.com/office/word/2010/wordprocessingDrawing" xmlns:wp="http://schemas.openxmlformats.org/drawingml/2006/wordprocessingDrawing" xmlns:wpc="http://schemas.microsoft.com/office/word/2010/wordprocessingCanvas" xmlns:wpg="http://schemas.microsoft.com/office/word/2010/wordprocessingGroup" xmlns:wpi="http://schemas.microsoft.com/office/word/2010/wordprocessingInk" xmlns:wps="http://schemas.microsoft.com/office/word/2010/wordprocessingShape" mc:Ignorable="w14 wp14">
+  <w:tbl>
+    <w:tblPr>
+      <w:tblW w:type="auto" w:w="0"/>
+      <w:tblLayout w:type="fixed"/>
+      <w:tblLook w:firstColumn="1" w:firstRow="1" w:lastColumn="0" w:lastRow="0" w:noHBand="0" w:noVBand="1" w:val="04A0"/>
+    </w:tblPr>
+    <w:tblGrid>
+      <w:gridCol w:w="4913"/>
+      <w:gridCol w:w="4913"/>
+      <w:gridCol w:w="4913"/>
+    </w:tblGrid>
+    <w:tr>
+      <w:tc>
+        <w:tcPr>
+          <w:tcW w:type="dxa" w:w="7370"/>
+          <w:tcBorders>
+            <w:top w:val="single" w:sz="4" w:color="D1D5DB"/>
+          </w:tcBorders>
+        </w:tcPr>
+        <w:p>
+          <w:pPr>
+            <w:jc w:val="left"/>
+          </w:pPr>
+          <w:r>
+            <w:rPr>
+              <w:color w:val="2C2C2C"/>
+              <w:sz w:val="16"/>
+            </w:rPr>
+            <w:t>anna-maria@woerndle.at  ·  +43 677 62150496</w:t>
+          </w:r>
+        </w:p>
+      </w:tc>
+      <w:tc>
+        <w:tcPr>
+          <w:tcW w:type="dxa" w:w="3969"/>
+          <w:tcBorders>
+            <w:top w:val="single" w:sz="4" w:color="D1D5DB"/>
+          </w:tcBorders>
+        </w:tcPr>
+        <w:p>
+          <w:pPr>
+            <w:jc w:val="center"/>
+          </w:pPr>
+          <w:r>
+            <w:rPr>
+              <w:color w:val="2C2C2C"/>
+              <w:sz w:val="16"/>
+            </w:rPr>
+            <w:t xml:space="preserve">Seite </w:t>
+          </w:r>
+          <w:r>
+            <w:rPr>
+              <w:color w:val="2C2C2C"/>
+              <w:sz w:val="16"/>
+            </w:rPr>
+            <w:fldChar w:fldCharType="begin"/>
+            <w:instrText>PAGE</w:instrText>
+            <w:fldChar w:fldCharType="end"/>
+          </w:r>
+        </w:p>
+      </w:tc>
+      <w:tc>
+        <w:tcPr>
+          <w:tcW w:type="dxa" w:w="3402"/>
+          <w:tcBorders>
+            <w:top w:val="single" w:sz="4" w:color="D1D5DB"/>
+          </w:tcBorders>
+        </w:tcPr>
+        <w:p>
+          <w:pPr>
+            <w:jc w:val="right"/>
+          </w:pPr>
+          <w:r>
+            <w:drawing>
+              <wp:inline xmlns:a="http://schemas.openxmlformats.org/drawingml/2006/main" xmlns:pic="http://schemas.openxmlformats.org/drawingml/2006/picture">
+                <wp:extent cx="720000" cy="305612"/>
+                <wp:docPr id="1" name="Picture 1"/>
+                <wp:cNvGraphicFramePr>
+                  <a:graphicFrameLocks noChangeAspect="1"/>
+                </wp:cNvGraphicFramePr>
+                <a:graphic>
+                  <a:graphicData uri="http://schemas.openxmlformats.org/drawingml/2006/picture">
+                    <pic:pic>
+                      <pic:nvPicPr>
+                        <pic:cNvPr id="0" name="logo_placeholder.png"/>
+                        <pic:cNvPicPr/>
+                      </pic:nvPicPr>
+                      <pic:blipFill>
+                        <a:blip r:embed="rId1"/>
+                        <a:stretch>
+                          <a:fillRect/>
+                        </a:stretch>
+                      </pic:blipFill>
+                      <pic:spPr>
+                        <a:xfrm>
+                          <a:off x="0" y="0"/>
+                          <a:ext cx="720000" cy="305612"/>
+                        </a:xfrm>
+                        <a:prstGeom prst="rect"/>
+                      </pic:spPr>
+                    </pic:pic>
+                  </a:graphicData>
+                </a:graphic>
+              </wp:inline>
+            </w:drawing>
+          </w:r>
+        </w:p>
+      </w:tc>
+    </w:tr>
+  </w:tbl>
+</w:ftr>
+</file>
+
+<file path=word/footer2.xml><?xml version="1.0" encoding="utf-8"?>
+<w:ftr xmlns:m="http://schemas.openxmlformats.org/officeDocument/2006/math" xmlns:mc="http://schemas.openxmlformats.org/markup-compatibility/2006" xmlns:mo="http://schemas.microsoft.com/office/mac/office/2008/main" xmlns:mv="urn:schemas-microsoft-com:mac:vml" xmlns:o="urn:schemas-microsoft-com:office:office" xmlns:r="http://schemas.openxmlformats.org/officeDocument/2006/relationships" xmlns:v="urn:schemas-microsoft-com:vml" xmlns:w10="urn:schemas-microsoft-com:office:word" xmlns:w14="http://schemas.microsoft.com/office/word/2010/wordml" xmlns:w="http://schemas.openxmlformats.org/wordprocessingml/2006/main" xmlns:wne="http://schemas.microsoft.com/office/word/2006/wordml" xmlns:wp14="http://schemas.microsoft.com/office/word/2010/wordprocessingDrawing" xmlns:wp="http://schemas.openxmlformats.org/drawingml/2006/wordprocessingDrawing" xmlns:wpc="http://schemas.microsoft.com/office/word/2010/wordprocessingCanvas" xmlns:wpg="http://schemas.microsoft.com/office/word/2010/wordprocessingGroup" xmlns:wpi="http://schemas.microsoft.com/office/word/2010/wordprocessingInk" xmlns:wps="http://schemas.microsoft.com/office/word/2010/wordprocessingShape" mc:Ignorable="w14 wp14">
+  <w:p/>
+</w:ftr>
 </file>
 
 <file path=word/numbering.xml><?xml version="1.0" encoding="utf-8"?>
@@ -1259,6 +3097,11 @@
     <w:name w:val="Normal"/>
     <w:qFormat/>
     <w:rsid w:val="00FC693F"/>
+    <w:rPr>
+      <w:rFonts w:ascii="Calibri" w:hAnsi="Calibri"/>
+      <w:color w:val="2C2C2C"/>
+      <w:sz w:val="21"/>
+    </w:rPr>
   </w:style>
   <w:style w:type="paragraph" w:styleId="Header">
     <w:name w:val="header"/>

--- a/templates/report.docx
+++ b/templates/report.docx
@@ -58,6 +58,19 @@
         <w:t>Leistungsdiagnostik {{ athlete.sportart_label }}</w:t>
       </w:r>
     </w:p>
+    <w:p>
+      <w:pPr>
+        <w:jc w:val="center"/>
+      </w:pPr>
+      <w:r>
+        <w:rPr>
+          <w:i w:val="0"/>
+          <w:color w:val="16C5A5"/>
+          <w:sz w:val="26"/>
+        </w:rPr>
+        <w:t>Sport AnnaLytics</w:t>
+      </w:r>
+    </w:p>
     <w:p/>
     <w:p/>
     <w:p>
@@ -66,7 +79,7 @@
       </w:pPr>
       <w:r>
         <w:rPr>
-          <w:color w:val="16C5A5"/>
+          <w:color w:val="2C2C2C"/>
           <w:sz w:val="44"/>
         </w:rPr>
         <w:t>{{ athlete.vorname }} {{ athlete.name }}</w:t>
@@ -79,38 +92,9 @@
       <w:r>
         <w:rPr>
           <w:color w:val="2C2C2C"/>
-          <w:sz w:val="26"/>
+          <w:sz w:val="24"/>
         </w:rPr>
         <w:t>{{ testprotokoll.testdatum }}  ·  {{ testprotokoll.durchfuehrungsort }}</w:t>
-      </w:r>
-    </w:p>
-    <w:p/>
-    <w:p/>
-    <w:p/>
-    <w:p/>
-    <w:p>
-      <w:pPr>
-        <w:jc w:val="center"/>
-      </w:pPr>
-      <w:r>
-        <w:rPr>
-          <w:i/>
-          <w:color w:val="2C2C2C"/>
-          <w:sz w:val="22"/>
-        </w:rPr>
-        <w:t>Erstellt von Anna-Maria Wörndle</w:t>
-      </w:r>
-    </w:p>
-    <w:p>
-      <w:pPr>
-        <w:jc w:val="center"/>
-      </w:pPr>
-      <w:r>
-        <w:rPr>
-          <w:color w:val="2C2C2C"/>
-          <w:sz w:val="20"/>
-        </w:rPr>
-        <w:t>anna-maria@woerndle.at  ·  +43 677 62150496</w:t>
       </w:r>
     </w:p>
     <w:p>
@@ -126,9 +110,9 @@
         <w:rPr>
           <w:b/>
           <w:color w:val="0B2545"/>
-          <w:sz w:val="32"/>
+          <w:sz w:val="28"/>
         </w:rPr>
-        <w:t>Athletendaten</w:t>
+        <w:t>Daten &amp; Testablauf</w:t>
       </w:r>
     </w:p>
     <w:tbl>
@@ -138,18 +122,18 @@
         <w:tblLook w:firstColumn="1" w:firstRow="1" w:lastColumn="0" w:lastRow="0" w:noHBand="0" w:noVBand="1" w:val="04A0"/>
       </w:tblPr>
       <w:tblGrid>
-        <w:gridCol w:w="7399"/>
-        <w:gridCol w:w="7399"/>
+        <w:gridCol w:w="7512"/>
+        <w:gridCol w:w="7512"/>
       </w:tblGrid>
       <w:tr>
         <w:tc>
           <w:tcPr>
-            <w:tcW w:type="dxa" w:w="3118"/>
+            <w:tcW w:type="dxa" w:w="7654"/>
             <w:tcBorders>
-              <w:top w:val="single" w:sz="4" w:color="D1D5DB"/>
-              <w:left w:val="single" w:sz="4" w:color="D1D5DB"/>
-              <w:bottom w:val="single" w:sz="4" w:color="D1D5DB"/>
-              <w:right w:val="single" w:sz="4" w:color="D1D5DB"/>
+              <w:top w:val="nil"/>
+              <w:left w:val="nil"/>
+              <w:bottom w:val="nil"/>
+              <w:right w:val="nil"/>
             </w:tcBorders>
           </w:tcPr>
           <w:p>
@@ -158,43 +142,20 @@
               <w:rPr>
                 <w:b/>
                 <w:color w:val="0B2545"/>
-                <w:sz w:val="20"/>
+                <w:sz w:val="24"/>
               </w:rPr>
-              <w:t>Name</w:t>
+              <w:t>Athletendaten</w:t>
             </w:r>
           </w:p>
         </w:tc>
         <w:tc>
           <w:tcPr>
-            <w:tcW w:type="dxa" w:w="5102"/>
+            <w:tcW w:type="dxa" w:w="7654"/>
             <w:tcBorders>
-              <w:top w:val="single" w:sz="4" w:color="D1D5DB"/>
-              <w:left w:val="single" w:sz="4" w:color="D1D5DB"/>
-              <w:bottom w:val="single" w:sz="4" w:color="D1D5DB"/>
-              <w:right w:val="single" w:sz="4" w:color="D1D5DB"/>
-            </w:tcBorders>
-          </w:tcPr>
-          <w:p>
-            <w:r/>
-            <w:r>
-              <w:rPr>
-                <w:color w:val="2C2C2C"/>
-                <w:sz w:val="20"/>
-              </w:rPr>
-              <w:t>{{ athlete.vorname }} {{ athlete.name }}</w:t>
-            </w:r>
-          </w:p>
-        </w:tc>
-      </w:tr>
-      <w:tr>
-        <w:tc>
-          <w:tcPr>
-            <w:tcW w:type="dxa" w:w="3118"/>
-            <w:tcBorders>
-              <w:top w:val="single" w:sz="4" w:color="D1D5DB"/>
-              <w:left w:val="single" w:sz="4" w:color="D1D5DB"/>
-              <w:bottom w:val="single" w:sz="4" w:color="D1D5DB"/>
-              <w:right w:val="single" w:sz="4" w:color="D1D5DB"/>
+              <w:top w:val="nil"/>
+              <w:left w:val="nil"/>
+              <w:bottom w:val="nil"/>
+              <w:right w:val="nil"/>
             </w:tcBorders>
           </w:tcPr>
           <w:p>
@@ -203,30 +164,9 @@
               <w:rPr>
                 <w:b/>
                 <w:color w:val="0B2545"/>
-                <w:sz w:val="20"/>
+                <w:sz w:val="24"/>
               </w:rPr>
-              <w:t>Email</w:t>
-            </w:r>
-          </w:p>
-        </w:tc>
-        <w:tc>
-          <w:tcPr>
-            <w:tcW w:type="dxa" w:w="5102"/>
-            <w:tcBorders>
-              <w:top w:val="single" w:sz="4" w:color="D1D5DB"/>
-              <w:left w:val="single" w:sz="4" w:color="D1D5DB"/>
-              <w:bottom w:val="single" w:sz="4" w:color="D1D5DB"/>
-              <w:right w:val="single" w:sz="4" w:color="D1D5DB"/>
-            </w:tcBorders>
-          </w:tcPr>
-          <w:p>
-            <w:r/>
-            <w:r>
-              <w:rPr>
-                <w:color w:val="2C2C2C"/>
-                <w:sz w:val="20"/>
-              </w:rPr>
-              <w:t>{{ athlete.email }}</w:t>
+              <w:t>Testprotokoll</w:t>
             </w:r>
           </w:p>
         </w:tc>
@@ -234,421 +174,1053 @@
       <w:tr>
         <w:tc>
           <w:tcPr>
-            <w:tcW w:type="dxa" w:w="3118"/>
+            <w:tcW w:type="dxa" w:w="7654"/>
             <w:tcBorders>
-              <w:top w:val="single" w:sz="4" w:color="D1D5DB"/>
-              <w:left w:val="single" w:sz="4" w:color="D1D5DB"/>
-              <w:bottom w:val="single" w:sz="4" w:color="D1D5DB"/>
-              <w:right w:val="single" w:sz="4" w:color="D1D5DB"/>
+              <w:top w:val="nil"/>
+              <w:left w:val="nil"/>
+              <w:bottom w:val="nil"/>
+              <w:right w:val="nil"/>
             </w:tcBorders>
           </w:tcPr>
-          <w:p>
-            <w:r/>
-            <w:r>
-              <w:rPr>
-                <w:b/>
-                <w:color w:val="0B2545"/>
-                <w:sz w:val="20"/>
-              </w:rPr>
-              <w:t>Geburtsjahr</w:t>
-            </w:r>
-          </w:p>
+          <w:tbl>
+            <w:tblPr>
+              <w:tblW w:type="auto" w:w="0"/>
+              <w:tblLayout w:type="fixed"/>
+              <w:tblLook w:firstColumn="1" w:firstRow="1" w:lastColumn="0" w:lastRow="0" w:noHBand="0" w:noVBand="1" w:val="04A0"/>
+            </w:tblPr>
+            <w:tblGrid>
+              <w:gridCol w:w="3827"/>
+              <w:gridCol w:w="3827"/>
+            </w:tblGrid>
+            <w:tr>
+              <w:tc>
+                <w:tcPr>
+                  <w:tcW w:type="dxa" w:w="2381"/>
+                  <w:tcBorders>
+                    <w:top w:val="single" w:sz="4" w:color="D1D5DB"/>
+                    <w:left w:val="single" w:sz="4" w:color="D1D5DB"/>
+                    <w:bottom w:val="single" w:sz="4" w:color="D1D5DB"/>
+                    <w:right w:val="single" w:sz="4" w:color="D1D5DB"/>
+                  </w:tcBorders>
+                </w:tcPr>
+                <w:p>
+                  <w:r/>
+                  <w:r>
+                    <w:rPr>
+                      <w:b/>
+                      <w:color w:val="0B2545"/>
+                      <w:sz w:val="17"/>
+                    </w:rPr>
+                    <w:t>Name</w:t>
+                  </w:r>
+                </w:p>
+              </w:tc>
+              <w:tc>
+                <w:tcPr>
+                  <w:tcW w:type="dxa" w:w="4819"/>
+                  <w:tcBorders>
+                    <w:top w:val="single" w:sz="4" w:color="D1D5DB"/>
+                    <w:left w:val="single" w:sz="4" w:color="D1D5DB"/>
+                    <w:bottom w:val="single" w:sz="4" w:color="D1D5DB"/>
+                    <w:right w:val="single" w:sz="4" w:color="D1D5DB"/>
+                  </w:tcBorders>
+                </w:tcPr>
+                <w:p>
+                  <w:r/>
+                  <w:r>
+                    <w:rPr>
+                      <w:color w:val="2C2C2C"/>
+                      <w:sz w:val="17"/>
+                    </w:rPr>
+                    <w:t>{{ athlete.vorname }} {{ athlete.name }}</w:t>
+                  </w:r>
+                </w:p>
+              </w:tc>
+            </w:tr>
+            <w:tr>
+              <w:tc>
+                <w:tcPr>
+                  <w:tcW w:type="dxa" w:w="2381"/>
+                  <w:tcBorders>
+                    <w:top w:val="single" w:sz="4" w:color="D1D5DB"/>
+                    <w:left w:val="single" w:sz="4" w:color="D1D5DB"/>
+                    <w:bottom w:val="single" w:sz="4" w:color="D1D5DB"/>
+                    <w:right w:val="single" w:sz="4" w:color="D1D5DB"/>
+                  </w:tcBorders>
+                </w:tcPr>
+                <w:p>
+                  <w:r/>
+                  <w:r>
+                    <w:rPr>
+                      <w:b/>
+                      <w:color w:val="0B2545"/>
+                      <w:sz w:val="17"/>
+                    </w:rPr>
+                    <w:t>Email</w:t>
+                  </w:r>
+                </w:p>
+              </w:tc>
+              <w:tc>
+                <w:tcPr>
+                  <w:tcW w:type="dxa" w:w="4819"/>
+                  <w:tcBorders>
+                    <w:top w:val="single" w:sz="4" w:color="D1D5DB"/>
+                    <w:left w:val="single" w:sz="4" w:color="D1D5DB"/>
+                    <w:bottom w:val="single" w:sz="4" w:color="D1D5DB"/>
+                    <w:right w:val="single" w:sz="4" w:color="D1D5DB"/>
+                  </w:tcBorders>
+                </w:tcPr>
+                <w:p>
+                  <w:r/>
+                  <w:r>
+                    <w:rPr>
+                      <w:color w:val="2C2C2C"/>
+                      <w:sz w:val="17"/>
+                    </w:rPr>
+                    <w:t>{{ athlete.email }}</w:t>
+                  </w:r>
+                </w:p>
+              </w:tc>
+            </w:tr>
+            <w:tr>
+              <w:tc>
+                <w:tcPr>
+                  <w:tcW w:type="dxa" w:w="2381"/>
+                  <w:tcBorders>
+                    <w:top w:val="single" w:sz="4" w:color="D1D5DB"/>
+                    <w:left w:val="single" w:sz="4" w:color="D1D5DB"/>
+                    <w:bottom w:val="single" w:sz="4" w:color="D1D5DB"/>
+                    <w:right w:val="single" w:sz="4" w:color="D1D5DB"/>
+                  </w:tcBorders>
+                </w:tcPr>
+                <w:p>
+                  <w:r/>
+                  <w:r>
+                    <w:rPr>
+                      <w:b/>
+                      <w:color w:val="0B2545"/>
+                      <w:sz w:val="17"/>
+                    </w:rPr>
+                    <w:t>Geburtsjahr</w:t>
+                  </w:r>
+                </w:p>
+              </w:tc>
+              <w:tc>
+                <w:tcPr>
+                  <w:tcW w:type="dxa" w:w="4819"/>
+                  <w:tcBorders>
+                    <w:top w:val="single" w:sz="4" w:color="D1D5DB"/>
+                    <w:left w:val="single" w:sz="4" w:color="D1D5DB"/>
+                    <w:bottom w:val="single" w:sz="4" w:color="D1D5DB"/>
+                    <w:right w:val="single" w:sz="4" w:color="D1D5DB"/>
+                  </w:tcBorders>
+                </w:tcPr>
+                <w:p>
+                  <w:r/>
+                  <w:r>
+                    <w:rPr>
+                      <w:color w:val="2C2C2C"/>
+                      <w:sz w:val="17"/>
+                    </w:rPr>
+                    <w:t>{{ athlete.geburtsjahr }}</w:t>
+                  </w:r>
+                </w:p>
+              </w:tc>
+            </w:tr>
+            <w:tr>
+              <w:tc>
+                <w:tcPr>
+                  <w:tcW w:type="dxa" w:w="2381"/>
+                  <w:tcBorders>
+                    <w:top w:val="single" w:sz="4" w:color="D1D5DB"/>
+                    <w:left w:val="single" w:sz="4" w:color="D1D5DB"/>
+                    <w:bottom w:val="single" w:sz="4" w:color="D1D5DB"/>
+                    <w:right w:val="single" w:sz="4" w:color="D1D5DB"/>
+                  </w:tcBorders>
+                </w:tcPr>
+                <w:p>
+                  <w:r/>
+                  <w:r>
+                    <w:rPr>
+                      <w:b/>
+                      <w:color w:val="0B2545"/>
+                      <w:sz w:val="17"/>
+                    </w:rPr>
+                    <w:t>Alter</w:t>
+                  </w:r>
+                </w:p>
+              </w:tc>
+              <w:tc>
+                <w:tcPr>
+                  <w:tcW w:type="dxa" w:w="4819"/>
+                  <w:tcBorders>
+                    <w:top w:val="single" w:sz="4" w:color="D1D5DB"/>
+                    <w:left w:val="single" w:sz="4" w:color="D1D5DB"/>
+                    <w:bottom w:val="single" w:sz="4" w:color="D1D5DB"/>
+                    <w:right w:val="single" w:sz="4" w:color="D1D5DB"/>
+                  </w:tcBorders>
+                </w:tcPr>
+                <w:p>
+                  <w:r/>
+                  <w:r>
+                    <w:rPr>
+                      <w:color w:val="2C2C2C"/>
+                      <w:sz w:val="17"/>
+                    </w:rPr>
+                    <w:t>{{ athlete.alter }}</w:t>
+                  </w:r>
+                </w:p>
+              </w:tc>
+            </w:tr>
+            <w:tr>
+              <w:tc>
+                <w:tcPr>
+                  <w:tcW w:type="dxa" w:w="2381"/>
+                  <w:tcBorders>
+                    <w:top w:val="single" w:sz="4" w:color="D1D5DB"/>
+                    <w:left w:val="single" w:sz="4" w:color="D1D5DB"/>
+                    <w:bottom w:val="single" w:sz="4" w:color="D1D5DB"/>
+                    <w:right w:val="single" w:sz="4" w:color="D1D5DB"/>
+                  </w:tcBorders>
+                </w:tcPr>
+                <w:p>
+                  <w:r/>
+                  <w:r>
+                    <w:rPr>
+                      <w:b/>
+                      <w:color w:val="0B2545"/>
+                      <w:sz w:val="17"/>
+                    </w:rPr>
+                    <w:t>Geschlecht</w:t>
+                  </w:r>
+                </w:p>
+              </w:tc>
+              <w:tc>
+                <w:tcPr>
+                  <w:tcW w:type="dxa" w:w="4819"/>
+                  <w:tcBorders>
+                    <w:top w:val="single" w:sz="4" w:color="D1D5DB"/>
+                    <w:left w:val="single" w:sz="4" w:color="D1D5DB"/>
+                    <w:bottom w:val="single" w:sz="4" w:color="D1D5DB"/>
+                    <w:right w:val="single" w:sz="4" w:color="D1D5DB"/>
+                  </w:tcBorders>
+                </w:tcPr>
+                <w:p>
+                  <w:r/>
+                  <w:r>
+                    <w:rPr>
+                      <w:color w:val="2C2C2C"/>
+                      <w:sz w:val="17"/>
+                    </w:rPr>
+                    <w:t>{{ athlete.geschlecht }}</w:t>
+                  </w:r>
+                </w:p>
+              </w:tc>
+            </w:tr>
+            <w:tr>
+              <w:tc>
+                <w:tcPr>
+                  <w:tcW w:type="dxa" w:w="2381"/>
+                  <w:tcBorders>
+                    <w:top w:val="single" w:sz="4" w:color="D1D5DB"/>
+                    <w:left w:val="single" w:sz="4" w:color="D1D5DB"/>
+                    <w:bottom w:val="single" w:sz="4" w:color="D1D5DB"/>
+                    <w:right w:val="single" w:sz="4" w:color="D1D5DB"/>
+                  </w:tcBorders>
+                </w:tcPr>
+                <w:p>
+                  <w:r/>
+                  <w:r>
+                    <w:rPr>
+                      <w:b/>
+                      <w:color w:val="0B2545"/>
+                      <w:sz w:val="17"/>
+                    </w:rPr>
+                    <w:t>Gewicht</w:t>
+                  </w:r>
+                </w:p>
+              </w:tc>
+              <w:tc>
+                <w:tcPr>
+                  <w:tcW w:type="dxa" w:w="4819"/>
+                  <w:tcBorders>
+                    <w:top w:val="single" w:sz="4" w:color="D1D5DB"/>
+                    <w:left w:val="single" w:sz="4" w:color="D1D5DB"/>
+                    <w:bottom w:val="single" w:sz="4" w:color="D1D5DB"/>
+                    <w:right w:val="single" w:sz="4" w:color="D1D5DB"/>
+                  </w:tcBorders>
+                </w:tcPr>
+                <w:p>
+                  <w:r/>
+                  <w:r>
+                    <w:rPr>
+                      <w:color w:val="2C2C2C"/>
+                      <w:sz w:val="17"/>
+                    </w:rPr>
+                    <w:t>{{ athlete.gewicht_kg }} kg</w:t>
+                  </w:r>
+                </w:p>
+              </w:tc>
+            </w:tr>
+            <w:tr>
+              <w:tc>
+                <w:tcPr>
+                  <w:tcW w:type="dxa" w:w="2381"/>
+                  <w:tcBorders>
+                    <w:top w:val="single" w:sz="4" w:color="D1D5DB"/>
+                    <w:left w:val="single" w:sz="4" w:color="D1D5DB"/>
+                    <w:bottom w:val="single" w:sz="4" w:color="D1D5DB"/>
+                    <w:right w:val="single" w:sz="4" w:color="D1D5DB"/>
+                  </w:tcBorders>
+                </w:tcPr>
+                <w:p>
+                  <w:r/>
+                  <w:r>
+                    <w:rPr>
+                      <w:b/>
+                      <w:color w:val="0B2545"/>
+                      <w:sz w:val="17"/>
+                    </w:rPr>
+                    <w:t>Größe</w:t>
+                  </w:r>
+                </w:p>
+              </w:tc>
+              <w:tc>
+                <w:tcPr>
+                  <w:tcW w:type="dxa" w:w="4819"/>
+                  <w:tcBorders>
+                    <w:top w:val="single" w:sz="4" w:color="D1D5DB"/>
+                    <w:left w:val="single" w:sz="4" w:color="D1D5DB"/>
+                    <w:bottom w:val="single" w:sz="4" w:color="D1D5DB"/>
+                    <w:right w:val="single" w:sz="4" w:color="D1D5DB"/>
+                  </w:tcBorders>
+                </w:tcPr>
+                <w:p>
+                  <w:r/>
+                  <w:r>
+                    <w:rPr>
+                      <w:color w:val="2C2C2C"/>
+                      <w:sz w:val="17"/>
+                    </w:rPr>
+                    <w:t>{{ athlete.groesse_m }} m</w:t>
+                  </w:r>
+                </w:p>
+              </w:tc>
+            </w:tr>
+            <w:tr>
+              <w:tc>
+                <w:tcPr>
+                  <w:tcW w:type="dxa" w:w="2381"/>
+                  <w:tcBorders>
+                    <w:top w:val="single" w:sz="4" w:color="D1D5DB"/>
+                    <w:left w:val="single" w:sz="4" w:color="D1D5DB"/>
+                    <w:bottom w:val="single" w:sz="4" w:color="D1D5DB"/>
+                    <w:right w:val="single" w:sz="4" w:color="D1D5DB"/>
+                  </w:tcBorders>
+                </w:tcPr>
+                <w:p>
+                  <w:r/>
+                  <w:r>
+                    <w:rPr>
+                      <w:b/>
+                      <w:color w:val="0B2545"/>
+                      <w:sz w:val="17"/>
+                    </w:rPr>
+                    <w:t>Trainingsziel</w:t>
+                  </w:r>
+                </w:p>
+              </w:tc>
+              <w:tc>
+                <w:tcPr>
+                  <w:tcW w:type="dxa" w:w="4819"/>
+                  <w:tcBorders>
+                    <w:top w:val="single" w:sz="4" w:color="D1D5DB"/>
+                    <w:left w:val="single" w:sz="4" w:color="D1D5DB"/>
+                    <w:bottom w:val="single" w:sz="4" w:color="D1D5DB"/>
+                    <w:right w:val="single" w:sz="4" w:color="D1D5DB"/>
+                  </w:tcBorders>
+                </w:tcPr>
+                <w:p>
+                  <w:r/>
+                  <w:r>
+                    <w:rPr>
+                      <w:color w:val="2C2C2C"/>
+                      <w:sz w:val="17"/>
+                    </w:rPr>
+                    <w:t>{{ athlete.trainingsziel }}</w:t>
+                  </w:r>
+                </w:p>
+              </w:tc>
+            </w:tr>
+            <w:tr>
+              <w:tc>
+                <w:tcPr>
+                  <w:tcW w:type="dxa" w:w="2381"/>
+                  <w:tcBorders>
+                    <w:top w:val="single" w:sz="4" w:color="D1D5DB"/>
+                    <w:left w:val="single" w:sz="4" w:color="D1D5DB"/>
+                    <w:bottom w:val="single" w:sz="4" w:color="D1D5DB"/>
+                    <w:right w:val="single" w:sz="4" w:color="D1D5DB"/>
+                  </w:tcBorders>
+                </w:tcPr>
+                <w:p>
+                  <w:r/>
+                  <w:r>
+                    <w:rPr>
+                      <w:b/>
+                      <w:color w:val="0B2545"/>
+                      <w:sz w:val="17"/>
+                    </w:rPr>
+                    <w:t>Wettkampfziel</w:t>
+                  </w:r>
+                </w:p>
+              </w:tc>
+              <w:tc>
+                <w:tcPr>
+                  <w:tcW w:type="dxa" w:w="4819"/>
+                  <w:tcBorders>
+                    <w:top w:val="single" w:sz="4" w:color="D1D5DB"/>
+                    <w:left w:val="single" w:sz="4" w:color="D1D5DB"/>
+                    <w:bottom w:val="single" w:sz="4" w:color="D1D5DB"/>
+                    <w:right w:val="single" w:sz="4" w:color="D1D5DB"/>
+                  </w:tcBorders>
+                </w:tcPr>
+                <w:p>
+                  <w:r/>
+                  <w:r>
+                    <w:rPr>
+                      <w:color w:val="2C2C2C"/>
+                      <w:sz w:val="17"/>
+                    </w:rPr>
+                    <w:t>{{ athlete.wettkampfziel }}</w:t>
+                  </w:r>
+                </w:p>
+              </w:tc>
+            </w:tr>
+            <w:tr>
+              <w:tc>
+                <w:tcPr>
+                  <w:tcW w:type="dxa" w:w="2381"/>
+                  <w:tcBorders>
+                    <w:top w:val="single" w:sz="4" w:color="D1D5DB"/>
+                    <w:left w:val="single" w:sz="4" w:color="D1D5DB"/>
+                    <w:bottom w:val="single" w:sz="4" w:color="D1D5DB"/>
+                    <w:right w:val="single" w:sz="4" w:color="D1D5DB"/>
+                  </w:tcBorders>
+                </w:tcPr>
+                <w:p>
+                  <w:r/>
+                  <w:r>
+                    <w:rPr>
+                      <w:b/>
+                      <w:color w:val="0B2545"/>
+                      <w:sz w:val="17"/>
+                    </w:rPr>
+                    <w:t>Umfang/Woche</w:t>
+                  </w:r>
+                </w:p>
+              </w:tc>
+              <w:tc>
+                <w:tcPr>
+                  <w:tcW w:type="dxa" w:w="4819"/>
+                  <w:tcBorders>
+                    <w:top w:val="single" w:sz="4" w:color="D1D5DB"/>
+                    <w:left w:val="single" w:sz="4" w:color="D1D5DB"/>
+                    <w:bottom w:val="single" w:sz="4" w:color="D1D5DB"/>
+                    <w:right w:val="single" w:sz="4" w:color="D1D5DB"/>
+                  </w:tcBorders>
+                </w:tcPr>
+                <w:p>
+                  <w:r/>
+                  <w:r>
+                    <w:rPr>
+                      <w:color w:val="2C2C2C"/>
+                      <w:sz w:val="17"/>
+                    </w:rPr>
+                    <w:t>{{ athlete.trainingsumfang_wo }}</w:t>
+                  </w:r>
+                </w:p>
+              </w:tc>
+            </w:tr>
+            <w:tr>
+              <w:tc>
+                <w:tcPr>
+                  <w:tcW w:type="dxa" w:w="2381"/>
+                  <w:tcBorders>
+                    <w:top w:val="single" w:sz="4" w:color="D1D5DB"/>
+                    <w:left w:val="single" w:sz="4" w:color="D1D5DB"/>
+                    <w:bottom w:val="single" w:sz="4" w:color="D1D5DB"/>
+                    <w:right w:val="single" w:sz="4" w:color="D1D5DB"/>
+                  </w:tcBorders>
+                </w:tcPr>
+                <w:p>
+                  <w:r/>
+                  <w:r>
+                    <w:rPr>
+                      <w:b/>
+                      <w:color w:val="0B2545"/>
+                      <w:sz w:val="17"/>
+                    </w:rPr>
+                    <w:t>Leistungsniveau</w:t>
+                  </w:r>
+                </w:p>
+              </w:tc>
+              <w:tc>
+                <w:tcPr>
+                  <w:tcW w:type="dxa" w:w="4819"/>
+                  <w:tcBorders>
+                    <w:top w:val="single" w:sz="4" w:color="D1D5DB"/>
+                    <w:left w:val="single" w:sz="4" w:color="D1D5DB"/>
+                    <w:bottom w:val="single" w:sz="4" w:color="D1D5DB"/>
+                    <w:right w:val="single" w:sz="4" w:color="D1D5DB"/>
+                  </w:tcBorders>
+                </w:tcPr>
+                <w:p>
+                  <w:r/>
+                  <w:r>
+                    <w:rPr>
+                      <w:color w:val="2C2C2C"/>
+                      <w:sz w:val="17"/>
+                    </w:rPr>
+                    <w:t>{{ athlete.leistungsniveau }}</w:t>
+                  </w:r>
+                </w:p>
+              </w:tc>
+            </w:tr>
+          </w:tbl>
+          <w:p/>
         </w:tc>
         <w:tc>
           <w:tcPr>
-            <w:tcW w:type="dxa" w:w="5102"/>
+            <w:tcW w:type="dxa" w:w="7654"/>
             <w:tcBorders>
-              <w:top w:val="single" w:sz="4" w:color="D1D5DB"/>
-              <w:left w:val="single" w:sz="4" w:color="D1D5DB"/>
-              <w:bottom w:val="single" w:sz="4" w:color="D1D5DB"/>
-              <w:right w:val="single" w:sz="4" w:color="D1D5DB"/>
+              <w:top w:val="nil"/>
+              <w:left w:val="nil"/>
+              <w:bottom w:val="nil"/>
+              <w:right w:val="nil"/>
             </w:tcBorders>
           </w:tcPr>
-          <w:p>
-            <w:r/>
-            <w:r>
-              <w:rPr>
-                <w:color w:val="2C2C2C"/>
-                <w:sz w:val="20"/>
-              </w:rPr>
-              <w:t>{{ athlete.geburtsjahr }}</w:t>
-            </w:r>
-          </w:p>
-        </w:tc>
-      </w:tr>
-      <w:tr>
-        <w:tc>
-          <w:tcPr>
-            <w:tcW w:type="dxa" w:w="3118"/>
-            <w:tcBorders>
-              <w:top w:val="single" w:sz="4" w:color="D1D5DB"/>
-              <w:left w:val="single" w:sz="4" w:color="D1D5DB"/>
-              <w:bottom w:val="single" w:sz="4" w:color="D1D5DB"/>
-              <w:right w:val="single" w:sz="4" w:color="D1D5DB"/>
-            </w:tcBorders>
-          </w:tcPr>
-          <w:p>
-            <w:r/>
-            <w:r>
-              <w:rPr>
-                <w:b/>
-                <w:color w:val="0B2545"/>
-                <w:sz w:val="20"/>
-              </w:rPr>
-              <w:t>Alter</w:t>
-            </w:r>
-          </w:p>
-        </w:tc>
-        <w:tc>
-          <w:tcPr>
-            <w:tcW w:type="dxa" w:w="5102"/>
-            <w:tcBorders>
-              <w:top w:val="single" w:sz="4" w:color="D1D5DB"/>
-              <w:left w:val="single" w:sz="4" w:color="D1D5DB"/>
-              <w:bottom w:val="single" w:sz="4" w:color="D1D5DB"/>
-              <w:right w:val="single" w:sz="4" w:color="D1D5DB"/>
-            </w:tcBorders>
-          </w:tcPr>
-          <w:p>
-            <w:r/>
-            <w:r>
-              <w:rPr>
-                <w:color w:val="2C2C2C"/>
-                <w:sz w:val="20"/>
-              </w:rPr>
-              <w:t>{{ athlete.alter }} Jahre</w:t>
-            </w:r>
-          </w:p>
-        </w:tc>
-      </w:tr>
-      <w:tr>
-        <w:tc>
-          <w:tcPr>
-            <w:tcW w:type="dxa" w:w="3118"/>
-            <w:tcBorders>
-              <w:top w:val="single" w:sz="4" w:color="D1D5DB"/>
-              <w:left w:val="single" w:sz="4" w:color="D1D5DB"/>
-              <w:bottom w:val="single" w:sz="4" w:color="D1D5DB"/>
-              <w:right w:val="single" w:sz="4" w:color="D1D5DB"/>
-            </w:tcBorders>
-          </w:tcPr>
-          <w:p>
-            <w:r/>
-            <w:r>
-              <w:rPr>
-                <w:b/>
-                <w:color w:val="0B2545"/>
-                <w:sz w:val="20"/>
-              </w:rPr>
-              <w:t>Geschlecht</w:t>
-            </w:r>
-          </w:p>
-        </w:tc>
-        <w:tc>
-          <w:tcPr>
-            <w:tcW w:type="dxa" w:w="5102"/>
-            <w:tcBorders>
-              <w:top w:val="single" w:sz="4" w:color="D1D5DB"/>
-              <w:left w:val="single" w:sz="4" w:color="D1D5DB"/>
-              <w:bottom w:val="single" w:sz="4" w:color="D1D5DB"/>
-              <w:right w:val="single" w:sz="4" w:color="D1D5DB"/>
-            </w:tcBorders>
-          </w:tcPr>
-          <w:p>
-            <w:r/>
-            <w:r>
-              <w:rPr>
-                <w:color w:val="2C2C2C"/>
-                <w:sz w:val="20"/>
-              </w:rPr>
-              <w:t>{{ athlete.geschlecht }}</w:t>
-            </w:r>
-          </w:p>
-        </w:tc>
-      </w:tr>
-      <w:tr>
-        <w:tc>
-          <w:tcPr>
-            <w:tcW w:type="dxa" w:w="3118"/>
-            <w:tcBorders>
-              <w:top w:val="single" w:sz="4" w:color="D1D5DB"/>
-              <w:left w:val="single" w:sz="4" w:color="D1D5DB"/>
-              <w:bottom w:val="single" w:sz="4" w:color="D1D5DB"/>
-              <w:right w:val="single" w:sz="4" w:color="D1D5DB"/>
-            </w:tcBorders>
-          </w:tcPr>
-          <w:p>
-            <w:r/>
-            <w:r>
-              <w:rPr>
-                <w:b/>
-                <w:color w:val="0B2545"/>
-                <w:sz w:val="20"/>
-              </w:rPr>
-              <w:t>Gewicht</w:t>
-            </w:r>
-          </w:p>
-        </w:tc>
-        <w:tc>
-          <w:tcPr>
-            <w:tcW w:type="dxa" w:w="5102"/>
-            <w:tcBorders>
-              <w:top w:val="single" w:sz="4" w:color="D1D5DB"/>
-              <w:left w:val="single" w:sz="4" w:color="D1D5DB"/>
-              <w:bottom w:val="single" w:sz="4" w:color="D1D5DB"/>
-              <w:right w:val="single" w:sz="4" w:color="D1D5DB"/>
-            </w:tcBorders>
-          </w:tcPr>
-          <w:p>
-            <w:r/>
-            <w:r>
-              <w:rPr>
-                <w:color w:val="2C2C2C"/>
-                <w:sz w:val="20"/>
-              </w:rPr>
-              <w:t>{{ athlete.gewicht_kg }} kg</w:t>
-            </w:r>
-          </w:p>
-        </w:tc>
-      </w:tr>
-      <w:tr>
-        <w:tc>
-          <w:tcPr>
-            <w:tcW w:type="dxa" w:w="3118"/>
-            <w:tcBorders>
-              <w:top w:val="single" w:sz="4" w:color="D1D5DB"/>
-              <w:left w:val="single" w:sz="4" w:color="D1D5DB"/>
-              <w:bottom w:val="single" w:sz="4" w:color="D1D5DB"/>
-              <w:right w:val="single" w:sz="4" w:color="D1D5DB"/>
-            </w:tcBorders>
-          </w:tcPr>
-          <w:p>
-            <w:r/>
-            <w:r>
-              <w:rPr>
-                <w:b/>
-                <w:color w:val="0B2545"/>
-                <w:sz w:val="20"/>
-              </w:rPr>
-              <w:t>Größe</w:t>
-            </w:r>
-          </w:p>
-        </w:tc>
-        <w:tc>
-          <w:tcPr>
-            <w:tcW w:type="dxa" w:w="5102"/>
-            <w:tcBorders>
-              <w:top w:val="single" w:sz="4" w:color="D1D5DB"/>
-              <w:left w:val="single" w:sz="4" w:color="D1D5DB"/>
-              <w:bottom w:val="single" w:sz="4" w:color="D1D5DB"/>
-              <w:right w:val="single" w:sz="4" w:color="D1D5DB"/>
-            </w:tcBorders>
-          </w:tcPr>
-          <w:p>
-            <w:r/>
-            <w:r>
-              <w:rPr>
-                <w:color w:val="2C2C2C"/>
-                <w:sz w:val="20"/>
-              </w:rPr>
-              <w:t>{{ athlete.groesse_m }} m</w:t>
-            </w:r>
-          </w:p>
-        </w:tc>
-      </w:tr>
-      <w:tr>
-        <w:tc>
-          <w:tcPr>
-            <w:tcW w:type="dxa" w:w="3118"/>
-            <w:tcBorders>
-              <w:top w:val="single" w:sz="4" w:color="D1D5DB"/>
-              <w:left w:val="single" w:sz="4" w:color="D1D5DB"/>
-              <w:bottom w:val="single" w:sz="4" w:color="D1D5DB"/>
-              <w:right w:val="single" w:sz="4" w:color="D1D5DB"/>
-            </w:tcBorders>
-          </w:tcPr>
-          <w:p>
-            <w:r/>
-            <w:r>
-              <w:rPr>
-                <w:b/>
-                <w:color w:val="0B2545"/>
-                <w:sz w:val="20"/>
-              </w:rPr>
-              <w:t>Trainingsziel</w:t>
-            </w:r>
-          </w:p>
-        </w:tc>
-        <w:tc>
-          <w:tcPr>
-            <w:tcW w:type="dxa" w:w="5102"/>
-            <w:tcBorders>
-              <w:top w:val="single" w:sz="4" w:color="D1D5DB"/>
-              <w:left w:val="single" w:sz="4" w:color="D1D5DB"/>
-              <w:bottom w:val="single" w:sz="4" w:color="D1D5DB"/>
-              <w:right w:val="single" w:sz="4" w:color="D1D5DB"/>
-            </w:tcBorders>
-          </w:tcPr>
-          <w:p>
-            <w:r/>
-            <w:r>
-              <w:rPr>
-                <w:color w:val="2C2C2C"/>
-                <w:sz w:val="20"/>
-              </w:rPr>
-              <w:t>{{ athlete.trainingsziel }}</w:t>
-            </w:r>
-          </w:p>
-        </w:tc>
-      </w:tr>
-      <w:tr>
-        <w:tc>
-          <w:tcPr>
-            <w:tcW w:type="dxa" w:w="3118"/>
-            <w:tcBorders>
-              <w:top w:val="single" w:sz="4" w:color="D1D5DB"/>
-              <w:left w:val="single" w:sz="4" w:color="D1D5DB"/>
-              <w:bottom w:val="single" w:sz="4" w:color="D1D5DB"/>
-              <w:right w:val="single" w:sz="4" w:color="D1D5DB"/>
-            </w:tcBorders>
-          </w:tcPr>
-          <w:p>
-            <w:r/>
-            <w:r>
-              <w:rPr>
-                <w:b/>
-                <w:color w:val="0B2545"/>
-                <w:sz w:val="20"/>
-              </w:rPr>
-              <w:t>Wettkampfziel</w:t>
-            </w:r>
-          </w:p>
-        </w:tc>
-        <w:tc>
-          <w:tcPr>
-            <w:tcW w:type="dxa" w:w="5102"/>
-            <w:tcBorders>
-              <w:top w:val="single" w:sz="4" w:color="D1D5DB"/>
-              <w:left w:val="single" w:sz="4" w:color="D1D5DB"/>
-              <w:bottom w:val="single" w:sz="4" w:color="D1D5DB"/>
-              <w:right w:val="single" w:sz="4" w:color="D1D5DB"/>
-            </w:tcBorders>
-          </w:tcPr>
-          <w:p>
-            <w:r/>
-            <w:r>
-              <w:rPr>
-                <w:color w:val="2C2C2C"/>
-                <w:sz w:val="20"/>
-              </w:rPr>
-              <w:t>{{ athlete.wettkampfziel }}</w:t>
-            </w:r>
-          </w:p>
-        </w:tc>
-      </w:tr>
-      <w:tr>
-        <w:tc>
-          <w:tcPr>
-            <w:tcW w:type="dxa" w:w="3118"/>
-            <w:tcBorders>
-              <w:top w:val="single" w:sz="4" w:color="D1D5DB"/>
-              <w:left w:val="single" w:sz="4" w:color="D1D5DB"/>
-              <w:bottom w:val="single" w:sz="4" w:color="D1D5DB"/>
-              <w:right w:val="single" w:sz="4" w:color="D1D5DB"/>
-            </w:tcBorders>
-          </w:tcPr>
-          <w:p>
-            <w:r/>
-            <w:r>
-              <w:rPr>
-                <w:b/>
-                <w:color w:val="0B2545"/>
-                <w:sz w:val="20"/>
-              </w:rPr>
-              <w:t>Trainingsumfang</w:t>
-            </w:r>
-          </w:p>
-        </w:tc>
-        <w:tc>
-          <w:tcPr>
-            <w:tcW w:type="dxa" w:w="5102"/>
-            <w:tcBorders>
-              <w:top w:val="single" w:sz="4" w:color="D1D5DB"/>
-              <w:left w:val="single" w:sz="4" w:color="D1D5DB"/>
-              <w:bottom w:val="single" w:sz="4" w:color="D1D5DB"/>
-              <w:right w:val="single" w:sz="4" w:color="D1D5DB"/>
-            </w:tcBorders>
-          </w:tcPr>
-          <w:p>
-            <w:r/>
-            <w:r>
-              <w:rPr>
-                <w:color w:val="2C2C2C"/>
-                <w:sz w:val="20"/>
-              </w:rPr>
-              <w:t>{{ athlete.trainingsumfang_wo }}</w:t>
-            </w:r>
-          </w:p>
-        </w:tc>
-      </w:tr>
-      <w:tr>
-        <w:tc>
-          <w:tcPr>
-            <w:tcW w:type="dxa" w:w="3118"/>
-            <w:tcBorders>
-              <w:top w:val="single" w:sz="4" w:color="D1D5DB"/>
-              <w:left w:val="single" w:sz="4" w:color="D1D5DB"/>
-              <w:bottom w:val="single" w:sz="4" w:color="D1D5DB"/>
-              <w:right w:val="single" w:sz="4" w:color="D1D5DB"/>
-            </w:tcBorders>
-          </w:tcPr>
-          <w:p>
-            <w:r/>
-            <w:r>
-              <w:rPr>
-                <w:b/>
-                <w:color w:val="0B2545"/>
-                <w:sz w:val="20"/>
-              </w:rPr>
-              <w:t>Leistungsniveau</w:t>
-            </w:r>
-          </w:p>
-        </w:tc>
-        <w:tc>
-          <w:tcPr>
-            <w:tcW w:type="dxa" w:w="5102"/>
-            <w:tcBorders>
-              <w:top w:val="single" w:sz="4" w:color="D1D5DB"/>
-              <w:left w:val="single" w:sz="4" w:color="D1D5DB"/>
-              <w:bottom w:val="single" w:sz="4" w:color="D1D5DB"/>
-              <w:right w:val="single" w:sz="4" w:color="D1D5DB"/>
-            </w:tcBorders>
-          </w:tcPr>
-          <w:p>
-            <w:r/>
-            <w:r>
-              <w:rPr>
-                <w:color w:val="2C2C2C"/>
-                <w:sz w:val="20"/>
-              </w:rPr>
-              <w:t>{{ athlete.leistungsniveau }}</w:t>
-            </w:r>
-          </w:p>
+          <w:tbl>
+            <w:tblPr>
+              <w:tblW w:type="auto" w:w="0"/>
+              <w:tblLayout w:type="fixed"/>
+              <w:tblLook w:firstColumn="1" w:firstRow="1" w:lastColumn="0" w:lastRow="0" w:noHBand="0" w:noVBand="1" w:val="04A0"/>
+            </w:tblPr>
+            <w:tblGrid>
+              <w:gridCol w:w="3827"/>
+              <w:gridCol w:w="3827"/>
+            </w:tblGrid>
+            <w:tr>
+              <w:tc>
+                <w:tcPr>
+                  <w:tcW w:type="dxa" w:w="2381"/>
+                  <w:tcBorders>
+                    <w:top w:val="single" w:sz="4" w:color="D1D5DB"/>
+                    <w:left w:val="single" w:sz="4" w:color="D1D5DB"/>
+                    <w:bottom w:val="single" w:sz="4" w:color="D1D5DB"/>
+                    <w:right w:val="single" w:sz="4" w:color="D1D5DB"/>
+                  </w:tcBorders>
+                </w:tcPr>
+                <w:p>
+                  <w:r/>
+                  <w:r>
+                    <w:rPr>
+                      <w:b/>
+                      <w:color w:val="0B2545"/>
+                      <w:sz w:val="17"/>
+                    </w:rPr>
+                    <w:t>Sportart</w:t>
+                  </w:r>
+                </w:p>
+              </w:tc>
+              <w:tc>
+                <w:tcPr>
+                  <w:tcW w:type="dxa" w:w="4819"/>
+                  <w:tcBorders>
+                    <w:top w:val="single" w:sz="4" w:color="D1D5DB"/>
+                    <w:left w:val="single" w:sz="4" w:color="D1D5DB"/>
+                    <w:bottom w:val="single" w:sz="4" w:color="D1D5DB"/>
+                    <w:right w:val="single" w:sz="4" w:color="D1D5DB"/>
+                  </w:tcBorders>
+                </w:tcPr>
+                <w:p>
+                  <w:r/>
+                  <w:r>
+                    <w:rPr>
+                      <w:color w:val="2C2C2C"/>
+                      <w:sz w:val="17"/>
+                    </w:rPr>
+                    <w:t>{{ testprotokoll.sportart_label }}</w:t>
+                  </w:r>
+                </w:p>
+              </w:tc>
+            </w:tr>
+            <w:tr>
+              <w:tc>
+                <w:tcPr>
+                  <w:tcW w:type="dxa" w:w="2381"/>
+                  <w:tcBorders>
+                    <w:top w:val="single" w:sz="4" w:color="D1D5DB"/>
+                    <w:left w:val="single" w:sz="4" w:color="D1D5DB"/>
+                    <w:bottom w:val="single" w:sz="4" w:color="D1D5DB"/>
+                    <w:right w:val="single" w:sz="4" w:color="D1D5DB"/>
+                  </w:tcBorders>
+                </w:tcPr>
+                <w:p>
+                  <w:r/>
+                  <w:r>
+                    <w:rPr>
+                      <w:b/>
+                      <w:color w:val="0B2545"/>
+                      <w:sz w:val="17"/>
+                    </w:rPr>
+                    <w:t>Datum</w:t>
+                  </w:r>
+                </w:p>
+              </w:tc>
+              <w:tc>
+                <w:tcPr>
+                  <w:tcW w:type="dxa" w:w="4819"/>
+                  <w:tcBorders>
+                    <w:top w:val="single" w:sz="4" w:color="D1D5DB"/>
+                    <w:left w:val="single" w:sz="4" w:color="D1D5DB"/>
+                    <w:bottom w:val="single" w:sz="4" w:color="D1D5DB"/>
+                    <w:right w:val="single" w:sz="4" w:color="D1D5DB"/>
+                  </w:tcBorders>
+                </w:tcPr>
+                <w:p>
+                  <w:r/>
+                  <w:r>
+                    <w:rPr>
+                      <w:color w:val="2C2C2C"/>
+                      <w:sz w:val="17"/>
+                    </w:rPr>
+                    <w:t>{{ testprotokoll.testdatum }}</w:t>
+                  </w:r>
+                </w:p>
+              </w:tc>
+            </w:tr>
+            <w:tr>
+              <w:tc>
+                <w:tcPr>
+                  <w:tcW w:type="dxa" w:w="2381"/>
+                  <w:tcBorders>
+                    <w:top w:val="single" w:sz="4" w:color="D1D5DB"/>
+                    <w:left w:val="single" w:sz="4" w:color="D1D5DB"/>
+                    <w:bottom w:val="single" w:sz="4" w:color="D1D5DB"/>
+                    <w:right w:val="single" w:sz="4" w:color="D1D5DB"/>
+                  </w:tcBorders>
+                </w:tcPr>
+                <w:p>
+                  <w:r/>
+                  <w:r>
+                    <w:rPr>
+                      <w:b/>
+                      <w:color w:val="0B2545"/>
+                      <w:sz w:val="17"/>
+                    </w:rPr>
+                    <w:t>Uhrzeit</w:t>
+                  </w:r>
+                </w:p>
+              </w:tc>
+              <w:tc>
+                <w:tcPr>
+                  <w:tcW w:type="dxa" w:w="4819"/>
+                  <w:tcBorders>
+                    <w:top w:val="single" w:sz="4" w:color="D1D5DB"/>
+                    <w:left w:val="single" w:sz="4" w:color="D1D5DB"/>
+                    <w:bottom w:val="single" w:sz="4" w:color="D1D5DB"/>
+                    <w:right w:val="single" w:sz="4" w:color="D1D5DB"/>
+                  </w:tcBorders>
+                </w:tcPr>
+                <w:p>
+                  <w:r/>
+                  <w:r>
+                    <w:rPr>
+                      <w:color w:val="2C2C2C"/>
+                      <w:sz w:val="17"/>
+                    </w:rPr>
+                    <w:t>{{ testprotokoll.uhrzeit }}</w:t>
+                  </w:r>
+                </w:p>
+              </w:tc>
+            </w:tr>
+            <w:tr>
+              <w:tc>
+                <w:tcPr>
+                  <w:tcW w:type="dxa" w:w="2381"/>
+                  <w:tcBorders>
+                    <w:top w:val="single" w:sz="4" w:color="D1D5DB"/>
+                    <w:left w:val="single" w:sz="4" w:color="D1D5DB"/>
+                    <w:bottom w:val="single" w:sz="4" w:color="D1D5DB"/>
+                    <w:right w:val="single" w:sz="4" w:color="D1D5DB"/>
+                  </w:tcBorders>
+                </w:tcPr>
+                <w:p>
+                  <w:r/>
+                  <w:r>
+                    <w:rPr>
+                      <w:b/>
+                      <w:color w:val="0B2545"/>
+                      <w:sz w:val="17"/>
+                    </w:rPr>
+                    <w:t>Ort</w:t>
+                  </w:r>
+                </w:p>
+              </w:tc>
+              <w:tc>
+                <w:tcPr>
+                  <w:tcW w:type="dxa" w:w="4819"/>
+                  <w:tcBorders>
+                    <w:top w:val="single" w:sz="4" w:color="D1D5DB"/>
+                    <w:left w:val="single" w:sz="4" w:color="D1D5DB"/>
+                    <w:bottom w:val="single" w:sz="4" w:color="D1D5DB"/>
+                    <w:right w:val="single" w:sz="4" w:color="D1D5DB"/>
+                  </w:tcBorders>
+                </w:tcPr>
+                <w:p>
+                  <w:r/>
+                  <w:r>
+                    <w:rPr>
+                      <w:color w:val="2C2C2C"/>
+                      <w:sz w:val="17"/>
+                    </w:rPr>
+                    <w:t>{{ testprotokoll.durchfuehrungsort }}</w:t>
+                  </w:r>
+                </w:p>
+              </w:tc>
+            </w:tr>
+            <w:tr>
+              <w:tc>
+                <w:tcPr>
+                  <w:tcW w:type="dxa" w:w="2381"/>
+                  <w:tcBorders>
+                    <w:top w:val="single" w:sz="4" w:color="D1D5DB"/>
+                    <w:left w:val="single" w:sz="4" w:color="D1D5DB"/>
+                    <w:bottom w:val="single" w:sz="4" w:color="D1D5DB"/>
+                    <w:right w:val="single" w:sz="4" w:color="D1D5DB"/>
+                  </w:tcBorders>
+                </w:tcPr>
+                <w:p>
+                  <w:r/>
+                  <w:r>
+                    <w:rPr>
+                      <w:b/>
+                      <w:color w:val="0B2545"/>
+                      <w:sz w:val="17"/>
+                    </w:rPr>
+                    <w:t>Testleiter</w:t>
+                  </w:r>
+                </w:p>
+              </w:tc>
+              <w:tc>
+                <w:tcPr>
+                  <w:tcW w:type="dxa" w:w="4819"/>
+                  <w:tcBorders>
+                    <w:top w:val="single" w:sz="4" w:color="D1D5DB"/>
+                    <w:left w:val="single" w:sz="4" w:color="D1D5DB"/>
+                    <w:bottom w:val="single" w:sz="4" w:color="D1D5DB"/>
+                    <w:right w:val="single" w:sz="4" w:color="D1D5DB"/>
+                  </w:tcBorders>
+                </w:tcPr>
+                <w:p>
+                  <w:r/>
+                  <w:r>
+                    <w:rPr>
+                      <w:color w:val="2C2C2C"/>
+                      <w:sz w:val="17"/>
+                    </w:rPr>
+                    <w:t>{{ testprotokoll.testleiter }}</w:t>
+                  </w:r>
+                </w:p>
+              </w:tc>
+            </w:tr>
+            <w:tr>
+              <w:tc>
+                <w:tcPr>
+                  <w:tcW w:type="dxa" w:w="2381"/>
+                  <w:tcBorders>
+                    <w:top w:val="single" w:sz="4" w:color="D1D5DB"/>
+                    <w:left w:val="single" w:sz="4" w:color="D1D5DB"/>
+                    <w:bottom w:val="single" w:sz="4" w:color="D1D5DB"/>
+                    <w:right w:val="single" w:sz="4" w:color="D1D5DB"/>
+                  </w:tcBorders>
+                </w:tcPr>
+                <w:p>
+                  <w:r/>
+                  <w:r>
+                    <w:rPr>
+                      <w:b/>
+                      <w:color w:val="0B2545"/>
+                      <w:sz w:val="17"/>
+                    </w:rPr>
+                    <w:t>Gerät</w:t>
+                  </w:r>
+                </w:p>
+              </w:tc>
+              <w:tc>
+                <w:tcPr>
+                  <w:tcW w:type="dxa" w:w="4819"/>
+                  <w:tcBorders>
+                    <w:top w:val="single" w:sz="4" w:color="D1D5DB"/>
+                    <w:left w:val="single" w:sz="4" w:color="D1D5DB"/>
+                    <w:bottom w:val="single" w:sz="4" w:color="D1D5DB"/>
+                    <w:right w:val="single" w:sz="4" w:color="D1D5DB"/>
+                  </w:tcBorders>
+                </w:tcPr>
+                <w:p>
+                  <w:r/>
+                  <w:r>
+                    <w:rPr>
+                      <w:color w:val="2C2C2C"/>
+                      <w:sz w:val="17"/>
+                    </w:rPr>
+                    <w:t>{{ testprotokoll.geraet }}</w:t>
+                  </w:r>
+                </w:p>
+              </w:tc>
+            </w:tr>
+            <w:tr>
+              <w:tc>
+                <w:tcPr>
+                  <w:tcW w:type="dxa" w:w="2381"/>
+                  <w:tcBorders>
+                    <w:top w:val="single" w:sz="4" w:color="D1D5DB"/>
+                    <w:left w:val="single" w:sz="4" w:color="D1D5DB"/>
+                    <w:bottom w:val="single" w:sz="4" w:color="D1D5DB"/>
+                    <w:right w:val="single" w:sz="4" w:color="D1D5DB"/>
+                  </w:tcBorders>
+                </w:tcPr>
+                <w:p>
+                  <w:r/>
+                  <w:r>
+                    <w:rPr>
+                      <w:b/>
+                      <w:color w:val="0B2545"/>
+                      <w:sz w:val="17"/>
+                    </w:rPr>
+                    <w:t>Anfangsbelastung</w:t>
+                  </w:r>
+                </w:p>
+              </w:tc>
+              <w:tc>
+                <w:tcPr>
+                  <w:tcW w:type="dxa" w:w="4819"/>
+                  <w:tcBorders>
+                    <w:top w:val="single" w:sz="4" w:color="D1D5DB"/>
+                    <w:left w:val="single" w:sz="4" w:color="D1D5DB"/>
+                    <w:bottom w:val="single" w:sz="4" w:color="D1D5DB"/>
+                    <w:right w:val="single" w:sz="4" w:color="D1D5DB"/>
+                  </w:tcBorders>
+                </w:tcPr>
+                <w:p>
+                  <w:r/>
+                  <w:r>
+                    <w:rPr>
+                      <w:color w:val="2C2C2C"/>
+                      <w:sz w:val="17"/>
+                    </w:rPr>
+                    <w:t>{{ testprotokoll.anfangsbelastung_display }}</w:t>
+                  </w:r>
+                </w:p>
+              </w:tc>
+            </w:tr>
+            <w:tr>
+              <w:tc>
+                <w:tcPr>
+                  <w:tcW w:type="dxa" w:w="2381"/>
+                  <w:tcBorders>
+                    <w:top w:val="single" w:sz="4" w:color="D1D5DB"/>
+                    <w:left w:val="single" w:sz="4" w:color="D1D5DB"/>
+                    <w:bottom w:val="single" w:sz="4" w:color="D1D5DB"/>
+                    <w:right w:val="single" w:sz="4" w:color="D1D5DB"/>
+                  </w:tcBorders>
+                </w:tcPr>
+                <w:p>
+                  <w:r/>
+                  <w:r>
+                    <w:rPr>
+                      <w:b/>
+                      <w:color w:val="0B2545"/>
+                      <w:sz w:val="17"/>
+                    </w:rPr>
+                    <w:t>Stufeninkrement</w:t>
+                  </w:r>
+                </w:p>
+              </w:tc>
+              <w:tc>
+                <w:tcPr>
+                  <w:tcW w:type="dxa" w:w="4819"/>
+                  <w:tcBorders>
+                    <w:top w:val="single" w:sz="4" w:color="D1D5DB"/>
+                    <w:left w:val="single" w:sz="4" w:color="D1D5DB"/>
+                    <w:bottom w:val="single" w:sz="4" w:color="D1D5DB"/>
+                    <w:right w:val="single" w:sz="4" w:color="D1D5DB"/>
+                  </w:tcBorders>
+                </w:tcPr>
+                <w:p>
+                  <w:r/>
+                  <w:r>
+                    <w:rPr>
+                      <w:color w:val="2C2C2C"/>
+                      <w:sz w:val="17"/>
+                    </w:rPr>
+                    <w:t>{{ testprotokoll.stufeninkrement_display }}</w:t>
+                  </w:r>
+                </w:p>
+              </w:tc>
+            </w:tr>
+            <w:tr>
+              <w:tc>
+                <w:tcPr>
+                  <w:tcW w:type="dxa" w:w="2381"/>
+                  <w:tcBorders>
+                    <w:top w:val="single" w:sz="4" w:color="D1D5DB"/>
+                    <w:left w:val="single" w:sz="4" w:color="D1D5DB"/>
+                    <w:bottom w:val="single" w:sz="4" w:color="D1D5DB"/>
+                    <w:right w:val="single" w:sz="4" w:color="D1D5DB"/>
+                  </w:tcBorders>
+                </w:tcPr>
+                <w:p>
+                  <w:r/>
+                  <w:r>
+                    <w:rPr>
+                      <w:b/>
+                      <w:color w:val="0B2545"/>
+                      <w:sz w:val="17"/>
+                    </w:rPr>
+                    <w:t>Stufendauer</w:t>
+                  </w:r>
+                </w:p>
+              </w:tc>
+              <w:tc>
+                <w:tcPr>
+                  <w:tcW w:type="dxa" w:w="4819"/>
+                  <w:tcBorders>
+                    <w:top w:val="single" w:sz="4" w:color="D1D5DB"/>
+                    <w:left w:val="single" w:sz="4" w:color="D1D5DB"/>
+                    <w:bottom w:val="single" w:sz="4" w:color="D1D5DB"/>
+                    <w:right w:val="single" w:sz="4" w:color="D1D5DB"/>
+                  </w:tcBorders>
+                </w:tcPr>
+                <w:p>
+                  <w:r/>
+                  <w:r>
+                    <w:rPr>
+                      <w:color w:val="2C2C2C"/>
+                      <w:sz w:val="17"/>
+                    </w:rPr>
+                    <w:t>{{ testprotokoll.stufendauer_min }} min</w:t>
+                  </w:r>
+                </w:p>
+              </w:tc>
+            </w:tr>
+            <w:tr>
+              <w:tc>
+                <w:tcPr>
+                  <w:tcW w:type="dxa" w:w="2381"/>
+                  <w:tcBorders>
+                    <w:top w:val="single" w:sz="4" w:color="D1D5DB"/>
+                    <w:left w:val="single" w:sz="4" w:color="D1D5DB"/>
+                    <w:bottom w:val="single" w:sz="4" w:color="D1D5DB"/>
+                    <w:right w:val="single" w:sz="4" w:color="D1D5DB"/>
+                  </w:tcBorders>
+                </w:tcPr>
+                <w:p>
+                  <w:r/>
+                  <w:r>
+                    <w:rPr>
+                      <w:b/>
+                      <w:color w:val="0B2545"/>
+                      <w:sz w:val="17"/>
+                    </w:rPr>
+                    <w:t>Ausbelastung</w:t>
+                  </w:r>
+                </w:p>
+              </w:tc>
+              <w:tc>
+                <w:tcPr>
+                  <w:tcW w:type="dxa" w:w="4819"/>
+                  <w:tcBorders>
+                    <w:top w:val="single" w:sz="4" w:color="D1D5DB"/>
+                    <w:left w:val="single" w:sz="4" w:color="D1D5DB"/>
+                    <w:bottom w:val="single" w:sz="4" w:color="D1D5DB"/>
+                    <w:right w:val="single" w:sz="4" w:color="D1D5DB"/>
+                  </w:tcBorders>
+                </w:tcPr>
+                <w:p>
+                  <w:r/>
+                  <w:r>
+                    <w:rPr>
+                      <w:color w:val="2C2C2C"/>
+                      <w:sz w:val="17"/>
+                    </w:rPr>
+                    <w:t>{{ ausbelastung_de }}</w:t>
+                  </w:r>
+                </w:p>
+              </w:tc>
+            </w:tr>
+            <w:tr>
+              <w:tc>
+                <w:tcPr>
+                  <w:tcW w:type="dxa" w:w="2381"/>
+                  <w:tcBorders>
+                    <w:top w:val="single" w:sz="4" w:color="D1D5DB"/>
+                    <w:left w:val="single" w:sz="4" w:color="D1D5DB"/>
+                    <w:bottom w:val="single" w:sz="4" w:color="D1D5DB"/>
+                    <w:right w:val="single" w:sz="4" w:color="D1D5DB"/>
+                  </w:tcBorders>
+                </w:tcPr>
+                <w:p>
+                  <w:r/>
+                  <w:r>
+                    <w:rPr>
+                      <w:b/>
+                      <w:color w:val="0B2545"/>
+                      <w:sz w:val="17"/>
+                    </w:rPr>
+                    <w:t>{{ v_max_label }}</w:t>
+                  </w:r>
+                </w:p>
+              </w:tc>
+              <w:tc>
+                <w:tcPr>
+                  <w:tcW w:type="dxa" w:w="4819"/>
+                  <w:tcBorders>
+                    <w:top w:val="single" w:sz="4" w:color="D1D5DB"/>
+                    <w:left w:val="single" w:sz="4" w:color="D1D5DB"/>
+                    <w:bottom w:val="single" w:sz="4" w:color="D1D5DB"/>
+                    <w:right w:val="single" w:sz="4" w:color="D1D5DB"/>
+                  </w:tcBorders>
+                </w:tcPr>
+                <w:p>
+                  <w:r/>
+                  <w:r>
+                    <w:rPr>
+                      <w:color w:val="2C2C2C"/>
+                      <w:sz w:val="17"/>
+                    </w:rPr>
+                    <w:t>{{ v_max_display }}</w:t>
+                  </w:r>
+                </w:p>
+              </w:tc>
+            </w:tr>
+          </w:tbl>
+          <w:p/>
         </w:tc>
       </w:tr>
     </w:tbl>
-    <w:p/>
     <w:p>
       <w:pPr>
-        <w:pStyle w:val="Heading2"/>
+        <w:pStyle w:val="Heading3"/>
       </w:pPr>
       <w:r>
         <w:rPr>
           <w:b/>
           <w:color w:val="0B2545"/>
-          <w:sz w:val="26"/>
+          <w:sz w:val="22"/>
         </w:rPr>
-        <w:t>Testprotokoll</w:t>
+        <w:t>Rohdaten der Teststufen &amp; Diagramm</w:t>
       </w:r>
     </w:p>
     <w:tbl>
@@ -658,662 +1230,396 @@
         <w:tblLook w:firstColumn="1" w:firstRow="1" w:lastColumn="0" w:lastRow="0" w:noHBand="0" w:noVBand="1" w:val="04A0"/>
       </w:tblPr>
       <w:tblGrid>
-        <w:gridCol w:w="7399"/>
-        <w:gridCol w:w="7399"/>
+        <w:gridCol w:w="7512"/>
+        <w:gridCol w:w="7512"/>
       </w:tblGrid>
       <w:tr>
         <w:tc>
           <w:tcPr>
-            <w:tcW w:type="dxa" w:w="3118"/>
+            <w:tcW w:type="dxa" w:w="7370"/>
             <w:tcBorders>
-              <w:top w:val="single" w:sz="4" w:color="D1D5DB"/>
-              <w:left w:val="single" w:sz="4" w:color="D1D5DB"/>
-              <w:bottom w:val="single" w:sz="4" w:color="D1D5DB"/>
-              <w:right w:val="single" w:sz="4" w:color="D1D5DB"/>
+              <w:top w:val="nil"/>
+              <w:left w:val="nil"/>
+              <w:bottom w:val="nil"/>
+              <w:right w:val="nil"/>
+            </w:tcBorders>
+          </w:tcPr>
+          <w:tbl>
+            <w:tblPr>
+              <w:tblW w:type="auto" w:w="0"/>
+              <w:tblLayout w:type="fixed"/>
+              <w:tblLook w:firstColumn="1" w:firstRow="1" w:lastColumn="0" w:lastRow="0" w:noHBand="0" w:noVBand="1" w:val="04A0"/>
+            </w:tblPr>
+            <w:tblGrid>
+              <w:gridCol w:w="1474"/>
+              <w:gridCol w:w="1474"/>
+              <w:gridCol w:w="1474"/>
+              <w:gridCol w:w="1474"/>
+              <w:gridCol w:w="1474"/>
+            </w:tblGrid>
+            <w:tr>
+              <w:tc>
+                <w:tcPr>
+                  <w:tcW w:type="dxa" w:w="907"/>
+                  <w:shd w:val="clear" w:color="auto" w:fill="0B2545"/>
+                  <w:tcBorders>
+                    <w:top w:val="single" w:sz="4" w:color="0B2545"/>
+                    <w:left w:val="single" w:sz="4" w:color="0B2545"/>
+                    <w:bottom w:val="single" w:sz="4" w:color="0B2545"/>
+                    <w:right w:val="single" w:sz="4" w:color="0B2545"/>
+                  </w:tcBorders>
+                  <w:vAlign w:val="center"/>
+                </w:tcPr>
+                <w:p>
+                  <w:pPr>
+                    <w:jc w:val="center"/>
+                  </w:pPr>
+                  <w:r/>
+                  <w:r>
+                    <w:rPr>
+                      <w:b/>
+                      <w:color w:val="FFFFFF"/>
+                      <w:sz w:val="17"/>
+                    </w:rPr>
+                    <w:t>Stufe</w:t>
+                  </w:r>
+                </w:p>
+              </w:tc>
+              <w:tc>
+                <w:tcPr>
+                  <w:tcW w:type="dxa" w:w="1474"/>
+                  <w:shd w:val="clear" w:color="auto" w:fill="0B2545"/>
+                  <w:tcBorders>
+                    <w:top w:val="single" w:sz="4" w:color="0B2545"/>
+                    <w:left w:val="single" w:sz="4" w:color="0B2545"/>
+                    <w:bottom w:val="single" w:sz="4" w:color="0B2545"/>
+                    <w:right w:val="single" w:sz="4" w:color="0B2545"/>
+                  </w:tcBorders>
+                  <w:vAlign w:val="center"/>
+                </w:tcPr>
+                <w:p>
+                  <w:pPr>
+                    <w:jc w:val="center"/>
+                  </w:pPr>
+                  <w:r/>
+                  <w:r>
+                    <w:rPr>
+                      <w:b/>
+                      <w:color w:val="FFFFFF"/>
+                      <w:sz w:val="17"/>
+                    </w:rPr>
+                    <w:t>{{ x_axis_label }}</w:t>
+                  </w:r>
+                </w:p>
+              </w:tc>
+              <w:tc>
+                <w:tcPr>
+                  <w:tcW w:type="dxa" w:w="1701"/>
+                  <w:shd w:val="clear" w:color="auto" w:fill="0B2545"/>
+                  <w:tcBorders>
+                    <w:top w:val="single" w:sz="4" w:color="0B2545"/>
+                    <w:left w:val="single" w:sz="4" w:color="0B2545"/>
+                    <w:bottom w:val="single" w:sz="4" w:color="0B2545"/>
+                    <w:right w:val="single" w:sz="4" w:color="0B2545"/>
+                  </w:tcBorders>
+                  <w:vAlign w:val="center"/>
+                </w:tcPr>
+                <w:p>
+                  <w:pPr>
+                    <w:jc w:val="center"/>
+                  </w:pPr>
+                  <w:r/>
+                  <w:r>
+                    <w:rPr>
+                      <w:b/>
+                      <w:color w:val="FFFFFF"/>
+                      <w:sz w:val="17"/>
+                    </w:rPr>
+                    <w:t>HF (bpm)</w:t>
+                  </w:r>
+                </w:p>
+              </w:tc>
+              <w:tc>
+                <w:tcPr>
+                  <w:tcW w:type="dxa" w:w="1701"/>
+                  <w:shd w:val="clear" w:color="auto" w:fill="0B2545"/>
+                  <w:tcBorders>
+                    <w:top w:val="single" w:sz="4" w:color="0B2545"/>
+                    <w:left w:val="single" w:sz="4" w:color="0B2545"/>
+                    <w:bottom w:val="single" w:sz="4" w:color="0B2545"/>
+                    <w:right w:val="single" w:sz="4" w:color="0B2545"/>
+                  </w:tcBorders>
+                  <w:vAlign w:val="center"/>
+                </w:tcPr>
+                <w:p>
+                  <w:pPr>
+                    <w:jc w:val="center"/>
+                  </w:pPr>
+                  <w:r/>
+                  <w:r>
+                    <w:rPr>
+                      <w:b/>
+                      <w:color w:val="FFFFFF"/>
+                      <w:sz w:val="17"/>
+                    </w:rPr>
+                    <w:t>Laktat (mmol/l)</w:t>
+                  </w:r>
+                </w:p>
+              </w:tc>
+              <w:tc>
+                <w:tcPr>
+                  <w:tcW w:type="dxa" w:w="1134"/>
+                  <w:shd w:val="clear" w:color="auto" w:fill="0B2545"/>
+                  <w:tcBorders>
+                    <w:top w:val="single" w:sz="4" w:color="0B2545"/>
+                    <w:left w:val="single" w:sz="4" w:color="0B2545"/>
+                    <w:bottom w:val="single" w:sz="4" w:color="0B2545"/>
+                    <w:right w:val="single" w:sz="4" w:color="0B2545"/>
+                  </w:tcBorders>
+                  <w:vAlign w:val="center"/>
+                </w:tcPr>
+                <w:p>
+                  <w:pPr>
+                    <w:jc w:val="center"/>
+                  </w:pPr>
+                  <w:r/>
+                  <w:r>
+                    <w:rPr>
+                      <w:b/>
+                      <w:color w:val="FFFFFF"/>
+                      <w:sz w:val="17"/>
+                    </w:rPr>
+                    <w:t>RPE (0-10)</w:t>
+                  </w:r>
+                </w:p>
+              </w:tc>
+            </w:tr>
+            <w:tr>
+              <w:tc>
+                <w:tcPr>
+                  <w:tcW w:type="dxa" w:w="907"/>
+                </w:tcPr>
+                <w:p>
+                  <w:r/>
+                  <w:r>
+                    <w:t>{%tr for s in steps_display %}</w:t>
+                  </w:r>
+                </w:p>
+              </w:tc>
+              <w:tc>
+                <w:tcPr>
+                  <w:tcW w:type="dxa" w:w="1474"/>
+                </w:tcPr>
+                <w:p/>
+              </w:tc>
+              <w:tc>
+                <w:tcPr>
+                  <w:tcW w:type="dxa" w:w="1701"/>
+                </w:tcPr>
+                <w:p/>
+              </w:tc>
+              <w:tc>
+                <w:tcPr>
+                  <w:tcW w:type="dxa" w:w="1701"/>
+                </w:tcPr>
+                <w:p/>
+              </w:tc>
+              <w:tc>
+                <w:tcPr>
+                  <w:tcW w:type="dxa" w:w="1134"/>
+                </w:tcPr>
+                <w:p/>
+              </w:tc>
+            </w:tr>
+            <w:tr>
+              <w:tc>
+                <w:tcPr>
+                  <w:tcW w:type="dxa" w:w="907"/>
+                  <w:tcBorders>
+                    <w:top w:val="single" w:sz="4" w:color="D1D5DB"/>
+                    <w:left w:val="single" w:sz="4" w:color="D1D5DB"/>
+                    <w:bottom w:val="single" w:sz="4" w:color="D1D5DB"/>
+                    <w:right w:val="single" w:sz="4" w:color="D1D5DB"/>
+                  </w:tcBorders>
+                  <w:vAlign w:val="center"/>
+                </w:tcPr>
+                <w:p>
+                  <w:pPr>
+                    <w:jc w:val="center"/>
+                  </w:pPr>
+                  <w:r/>
+                  <w:r>
+                    <w:rPr>
+                      <w:color w:val="2C2C2C"/>
+                      <w:sz w:val="17"/>
+                    </w:rPr>
+                    <w:t>{{ s.stufe }}</w:t>
+                  </w:r>
+                </w:p>
+              </w:tc>
+              <w:tc>
+                <w:tcPr>
+                  <w:tcW w:type="dxa" w:w="1474"/>
+                  <w:tcBorders>
+                    <w:top w:val="single" w:sz="4" w:color="D1D5DB"/>
+                    <w:left w:val="single" w:sz="4" w:color="D1D5DB"/>
+                    <w:bottom w:val="single" w:sz="4" w:color="D1D5DB"/>
+                    <w:right w:val="single" w:sz="4" w:color="D1D5DB"/>
+                  </w:tcBorders>
+                  <w:vAlign w:val="center"/>
+                </w:tcPr>
+                <w:p>
+                  <w:pPr>
+                    <w:jc w:val="center"/>
+                  </w:pPr>
+                  <w:r/>
+                  <w:r>
+                    <w:rPr>
+                      <w:color w:val="2C2C2C"/>
+                      <w:sz w:val="17"/>
+                    </w:rPr>
+                    <w:t>{{ s.intensitaet }}</w:t>
+                  </w:r>
+                </w:p>
+              </w:tc>
+              <w:tc>
+                <w:tcPr>
+                  <w:tcW w:type="dxa" w:w="1701"/>
+                  <w:tcBorders>
+                    <w:top w:val="single" w:sz="4" w:color="D1D5DB"/>
+                    <w:left w:val="single" w:sz="4" w:color="D1D5DB"/>
+                    <w:bottom w:val="single" w:sz="4" w:color="D1D5DB"/>
+                    <w:right w:val="single" w:sz="4" w:color="D1D5DB"/>
+                  </w:tcBorders>
+                  <w:vAlign w:val="center"/>
+                </w:tcPr>
+                <w:p>
+                  <w:pPr>
+                    <w:jc w:val="center"/>
+                  </w:pPr>
+                  <w:r/>
+                  <w:r>
+                    <w:rPr>
+                      <w:color w:val="2C2C2C"/>
+                      <w:sz w:val="17"/>
+                    </w:rPr>
+                    <w:t>{{ s.herzfrequenz_bpm }}</w:t>
+                  </w:r>
+                </w:p>
+              </w:tc>
+              <w:tc>
+                <w:tcPr>
+                  <w:tcW w:type="dxa" w:w="1701"/>
+                  <w:tcBorders>
+                    <w:top w:val="single" w:sz="4" w:color="D1D5DB"/>
+                    <w:left w:val="single" w:sz="4" w:color="D1D5DB"/>
+                    <w:bottom w:val="single" w:sz="4" w:color="D1D5DB"/>
+                    <w:right w:val="single" w:sz="4" w:color="D1D5DB"/>
+                  </w:tcBorders>
+                  <w:vAlign w:val="center"/>
+                </w:tcPr>
+                <w:p>
+                  <w:pPr>
+                    <w:jc w:val="center"/>
+                  </w:pPr>
+                  <w:r/>
+                  <w:r>
+                    <w:rPr>
+                      <w:color w:val="2C2C2C"/>
+                      <w:sz w:val="17"/>
+                    </w:rPr>
+                    <w:t>{{ s.laktat_mmol }}</w:t>
+                  </w:r>
+                </w:p>
+              </w:tc>
+              <w:tc>
+                <w:tcPr>
+                  <w:tcW w:type="dxa" w:w="1134"/>
+                  <w:tcBorders>
+                    <w:top w:val="single" w:sz="4" w:color="D1D5DB"/>
+                    <w:left w:val="single" w:sz="4" w:color="D1D5DB"/>
+                    <w:bottom w:val="single" w:sz="4" w:color="D1D5DB"/>
+                    <w:right w:val="single" w:sz="4" w:color="D1D5DB"/>
+                  </w:tcBorders>
+                  <w:vAlign w:val="center"/>
+                </w:tcPr>
+                <w:p>
+                  <w:pPr>
+                    <w:jc w:val="center"/>
+                  </w:pPr>
+                  <w:r/>
+                  <w:r>
+                    <w:rPr>
+                      <w:color w:val="2C2C2C"/>
+                      <w:sz w:val="17"/>
+                    </w:rPr>
+                    <w:t>{{ s.rpe }}</w:t>
+                  </w:r>
+                </w:p>
+              </w:tc>
+            </w:tr>
+            <w:tr>
+              <w:tc>
+                <w:tcPr>
+                  <w:tcW w:type="dxa" w:w="907"/>
+                </w:tcPr>
+                <w:p>
+                  <w:r/>
+                  <w:r>
+                    <w:t>{%tr endfor %}</w:t>
+                  </w:r>
+                </w:p>
+              </w:tc>
+              <w:tc>
+                <w:tcPr>
+                  <w:tcW w:type="dxa" w:w="1474"/>
+                </w:tcPr>
+                <w:p/>
+              </w:tc>
+              <w:tc>
+                <w:tcPr>
+                  <w:tcW w:type="dxa" w:w="1701"/>
+                </w:tcPr>
+                <w:p/>
+              </w:tc>
+              <w:tc>
+                <w:tcPr>
+                  <w:tcW w:type="dxa" w:w="1701"/>
+                </w:tcPr>
+                <w:p/>
+              </w:tc>
+              <w:tc>
+                <w:tcPr>
+                  <w:tcW w:type="dxa" w:w="1134"/>
+                </w:tcPr>
+                <w:p/>
+              </w:tc>
+            </w:tr>
+          </w:tbl>
+          <w:p/>
+        </w:tc>
+        <w:tc>
+          <w:tcPr>
+            <w:tcW w:type="dxa" w:w="7654"/>
+            <w:tcBorders>
+              <w:top w:val="nil"/>
+              <w:left w:val="nil"/>
+              <w:bottom w:val="nil"/>
+              <w:right w:val="nil"/>
             </w:tcBorders>
           </w:tcPr>
           <w:p>
+            <w:pPr>
+              <w:jc w:val="center"/>
+            </w:pPr>
             <w:r/>
             <w:r>
-              <w:rPr>
-                <w:b/>
-                <w:color w:val="0B2545"/>
-                <w:sz w:val="20"/>
-              </w:rPr>
-              <w:t>Sportart</w:t>
-            </w:r>
-          </w:p>
-        </w:tc>
-        <w:tc>
-          <w:tcPr>
-            <w:tcW w:type="dxa" w:w="5102"/>
-            <w:tcBorders>
-              <w:top w:val="single" w:sz="4" w:color="D1D5DB"/>
-              <w:left w:val="single" w:sz="4" w:color="D1D5DB"/>
-              <w:bottom w:val="single" w:sz="4" w:color="D1D5DB"/>
-              <w:right w:val="single" w:sz="4" w:color="D1D5DB"/>
-            </w:tcBorders>
-          </w:tcPr>
-          <w:p>
-            <w:r/>
-            <w:r>
-              <w:rPr>
-                <w:color w:val="2C2C2C"/>
-                <w:sz w:val="20"/>
-              </w:rPr>
-              <w:t>{{ testprotokoll.sportart_label }}</w:t>
-            </w:r>
-          </w:p>
-        </w:tc>
-      </w:tr>
-      <w:tr>
-        <w:tc>
-          <w:tcPr>
-            <w:tcW w:type="dxa" w:w="3118"/>
-            <w:tcBorders>
-              <w:top w:val="single" w:sz="4" w:color="D1D5DB"/>
-              <w:left w:val="single" w:sz="4" w:color="D1D5DB"/>
-              <w:bottom w:val="single" w:sz="4" w:color="D1D5DB"/>
-              <w:right w:val="single" w:sz="4" w:color="D1D5DB"/>
-            </w:tcBorders>
-          </w:tcPr>
-          <w:p>
-            <w:r/>
-            <w:r>
-              <w:rPr>
-                <w:b/>
-                <w:color w:val="0B2545"/>
-                <w:sz w:val="20"/>
-              </w:rPr>
-              <w:t>Datum</w:t>
-            </w:r>
-          </w:p>
-        </w:tc>
-        <w:tc>
-          <w:tcPr>
-            <w:tcW w:type="dxa" w:w="5102"/>
-            <w:tcBorders>
-              <w:top w:val="single" w:sz="4" w:color="D1D5DB"/>
-              <w:left w:val="single" w:sz="4" w:color="D1D5DB"/>
-              <w:bottom w:val="single" w:sz="4" w:color="D1D5DB"/>
-              <w:right w:val="single" w:sz="4" w:color="D1D5DB"/>
-            </w:tcBorders>
-          </w:tcPr>
-          <w:p>
-            <w:r/>
-            <w:r>
-              <w:rPr>
-                <w:color w:val="2C2C2C"/>
-                <w:sz w:val="20"/>
-              </w:rPr>
-              <w:t>{{ testprotokoll.testdatum }}</w:t>
-            </w:r>
-          </w:p>
-        </w:tc>
-      </w:tr>
-      <w:tr>
-        <w:tc>
-          <w:tcPr>
-            <w:tcW w:type="dxa" w:w="3118"/>
-            <w:tcBorders>
-              <w:top w:val="single" w:sz="4" w:color="D1D5DB"/>
-              <w:left w:val="single" w:sz="4" w:color="D1D5DB"/>
-              <w:bottom w:val="single" w:sz="4" w:color="D1D5DB"/>
-              <w:right w:val="single" w:sz="4" w:color="D1D5DB"/>
-            </w:tcBorders>
-          </w:tcPr>
-          <w:p>
-            <w:r/>
-            <w:r>
-              <w:rPr>
-                <w:b/>
-                <w:color w:val="0B2545"/>
-                <w:sz w:val="20"/>
-              </w:rPr>
-              <w:t>Uhrzeit</w:t>
-            </w:r>
-          </w:p>
-        </w:tc>
-        <w:tc>
-          <w:tcPr>
-            <w:tcW w:type="dxa" w:w="5102"/>
-            <w:tcBorders>
-              <w:top w:val="single" w:sz="4" w:color="D1D5DB"/>
-              <w:left w:val="single" w:sz="4" w:color="D1D5DB"/>
-              <w:bottom w:val="single" w:sz="4" w:color="D1D5DB"/>
-              <w:right w:val="single" w:sz="4" w:color="D1D5DB"/>
-            </w:tcBorders>
-          </w:tcPr>
-          <w:p>
-            <w:r/>
-            <w:r>
-              <w:rPr>
-                <w:color w:val="2C2C2C"/>
-                <w:sz w:val="20"/>
-              </w:rPr>
-              <w:t>{{ testprotokoll.uhrzeit }}</w:t>
-            </w:r>
-          </w:p>
-        </w:tc>
-      </w:tr>
-      <w:tr>
-        <w:tc>
-          <w:tcPr>
-            <w:tcW w:type="dxa" w:w="3118"/>
-            <w:tcBorders>
-              <w:top w:val="single" w:sz="4" w:color="D1D5DB"/>
-              <w:left w:val="single" w:sz="4" w:color="D1D5DB"/>
-              <w:bottom w:val="single" w:sz="4" w:color="D1D5DB"/>
-              <w:right w:val="single" w:sz="4" w:color="D1D5DB"/>
-            </w:tcBorders>
-          </w:tcPr>
-          <w:p>
-            <w:r/>
-            <w:r>
-              <w:rPr>
-                <w:b/>
-                <w:color w:val="0B2545"/>
-                <w:sz w:val="20"/>
-              </w:rPr>
-              <w:t>Ort</w:t>
-            </w:r>
-          </w:p>
-        </w:tc>
-        <w:tc>
-          <w:tcPr>
-            <w:tcW w:type="dxa" w:w="5102"/>
-            <w:tcBorders>
-              <w:top w:val="single" w:sz="4" w:color="D1D5DB"/>
-              <w:left w:val="single" w:sz="4" w:color="D1D5DB"/>
-              <w:bottom w:val="single" w:sz="4" w:color="D1D5DB"/>
-              <w:right w:val="single" w:sz="4" w:color="D1D5DB"/>
-            </w:tcBorders>
-          </w:tcPr>
-          <w:p>
-            <w:r/>
-            <w:r>
-              <w:rPr>
-                <w:color w:val="2C2C2C"/>
-                <w:sz w:val="20"/>
-              </w:rPr>
-              <w:t>{{ testprotokoll.durchfuehrungsort }}</w:t>
-            </w:r>
-          </w:p>
-        </w:tc>
-      </w:tr>
-      <w:tr>
-        <w:tc>
-          <w:tcPr>
-            <w:tcW w:type="dxa" w:w="3118"/>
-            <w:tcBorders>
-              <w:top w:val="single" w:sz="4" w:color="D1D5DB"/>
-              <w:left w:val="single" w:sz="4" w:color="D1D5DB"/>
-              <w:bottom w:val="single" w:sz="4" w:color="D1D5DB"/>
-              <w:right w:val="single" w:sz="4" w:color="D1D5DB"/>
-            </w:tcBorders>
-          </w:tcPr>
-          <w:p>
-            <w:r/>
-            <w:r>
-              <w:rPr>
-                <w:b/>
-                <w:color w:val="0B2545"/>
-                <w:sz w:val="20"/>
-              </w:rPr>
-              <w:t>Testleiter</w:t>
-            </w:r>
-          </w:p>
-        </w:tc>
-        <w:tc>
-          <w:tcPr>
-            <w:tcW w:type="dxa" w:w="5102"/>
-            <w:tcBorders>
-              <w:top w:val="single" w:sz="4" w:color="D1D5DB"/>
-              <w:left w:val="single" w:sz="4" w:color="D1D5DB"/>
-              <w:bottom w:val="single" w:sz="4" w:color="D1D5DB"/>
-              <w:right w:val="single" w:sz="4" w:color="D1D5DB"/>
-            </w:tcBorders>
-          </w:tcPr>
-          <w:p>
-            <w:r/>
-            <w:r>
-              <w:rPr>
-                <w:color w:val="2C2C2C"/>
-                <w:sz w:val="20"/>
-              </w:rPr>
-              <w:t>{{ testprotokoll.testleiter }}</w:t>
-            </w:r>
-          </w:p>
-        </w:tc>
-      </w:tr>
-      <w:tr>
-        <w:tc>
-          <w:tcPr>
-            <w:tcW w:type="dxa" w:w="3118"/>
-            <w:tcBorders>
-              <w:top w:val="single" w:sz="4" w:color="D1D5DB"/>
-              <w:left w:val="single" w:sz="4" w:color="D1D5DB"/>
-              <w:bottom w:val="single" w:sz="4" w:color="D1D5DB"/>
-              <w:right w:val="single" w:sz="4" w:color="D1D5DB"/>
-            </w:tcBorders>
-          </w:tcPr>
-          <w:p>
-            <w:r/>
-            <w:r>
-              <w:rPr>
-                <w:b/>
-                <w:color w:val="0B2545"/>
-                <w:sz w:val="20"/>
-              </w:rPr>
-              <w:t>Gerät</w:t>
-            </w:r>
-          </w:p>
-        </w:tc>
-        <w:tc>
-          <w:tcPr>
-            <w:tcW w:type="dxa" w:w="5102"/>
-            <w:tcBorders>
-              <w:top w:val="single" w:sz="4" w:color="D1D5DB"/>
-              <w:left w:val="single" w:sz="4" w:color="D1D5DB"/>
-              <w:bottom w:val="single" w:sz="4" w:color="D1D5DB"/>
-              <w:right w:val="single" w:sz="4" w:color="D1D5DB"/>
-            </w:tcBorders>
-          </w:tcPr>
-          <w:p>
-            <w:r/>
-            <w:r>
-              <w:rPr>
-                <w:color w:val="2C2C2C"/>
-                <w:sz w:val="20"/>
-              </w:rPr>
-              <w:t>{{ testprotokoll.geraet }}</w:t>
-            </w:r>
-          </w:p>
-        </w:tc>
-      </w:tr>
-      <w:tr>
-        <w:tc>
-          <w:tcPr>
-            <w:tcW w:type="dxa" w:w="3118"/>
-            <w:tcBorders>
-              <w:top w:val="single" w:sz="4" w:color="D1D5DB"/>
-              <w:left w:val="single" w:sz="4" w:color="D1D5DB"/>
-              <w:bottom w:val="single" w:sz="4" w:color="D1D5DB"/>
-              <w:right w:val="single" w:sz="4" w:color="D1D5DB"/>
-            </w:tcBorders>
-          </w:tcPr>
-          <w:p>
-            <w:r/>
-            <w:r>
-              <w:rPr>
-                <w:b/>
-                <w:color w:val="0B2545"/>
-                <w:sz w:val="20"/>
-              </w:rPr>
-              <w:t>Anfangsbelastung</w:t>
-            </w:r>
-          </w:p>
-        </w:tc>
-        <w:tc>
-          <w:tcPr>
-            <w:tcW w:type="dxa" w:w="5102"/>
-            <w:tcBorders>
-              <w:top w:val="single" w:sz="4" w:color="D1D5DB"/>
-              <w:left w:val="single" w:sz="4" w:color="D1D5DB"/>
-              <w:bottom w:val="single" w:sz="4" w:color="D1D5DB"/>
-              <w:right w:val="single" w:sz="4" w:color="D1D5DB"/>
-            </w:tcBorders>
-          </w:tcPr>
-          <w:p>
-            <w:r/>
-            <w:r>
-              <w:rPr>
-                <w:color w:val="2C2C2C"/>
-                <w:sz w:val="20"/>
-              </w:rPr>
-              <w:t>{{ testprotokoll.anfangsbelastung_display }}</w:t>
-            </w:r>
-          </w:p>
-        </w:tc>
-      </w:tr>
-      <w:tr>
-        <w:tc>
-          <w:tcPr>
-            <w:tcW w:type="dxa" w:w="3118"/>
-            <w:tcBorders>
-              <w:top w:val="single" w:sz="4" w:color="D1D5DB"/>
-              <w:left w:val="single" w:sz="4" w:color="D1D5DB"/>
-              <w:bottom w:val="single" w:sz="4" w:color="D1D5DB"/>
-              <w:right w:val="single" w:sz="4" w:color="D1D5DB"/>
-            </w:tcBorders>
-          </w:tcPr>
-          <w:p>
-            <w:r/>
-            <w:r>
-              <w:rPr>
-                <w:b/>
-                <w:color w:val="0B2545"/>
-                <w:sz w:val="20"/>
-              </w:rPr>
-              <w:t>Stufeninkrement</w:t>
-            </w:r>
-          </w:p>
-        </w:tc>
-        <w:tc>
-          <w:tcPr>
-            <w:tcW w:type="dxa" w:w="5102"/>
-            <w:tcBorders>
-              <w:top w:val="single" w:sz="4" w:color="D1D5DB"/>
-              <w:left w:val="single" w:sz="4" w:color="D1D5DB"/>
-              <w:bottom w:val="single" w:sz="4" w:color="D1D5DB"/>
-              <w:right w:val="single" w:sz="4" w:color="D1D5DB"/>
-            </w:tcBorders>
-          </w:tcPr>
-          <w:p>
-            <w:r/>
-            <w:r>
-              <w:rPr>
-                <w:color w:val="2C2C2C"/>
-                <w:sz w:val="20"/>
-              </w:rPr>
-              <w:t>{{ testprotokoll.stufeninkrement_display }}</w:t>
-            </w:r>
-          </w:p>
-        </w:tc>
-      </w:tr>
-      <w:tr>
-        <w:tc>
-          <w:tcPr>
-            <w:tcW w:type="dxa" w:w="3118"/>
-            <w:tcBorders>
-              <w:top w:val="single" w:sz="4" w:color="D1D5DB"/>
-              <w:left w:val="single" w:sz="4" w:color="D1D5DB"/>
-              <w:bottom w:val="single" w:sz="4" w:color="D1D5DB"/>
-              <w:right w:val="single" w:sz="4" w:color="D1D5DB"/>
-            </w:tcBorders>
-          </w:tcPr>
-          <w:p>
-            <w:r/>
-            <w:r>
-              <w:rPr>
-                <w:b/>
-                <w:color w:val="0B2545"/>
-                <w:sz w:val="20"/>
-              </w:rPr>
-              <w:t>Stufendauer</w:t>
-            </w:r>
-          </w:p>
-        </w:tc>
-        <w:tc>
-          <w:tcPr>
-            <w:tcW w:type="dxa" w:w="5102"/>
-            <w:tcBorders>
-              <w:top w:val="single" w:sz="4" w:color="D1D5DB"/>
-              <w:left w:val="single" w:sz="4" w:color="D1D5DB"/>
-              <w:bottom w:val="single" w:sz="4" w:color="D1D5DB"/>
-              <w:right w:val="single" w:sz="4" w:color="D1D5DB"/>
-            </w:tcBorders>
-          </w:tcPr>
-          <w:p>
-            <w:r/>
-            <w:r>
-              <w:rPr>
-                <w:color w:val="2C2C2C"/>
-                <w:sz w:val="20"/>
-              </w:rPr>
-              <w:t>{{ testprotokoll.stufendauer_min }} min</w:t>
-            </w:r>
-          </w:p>
-        </w:tc>
-      </w:tr>
-      <w:tr>
-        <w:tc>
-          <w:tcPr>
-            <w:tcW w:type="dxa" w:w="3118"/>
-            <w:tcBorders>
-              <w:top w:val="single" w:sz="4" w:color="D1D5DB"/>
-              <w:left w:val="single" w:sz="4" w:color="D1D5DB"/>
-              <w:bottom w:val="single" w:sz="4" w:color="D1D5DB"/>
-              <w:right w:val="single" w:sz="4" w:color="D1D5DB"/>
-            </w:tcBorders>
-          </w:tcPr>
-          <w:p>
-            <w:r/>
-            <w:r>
-              <w:rPr>
-                <w:b/>
-                <w:color w:val="0B2545"/>
-                <w:sz w:val="20"/>
-              </w:rPr>
-              <w:t>Besonderheiten</w:t>
-            </w:r>
-          </w:p>
-        </w:tc>
-        <w:tc>
-          <w:tcPr>
-            <w:tcW w:type="dxa" w:w="5102"/>
-            <w:tcBorders>
-              <w:top w:val="single" w:sz="4" w:color="D1D5DB"/>
-              <w:left w:val="single" w:sz="4" w:color="D1D5DB"/>
-              <w:bottom w:val="single" w:sz="4" w:color="D1D5DB"/>
-              <w:right w:val="single" w:sz="4" w:color="D1D5DB"/>
-            </w:tcBorders>
-          </w:tcPr>
-          <w:p>
-            <w:r/>
-            <w:r>
-              <w:rPr>
-                <w:color w:val="2C2C2C"/>
-                <w:sz w:val="20"/>
-              </w:rPr>
-              <w:t>{{ testprotokoll.besonderheiten }}</w:t>
-            </w:r>
-          </w:p>
-        </w:tc>
-      </w:tr>
-      <w:tr>
-        <w:tc>
-          <w:tcPr>
-            <w:tcW w:type="dxa" w:w="3118"/>
-            <w:tcBorders>
-              <w:top w:val="single" w:sz="4" w:color="D1D5DB"/>
-              <w:left w:val="single" w:sz="4" w:color="D1D5DB"/>
-              <w:bottom w:val="single" w:sz="4" w:color="D1D5DB"/>
-              <w:right w:val="single" w:sz="4" w:color="D1D5DB"/>
-            </w:tcBorders>
-          </w:tcPr>
-          <w:p>
-            <w:r/>
-            <w:r>
-              <w:rPr>
-                <w:b/>
-                <w:color w:val="0B2545"/>
-                <w:sz w:val="20"/>
-              </w:rPr>
-              <w:t>Ausbelastung</w:t>
-            </w:r>
-          </w:p>
-        </w:tc>
-        <w:tc>
-          <w:tcPr>
-            <w:tcW w:type="dxa" w:w="5102"/>
-            <w:tcBorders>
-              <w:top w:val="single" w:sz="4" w:color="D1D5DB"/>
-              <w:left w:val="single" w:sz="4" w:color="D1D5DB"/>
-              <w:bottom w:val="single" w:sz="4" w:color="D1D5DB"/>
-              <w:right w:val="single" w:sz="4" w:color="D1D5DB"/>
-            </w:tcBorders>
-          </w:tcPr>
-          <w:p>
-            <w:r/>
-            <w:r>
-              <w:rPr>
-                <w:color w:val="2C2C2C"/>
-                <w:sz w:val="20"/>
-              </w:rPr>
-              <w:t>{{ ausbelastung_de }}</w:t>
-            </w:r>
-          </w:p>
-        </w:tc>
-      </w:tr>
-      <w:tr>
-        <w:tc>
-          <w:tcPr>
-            <w:tcW w:type="dxa" w:w="3118"/>
-            <w:tcBorders>
-              <w:top w:val="single" w:sz="4" w:color="D1D5DB"/>
-              <w:left w:val="single" w:sz="4" w:color="D1D5DB"/>
-              <w:bottom w:val="single" w:sz="4" w:color="D1D5DB"/>
-              <w:right w:val="single" w:sz="4" w:color="D1D5DB"/>
-            </w:tcBorders>
-          </w:tcPr>
-          <w:p>
-            <w:r/>
-            <w:r>
-              <w:rPr>
-                <w:b/>
-                <w:color w:val="0B2545"/>
-                <w:sz w:val="20"/>
-              </w:rPr>
-              <w:t>{{ v_max_label }}</w:t>
-            </w:r>
-          </w:p>
-        </w:tc>
-        <w:tc>
-          <w:tcPr>
-            <w:tcW w:type="dxa" w:w="5102"/>
-            <w:tcBorders>
-              <w:top w:val="single" w:sz="4" w:color="D1D5DB"/>
-              <w:left w:val="single" w:sz="4" w:color="D1D5DB"/>
-              <w:bottom w:val="single" w:sz="4" w:color="D1D5DB"/>
-              <w:right w:val="single" w:sz="4" w:color="D1D5DB"/>
-            </w:tcBorders>
-          </w:tcPr>
-          <w:p>
-            <w:r/>
-            <w:r>
-              <w:rPr>
-                <w:color w:val="2C2C2C"/>
-                <w:sz w:val="20"/>
-              </w:rPr>
-              <w:t>{{ v_max_display }}</w:t>
-            </w:r>
-          </w:p>
-        </w:tc>
-      </w:tr>
-      <w:tr>
-        <w:tc>
-          <w:tcPr>
-            <w:tcW w:type="dxa" w:w="3118"/>
-            <w:tcBorders>
-              <w:top w:val="single" w:sz="4" w:color="D1D5DB"/>
-              <w:left w:val="single" w:sz="4" w:color="D1D5DB"/>
-              <w:bottom w:val="single" w:sz="4" w:color="D1D5DB"/>
-              <w:right w:val="single" w:sz="4" w:color="D1D5DB"/>
-            </w:tcBorders>
-          </w:tcPr>
-          <w:p>
-            <w:r/>
-            <w:r>
-              <w:rPr>
-                <w:b/>
-                <w:color w:val="0B2545"/>
-                <w:sz w:val="20"/>
-              </w:rPr>
-              <w:t>Nachbelastungslaktat 3 min</w:t>
-            </w:r>
-          </w:p>
-        </w:tc>
-        <w:tc>
-          <w:tcPr>
-            <w:tcW w:type="dxa" w:w="5102"/>
-            <w:tcBorders>
-              <w:top w:val="single" w:sz="4" w:color="D1D5DB"/>
-              <w:left w:val="single" w:sz="4" w:color="D1D5DB"/>
-              <w:bottom w:val="single" w:sz="4" w:color="D1D5DB"/>
-              <w:right w:val="single" w:sz="4" w:color="D1D5DB"/>
-            </w:tcBorders>
-          </w:tcPr>
-          <w:p>
-            <w:r/>
-            <w:r>
-              <w:rPr>
-                <w:color w:val="2C2C2C"/>
-                <w:sz w:val="20"/>
-              </w:rPr>
-              <w:t>{{ testprotokoll.nachbelastungslaktat_3min }}</w:t>
-            </w:r>
-          </w:p>
-        </w:tc>
-      </w:tr>
-      <w:tr>
-        <w:tc>
-          <w:tcPr>
-            <w:tcW w:type="dxa" w:w="3118"/>
-            <w:tcBorders>
-              <w:top w:val="single" w:sz="4" w:color="D1D5DB"/>
-              <w:left w:val="single" w:sz="4" w:color="D1D5DB"/>
-              <w:bottom w:val="single" w:sz="4" w:color="D1D5DB"/>
-              <w:right w:val="single" w:sz="4" w:color="D1D5DB"/>
-            </w:tcBorders>
-          </w:tcPr>
-          <w:p>
-            <w:r/>
-            <w:r>
-              <w:rPr>
-                <w:b/>
-                <w:color w:val="0B2545"/>
-                <w:sz w:val="20"/>
-              </w:rPr>
-              <w:t>Nachbelastungslaktat 5 min</w:t>
-            </w:r>
-          </w:p>
-        </w:tc>
-        <w:tc>
-          <w:tcPr>
-            <w:tcW w:type="dxa" w:w="5102"/>
-            <w:tcBorders>
-              <w:top w:val="single" w:sz="4" w:color="D1D5DB"/>
-              <w:left w:val="single" w:sz="4" w:color="D1D5DB"/>
-              <w:bottom w:val="single" w:sz="4" w:color="D1D5DB"/>
-              <w:right w:val="single" w:sz="4" w:color="D1D5DB"/>
-            </w:tcBorders>
-          </w:tcPr>
-          <w:p>
-            <w:r/>
-            <w:r>
-              <w:rPr>
-                <w:color w:val="2C2C2C"/>
-                <w:sz w:val="20"/>
-              </w:rPr>
-              <w:t>{{ testprotokoll.nachbelastungslaktat_5min }}</w:t>
+              <w:t>{{ diagram }}</w:t>
             </w:r>
           </w:p>
         </w:tc>
       </w:tr>
     </w:tbl>
-    <w:p/>
-    <w:p>
-      <w:pPr>
-        <w:pStyle w:val="Heading2"/>
-      </w:pPr>
-      <w:r>
-        <w:rPr>
-          <w:b/>
-          <w:color w:val="0B2545"/>
-          <w:sz w:val="26"/>
-        </w:rPr>
-        <w:t>Laktat- und Herzfrequenzverlauf</w:t>
-      </w:r>
-    </w:p>
-    <w:p>
-      <w:pPr>
-        <w:jc w:val="center"/>
-      </w:pPr>
-      <w:r>
-        <w:t>{{ diagram }}</w:t>
-      </w:r>
-    </w:p>
     <w:p>
       <w:r>
         <w:br w:type="page"/>
@@ -1327,7 +1633,7 @@
         <w:rPr>
           <w:b/>
           <w:color w:val="0B2545"/>
-          <w:sz w:val="32"/>
+          <w:sz w:val="28"/>
         </w:rPr>
         <w:t>Analyse der Leistungsdiagnostik</w:t>
       </w:r>
@@ -1340,299 +1646,20 @@
         <w:rPr>
           <w:b/>
           <w:color w:val="0B2545"/>
-          <w:sz w:val="26"/>
+          <w:sz w:val="24"/>
         </w:rPr>
         <w:t>Schwellenschnittpunkte</w:t>
       </w:r>
     </w:p>
-    <w:tbl>
-      <w:tblPr>
-        <w:tblW w:type="auto" w:w="0"/>
-        <w:jc w:val="center"/>
-        <w:tblLayout w:type="fixed"/>
-        <w:tblLook w:firstColumn="1" w:firstRow="1" w:lastColumn="0" w:lastRow="0" w:noHBand="0" w:noVBand="1" w:val="04A0"/>
-      </w:tblPr>
-      <w:tblGrid>
-        <w:gridCol w:w="3699"/>
-        <w:gridCol w:w="3699"/>
-        <w:gridCol w:w="3699"/>
-        <w:gridCol w:w="3699"/>
-      </w:tblGrid>
-      <w:tr>
-        <w:tc>
-          <w:tcPr>
-            <w:tcW w:type="dxa" w:w="2551"/>
-            <w:shd w:val="clear" w:color="auto" w:fill="0B2545"/>
-            <w:tcBorders>
-              <w:top w:val="single" w:sz="4" w:color="0B2545"/>
-              <w:left w:val="single" w:sz="4" w:color="0B2545"/>
-              <w:bottom w:val="single" w:sz="4" w:color="0B2545"/>
-              <w:right w:val="single" w:sz="4" w:color="0B2545"/>
-            </w:tcBorders>
-            <w:vAlign w:val="center"/>
-          </w:tcPr>
-          <w:p>
-            <w:pPr>
-              <w:jc w:val="center"/>
-            </w:pPr>
-            <w:r/>
-            <w:r>
-              <w:rPr>
-                <w:b/>
-                <w:color w:val="FFFFFF"/>
-                <w:sz w:val="19"/>
-              </w:rPr>
-              <w:t>Laktat (mmol/l)</w:t>
-            </w:r>
-          </w:p>
-        </w:tc>
-        <w:tc>
-          <w:tcPr>
-            <w:tcW w:type="dxa" w:w="3402"/>
-            <w:shd w:val="clear" w:color="auto" w:fill="0B2545"/>
-            <w:tcBorders>
-              <w:top w:val="single" w:sz="4" w:color="0B2545"/>
-              <w:left w:val="single" w:sz="4" w:color="0B2545"/>
-              <w:bottom w:val="single" w:sz="4" w:color="0B2545"/>
-              <w:right w:val="single" w:sz="4" w:color="0B2545"/>
-            </w:tcBorders>
-            <w:vAlign w:val="center"/>
-          </w:tcPr>
-          <w:p>
-            <w:pPr>
-              <w:jc w:val="center"/>
-            </w:pPr>
-            <w:r/>
-            <w:r>
-              <w:rPr>
-                <w:b/>
-                <w:color w:val="FFFFFF"/>
-                <w:sz w:val="19"/>
-              </w:rPr>
-              <w:t>{{ x_axis_label }}</w:t>
-            </w:r>
-          </w:p>
-        </w:tc>
-        <w:tc>
-          <w:tcPr>
-            <w:tcW w:type="dxa" w:w="3118"/>
-            <w:shd w:val="clear" w:color="auto" w:fill="0B2545"/>
-            <w:tcBorders>
-              <w:top w:val="single" w:sz="4" w:color="0B2545"/>
-              <w:left w:val="single" w:sz="4" w:color="0B2545"/>
-              <w:bottom w:val="single" w:sz="4" w:color="0B2545"/>
-              <w:right w:val="single" w:sz="4" w:color="0B2545"/>
-            </w:tcBorders>
-            <w:vAlign w:val="center"/>
-          </w:tcPr>
-          <w:p>
-            <w:pPr>
-              <w:jc w:val="center"/>
-            </w:pPr>
-            <w:r/>
-            <w:r>
-              <w:rPr>
-                <w:b/>
-                <w:color w:val="FFFFFF"/>
-                <w:sz w:val="19"/>
-              </w:rPr>
-              <w:t>Pace (min/km)</w:t>
-            </w:r>
-          </w:p>
-        </w:tc>
-        <w:tc>
-          <w:tcPr>
-            <w:tcW w:type="dxa" w:w="3118"/>
-            <w:shd w:val="clear" w:color="auto" w:fill="0B2545"/>
-            <w:tcBorders>
-              <w:top w:val="single" w:sz="4" w:color="0B2545"/>
-              <w:left w:val="single" w:sz="4" w:color="0B2545"/>
-              <w:bottom w:val="single" w:sz="4" w:color="0B2545"/>
-              <w:right w:val="single" w:sz="4" w:color="0B2545"/>
-            </w:tcBorders>
-            <w:vAlign w:val="center"/>
-          </w:tcPr>
-          <w:p>
-            <w:pPr>
-              <w:jc w:val="center"/>
-            </w:pPr>
-            <w:r/>
-            <w:r>
-              <w:rPr>
-                <w:b/>
-                <w:color w:val="FFFFFF"/>
-                <w:sz w:val="19"/>
-              </w:rPr>
-              <w:t>Herzfrequenz (bpm)</w:t>
-            </w:r>
-          </w:p>
-        </w:tc>
-      </w:tr>
-      <w:tr>
-        <w:tc>
-          <w:tcPr>
-            <w:tcW w:type="dxa" w:w="2551"/>
-          </w:tcPr>
-          <w:p>
-            <w:r/>
-            <w:r>
-              <w:t>{%tr for r in intersections %}</w:t>
-            </w:r>
-          </w:p>
-        </w:tc>
-        <w:tc>
-          <w:tcPr>
-            <w:tcW w:type="dxa" w:w="3402"/>
-          </w:tcPr>
-          <w:p/>
-        </w:tc>
-        <w:tc>
-          <w:tcPr>
-            <w:tcW w:type="dxa" w:w="3118"/>
-          </w:tcPr>
-          <w:p/>
-        </w:tc>
-        <w:tc>
-          <w:tcPr>
-            <w:tcW w:type="dxa" w:w="3118"/>
-          </w:tcPr>
-          <w:p/>
-        </w:tc>
-      </w:tr>
-      <w:tr>
-        <w:tc>
-          <w:tcPr>
-            <w:tcW w:type="dxa" w:w="2551"/>
-            <w:tcBorders>
-              <w:top w:val="single" w:sz="4" w:color="D1D5DB"/>
-              <w:left w:val="single" w:sz="4" w:color="D1D5DB"/>
-              <w:bottom w:val="single" w:sz="4" w:color="D1D5DB"/>
-              <w:right w:val="single" w:sz="4" w:color="D1D5DB"/>
-            </w:tcBorders>
-            <w:vAlign w:val="center"/>
-          </w:tcPr>
-          <w:p>
-            <w:pPr>
-              <w:jc w:val="center"/>
-            </w:pPr>
-            <w:r/>
-            <w:r>
-              <w:rPr>
-                <w:color w:val="2C2C2C"/>
-                <w:sz w:val="20"/>
-              </w:rPr>
-              <w:t>{{ r.laktat }}</w:t>
-            </w:r>
-          </w:p>
-        </w:tc>
-        <w:tc>
-          <w:tcPr>
-            <w:tcW w:type="dxa" w:w="3402"/>
-            <w:tcBorders>
-              <w:top w:val="single" w:sz="4" w:color="D1D5DB"/>
-              <w:left w:val="single" w:sz="4" w:color="D1D5DB"/>
-              <w:bottom w:val="single" w:sz="4" w:color="D1D5DB"/>
-              <w:right w:val="single" w:sz="4" w:color="D1D5DB"/>
-            </w:tcBorders>
-            <w:vAlign w:val="center"/>
-          </w:tcPr>
-          <w:p>
-            <w:pPr>
-              <w:jc w:val="center"/>
-            </w:pPr>
-            <w:r/>
-            <w:r>
-              <w:rPr>
-                <w:color w:val="2C2C2C"/>
-                <w:sz w:val="20"/>
-              </w:rPr>
-              <w:t>{{ r.intensitaet }}</w:t>
-            </w:r>
-          </w:p>
-        </w:tc>
-        <w:tc>
-          <w:tcPr>
-            <w:tcW w:type="dxa" w:w="3118"/>
-            <w:tcBorders>
-              <w:top w:val="single" w:sz="4" w:color="D1D5DB"/>
-              <w:left w:val="single" w:sz="4" w:color="D1D5DB"/>
-              <w:bottom w:val="single" w:sz="4" w:color="D1D5DB"/>
-              <w:right w:val="single" w:sz="4" w:color="D1D5DB"/>
-            </w:tcBorders>
-            <w:vAlign w:val="center"/>
-          </w:tcPr>
-          <w:p>
-            <w:pPr>
-              <w:jc w:val="center"/>
-            </w:pPr>
-            <w:r/>
-            <w:r>
-              <w:rPr>
-                <w:color w:val="2C2C2C"/>
-                <w:sz w:val="20"/>
-              </w:rPr>
-              <w:t>{{ r.pace_min_per_km }}</w:t>
-            </w:r>
-          </w:p>
-        </w:tc>
-        <w:tc>
-          <w:tcPr>
-            <w:tcW w:type="dxa" w:w="3118"/>
-            <w:tcBorders>
-              <w:top w:val="single" w:sz="4" w:color="D1D5DB"/>
-              <w:left w:val="single" w:sz="4" w:color="D1D5DB"/>
-              <w:bottom w:val="single" w:sz="4" w:color="D1D5DB"/>
-              <w:right w:val="single" w:sz="4" w:color="D1D5DB"/>
-            </w:tcBorders>
-            <w:vAlign w:val="center"/>
-          </w:tcPr>
-          <w:p>
-            <w:pPr>
-              <w:jc w:val="center"/>
-            </w:pPr>
-            <w:r/>
-            <w:r>
-              <w:rPr>
-                <w:color w:val="2C2C2C"/>
-                <w:sz w:val="20"/>
-              </w:rPr>
-              <w:t>{{ r.herzfrequenz_bpm }}</w:t>
-            </w:r>
-          </w:p>
-        </w:tc>
-      </w:tr>
-      <w:tr>
-        <w:tc>
-          <w:tcPr>
-            <w:tcW w:type="dxa" w:w="2551"/>
-          </w:tcPr>
-          <w:p>
-            <w:r/>
-            <w:r>
-              <w:t>{%tr endfor %}</w:t>
-            </w:r>
-          </w:p>
-        </w:tc>
-        <w:tc>
-          <w:tcPr>
-            <w:tcW w:type="dxa" w:w="3402"/>
-          </w:tcPr>
-          <w:p/>
-        </w:tc>
-        <w:tc>
-          <w:tcPr>
-            <w:tcW w:type="dxa" w:w="3118"/>
-          </w:tcPr>
-          <w:p/>
-        </w:tc>
-        <w:tc>
-          <w:tcPr>
-            <w:tcW w:type="dxa" w:w="3118"/>
-          </w:tcPr>
-          <w:p/>
-        </w:tc>
-      </w:tr>
-    </w:tbl>
+    <w:p>
+      <w:r>
+        <w:rPr>
+          <w:color w:val="2C2C2C"/>
+          <w:sz w:val="18"/>
+        </w:rPr>
+        <w:t>&lt;&lt;INTERSECTION_PIVOT&gt;&gt;</w:t>
+      </w:r>
+    </w:p>
     <w:p/>
     <w:p>
       <w:pPr>
@@ -1642,7 +1669,7 @@
         <w:rPr>
           <w:b/>
           <w:color w:val="0B2545"/>
-          <w:sz w:val="26"/>
+          <w:sz w:val="24"/>
         </w:rPr>
         <w:t>Trainingsbereiche</w:t>
       </w:r>
@@ -1655,17 +1682,17 @@
         <w:tblLook w:firstColumn="1" w:firstRow="1" w:lastColumn="0" w:lastRow="0" w:noHBand="0" w:noVBand="1" w:val="04A0"/>
       </w:tblPr>
       <w:tblGrid>
-        <w:gridCol w:w="2466"/>
-        <w:gridCol w:w="2466"/>
-        <w:gridCol w:w="2466"/>
-        <w:gridCol w:w="2466"/>
-        <w:gridCol w:w="2466"/>
-        <w:gridCol w:w="2466"/>
+        <w:gridCol w:w="2504"/>
+        <w:gridCol w:w="2504"/>
+        <w:gridCol w:w="2504"/>
+        <w:gridCol w:w="2504"/>
+        <w:gridCol w:w="2504"/>
+        <w:gridCol w:w="2504"/>
       </w:tblGrid>
       <w:tr>
         <w:tc>
           <w:tcPr>
-            <w:tcW w:type="dxa" w:w="1020"/>
+            <w:tcW w:type="dxa" w:w="907"/>
             <w:shd w:val="clear" w:color="auto" w:fill="0B2545"/>
             <w:tcBorders>
               <w:top w:val="single" w:sz="4" w:color="0B2545"/>
@@ -1692,7 +1719,7 @@
         </w:tc>
         <w:tc>
           <w:tcPr>
-            <w:tcW w:type="dxa" w:w="2268"/>
+            <w:tcW w:type="dxa" w:w="2551"/>
             <w:shd w:val="clear" w:color="auto" w:fill="0B2545"/>
             <w:tcBorders>
               <w:top w:val="single" w:sz="4" w:color="0B2545"/>
@@ -1719,7 +1746,7 @@
         </w:tc>
         <w:tc>
           <w:tcPr>
-            <w:tcW w:type="dxa" w:w="2551"/>
+            <w:tcW w:type="dxa" w:w="2721"/>
             <w:shd w:val="clear" w:color="auto" w:fill="0B2545"/>
             <w:tcBorders>
               <w:top w:val="single" w:sz="4" w:color="0B2545"/>
@@ -1740,7 +1767,7 @@
                 <w:color w:val="FFFFFF"/>
                 <w:sz w:val="19"/>
               </w:rPr>
-              <w:t>Bereich</w:t>
+              <w:t>{{ x_axis_label }}</w:t>
             </w:r>
           </w:p>
         </w:tc>
@@ -1773,7 +1800,7 @@
         </w:tc>
         <w:tc>
           <w:tcPr>
-            <w:tcW w:type="dxa" w:w="2551"/>
+            <w:tcW w:type="dxa" w:w="2721"/>
             <w:shd w:val="clear" w:color="auto" w:fill="0B2545"/>
             <w:tcBorders>
               <w:top w:val="single" w:sz="4" w:color="0B2545"/>
@@ -1800,7 +1827,7 @@
         </w:tc>
         <w:tc>
           <w:tcPr>
-            <w:tcW w:type="dxa" w:w="1134"/>
+            <w:tcW w:type="dxa" w:w="1304"/>
             <w:shd w:val="clear" w:color="auto" w:fill="0B2545"/>
             <w:tcBorders>
               <w:top w:val="single" w:sz="4" w:color="0B2545"/>
@@ -1821,7 +1848,7 @@
                 <w:color w:val="FFFFFF"/>
                 <w:sz w:val="19"/>
               </w:rPr>
-              <w:t>RPE</w:t>
+              <w:t>RPE (0-10)</w:t>
             </w:r>
           </w:p>
         </w:tc>
@@ -1829,7 +1856,7 @@
       <w:tr>
         <w:tc>
           <w:tcPr>
-            <w:tcW w:type="dxa" w:w="1020"/>
+            <w:tcW w:type="dxa" w:w="907"/>
           </w:tcPr>
           <w:p>
             <w:r/>
@@ -1840,7 +1867,13 @@
         </w:tc>
         <w:tc>
           <w:tcPr>
-            <w:tcW w:type="dxa" w:w="2268"/>
+            <w:tcW w:type="dxa" w:w="2551"/>
+          </w:tcPr>
+          <w:p/>
+        </w:tc>
+        <w:tc>
+          <w:tcPr>
+            <w:tcW w:type="dxa" w:w="2721"/>
           </w:tcPr>
           <w:p/>
         </w:tc>
@@ -1852,19 +1885,13 @@
         </w:tc>
         <w:tc>
           <w:tcPr>
-            <w:tcW w:type="dxa" w:w="2551"/>
+            <w:tcW w:type="dxa" w:w="2721"/>
           </w:tcPr>
           <w:p/>
         </w:tc>
         <w:tc>
           <w:tcPr>
-            <w:tcW w:type="dxa" w:w="2551"/>
-          </w:tcPr>
-          <w:p/>
-        </w:tc>
-        <w:tc>
-          <w:tcPr>
-            <w:tcW w:type="dxa" w:w="1134"/>
+            <w:tcW w:type="dxa" w:w="1304"/>
           </w:tcPr>
           <w:p/>
         </w:tc>
@@ -1872,7 +1899,7 @@
       <w:tr>
         <w:tc>
           <w:tcPr>
-            <w:tcW w:type="dxa" w:w="1020"/>
+            <w:tcW w:type="dxa" w:w="907"/>
             <w:tcBorders>
               <w:top w:val="single" w:sz="4" w:color="D1D5DB"/>
               <w:left w:val="single" w:sz="4" w:color="D1D5DB"/>
@@ -1889,34 +1916,9 @@
             <w:r>
               <w:rPr>
                 <w:color w:val="2C2C2C"/>
-                <w:sz w:val="20"/>
+                <w:sz w:val="19"/>
               </w:rPr>
               <w:t>{{ z.name }}</w:t>
-            </w:r>
-          </w:p>
-        </w:tc>
-        <w:tc>
-          <w:tcPr>
-            <w:tcW w:type="dxa" w:w="2268"/>
-            <w:tcBorders>
-              <w:top w:val="single" w:sz="4" w:color="D1D5DB"/>
-              <w:left w:val="single" w:sz="4" w:color="D1D5DB"/>
-              <w:bottom w:val="single" w:sz="4" w:color="D1D5DB"/>
-              <w:right w:val="single" w:sz="4" w:color="D1D5DB"/>
-            </w:tcBorders>
-            <w:vAlign w:val="center"/>
-          </w:tcPr>
-          <w:p>
-            <w:pPr>
-              <w:jc w:val="center"/>
-            </w:pPr>
-            <w:r/>
-            <w:r>
-              <w:rPr>
-                <w:color w:val="2C2C2C"/>
-                <w:sz w:val="20"/>
-              </w:rPr>
-              <w:t>{{ z.ziel }}</w:t>
             </w:r>
           </w:p>
         </w:tc>
@@ -1939,7 +1941,32 @@
             <w:r>
               <w:rPr>
                 <w:color w:val="2C2C2C"/>
-                <w:sz w:val="20"/>
+                <w:sz w:val="19"/>
+              </w:rPr>
+              <w:t>{{ z.ziel }}</w:t>
+            </w:r>
+          </w:p>
+        </w:tc>
+        <w:tc>
+          <w:tcPr>
+            <w:tcW w:type="dxa" w:w="2721"/>
+            <w:tcBorders>
+              <w:top w:val="single" w:sz="4" w:color="D1D5DB"/>
+              <w:left w:val="single" w:sz="4" w:color="D1D5DB"/>
+              <w:bottom w:val="single" w:sz="4" w:color="D1D5DB"/>
+              <w:right w:val="single" w:sz="4" w:color="D1D5DB"/>
+            </w:tcBorders>
+            <w:vAlign w:val="center"/>
+          </w:tcPr>
+          <w:p>
+            <w:pPr>
+              <w:jc w:val="center"/>
+            </w:pPr>
+            <w:r/>
+            <w:r>
+              <w:rPr>
+                <w:color w:val="2C2C2C"/>
+                <w:sz w:val="19"/>
               </w:rPr>
               <w:t>{{ z.intensitaet_range }}</w:t>
             </w:r>
@@ -1964,7 +1991,7 @@
             <w:r>
               <w:rPr>
                 <w:color w:val="2C2C2C"/>
-                <w:sz w:val="20"/>
+                <w:sz w:val="19"/>
               </w:rPr>
               <w:t>{{ z.pace_range }}</w:t>
             </w:r>
@@ -1972,7 +1999,7 @@
         </w:tc>
         <w:tc>
           <w:tcPr>
-            <w:tcW w:type="dxa" w:w="2551"/>
+            <w:tcW w:type="dxa" w:w="2721"/>
             <w:tcBorders>
               <w:top w:val="single" w:sz="4" w:color="D1D5DB"/>
               <w:left w:val="single" w:sz="4" w:color="D1D5DB"/>
@@ -1989,7 +2016,7 @@
             <w:r>
               <w:rPr>
                 <w:color w:val="2C2C2C"/>
-                <w:sz w:val="20"/>
+                <w:sz w:val="19"/>
               </w:rPr>
               <w:t>{{ z.herzfrequenz_range }}</w:t>
             </w:r>
@@ -1997,7 +2024,7 @@
         </w:tc>
         <w:tc>
           <w:tcPr>
-            <w:tcW w:type="dxa" w:w="1134"/>
+            <w:tcW w:type="dxa" w:w="1304"/>
             <w:tcBorders>
               <w:top w:val="single" w:sz="4" w:color="D1D5DB"/>
               <w:left w:val="single" w:sz="4" w:color="D1D5DB"/>
@@ -2014,7 +2041,7 @@
             <w:r>
               <w:rPr>
                 <w:color w:val="2C2C2C"/>
-                <w:sz w:val="20"/>
+                <w:sz w:val="19"/>
               </w:rPr>
               <w:t>{{ z.rpe }}</w:t>
             </w:r>
@@ -2024,7 +2051,7 @@
       <w:tr>
         <w:tc>
           <w:tcPr>
-            <w:tcW w:type="dxa" w:w="1020"/>
+            <w:tcW w:type="dxa" w:w="907"/>
           </w:tcPr>
           <w:p>
             <w:r/>
@@ -2035,7 +2062,13 @@
         </w:tc>
         <w:tc>
           <w:tcPr>
-            <w:tcW w:type="dxa" w:w="2268"/>
+            <w:tcW w:type="dxa" w:w="2551"/>
+          </w:tcPr>
+          <w:p/>
+        </w:tc>
+        <w:tc>
+          <w:tcPr>
+            <w:tcW w:type="dxa" w:w="2721"/>
           </w:tcPr>
           <w:p/>
         </w:tc>
@@ -2047,19 +2080,13 @@
         </w:tc>
         <w:tc>
           <w:tcPr>
-            <w:tcW w:type="dxa" w:w="2551"/>
+            <w:tcW w:type="dxa" w:w="2721"/>
           </w:tcPr>
           <w:p/>
         </w:tc>
         <w:tc>
           <w:tcPr>
-            <w:tcW w:type="dxa" w:w="2551"/>
-          </w:tcPr>
-          <w:p/>
-        </w:tc>
-        <w:tc>
-          <w:tcPr>
-            <w:tcW w:type="dxa" w:w="1134"/>
+            <w:tcW w:type="dxa" w:w="1304"/>
           </w:tcPr>
           <w:p/>
         </w:tc>
@@ -2078,7 +2105,7 @@
         <w:rPr>
           <w:b/>
           <w:color w:val="0B2545"/>
-          <w:sz w:val="32"/>
+          <w:sz w:val="28"/>
         </w:rPr>
         <w:t>Interpretation</w:t>
       </w:r>
@@ -2091,7 +2118,7 @@
         <w:rPr>
           <w:b/>
           <w:color w:val="0B2545"/>
-          <w:sz w:val="26"/>
+          <w:sz w:val="24"/>
         </w:rPr>
         <w:t>Zusammenfassung</w:t>
       </w:r>
@@ -2100,13 +2127,13 @@
       <w:r>
         <w:rPr>
           <w:b w:val="0"/>
+          <w:i w:val="0"/>
           <w:color w:val="2C2C2C"/>
           <w:sz w:val="20"/>
         </w:rPr>
         <w:t>{{ interp_zusammenfassung }}</w:t>
       </w:r>
     </w:p>
-    <w:p/>
     <w:p>
       <w:pPr>
         <w:pStyle w:val="Heading2"/>
@@ -2115,7 +2142,7 @@
         <w:rPr>
           <w:b/>
           <w:color w:val="0B2545"/>
-          <w:sz w:val="26"/>
+          <w:sz w:val="24"/>
         </w:rPr>
         <w:t>Schwellen &amp; Zonen</w:t>
       </w:r>
@@ -2124,13 +2151,13 @@
       <w:r>
         <w:rPr>
           <w:b w:val="0"/>
+          <w:i w:val="0"/>
           <w:color w:val="2C2C2C"/>
           <w:sz w:val="20"/>
         </w:rPr>
         <w:t>{{ interp_schwellen }}</w:t>
       </w:r>
     </w:p>
-    <w:p/>
     <w:p>
       <w:pPr>
         <w:pStyle w:val="Heading2"/>
@@ -2139,19 +2166,44 @@
         <w:rPr>
           <w:b/>
           <w:color w:val="0B2545"/>
-          <w:sz w:val="26"/>
+          <w:sz w:val="24"/>
         </w:rPr>
-        <w:t>Empfehlungen</w:t>
+        <w:t>Nächste 3-4 Wochen</w:t>
       </w:r>
     </w:p>
     <w:p>
       <w:r>
         <w:rPr>
           <w:b w:val="0"/>
+          <w:i w:val="0"/>
           <w:color w:val="2C2C2C"/>
           <w:sz w:val="20"/>
         </w:rPr>
-        <w:t>{{ interp_empfehlungen }}</w:t>
+        <w:t>{{ interp_coaching_ausblick }}</w:t>
+      </w:r>
+    </w:p>
+    <w:p>
+      <w:pPr>
+        <w:pStyle w:val="Heading2"/>
+      </w:pPr>
+      <w:r>
+        <w:rPr>
+          <w:b/>
+          <w:color w:val="0B2545"/>
+          <w:sz w:val="24"/>
+        </w:rPr>
+        <w:t>Energie &amp; Regeneration</w:t>
+      </w:r>
+    </w:p>
+    <w:p>
+      <w:r>
+        <w:rPr>
+          <w:b w:val="0"/>
+          <w:i w:val="0"/>
+          <w:color w:val="2C2C2C"/>
+          <w:sz w:val="20"/>
+        </w:rPr>
+        <w:t>{{ interp_ernaehrung }}</w:t>
       </w:r>
     </w:p>
     <w:p>
@@ -2177,86 +2229,154 @@
         <w:rPr>
           <w:b/>
           <w:color w:val="0B2545"/>
-          <w:sz w:val="32"/>
+          <w:sz w:val="28"/>
         </w:rPr>
         <w:t>Fachliche Notizen</w:t>
       </w:r>
     </w:p>
-    <w:p>
-      <w:pPr>
-        <w:pStyle w:val="Heading2"/>
-      </w:pPr>
-      <w:r>
-        <w:rPr>
-          <w:b/>
-          <w:color w:val="0B2545"/>
-          <w:sz w:val="26"/>
-        </w:rPr>
-        <w:t>Pflichtprüfungen — Kontrolle der Testqualität</w:t>
-      </w:r>
-    </w:p>
-    <w:p>
-      <w:r>
-        <w:rPr>
-          <w:b w:val="0"/>
-          <w:color w:val="2C2C2C"/>
-          <w:sz w:val="20"/>
-        </w:rPr>
-        <w:t>{%p if internal_failed_checks %}</w:t>
-      </w:r>
-    </w:p>
-    <w:p>
-      <w:r>
-        <w:rPr>
-          <w:b w:val="0"/>
-          <w:color w:val="2C2C2C"/>
-          <w:sz w:val="20"/>
-        </w:rPr>
-        <w:t>Folgende Hinweise wurden vor der Interpretation festgestellt:</w:t>
-      </w:r>
-    </w:p>
-    <w:p>
-      <w:r>
-        <w:rPr>
-          <w:b w:val="0"/>
-          <w:color w:val="2C2C2C"/>
-          <w:sz w:val="20"/>
-        </w:rPr>
-        <w:t>{% for p in internal_failed_checks %}⚠ {{ p.message_de }}</w:t>
-        <w:br/>
-        <w:t>{% endfor %}</w:t>
-      </w:r>
-    </w:p>
-    <w:p>
-      <w:r>
-        <w:rPr>
-          <w:b w:val="0"/>
-          <w:color w:val="2C2C2C"/>
-          <w:sz w:val="20"/>
-        </w:rPr>
-        <w:t>{%p else %}</w:t>
-      </w:r>
-    </w:p>
-    <w:p>
-      <w:r>
-        <w:rPr>
-          <w:b w:val="0"/>
-          <w:color w:val="2C2C2C"/>
-          <w:sz w:val="20"/>
-        </w:rPr>
-        <w:t>Alle Pflichtprüfungen: OK.</w:t>
-      </w:r>
-    </w:p>
-    <w:p>
-      <w:r>
-        <w:rPr>
-          <w:b w:val="0"/>
-          <w:color w:val="2C2C2C"/>
-          <w:sz w:val="20"/>
-        </w:rPr>
-        <w:t>{%p endif %}</w:t>
-      </w:r>
-    </w:p>
+    <w:tbl>
+      <w:tblPr>
+        <w:tblW w:type="auto" w:w="0"/>
+        <w:tblLayout w:type="fixed"/>
+        <w:tblLook w:firstColumn="1" w:firstRow="1" w:lastColumn="0" w:lastRow="0" w:noHBand="0" w:noVBand="1" w:val="04A0"/>
+      </w:tblPr>
+      <w:tblGrid>
+        <w:gridCol w:w="7512"/>
+        <w:gridCol w:w="7512"/>
+      </w:tblGrid>
+      <w:tr>
+        <w:tc>
+          <w:tcPr>
+            <w:tcW w:type="dxa" w:w="7654"/>
+            <w:tcBorders>
+              <w:top w:val="single" w:sz="4" w:color="D1D5DB"/>
+              <w:left w:val="single" w:sz="4" w:color="D1D5DB"/>
+              <w:bottom w:val="single" w:sz="4" w:color="D1D5DB"/>
+              <w:right w:val="single" w:sz="4" w:color="D1D5DB"/>
+            </w:tcBorders>
+            <w:vAlign w:val="top"/>
+          </w:tcPr>
+          <w:p>
+            <w:r/>
+            <w:r>
+              <w:rPr>
+                <w:b/>
+                <w:color w:val="0B2545"/>
+                <w:sz w:val="21"/>
+              </w:rPr>
+              <w:t>Pflichtprüfungen</w:t>
+            </w:r>
+          </w:p>
+          <w:p>
+            <w:r>
+              <w:rPr>
+                <w:color w:val="2C2C2C"/>
+                <w:sz w:val="18"/>
+              </w:rPr>
+              <w:t>{{ pflichtpruefungen_text }}</w:t>
+            </w:r>
+          </w:p>
+        </w:tc>
+        <w:tc>
+          <w:tcPr>
+            <w:tcW w:type="dxa" w:w="7654"/>
+            <w:tcBorders>
+              <w:top w:val="single" w:sz="4" w:color="D1D5DB"/>
+              <w:left w:val="single" w:sz="4" w:color="D1D5DB"/>
+              <w:bottom w:val="single" w:sz="4" w:color="D1D5DB"/>
+              <w:right w:val="single" w:sz="4" w:color="D1D5DB"/>
+            </w:tcBorders>
+            <w:vAlign w:val="top"/>
+          </w:tcPr>
+          <w:p>
+            <w:r/>
+            <w:r>
+              <w:rPr>
+                <w:b/>
+                <w:color w:val="0B2545"/>
+                <w:sz w:val="21"/>
+              </w:rPr>
+              <w:t>Risikoanalyse</w:t>
+            </w:r>
+          </w:p>
+          <w:p>
+            <w:r>
+              <w:rPr>
+                <w:color w:val="2C2C2C"/>
+                <w:sz w:val="18"/>
+              </w:rPr>
+              <w:t>{{ interp_risiko if interp_risiko else 'Keine besonderen Risiken aus den Daten ableitbar. Siehe Pflichtprüfungen für Detailmuster.' }}</w:t>
+            </w:r>
+          </w:p>
+        </w:tc>
+      </w:tr>
+      <w:tr>
+        <w:tc>
+          <w:tcPr>
+            <w:tcW w:type="dxa" w:w="7654"/>
+            <w:tcBorders>
+              <w:top w:val="single" w:sz="4" w:color="D1D5DB"/>
+              <w:left w:val="single" w:sz="4" w:color="D1D5DB"/>
+              <w:bottom w:val="single" w:sz="4" w:color="D1D5DB"/>
+              <w:right w:val="single" w:sz="4" w:color="D1D5DB"/>
+            </w:tcBorders>
+            <w:vAlign w:val="top"/>
+          </w:tcPr>
+          <w:p>
+            <w:r/>
+            <w:r>
+              <w:rPr>
+                <w:b/>
+                <w:color w:val="0B2545"/>
+                <w:sz w:val="21"/>
+              </w:rPr>
+              <w:t>Schwellenlogik</w:t>
+            </w:r>
+          </w:p>
+          <w:p>
+            <w:r>
+              <w:rPr>
+                <w:color w:val="2C2C2C"/>
+                <w:sz w:val="18"/>
+              </w:rPr>
+              <w:t>Zonengrenzen sind Orientierungspunkte. Z2-Ober: v bei 2.0 mmol/l. Z3-Ober: v bei 3.0 mmol/l. Z4-Ober: v bei 4.0 mmol/l. Z5-Ober: Maximalgeschwindigkeit (aliquot-korrigiert). Z6 darüber. Diese Werte werden mit Kurvenform, HF-Verlauf und RPE-Muster kombiniert (keine rein fixen mmol-Schwellen).</w:t>
+            </w:r>
+          </w:p>
+        </w:tc>
+        <w:tc>
+          <w:tcPr>
+            <w:tcW w:type="dxa" w:w="7654"/>
+            <w:tcBorders>
+              <w:top w:val="single" w:sz="4" w:color="D1D5DB"/>
+              <w:left w:val="single" w:sz="4" w:color="D1D5DB"/>
+              <w:bottom w:val="single" w:sz="4" w:color="D1D5DB"/>
+              <w:right w:val="single" w:sz="4" w:color="D1D5DB"/>
+            </w:tcBorders>
+            <w:vAlign w:val="top"/>
+          </w:tcPr>
+          <w:p>
+            <w:r/>
+            <w:r>
+              <w:rPr>
+                <w:b/>
+                <w:color w:val="0B2545"/>
+                <w:sz w:val="21"/>
+              </w:rPr>
+              <w:t>Testqualität</w:t>
+            </w:r>
+          </w:p>
+          <w:p>
+            <w:r>
+              <w:rPr>
+                <w:color w:val="2C2C2C"/>
+                <w:sz w:val="18"/>
+              </w:rPr>
+              <w:t>{{ testqualitaet_text }}</w:t>
+            </w:r>
+          </w:p>
+        </w:tc>
+      </w:tr>
+    </w:tbl>
     <w:p/>
     <w:p>
       <w:pPr>
@@ -2266,55 +2386,7 @@
         <w:rPr>
           <w:b/>
           <w:color w:val="0B2545"/>
-          <w:sz w:val="26"/>
-        </w:rPr>
-        <w:t>Risikoanalyse</w:t>
-      </w:r>
-    </w:p>
-    <w:p>
-      <w:r>
-        <w:rPr>
-          <w:b w:val="0"/>
-          <w:color w:val="2C2C2C"/>
-          <w:sz w:val="20"/>
-        </w:rPr>
-        <w:t>{{ interp_risiko if interp_risiko else 'Keine besonderen Risiken aus den Daten ableitbar — siehe Pflichtprüfungen.' }}</w:t>
-      </w:r>
-    </w:p>
-    <w:p/>
-    <w:p>
-      <w:pPr>
-        <w:pStyle w:val="Heading2"/>
-      </w:pPr>
-      <w:r>
-        <w:rPr>
-          <w:b/>
-          <w:color w:val="0B2545"/>
-          <w:sz w:val="26"/>
-        </w:rPr>
-        <w:t>Schwellenlogik</w:t>
-      </w:r>
-    </w:p>
-    <w:p>
-      <w:r>
-        <w:rPr>
-          <w:b w:val="0"/>
-          <w:color w:val="2C2C2C"/>
-          <w:sz w:val="18"/>
-        </w:rPr>
-        <w:t>Die Zonengrenzen sind Orientierungspunkte. Z2-Obergrenze: v bei 2.0 mmol/l. Z3-Obergrenze: v bei 3.0 mmol/l. Z4-Obergrenze: v bei 4.0 mmol/l. Z5-Obergrenze: Maximalgeschwindigkeit (aliquot-korrigiert). Z6 darüber. Diese Werte werden mit Kurvenform, HF-Verlauf und RPE-Muster kombiniert (keine rein fixen mmol-Schwellen). Der/die Trainer:in bestätigt oder passt die Vorschläge an.</w:t>
-      </w:r>
-    </w:p>
-    <w:p/>
-    <w:p>
-      <w:pPr>
-        <w:pStyle w:val="Heading2"/>
-      </w:pPr>
-      <w:r>
-        <w:rPr>
-          <w:b/>
-          <w:color w:val="0B2545"/>
-          <w:sz w:val="26"/>
+          <w:sz w:val="24"/>
         </w:rPr>
         <w:t>Trainernotizen</w:t>
       </w:r>
@@ -2326,13 +2398,13 @@
         <w:tblLook w:firstColumn="1" w:firstRow="1" w:lastColumn="0" w:lastRow="0" w:noHBand="0" w:noVBand="1" w:val="04A0"/>
       </w:tblPr>
       <w:tblGrid>
-        <w:gridCol w:w="7399"/>
-        <w:gridCol w:w="7399"/>
+        <w:gridCol w:w="7512"/>
+        <w:gridCol w:w="7512"/>
       </w:tblGrid>
       <w:tr>
         <w:tc>
           <w:tcPr>
-            <w:tcW w:type="dxa" w:w="3118"/>
+            <w:tcW w:type="dxa" w:w="2551"/>
             <w:tcBorders>
               <w:top w:val="single" w:sz="4" w:color="D1D5DB"/>
               <w:left w:val="single" w:sz="4" w:color="D1D5DB"/>
@@ -2346,7 +2418,7 @@
               <w:rPr>
                 <w:b/>
                 <w:color w:val="0B2545"/>
-                <w:sz w:val="20"/>
+                <w:sz w:val="18"/>
               </w:rPr>
               <w:t>Verletzungen</w:t>
             </w:r>
@@ -2354,7 +2426,7 @@
         </w:tc>
         <w:tc>
           <w:tcPr>
-            <w:tcW w:type="dxa" w:w="5102"/>
+            <w:tcW w:type="dxa" w:w="4252"/>
             <w:tcBorders>
               <w:top w:val="single" w:sz="4" w:color="D1D5DB"/>
               <w:left w:val="single" w:sz="4" w:color="D1D5DB"/>
@@ -2367,7 +2439,7 @@
             <w:r>
               <w:rPr>
                 <w:color w:val="2C2C2C"/>
-                <w:sz w:val="20"/>
+                <w:sz w:val="18"/>
               </w:rPr>
               <w:t>{{ coaching.verletzungen }}</w:t>
             </w:r>
@@ -2377,7 +2449,7 @@
       <w:tr>
         <w:tc>
           <w:tcPr>
-            <w:tcW w:type="dxa" w:w="3118"/>
+            <w:tcW w:type="dxa" w:w="2551"/>
             <w:tcBorders>
               <w:top w:val="single" w:sz="4" w:color="D1D5DB"/>
               <w:left w:val="single" w:sz="4" w:color="D1D5DB"/>
@@ -2391,7 +2463,7 @@
               <w:rPr>
                 <w:b/>
                 <w:color w:val="0B2545"/>
-                <w:sz w:val="20"/>
+                <w:sz w:val="18"/>
               </w:rPr>
               <w:t>Aktuelle Probleme</w:t>
             </w:r>
@@ -2399,7 +2471,7 @@
         </w:tc>
         <w:tc>
           <w:tcPr>
-            <w:tcW w:type="dxa" w:w="5102"/>
+            <w:tcW w:type="dxa" w:w="4252"/>
             <w:tcBorders>
               <w:top w:val="single" w:sz="4" w:color="D1D5DB"/>
               <w:left w:val="single" w:sz="4" w:color="D1D5DB"/>
@@ -2412,7 +2484,7 @@
             <w:r>
               <w:rPr>
                 <w:color w:val="2C2C2C"/>
-                <w:sz w:val="20"/>
+                <w:sz w:val="18"/>
               </w:rPr>
               <w:t>{{ coaching.aktuelle_probleme }}</w:t>
             </w:r>
@@ -2422,7 +2494,7 @@
       <w:tr>
         <w:tc>
           <w:tcPr>
-            <w:tcW w:type="dxa" w:w="3118"/>
+            <w:tcW w:type="dxa" w:w="2551"/>
             <w:tcBorders>
               <w:top w:val="single" w:sz="4" w:color="D1D5DB"/>
               <w:left w:val="single" w:sz="4" w:color="D1D5DB"/>
@@ -2436,7 +2508,7 @@
               <w:rPr>
                 <w:b/>
                 <w:color w:val="0B2545"/>
-                <w:sz w:val="20"/>
+                <w:sz w:val="18"/>
               </w:rPr>
               <w:t>Stärken</w:t>
             </w:r>
@@ -2444,7 +2516,7 @@
         </w:tc>
         <w:tc>
           <w:tcPr>
-            <w:tcW w:type="dxa" w:w="5102"/>
+            <w:tcW w:type="dxa" w:w="4252"/>
             <w:tcBorders>
               <w:top w:val="single" w:sz="4" w:color="D1D5DB"/>
               <w:left w:val="single" w:sz="4" w:color="D1D5DB"/>
@@ -2457,7 +2529,7 @@
             <w:r>
               <w:rPr>
                 <w:color w:val="2C2C2C"/>
-                <w:sz w:val="20"/>
+                <w:sz w:val="18"/>
               </w:rPr>
               <w:t>{{ coaching.staerken }}</w:t>
             </w:r>
@@ -2467,7 +2539,7 @@
       <w:tr>
         <w:tc>
           <w:tcPr>
-            <w:tcW w:type="dxa" w:w="3118"/>
+            <w:tcW w:type="dxa" w:w="2551"/>
             <w:tcBorders>
               <w:top w:val="single" w:sz="4" w:color="D1D5DB"/>
               <w:left w:val="single" w:sz="4" w:color="D1D5DB"/>
@@ -2481,7 +2553,7 @@
               <w:rPr>
                 <w:b/>
                 <w:color w:val="0B2545"/>
-                <w:sz w:val="20"/>
+                <w:sz w:val="18"/>
               </w:rPr>
               <w:t>Schwächen</w:t>
             </w:r>
@@ -2489,7 +2561,7 @@
         </w:tc>
         <w:tc>
           <w:tcPr>
-            <w:tcW w:type="dxa" w:w="5102"/>
+            <w:tcW w:type="dxa" w:w="4252"/>
             <w:tcBorders>
               <w:top w:val="single" w:sz="4" w:color="D1D5DB"/>
               <w:left w:val="single" w:sz="4" w:color="D1D5DB"/>
@@ -2502,7 +2574,7 @@
             <w:r>
               <w:rPr>
                 <w:color w:val="2C2C2C"/>
-                <w:sz w:val="20"/>
+                <w:sz w:val="18"/>
               </w:rPr>
               <w:t>{{ coaching.schwaechen }}</w:t>
             </w:r>
@@ -2512,7 +2584,7 @@
       <w:tr>
         <w:tc>
           <w:tcPr>
-            <w:tcW w:type="dxa" w:w="3118"/>
+            <w:tcW w:type="dxa" w:w="2551"/>
             <w:tcBorders>
               <w:top w:val="single" w:sz="4" w:color="D1D5DB"/>
               <w:left w:val="single" w:sz="4" w:color="D1D5DB"/>
@@ -2526,7 +2598,7 @@
               <w:rPr>
                 <w:b/>
                 <w:color w:val="0B2545"/>
-                <w:sz w:val="20"/>
+                <w:sz w:val="18"/>
               </w:rPr>
               <w:t>Geplante Wettkämpfe</w:t>
             </w:r>
@@ -2534,7 +2606,7 @@
         </w:tc>
         <w:tc>
           <w:tcPr>
-            <w:tcW w:type="dxa" w:w="5102"/>
+            <w:tcW w:type="dxa" w:w="4252"/>
             <w:tcBorders>
               <w:top w:val="single" w:sz="4" w:color="D1D5DB"/>
               <w:left w:val="single" w:sz="4" w:color="D1D5DB"/>
@@ -2547,7 +2619,7 @@
             <w:r>
               <w:rPr>
                 <w:color w:val="2C2C2C"/>
-                <w:sz w:val="20"/>
+                <w:sz w:val="18"/>
               </w:rPr>
               <w:t>{{ coaching.geplante_wettkaempfe }}</w:t>
             </w:r>
@@ -2557,7 +2629,7 @@
       <w:tr>
         <w:tc>
           <w:tcPr>
-            <w:tcW w:type="dxa" w:w="3118"/>
+            <w:tcW w:type="dxa" w:w="2551"/>
             <w:tcBorders>
               <w:top w:val="single" w:sz="4" w:color="D1D5DB"/>
               <w:left w:val="single" w:sz="4" w:color="D1D5DB"/>
@@ -2571,15 +2643,15 @@
               <w:rPr>
                 <w:b/>
                 <w:color w:val="0B2545"/>
-                <w:sz w:val="20"/>
+                <w:sz w:val="18"/>
               </w:rPr>
-              <w:t>Trainernotizen</w:t>
+              <w:t>Notizen</w:t>
             </w:r>
           </w:p>
         </w:tc>
         <w:tc>
           <w:tcPr>
-            <w:tcW w:type="dxa" w:w="5102"/>
+            <w:tcW w:type="dxa" w:w="4252"/>
             <w:tcBorders>
               <w:top w:val="single" w:sz="4" w:color="D1D5DB"/>
               <w:left w:val="single" w:sz="4" w:color="D1D5DB"/>
@@ -2592,7 +2664,7 @@
             <w:r>
               <w:rPr>
                 <w:color w:val="2C2C2C"/>
-                <w:sz w:val="20"/>
+                <w:sz w:val="18"/>
               </w:rPr>
               <w:t>{{ coaching.trainernotizen }}</w:t>
             </w:r>
@@ -2604,7 +2676,7 @@
       <w:footerReference w:type="default" r:id="rId10"/>
       <w:footerReference w:type="first" r:id="rId11"/>
       <w:pgSz w:w="16838" w:h="11906" w:orient="landscape"/>
-      <w:pgMar w:top="907" w:right="1020" w:bottom="1020" w:left="1020" w:header="720" w:footer="720" w:gutter="0"/>
+      <w:pgMar w:top="737" w:right="907" w:bottom="794" w:left="907" w:header="720" w:footer="720" w:gutter="0"/>
       <w:cols w:space="720"/>
       <w:titlePg/>
       <w:docGrid w:linePitch="360"/>
@@ -2615,6 +2687,13 @@
 
 <file path=word/footer1.xml><?xml version="1.0" encoding="utf-8"?>
 <w:ftr xmlns:m="http://schemas.openxmlformats.org/officeDocument/2006/math" xmlns:mc="http://schemas.openxmlformats.org/markup-compatibility/2006" xmlns:mo="http://schemas.microsoft.com/office/mac/office/2008/main" xmlns:mv="urn:schemas-microsoft-com:mac:vml" xmlns:o="urn:schemas-microsoft-com:office:office" xmlns:r="http://schemas.openxmlformats.org/officeDocument/2006/relationships" xmlns:v="urn:schemas-microsoft-com:vml" xmlns:w10="urn:schemas-microsoft-com:office:word" xmlns:w14="http://schemas.microsoft.com/office/word/2010/wordml" xmlns:w="http://schemas.openxmlformats.org/wordprocessingml/2006/main" xmlns:wne="http://schemas.microsoft.com/office/word/2006/wordml" xmlns:wp14="http://schemas.microsoft.com/office/word/2010/wordprocessingDrawing" xmlns:wp="http://schemas.openxmlformats.org/drawingml/2006/wordprocessingDrawing" xmlns:wpc="http://schemas.microsoft.com/office/word/2010/wordprocessingCanvas" xmlns:wpg="http://schemas.microsoft.com/office/word/2010/wordprocessingGroup" xmlns:wpi="http://schemas.microsoft.com/office/word/2010/wordprocessingInk" xmlns:wps="http://schemas.microsoft.com/office/word/2010/wordprocessingShape" mc:Ignorable="w14 wp14">
+  <w:p>
+    <w:pPr>
+      <w:pBdr>
+        <w:top w:val="single" w:sz="4" w:space="1" w:color="D1D5DB"/>
+      </w:pBdr>
+    </w:pPr>
+  </w:p>
   <w:tbl>
     <w:tblPr>
       <w:tblW w:type="auto" w:w="0"/>
@@ -2622,16 +2701,19 @@
       <w:tblLook w:firstColumn="1" w:firstRow="1" w:lastColumn="0" w:lastRow="0" w:noHBand="0" w:noVBand="1" w:val="04A0"/>
     </w:tblPr>
     <w:tblGrid>
-      <w:gridCol w:w="4913"/>
-      <w:gridCol w:w="4913"/>
-      <w:gridCol w:w="4913"/>
+      <w:gridCol w:w="5008"/>
+      <w:gridCol w:w="5008"/>
+      <w:gridCol w:w="5008"/>
     </w:tblGrid>
     <w:tr>
       <w:tc>
         <w:tcPr>
-          <w:tcW w:type="dxa" w:w="7370"/>
+          <w:tcW w:type="dxa" w:w="6803"/>
           <w:tcBorders>
-            <w:top w:val="single" w:sz="4" w:color="D1D5DB"/>
+            <w:top w:val="nil"/>
+            <w:left w:val="nil"/>
+            <w:bottom w:val="nil"/>
+            <w:right w:val="nil"/>
           </w:tcBorders>
         </w:tcPr>
         <w:p>
@@ -2640,7 +2722,7 @@
           </w:pPr>
           <w:r>
             <w:rPr>
-              <w:color w:val="2C2C2C"/>
+              <w:color w:val="6B6B6B"/>
               <w:sz w:val="16"/>
             </w:rPr>
             <w:t>anna-maria@woerndle.at  ·  +43 677 62150496</w:t>
@@ -2649,9 +2731,12 @@
       </w:tc>
       <w:tc>
         <w:tcPr>
-          <w:tcW w:type="dxa" w:w="3969"/>
+          <w:tcW w:type="dxa" w:w="4535"/>
           <w:tcBorders>
-            <w:top w:val="single" w:sz="4" w:color="D1D5DB"/>
+            <w:top w:val="nil"/>
+            <w:left w:val="nil"/>
+            <w:bottom w:val="nil"/>
+            <w:right w:val="nil"/>
           </w:tcBorders>
         </w:tcPr>
         <w:p>
@@ -2660,14 +2745,14 @@
           </w:pPr>
           <w:r>
             <w:rPr>
-              <w:color w:val="2C2C2C"/>
+              <w:color w:val="6B6B6B"/>
               <w:sz w:val="16"/>
             </w:rPr>
             <w:t xml:space="preserve">Seite </w:t>
           </w:r>
           <w:r>
             <w:rPr>
-              <w:color w:val="2C2C2C"/>
+              <w:color w:val="6B6B6B"/>
               <w:sz w:val="16"/>
             </w:rPr>
             <w:fldChar w:fldCharType="begin"/>
@@ -2678,9 +2763,12 @@
       </w:tc>
       <w:tc>
         <w:tcPr>
-          <w:tcW w:type="dxa" w:w="3402"/>
+          <w:tcW w:type="dxa" w:w="3685"/>
           <w:tcBorders>
-            <w:top w:val="single" w:sz="4" w:color="D1D5DB"/>
+            <w:top w:val="nil"/>
+            <w:left w:val="nil"/>
+            <w:bottom w:val="nil"/>
+            <w:right w:val="nil"/>
           </w:tcBorders>
         </w:tcPr>
         <w:p>
@@ -3097,10 +3185,13 @@
     <w:name w:val="Normal"/>
     <w:qFormat/>
     <w:rsid w:val="00FC693F"/>
+    <w:pPr>
+      <w:spacing w:after="80" w:line="260" w:lineRule="auto"/>
+    </w:pPr>
     <w:rPr>
       <w:rFonts w:ascii="Calibri" w:hAnsi="Calibri"/>
       <w:color w:val="2C2C2C"/>
-      <w:sz w:val="21"/>
+      <w:sz w:val="20"/>
     </w:rPr>
   </w:style>
   <w:style w:type="paragraph" w:styleId="Header">

--- a/templates/report.docx
+++ b/templates/report.docx
@@ -11,7 +11,7 @@
       <w:r>
         <w:drawing>
           <wp:inline xmlns:a="http://schemas.openxmlformats.org/drawingml/2006/main" xmlns:pic="http://schemas.openxmlformats.org/drawingml/2006/picture">
-            <wp:extent cx="2160000" cy="916835"/>
+            <wp:extent cx="2160000" cy="1228571"/>
             <wp:docPr id="1" name="Picture 1"/>
             <wp:cNvGraphicFramePr>
               <a:graphicFrameLocks noChangeAspect="1"/>
@@ -20,7 +20,7 @@
               <a:graphicData uri="http://schemas.openxmlformats.org/drawingml/2006/picture">
                 <pic:pic>
                   <pic:nvPicPr>
-                    <pic:cNvPr id="0" name="logo_placeholder.png"/>
+                    <pic:cNvPr id="0" name="logo.jpeg"/>
                     <pic:cNvPicPr/>
                   </pic:nvPicPr>
                   <pic:blipFill>
@@ -32,7 +32,7 @@
                   <pic:spPr>
                     <a:xfrm>
                       <a:off x="0" y="0"/>
-                      <a:ext cx="2160000" cy="916835"/>
+                      <a:ext cx="2160000" cy="1228571"/>
                     </a:xfrm>
                     <a:prstGeom prst="rect"/>
                   </pic:spPr>
@@ -95,6 +95,21 @@
           <w:sz w:val="24"/>
         </w:rPr>
         <w:t>{{ testprotokoll.testdatum }}  ·  {{ testprotokoll.durchfuehrungsort }}</w:t>
+      </w:r>
+    </w:p>
+    <w:p/>
+    <w:p/>
+    <w:p/>
+    <w:p>
+      <w:pPr>
+        <w:jc w:val="center"/>
+      </w:pPr>
+      <w:r>
+        <w:rPr>
+          <w:color w:val="6B6B6B"/>
+          <w:sz w:val="18"/>
+        </w:rPr>
+        <w:t>anna-maria@woerndle.at  |  +43 677 62150496</w:t>
       </w:r>
     </w:p>
     <w:p>
@@ -1134,6 +1149,141 @@
                       <w:color w:val="0B2545"/>
                       <w:sz w:val="17"/>
                     </w:rPr>
+                    <w:t>Ruhelaktat</w:t>
+                  </w:r>
+                </w:p>
+              </w:tc>
+              <w:tc>
+                <w:tcPr>
+                  <w:tcW w:type="dxa" w:w="4819"/>
+                  <w:tcBorders>
+                    <w:top w:val="single" w:sz="4" w:color="D1D5DB"/>
+                    <w:left w:val="single" w:sz="4" w:color="D1D5DB"/>
+                    <w:bottom w:val="single" w:sz="4" w:color="D1D5DB"/>
+                    <w:right w:val="single" w:sz="4" w:color="D1D5DB"/>
+                  </w:tcBorders>
+                </w:tcPr>
+                <w:p>
+                  <w:r/>
+                  <w:r>
+                    <w:rPr>
+                      <w:color w:val="2C2C2C"/>
+                      <w:sz w:val="17"/>
+                    </w:rPr>
+                    <w:t>{{ testprotokoll.ruhelaktat_display }}</w:t>
+                  </w:r>
+                </w:p>
+              </w:tc>
+            </w:tr>
+            <w:tr>
+              <w:tc>
+                <w:tcPr>
+                  <w:tcW w:type="dxa" w:w="2381"/>
+                  <w:tcBorders>
+                    <w:top w:val="single" w:sz="4" w:color="D1D5DB"/>
+                    <w:left w:val="single" w:sz="4" w:color="D1D5DB"/>
+                    <w:bottom w:val="single" w:sz="4" w:color="D1D5DB"/>
+                    <w:right w:val="single" w:sz="4" w:color="D1D5DB"/>
+                  </w:tcBorders>
+                </w:tcPr>
+                <w:p>
+                  <w:r/>
+                  <w:r>
+                    <w:rPr>
+                      <w:b/>
+                      <w:color w:val="0B2545"/>
+                      <w:sz w:val="17"/>
+                    </w:rPr>
+                    <w:t>Steigung</w:t>
+                  </w:r>
+                </w:p>
+              </w:tc>
+              <w:tc>
+                <w:tcPr>
+                  <w:tcW w:type="dxa" w:w="4819"/>
+                  <w:tcBorders>
+                    <w:top w:val="single" w:sz="4" w:color="D1D5DB"/>
+                    <w:left w:val="single" w:sz="4" w:color="D1D5DB"/>
+                    <w:bottom w:val="single" w:sz="4" w:color="D1D5DB"/>
+                    <w:right w:val="single" w:sz="4" w:color="D1D5DB"/>
+                  </w:tcBorders>
+                </w:tcPr>
+                <w:p>
+                  <w:r/>
+                  <w:r>
+                    <w:rPr>
+                      <w:color w:val="2C2C2C"/>
+                      <w:sz w:val="17"/>
+                    </w:rPr>
+                    <w:t>{{ testprotokoll.steigung_display }}</w:t>
+                  </w:r>
+                </w:p>
+              </w:tc>
+            </w:tr>
+            <w:tr>
+              <w:tc>
+                <w:tcPr>
+                  <w:tcW w:type="dxa" w:w="2381"/>
+                  <w:tcBorders>
+                    <w:top w:val="single" w:sz="4" w:color="D1D5DB"/>
+                    <w:left w:val="single" w:sz="4" w:color="D1D5DB"/>
+                    <w:bottom w:val="single" w:sz="4" w:color="D1D5DB"/>
+                    <w:right w:val="single" w:sz="4" w:color="D1D5DB"/>
+                  </w:tcBorders>
+                </w:tcPr>
+                <w:p>
+                  <w:r/>
+                  <w:r>
+                    <w:rPr>
+                      <w:b/>
+                      <w:color w:val="0B2545"/>
+                      <w:sz w:val="17"/>
+                    </w:rPr>
+                    <w:t>Dauer letzte Stufe</w:t>
+                  </w:r>
+                </w:p>
+              </w:tc>
+              <w:tc>
+                <w:tcPr>
+                  <w:tcW w:type="dxa" w:w="4819"/>
+                  <w:tcBorders>
+                    <w:top w:val="single" w:sz="4" w:color="D1D5DB"/>
+                    <w:left w:val="single" w:sz="4" w:color="D1D5DB"/>
+                    <w:bottom w:val="single" w:sz="4" w:color="D1D5DB"/>
+                    <w:right w:val="single" w:sz="4" w:color="D1D5DB"/>
+                  </w:tcBorders>
+                </w:tcPr>
+                <w:p>
+                  <w:r/>
+                  <w:r>
+                    <w:rPr>
+                      <w:color w:val="2C2C2C"/>
+                      <w:sz w:val="17"/>
+                    </w:rPr>
+                    <w:t>{{ testprotokoll.dauer_letzte_stufe_display }}</w:t>
+                  </w:r>
+                </w:p>
+              </w:tc>
+            </w:tr>
+            <w:tr>
+              <w:tc>
+                <w:tcPr>
+                  <w:tcW w:type="dxa" w:w="2381"/>
+                  <w:tcBorders>
+                    <w:top w:val="single" w:sz="4" w:color="D1D5DB"/>
+                    <w:left w:val="single" w:sz="4" w:color="D1D5DB"/>
+                    <w:bottom w:val="single" w:sz="4" w:color="D1D5DB"/>
+                    <w:right w:val="single" w:sz="4" w:color="D1D5DB"/>
+                  </w:tcBorders>
+                </w:tcPr>
+                <w:p>
+                  <w:r/>
+                  <w:r>
+                    <w:rPr>
+                      <w:b/>
+                      <w:color w:val="0B2545"/>
+                      <w:sz w:val="17"/>
+                    </w:rPr>
                     <w:t>Ausbelastung</w:t>
                   </w:r>
                 </w:p>
@@ -2092,6 +2242,178 @@
         </w:tc>
       </w:tr>
     </w:tbl>
+    <w:p/>
+    <w:p>
+      <w:pPr>
+        <w:pStyle w:val="Heading3"/>
+      </w:pPr>
+      <w:r>
+        <w:rPr>
+          <w:b/>
+          <w:color w:val="0B2545"/>
+          <w:sz w:val="20"/>
+        </w:rPr>
+        <w:t>Beschreibung / Methode Trainingsformen</w:t>
+      </w:r>
+    </w:p>
+    <w:tbl>
+      <w:tblPr>
+        <w:tblW w:type="auto" w:w="0"/>
+        <w:jc w:val="center"/>
+        <w:tblLayout w:type="fixed"/>
+        <w:tblLook w:firstColumn="1" w:firstRow="1" w:lastColumn="0" w:lastRow="0" w:noHBand="0" w:noVBand="1" w:val="04A0"/>
+      </w:tblPr>
+      <w:tblGrid>
+        <w:gridCol w:w="7512"/>
+        <w:gridCol w:w="7512"/>
+      </w:tblGrid>
+      <w:tr>
+        <w:tc>
+          <w:tcPr>
+            <w:tcW w:type="dxa" w:w="1134"/>
+            <w:shd w:val="clear" w:color="auto" w:fill="0B2545"/>
+            <w:tcBorders>
+              <w:top w:val="single" w:sz="4" w:color="0B2545"/>
+              <w:left w:val="single" w:sz="4" w:color="0B2545"/>
+              <w:bottom w:val="single" w:sz="4" w:color="0B2545"/>
+              <w:right w:val="single" w:sz="4" w:color="0B2545"/>
+            </w:tcBorders>
+            <w:vAlign w:val="center"/>
+          </w:tcPr>
+          <w:p>
+            <w:pPr>
+              <w:jc w:val="center"/>
+            </w:pPr>
+            <w:r/>
+            <w:r>
+              <w:rPr>
+                <w:b/>
+                <w:color w:val="FFFFFF"/>
+                <w:sz w:val="17"/>
+              </w:rPr>
+              <w:t>Zone</w:t>
+            </w:r>
+          </w:p>
+        </w:tc>
+        <w:tc>
+          <w:tcPr>
+            <w:tcW w:type="dxa" w:w="13890"/>
+            <w:shd w:val="clear" w:color="auto" w:fill="0B2545"/>
+            <w:tcBorders>
+              <w:top w:val="single" w:sz="4" w:color="0B2545"/>
+              <w:left w:val="single" w:sz="4" w:color="0B2545"/>
+              <w:bottom w:val="single" w:sz="4" w:color="0B2545"/>
+              <w:right w:val="single" w:sz="4" w:color="0B2545"/>
+            </w:tcBorders>
+            <w:vAlign w:val="center"/>
+          </w:tcPr>
+          <w:p>
+            <w:pPr>
+              <w:jc w:val="center"/>
+            </w:pPr>
+            <w:r/>
+            <w:r>
+              <w:rPr>
+                <w:b/>
+                <w:color w:val="FFFFFF"/>
+                <w:sz w:val="17"/>
+              </w:rPr>
+              <w:t>Methode / Trainingsform</w:t>
+            </w:r>
+          </w:p>
+        </w:tc>
+      </w:tr>
+      <w:tr>
+        <w:tc>
+          <w:tcPr>
+            <w:tcW w:type="dxa" w:w="1134"/>
+          </w:tcPr>
+          <w:p>
+            <w:r/>
+            <w:r>
+              <w:t>{%tr for tf in trainingsformen %}</w:t>
+            </w:r>
+          </w:p>
+        </w:tc>
+        <w:tc>
+          <w:tcPr>
+            <w:tcW w:type="dxa" w:w="13890"/>
+          </w:tcPr>
+          <w:p/>
+        </w:tc>
+      </w:tr>
+      <w:tr>
+        <w:tc>
+          <w:tcPr>
+            <w:tcW w:type="dxa" w:w="1134"/>
+            <w:tcBorders>
+              <w:top w:val="single" w:sz="4" w:color="D1D5DB"/>
+              <w:left w:val="single" w:sz="4" w:color="D1D5DB"/>
+              <w:bottom w:val="single" w:sz="4" w:color="D1D5DB"/>
+              <w:right w:val="single" w:sz="4" w:color="D1D5DB"/>
+            </w:tcBorders>
+            <w:vAlign w:val="center"/>
+          </w:tcPr>
+          <w:p>
+            <w:pPr>
+              <w:jc w:val="center"/>
+            </w:pPr>
+            <w:r/>
+            <w:r>
+              <w:rPr>
+                <w:color w:val="2C2C2C"/>
+                <w:sz w:val="17"/>
+              </w:rPr>
+              <w:t>{{ tf.name }}</w:t>
+            </w:r>
+          </w:p>
+        </w:tc>
+        <w:tc>
+          <w:tcPr>
+            <w:tcW w:type="dxa" w:w="13890"/>
+            <w:tcBorders>
+              <w:top w:val="single" w:sz="4" w:color="D1D5DB"/>
+              <w:left w:val="single" w:sz="4" w:color="D1D5DB"/>
+              <w:bottom w:val="single" w:sz="4" w:color="D1D5DB"/>
+              <w:right w:val="single" w:sz="4" w:color="D1D5DB"/>
+            </w:tcBorders>
+            <w:vAlign w:val="center"/>
+          </w:tcPr>
+          <w:p>
+            <w:pPr>
+              <w:jc w:val="center"/>
+            </w:pPr>
+            <w:r/>
+            <w:r>
+              <w:rPr>
+                <w:color w:val="2C2C2C"/>
+                <w:sz w:val="17"/>
+              </w:rPr>
+              <w:t>{{ tf.methode }}</w:t>
+            </w:r>
+          </w:p>
+        </w:tc>
+      </w:tr>
+      <w:tr>
+        <w:tc>
+          <w:tcPr>
+            <w:tcW w:type="dxa" w:w="1134"/>
+          </w:tcPr>
+          <w:p>
+            <w:r/>
+            <w:r>
+              <w:t>{%tr endfor %}</w:t>
+            </w:r>
+          </w:p>
+        </w:tc>
+        <w:tc>
+          <w:tcPr>
+            <w:tcW w:type="dxa" w:w="13890"/>
+          </w:tcPr>
+          <w:p/>
+        </w:tc>
+      </w:tr>
+    </w:tbl>
     <w:p>
       <w:r>
         <w:br w:type="page"/>
@@ -2168,7 +2490,7 @@
           <w:color w:val="0B2545"/>
           <w:sz w:val="24"/>
         </w:rPr>
-        <w:t>Nächste 3-4 Wochen</w:t>
+        <w:t>Empfehlungen</w:t>
       </w:r>
     </w:p>
     <w:p>
@@ -2725,7 +3047,20 @@
               <w:color w:val="6B6B6B"/>
               <w:sz w:val="16"/>
             </w:rPr>
-            <w:t>anna-maria@woerndle.at  ·  +43 677 62150496</w:t>
+            <w:t>anna-maria@woerndle.at</w:t>
+          </w:r>
+        </w:p>
+        <w:p>
+          <w:pPr>
+            <w:jc w:val="left"/>
+            <w:spacing w:before="0" w:after="0" w:line="240" w:lineRule="auto"/>
+          </w:pPr>
+          <w:r>
+            <w:rPr>
+              <w:color w:val="6B6B6B"/>
+              <w:sz w:val="16"/>
+            </w:rPr>
+            <w:t>+43 677 62150496</w:t>
           </w:r>
         </w:p>
       </w:tc>
@@ -2778,7 +3113,7 @@
           <w:r>
             <w:drawing>
               <wp:inline xmlns:a="http://schemas.openxmlformats.org/drawingml/2006/main" xmlns:pic="http://schemas.openxmlformats.org/drawingml/2006/picture">
-                <wp:extent cx="720000" cy="305612"/>
+                <wp:extent cx="720000" cy="409524"/>
                 <wp:docPr id="1" name="Picture 1"/>
                 <wp:cNvGraphicFramePr>
                   <a:graphicFrameLocks noChangeAspect="1"/>
@@ -2787,7 +3122,7 @@
                   <a:graphicData uri="http://schemas.openxmlformats.org/drawingml/2006/picture">
                     <pic:pic>
                       <pic:nvPicPr>
-                        <pic:cNvPr id="0" name="logo_placeholder.png"/>
+                        <pic:cNvPr id="0" name="logo.jpeg"/>
                         <pic:cNvPicPr/>
                       </pic:nvPicPr>
                       <pic:blipFill>
@@ -2799,7 +3134,7 @@
                       <pic:spPr>
                         <a:xfrm>
                           <a:off x="0" y="0"/>
-                          <a:ext cx="720000" cy="305612"/>
+                          <a:ext cx="720000" cy="409524"/>
                         </a:xfrm>
                         <a:prstGeom prst="rect"/>
                       </pic:spPr>

--- a/templates/report.docx
+++ b/templates/report.docx
@@ -219,12 +219,15 @@
                   </w:tcBorders>
                 </w:tcPr>
                 <w:p>
+                  <w:pPr>
+                    <w:spacing w:before="0" w:after="0" w:line="240" w:lineRule="auto"/>
+                  </w:pPr>
                   <w:r/>
                   <w:r>
                     <w:rPr>
                       <w:b/>
                       <w:color w:val="0B2545"/>
-                      <w:sz w:val="17"/>
+                      <w:sz w:val="16"/>
                     </w:rPr>
                     <w:t>Name</w:t>
                   </w:r>
@@ -241,11 +244,14 @@
                   </w:tcBorders>
                 </w:tcPr>
                 <w:p>
+                  <w:pPr>
+                    <w:spacing w:before="0" w:after="0" w:line="240" w:lineRule="auto"/>
+                  </w:pPr>
                   <w:r/>
                   <w:r>
                     <w:rPr>
                       <w:color w:val="2C2C2C"/>
-                      <w:sz w:val="17"/>
+                      <w:sz w:val="16"/>
                     </w:rPr>
                     <w:t>{{ athlete.vorname }} {{ athlete.name }}</w:t>
                   </w:r>
@@ -264,12 +270,15 @@
                   </w:tcBorders>
                 </w:tcPr>
                 <w:p>
+                  <w:pPr>
+                    <w:spacing w:before="0" w:after="0" w:line="240" w:lineRule="auto"/>
+                  </w:pPr>
                   <w:r/>
                   <w:r>
                     <w:rPr>
                       <w:b/>
                       <w:color w:val="0B2545"/>
-                      <w:sz w:val="17"/>
+                      <w:sz w:val="16"/>
                     </w:rPr>
                     <w:t>Email</w:t>
                   </w:r>
@@ -286,11 +295,14 @@
                   </w:tcBorders>
                 </w:tcPr>
                 <w:p>
+                  <w:pPr>
+                    <w:spacing w:before="0" w:after="0" w:line="240" w:lineRule="auto"/>
+                  </w:pPr>
                   <w:r/>
                   <w:r>
                     <w:rPr>
                       <w:color w:val="2C2C2C"/>
-                      <w:sz w:val="17"/>
+                      <w:sz w:val="16"/>
                     </w:rPr>
                     <w:t>{{ athlete.email }}</w:t>
                   </w:r>
@@ -309,12 +321,15 @@
                   </w:tcBorders>
                 </w:tcPr>
                 <w:p>
+                  <w:pPr>
+                    <w:spacing w:before="0" w:after="0" w:line="240" w:lineRule="auto"/>
+                  </w:pPr>
                   <w:r/>
                   <w:r>
                     <w:rPr>
                       <w:b/>
                       <w:color w:val="0B2545"/>
-                      <w:sz w:val="17"/>
+                      <w:sz w:val="16"/>
                     </w:rPr>
                     <w:t>Geburtsjahr</w:t>
                   </w:r>
@@ -331,11 +346,14 @@
                   </w:tcBorders>
                 </w:tcPr>
                 <w:p>
+                  <w:pPr>
+                    <w:spacing w:before="0" w:after="0" w:line="240" w:lineRule="auto"/>
+                  </w:pPr>
                   <w:r/>
                   <w:r>
                     <w:rPr>
                       <w:color w:val="2C2C2C"/>
-                      <w:sz w:val="17"/>
+                      <w:sz w:val="16"/>
                     </w:rPr>
                     <w:t>{{ athlete.geburtsjahr }}</w:t>
                   </w:r>
@@ -354,12 +372,15 @@
                   </w:tcBorders>
                 </w:tcPr>
                 <w:p>
+                  <w:pPr>
+                    <w:spacing w:before="0" w:after="0" w:line="240" w:lineRule="auto"/>
+                  </w:pPr>
                   <w:r/>
                   <w:r>
                     <w:rPr>
                       <w:b/>
                       <w:color w:val="0B2545"/>
-                      <w:sz w:val="17"/>
+                      <w:sz w:val="16"/>
                     </w:rPr>
                     <w:t>Alter</w:t>
                   </w:r>
@@ -376,11 +397,14 @@
                   </w:tcBorders>
                 </w:tcPr>
                 <w:p>
+                  <w:pPr>
+                    <w:spacing w:before="0" w:after="0" w:line="240" w:lineRule="auto"/>
+                  </w:pPr>
                   <w:r/>
                   <w:r>
                     <w:rPr>
                       <w:color w:val="2C2C2C"/>
-                      <w:sz w:val="17"/>
+                      <w:sz w:val="16"/>
                     </w:rPr>
                     <w:t>{{ athlete.alter }}</w:t>
                   </w:r>
@@ -399,12 +423,15 @@
                   </w:tcBorders>
                 </w:tcPr>
                 <w:p>
+                  <w:pPr>
+                    <w:spacing w:before="0" w:after="0" w:line="240" w:lineRule="auto"/>
+                  </w:pPr>
                   <w:r/>
                   <w:r>
                     <w:rPr>
                       <w:b/>
                       <w:color w:val="0B2545"/>
-                      <w:sz w:val="17"/>
+                      <w:sz w:val="16"/>
                     </w:rPr>
                     <w:t>Geschlecht</w:t>
                   </w:r>
@@ -421,11 +448,14 @@
                   </w:tcBorders>
                 </w:tcPr>
                 <w:p>
+                  <w:pPr>
+                    <w:spacing w:before="0" w:after="0" w:line="240" w:lineRule="auto"/>
+                  </w:pPr>
                   <w:r/>
                   <w:r>
                     <w:rPr>
                       <w:color w:val="2C2C2C"/>
-                      <w:sz w:val="17"/>
+                      <w:sz w:val="16"/>
                     </w:rPr>
                     <w:t>{{ athlete.geschlecht }}</w:t>
                   </w:r>
@@ -444,12 +474,15 @@
                   </w:tcBorders>
                 </w:tcPr>
                 <w:p>
+                  <w:pPr>
+                    <w:spacing w:before="0" w:after="0" w:line="240" w:lineRule="auto"/>
+                  </w:pPr>
                   <w:r/>
                   <w:r>
                     <w:rPr>
                       <w:b/>
                       <w:color w:val="0B2545"/>
-                      <w:sz w:val="17"/>
+                      <w:sz w:val="16"/>
                     </w:rPr>
                     <w:t>Gewicht</w:t>
                   </w:r>
@@ -466,11 +499,14 @@
                   </w:tcBorders>
                 </w:tcPr>
                 <w:p>
+                  <w:pPr>
+                    <w:spacing w:before="0" w:after="0" w:line="240" w:lineRule="auto"/>
+                  </w:pPr>
                   <w:r/>
                   <w:r>
                     <w:rPr>
                       <w:color w:val="2C2C2C"/>
-                      <w:sz w:val="17"/>
+                      <w:sz w:val="16"/>
                     </w:rPr>
                     <w:t>{{ athlete.gewicht_kg }} kg</w:t>
                   </w:r>
@@ -489,12 +525,15 @@
                   </w:tcBorders>
                 </w:tcPr>
                 <w:p>
+                  <w:pPr>
+                    <w:spacing w:before="0" w:after="0" w:line="240" w:lineRule="auto"/>
+                  </w:pPr>
                   <w:r/>
                   <w:r>
                     <w:rPr>
                       <w:b/>
                       <w:color w:val="0B2545"/>
-                      <w:sz w:val="17"/>
+                      <w:sz w:val="16"/>
                     </w:rPr>
                     <w:t>Größe</w:t>
                   </w:r>
@@ -511,11 +550,14 @@
                   </w:tcBorders>
                 </w:tcPr>
                 <w:p>
+                  <w:pPr>
+                    <w:spacing w:before="0" w:after="0" w:line="240" w:lineRule="auto"/>
+                  </w:pPr>
                   <w:r/>
                   <w:r>
                     <w:rPr>
                       <w:color w:val="2C2C2C"/>
-                      <w:sz w:val="17"/>
+                      <w:sz w:val="16"/>
                     </w:rPr>
                     <w:t>{{ athlete.groesse_m }} m</w:t>
                   </w:r>
@@ -534,12 +576,15 @@
                   </w:tcBorders>
                 </w:tcPr>
                 <w:p>
+                  <w:pPr>
+                    <w:spacing w:before="0" w:after="0" w:line="240" w:lineRule="auto"/>
+                  </w:pPr>
                   <w:r/>
                   <w:r>
                     <w:rPr>
                       <w:b/>
                       <w:color w:val="0B2545"/>
-                      <w:sz w:val="17"/>
+                      <w:sz w:val="16"/>
                     </w:rPr>
                     <w:t>Trainingsziel</w:t>
                   </w:r>
@@ -556,11 +601,14 @@
                   </w:tcBorders>
                 </w:tcPr>
                 <w:p>
+                  <w:pPr>
+                    <w:spacing w:before="0" w:after="0" w:line="240" w:lineRule="auto"/>
+                  </w:pPr>
                   <w:r/>
                   <w:r>
                     <w:rPr>
                       <w:color w:val="2C2C2C"/>
-                      <w:sz w:val="17"/>
+                      <w:sz w:val="16"/>
                     </w:rPr>
                     <w:t>{{ athlete.trainingsziel }}</w:t>
                   </w:r>
@@ -579,12 +627,15 @@
                   </w:tcBorders>
                 </w:tcPr>
                 <w:p>
+                  <w:pPr>
+                    <w:spacing w:before="0" w:after="0" w:line="240" w:lineRule="auto"/>
+                  </w:pPr>
                   <w:r/>
                   <w:r>
                     <w:rPr>
                       <w:b/>
                       <w:color w:val="0B2545"/>
-                      <w:sz w:val="17"/>
+                      <w:sz w:val="16"/>
                     </w:rPr>
                     <w:t>Wettkampfziel</w:t>
                   </w:r>
@@ -601,11 +652,14 @@
                   </w:tcBorders>
                 </w:tcPr>
                 <w:p>
+                  <w:pPr>
+                    <w:spacing w:before="0" w:after="0" w:line="240" w:lineRule="auto"/>
+                  </w:pPr>
                   <w:r/>
                   <w:r>
                     <w:rPr>
                       <w:color w:val="2C2C2C"/>
-                      <w:sz w:val="17"/>
+                      <w:sz w:val="16"/>
                     </w:rPr>
                     <w:t>{{ athlete.wettkampfziel }}</w:t>
                   </w:r>
@@ -624,12 +678,15 @@
                   </w:tcBorders>
                 </w:tcPr>
                 <w:p>
+                  <w:pPr>
+                    <w:spacing w:before="0" w:after="0" w:line="240" w:lineRule="auto"/>
+                  </w:pPr>
                   <w:r/>
                   <w:r>
                     <w:rPr>
                       <w:b/>
                       <w:color w:val="0B2545"/>
-                      <w:sz w:val="17"/>
+                      <w:sz w:val="16"/>
                     </w:rPr>
                     <w:t>Umfang/Woche</w:t>
                   </w:r>
@@ -646,11 +703,14 @@
                   </w:tcBorders>
                 </w:tcPr>
                 <w:p>
+                  <w:pPr>
+                    <w:spacing w:before="0" w:after="0" w:line="240" w:lineRule="auto"/>
+                  </w:pPr>
                   <w:r/>
                   <w:r>
                     <w:rPr>
                       <w:color w:val="2C2C2C"/>
-                      <w:sz w:val="17"/>
+                      <w:sz w:val="16"/>
                     </w:rPr>
                     <w:t>{{ athlete.trainingsumfang_wo }}</w:t>
                   </w:r>
@@ -669,12 +729,15 @@
                   </w:tcBorders>
                 </w:tcPr>
                 <w:p>
+                  <w:pPr>
+                    <w:spacing w:before="0" w:after="0" w:line="240" w:lineRule="auto"/>
+                  </w:pPr>
                   <w:r/>
                   <w:r>
                     <w:rPr>
                       <w:b/>
                       <w:color w:val="0B2545"/>
-                      <w:sz w:val="17"/>
+                      <w:sz w:val="16"/>
                     </w:rPr>
                     <w:t>Leistungsniveau</w:t>
                   </w:r>
@@ -691,11 +754,14 @@
                   </w:tcBorders>
                 </w:tcPr>
                 <w:p>
+                  <w:pPr>
+                    <w:spacing w:before="0" w:after="0" w:line="240" w:lineRule="auto"/>
+                  </w:pPr>
                   <w:r/>
                   <w:r>
                     <w:rPr>
                       <w:color w:val="2C2C2C"/>
-                      <w:sz w:val="17"/>
+                      <w:sz w:val="16"/>
                     </w:rPr>
                     <w:t>{{ athlete.leistungsniveau }}</w:t>
                   </w:r>
@@ -737,12 +803,15 @@
                   </w:tcBorders>
                 </w:tcPr>
                 <w:p>
+                  <w:pPr>
+                    <w:spacing w:before="0" w:after="0" w:line="240" w:lineRule="auto"/>
+                  </w:pPr>
                   <w:r/>
                   <w:r>
                     <w:rPr>
                       <w:b/>
                       <w:color w:val="0B2545"/>
-                      <w:sz w:val="17"/>
+                      <w:sz w:val="16"/>
                     </w:rPr>
                     <w:t>Sportart</w:t>
                   </w:r>
@@ -759,11 +828,14 @@
                   </w:tcBorders>
                 </w:tcPr>
                 <w:p>
+                  <w:pPr>
+                    <w:spacing w:before="0" w:after="0" w:line="240" w:lineRule="auto"/>
+                  </w:pPr>
                   <w:r/>
                   <w:r>
                     <w:rPr>
                       <w:color w:val="2C2C2C"/>
-                      <w:sz w:val="17"/>
+                      <w:sz w:val="16"/>
                     </w:rPr>
                     <w:t>{{ testprotokoll.sportart_label }}</w:t>
                   </w:r>
@@ -782,12 +854,15 @@
                   </w:tcBorders>
                 </w:tcPr>
                 <w:p>
+                  <w:pPr>
+                    <w:spacing w:before="0" w:after="0" w:line="240" w:lineRule="auto"/>
+                  </w:pPr>
                   <w:r/>
                   <w:r>
                     <w:rPr>
                       <w:b/>
                       <w:color w:val="0B2545"/>
-                      <w:sz w:val="17"/>
+                      <w:sz w:val="16"/>
                     </w:rPr>
                     <w:t>Datum</w:t>
                   </w:r>
@@ -804,11 +879,14 @@
                   </w:tcBorders>
                 </w:tcPr>
                 <w:p>
+                  <w:pPr>
+                    <w:spacing w:before="0" w:after="0" w:line="240" w:lineRule="auto"/>
+                  </w:pPr>
                   <w:r/>
                   <w:r>
                     <w:rPr>
                       <w:color w:val="2C2C2C"/>
-                      <w:sz w:val="17"/>
+                      <w:sz w:val="16"/>
                     </w:rPr>
                     <w:t>{{ testprotokoll.testdatum }}</w:t>
                   </w:r>
@@ -827,12 +905,15 @@
                   </w:tcBorders>
                 </w:tcPr>
                 <w:p>
+                  <w:pPr>
+                    <w:spacing w:before="0" w:after="0" w:line="240" w:lineRule="auto"/>
+                  </w:pPr>
                   <w:r/>
                   <w:r>
                     <w:rPr>
                       <w:b/>
                       <w:color w:val="0B2545"/>
-                      <w:sz w:val="17"/>
+                      <w:sz w:val="16"/>
                     </w:rPr>
                     <w:t>Uhrzeit</w:t>
                   </w:r>
@@ -849,11 +930,14 @@
                   </w:tcBorders>
                 </w:tcPr>
                 <w:p>
+                  <w:pPr>
+                    <w:spacing w:before="0" w:after="0" w:line="240" w:lineRule="auto"/>
+                  </w:pPr>
                   <w:r/>
                   <w:r>
                     <w:rPr>
                       <w:color w:val="2C2C2C"/>
-                      <w:sz w:val="17"/>
+                      <w:sz w:val="16"/>
                     </w:rPr>
                     <w:t>{{ testprotokoll.uhrzeit }}</w:t>
                   </w:r>
@@ -872,12 +956,15 @@
                   </w:tcBorders>
                 </w:tcPr>
                 <w:p>
+                  <w:pPr>
+                    <w:spacing w:before="0" w:after="0" w:line="240" w:lineRule="auto"/>
+                  </w:pPr>
                   <w:r/>
                   <w:r>
                     <w:rPr>
                       <w:b/>
                       <w:color w:val="0B2545"/>
-                      <w:sz w:val="17"/>
+                      <w:sz w:val="16"/>
                     </w:rPr>
                     <w:t>Ort</w:t>
                   </w:r>
@@ -894,11 +981,14 @@
                   </w:tcBorders>
                 </w:tcPr>
                 <w:p>
+                  <w:pPr>
+                    <w:spacing w:before="0" w:after="0" w:line="240" w:lineRule="auto"/>
+                  </w:pPr>
                   <w:r/>
                   <w:r>
                     <w:rPr>
                       <w:color w:val="2C2C2C"/>
-                      <w:sz w:val="17"/>
+                      <w:sz w:val="16"/>
                     </w:rPr>
                     <w:t>{{ testprotokoll.durchfuehrungsort }}</w:t>
                   </w:r>
@@ -917,12 +1007,15 @@
                   </w:tcBorders>
                 </w:tcPr>
                 <w:p>
+                  <w:pPr>
+                    <w:spacing w:before="0" w:after="0" w:line="240" w:lineRule="auto"/>
+                  </w:pPr>
                   <w:r/>
                   <w:r>
                     <w:rPr>
                       <w:b/>
                       <w:color w:val="0B2545"/>
-                      <w:sz w:val="17"/>
+                      <w:sz w:val="16"/>
                     </w:rPr>
                     <w:t>Testleiter</w:t>
                   </w:r>
@@ -939,11 +1032,14 @@
                   </w:tcBorders>
                 </w:tcPr>
                 <w:p>
+                  <w:pPr>
+                    <w:spacing w:before="0" w:after="0" w:line="240" w:lineRule="auto"/>
+                  </w:pPr>
                   <w:r/>
                   <w:r>
                     <w:rPr>
                       <w:color w:val="2C2C2C"/>
-                      <w:sz w:val="17"/>
+                      <w:sz w:val="16"/>
                     </w:rPr>
                     <w:t>{{ testprotokoll.testleiter }}</w:t>
                   </w:r>
@@ -962,12 +1058,15 @@
                   </w:tcBorders>
                 </w:tcPr>
                 <w:p>
+                  <w:pPr>
+                    <w:spacing w:before="0" w:after="0" w:line="240" w:lineRule="auto"/>
+                  </w:pPr>
                   <w:r/>
                   <w:r>
                     <w:rPr>
                       <w:b/>
                       <w:color w:val="0B2545"/>
-                      <w:sz w:val="17"/>
+                      <w:sz w:val="16"/>
                     </w:rPr>
                     <w:t>Gerät</w:t>
                   </w:r>
@@ -984,11 +1083,14 @@
                   </w:tcBorders>
                 </w:tcPr>
                 <w:p>
+                  <w:pPr>
+                    <w:spacing w:before="0" w:after="0" w:line="240" w:lineRule="auto"/>
+                  </w:pPr>
                   <w:r/>
                   <w:r>
                     <w:rPr>
                       <w:color w:val="2C2C2C"/>
-                      <w:sz w:val="17"/>
+                      <w:sz w:val="16"/>
                     </w:rPr>
                     <w:t>{{ testprotokoll.geraet }}</w:t>
                   </w:r>
@@ -1007,12 +1109,15 @@
                   </w:tcBorders>
                 </w:tcPr>
                 <w:p>
+                  <w:pPr>
+                    <w:spacing w:before="0" w:after="0" w:line="240" w:lineRule="auto"/>
+                  </w:pPr>
                   <w:r/>
                   <w:r>
                     <w:rPr>
                       <w:b/>
                       <w:color w:val="0B2545"/>
-                      <w:sz w:val="17"/>
+                      <w:sz w:val="16"/>
                     </w:rPr>
                     <w:t>Anfangsbelastung</w:t>
                   </w:r>
@@ -1029,11 +1134,14 @@
                   </w:tcBorders>
                 </w:tcPr>
                 <w:p>
+                  <w:pPr>
+                    <w:spacing w:before="0" w:after="0" w:line="240" w:lineRule="auto"/>
+                  </w:pPr>
                   <w:r/>
                   <w:r>
                     <w:rPr>
                       <w:color w:val="2C2C2C"/>
-                      <w:sz w:val="17"/>
+                      <w:sz w:val="16"/>
                     </w:rPr>
                     <w:t>{{ testprotokoll.anfangsbelastung_display }}</w:t>
                   </w:r>
@@ -1052,12 +1160,15 @@
                   </w:tcBorders>
                 </w:tcPr>
                 <w:p>
+                  <w:pPr>
+                    <w:spacing w:before="0" w:after="0" w:line="240" w:lineRule="auto"/>
+                  </w:pPr>
                   <w:r/>
                   <w:r>
                     <w:rPr>
                       <w:b/>
                       <w:color w:val="0B2545"/>
-                      <w:sz w:val="17"/>
+                      <w:sz w:val="16"/>
                     </w:rPr>
                     <w:t>Stufeninkrement</w:t>
                   </w:r>
@@ -1074,11 +1185,14 @@
                   </w:tcBorders>
                 </w:tcPr>
                 <w:p>
+                  <w:pPr>
+                    <w:spacing w:before="0" w:after="0" w:line="240" w:lineRule="auto"/>
+                  </w:pPr>
                   <w:r/>
                   <w:r>
                     <w:rPr>
                       <w:color w:val="2C2C2C"/>
-                      <w:sz w:val="17"/>
+                      <w:sz w:val="16"/>
                     </w:rPr>
                     <w:t>{{ testprotokoll.stufeninkrement_display }}</w:t>
                   </w:r>
@@ -1097,12 +1211,15 @@
                   </w:tcBorders>
                 </w:tcPr>
                 <w:p>
+                  <w:pPr>
+                    <w:spacing w:before="0" w:after="0" w:line="240" w:lineRule="auto"/>
+                  </w:pPr>
                   <w:r/>
                   <w:r>
                     <w:rPr>
                       <w:b/>
                       <w:color w:val="0B2545"/>
-                      <w:sz w:val="17"/>
+                      <w:sz w:val="16"/>
                     </w:rPr>
                     <w:t>Stufendauer</w:t>
                   </w:r>
@@ -1119,11 +1236,14 @@
                   </w:tcBorders>
                 </w:tcPr>
                 <w:p>
+                  <w:pPr>
+                    <w:spacing w:before="0" w:after="0" w:line="240" w:lineRule="auto"/>
+                  </w:pPr>
                   <w:r/>
                   <w:r>
                     <w:rPr>
                       <w:color w:val="2C2C2C"/>
-                      <w:sz w:val="17"/>
+                      <w:sz w:val="16"/>
                     </w:rPr>
                     <w:t>{{ testprotokoll.stufendauer_min }} min</w:t>
                   </w:r>
@@ -1142,12 +1262,15 @@
                   </w:tcBorders>
                 </w:tcPr>
                 <w:p>
+                  <w:pPr>
+                    <w:spacing w:before="0" w:after="0" w:line="240" w:lineRule="auto"/>
+                  </w:pPr>
                   <w:r/>
                   <w:r>
                     <w:rPr>
                       <w:b/>
                       <w:color w:val="0B2545"/>
-                      <w:sz w:val="17"/>
+                      <w:sz w:val="16"/>
                     </w:rPr>
                     <w:t>Ruhelaktat</w:t>
                   </w:r>
@@ -1164,11 +1287,14 @@
                   </w:tcBorders>
                 </w:tcPr>
                 <w:p>
+                  <w:pPr>
+                    <w:spacing w:before="0" w:after="0" w:line="240" w:lineRule="auto"/>
+                  </w:pPr>
                   <w:r/>
                   <w:r>
                     <w:rPr>
                       <w:color w:val="2C2C2C"/>
-                      <w:sz w:val="17"/>
+                      <w:sz w:val="16"/>
                     </w:rPr>
                     <w:t>{{ testprotokoll.ruhelaktat_display }}</w:t>
                   </w:r>
@@ -1187,12 +1313,15 @@
                   </w:tcBorders>
                 </w:tcPr>
                 <w:p>
+                  <w:pPr>
+                    <w:spacing w:before="0" w:after="0" w:line="240" w:lineRule="auto"/>
+                  </w:pPr>
                   <w:r/>
                   <w:r>
                     <w:rPr>
                       <w:b/>
                       <w:color w:val="0B2545"/>
-                      <w:sz w:val="17"/>
+                      <w:sz w:val="16"/>
                     </w:rPr>
                     <w:t>Steigung</w:t>
                   </w:r>
@@ -1209,11 +1338,14 @@
                   </w:tcBorders>
                 </w:tcPr>
                 <w:p>
+                  <w:pPr>
+                    <w:spacing w:before="0" w:after="0" w:line="240" w:lineRule="auto"/>
+                  </w:pPr>
                   <w:r/>
                   <w:r>
                     <w:rPr>
                       <w:color w:val="2C2C2C"/>
-                      <w:sz w:val="17"/>
+                      <w:sz w:val="16"/>
                     </w:rPr>
                     <w:t>{{ testprotokoll.steigung_display }}</w:t>
                   </w:r>
@@ -1232,12 +1364,15 @@
                   </w:tcBorders>
                 </w:tcPr>
                 <w:p>
+                  <w:pPr>
+                    <w:spacing w:before="0" w:after="0" w:line="240" w:lineRule="auto"/>
+                  </w:pPr>
                   <w:r/>
                   <w:r>
                     <w:rPr>
                       <w:b/>
                       <w:color w:val="0B2545"/>
-                      <w:sz w:val="17"/>
+                      <w:sz w:val="16"/>
                     </w:rPr>
                     <w:t>Dauer letzte Stufe</w:t>
                   </w:r>
@@ -1254,11 +1389,14 @@
                   </w:tcBorders>
                 </w:tcPr>
                 <w:p>
+                  <w:pPr>
+                    <w:spacing w:before="0" w:after="0" w:line="240" w:lineRule="auto"/>
+                  </w:pPr>
                   <w:r/>
                   <w:r>
                     <w:rPr>
                       <w:color w:val="2C2C2C"/>
-                      <w:sz w:val="17"/>
+                      <w:sz w:val="16"/>
                     </w:rPr>
                     <w:t>{{ testprotokoll.dauer_letzte_stufe_display }}</w:t>
                   </w:r>
@@ -1277,12 +1415,15 @@
                   </w:tcBorders>
                 </w:tcPr>
                 <w:p>
+                  <w:pPr>
+                    <w:spacing w:before="0" w:after="0" w:line="240" w:lineRule="auto"/>
+                  </w:pPr>
                   <w:r/>
                   <w:r>
                     <w:rPr>
                       <w:b/>
                       <w:color w:val="0B2545"/>
-                      <w:sz w:val="17"/>
+                      <w:sz w:val="16"/>
                     </w:rPr>
                     <w:t>Ausbelastung</w:t>
                   </w:r>
@@ -1299,11 +1440,14 @@
                   </w:tcBorders>
                 </w:tcPr>
                 <w:p>
+                  <w:pPr>
+                    <w:spacing w:before="0" w:after="0" w:line="240" w:lineRule="auto"/>
+                  </w:pPr>
                   <w:r/>
                   <w:r>
                     <w:rPr>
                       <w:color w:val="2C2C2C"/>
-                      <w:sz w:val="17"/>
+                      <w:sz w:val="16"/>
                     </w:rPr>
                     <w:t>{{ ausbelastung_de }}</w:t>
                   </w:r>
@@ -1322,12 +1466,15 @@
                   </w:tcBorders>
                 </w:tcPr>
                 <w:p>
+                  <w:pPr>
+                    <w:spacing w:before="0" w:after="0" w:line="240" w:lineRule="auto"/>
+                  </w:pPr>
                   <w:r/>
                   <w:r>
                     <w:rPr>
                       <w:b/>
                       <w:color w:val="0B2545"/>
-                      <w:sz w:val="17"/>
+                      <w:sz w:val="16"/>
                     </w:rPr>
                     <w:t>{{ v_max_label }}</w:t>
                   </w:r>
@@ -1344,11 +1491,14 @@
                   </w:tcBorders>
                 </w:tcPr>
                 <w:p>
+                  <w:pPr>
+                    <w:spacing w:before="0" w:after="0" w:line="240" w:lineRule="auto"/>
+                  </w:pPr>
                   <w:r/>
                   <w:r>
                     <w:rPr>
                       <w:color w:val="2C2C2C"/>
-                      <w:sz w:val="17"/>
+                      <w:sz w:val="16"/>
                     </w:rPr>
                     <w:t>{{ v_max_display }}</w:t>
                   </w:r>
@@ -1376,387 +1526,29 @@
     <w:tbl>
       <w:tblPr>
         <w:tblW w:type="auto" w:w="0"/>
+        <w:jc w:val="center"/>
         <w:tblLayout w:type="fixed"/>
         <w:tblLook w:firstColumn="1" w:firstRow="1" w:lastColumn="0" w:lastRow="0" w:noHBand="0" w:noVBand="1" w:val="04A0"/>
       </w:tblPr>
       <w:tblGrid>
-        <w:gridCol w:w="7512"/>
-        <w:gridCol w:w="7512"/>
+        <w:gridCol w:w="3005"/>
+        <w:gridCol w:w="3005"/>
+        <w:gridCol w:w="3005"/>
+        <w:gridCol w:w="3005"/>
+        <w:gridCol w:w="3005"/>
       </w:tblGrid>
       <w:tr>
         <w:tc>
           <w:tcPr>
-            <w:tcW w:type="dxa" w:w="7370"/>
+            <w:tcW w:type="dxa" w:w="1361"/>
+            <w:shd w:val="clear" w:color="auto" w:fill="0B2545"/>
             <w:tcBorders>
-              <w:top w:val="nil"/>
-              <w:left w:val="nil"/>
-              <w:bottom w:val="nil"/>
-              <w:right w:val="nil"/>
+              <w:top w:val="single" w:sz="4" w:color="0B2545"/>
+              <w:left w:val="single" w:sz="4" w:color="0B2545"/>
+              <w:bottom w:val="single" w:sz="4" w:color="0B2545"/>
+              <w:right w:val="single" w:sz="4" w:color="0B2545"/>
             </w:tcBorders>
-          </w:tcPr>
-          <w:tbl>
-            <w:tblPr>
-              <w:tblW w:type="auto" w:w="0"/>
-              <w:tblLayout w:type="fixed"/>
-              <w:tblLook w:firstColumn="1" w:firstRow="1" w:lastColumn="0" w:lastRow="0" w:noHBand="0" w:noVBand="1" w:val="04A0"/>
-            </w:tblPr>
-            <w:tblGrid>
-              <w:gridCol w:w="1474"/>
-              <w:gridCol w:w="1474"/>
-              <w:gridCol w:w="1474"/>
-              <w:gridCol w:w="1474"/>
-              <w:gridCol w:w="1474"/>
-            </w:tblGrid>
-            <w:tr>
-              <w:tc>
-                <w:tcPr>
-                  <w:tcW w:type="dxa" w:w="907"/>
-                  <w:shd w:val="clear" w:color="auto" w:fill="0B2545"/>
-                  <w:tcBorders>
-                    <w:top w:val="single" w:sz="4" w:color="0B2545"/>
-                    <w:left w:val="single" w:sz="4" w:color="0B2545"/>
-                    <w:bottom w:val="single" w:sz="4" w:color="0B2545"/>
-                    <w:right w:val="single" w:sz="4" w:color="0B2545"/>
-                  </w:tcBorders>
-                  <w:vAlign w:val="center"/>
-                </w:tcPr>
-                <w:p>
-                  <w:pPr>
-                    <w:jc w:val="center"/>
-                  </w:pPr>
-                  <w:r/>
-                  <w:r>
-                    <w:rPr>
-                      <w:b/>
-                      <w:color w:val="FFFFFF"/>
-                      <w:sz w:val="17"/>
-                    </w:rPr>
-                    <w:t>Stufe</w:t>
-                  </w:r>
-                </w:p>
-              </w:tc>
-              <w:tc>
-                <w:tcPr>
-                  <w:tcW w:type="dxa" w:w="1474"/>
-                  <w:shd w:val="clear" w:color="auto" w:fill="0B2545"/>
-                  <w:tcBorders>
-                    <w:top w:val="single" w:sz="4" w:color="0B2545"/>
-                    <w:left w:val="single" w:sz="4" w:color="0B2545"/>
-                    <w:bottom w:val="single" w:sz="4" w:color="0B2545"/>
-                    <w:right w:val="single" w:sz="4" w:color="0B2545"/>
-                  </w:tcBorders>
-                  <w:vAlign w:val="center"/>
-                </w:tcPr>
-                <w:p>
-                  <w:pPr>
-                    <w:jc w:val="center"/>
-                  </w:pPr>
-                  <w:r/>
-                  <w:r>
-                    <w:rPr>
-                      <w:b/>
-                      <w:color w:val="FFFFFF"/>
-                      <w:sz w:val="17"/>
-                    </w:rPr>
-                    <w:t>{{ x_axis_label }}</w:t>
-                  </w:r>
-                </w:p>
-              </w:tc>
-              <w:tc>
-                <w:tcPr>
-                  <w:tcW w:type="dxa" w:w="1701"/>
-                  <w:shd w:val="clear" w:color="auto" w:fill="0B2545"/>
-                  <w:tcBorders>
-                    <w:top w:val="single" w:sz="4" w:color="0B2545"/>
-                    <w:left w:val="single" w:sz="4" w:color="0B2545"/>
-                    <w:bottom w:val="single" w:sz="4" w:color="0B2545"/>
-                    <w:right w:val="single" w:sz="4" w:color="0B2545"/>
-                  </w:tcBorders>
-                  <w:vAlign w:val="center"/>
-                </w:tcPr>
-                <w:p>
-                  <w:pPr>
-                    <w:jc w:val="center"/>
-                  </w:pPr>
-                  <w:r/>
-                  <w:r>
-                    <w:rPr>
-                      <w:b/>
-                      <w:color w:val="FFFFFF"/>
-                      <w:sz w:val="17"/>
-                    </w:rPr>
-                    <w:t>HF (bpm)</w:t>
-                  </w:r>
-                </w:p>
-              </w:tc>
-              <w:tc>
-                <w:tcPr>
-                  <w:tcW w:type="dxa" w:w="1701"/>
-                  <w:shd w:val="clear" w:color="auto" w:fill="0B2545"/>
-                  <w:tcBorders>
-                    <w:top w:val="single" w:sz="4" w:color="0B2545"/>
-                    <w:left w:val="single" w:sz="4" w:color="0B2545"/>
-                    <w:bottom w:val="single" w:sz="4" w:color="0B2545"/>
-                    <w:right w:val="single" w:sz="4" w:color="0B2545"/>
-                  </w:tcBorders>
-                  <w:vAlign w:val="center"/>
-                </w:tcPr>
-                <w:p>
-                  <w:pPr>
-                    <w:jc w:val="center"/>
-                  </w:pPr>
-                  <w:r/>
-                  <w:r>
-                    <w:rPr>
-                      <w:b/>
-                      <w:color w:val="FFFFFF"/>
-                      <w:sz w:val="17"/>
-                    </w:rPr>
-                    <w:t>Laktat (mmol/l)</w:t>
-                  </w:r>
-                </w:p>
-              </w:tc>
-              <w:tc>
-                <w:tcPr>
-                  <w:tcW w:type="dxa" w:w="1134"/>
-                  <w:shd w:val="clear" w:color="auto" w:fill="0B2545"/>
-                  <w:tcBorders>
-                    <w:top w:val="single" w:sz="4" w:color="0B2545"/>
-                    <w:left w:val="single" w:sz="4" w:color="0B2545"/>
-                    <w:bottom w:val="single" w:sz="4" w:color="0B2545"/>
-                    <w:right w:val="single" w:sz="4" w:color="0B2545"/>
-                  </w:tcBorders>
-                  <w:vAlign w:val="center"/>
-                </w:tcPr>
-                <w:p>
-                  <w:pPr>
-                    <w:jc w:val="center"/>
-                  </w:pPr>
-                  <w:r/>
-                  <w:r>
-                    <w:rPr>
-                      <w:b/>
-                      <w:color w:val="FFFFFF"/>
-                      <w:sz w:val="17"/>
-                    </w:rPr>
-                    <w:t>RPE (0-10)</w:t>
-                  </w:r>
-                </w:p>
-              </w:tc>
-            </w:tr>
-            <w:tr>
-              <w:tc>
-                <w:tcPr>
-                  <w:tcW w:type="dxa" w:w="907"/>
-                </w:tcPr>
-                <w:p>
-                  <w:r/>
-                  <w:r>
-                    <w:t>{%tr for s in steps_display %}</w:t>
-                  </w:r>
-                </w:p>
-              </w:tc>
-              <w:tc>
-                <w:tcPr>
-                  <w:tcW w:type="dxa" w:w="1474"/>
-                </w:tcPr>
-                <w:p/>
-              </w:tc>
-              <w:tc>
-                <w:tcPr>
-                  <w:tcW w:type="dxa" w:w="1701"/>
-                </w:tcPr>
-                <w:p/>
-              </w:tc>
-              <w:tc>
-                <w:tcPr>
-                  <w:tcW w:type="dxa" w:w="1701"/>
-                </w:tcPr>
-                <w:p/>
-              </w:tc>
-              <w:tc>
-                <w:tcPr>
-                  <w:tcW w:type="dxa" w:w="1134"/>
-                </w:tcPr>
-                <w:p/>
-              </w:tc>
-            </w:tr>
-            <w:tr>
-              <w:tc>
-                <w:tcPr>
-                  <w:tcW w:type="dxa" w:w="907"/>
-                  <w:tcBorders>
-                    <w:top w:val="single" w:sz="4" w:color="D1D5DB"/>
-                    <w:left w:val="single" w:sz="4" w:color="D1D5DB"/>
-                    <w:bottom w:val="single" w:sz="4" w:color="D1D5DB"/>
-                    <w:right w:val="single" w:sz="4" w:color="D1D5DB"/>
-                  </w:tcBorders>
-                  <w:vAlign w:val="center"/>
-                </w:tcPr>
-                <w:p>
-                  <w:pPr>
-                    <w:jc w:val="center"/>
-                  </w:pPr>
-                  <w:r/>
-                  <w:r>
-                    <w:rPr>
-                      <w:color w:val="2C2C2C"/>
-                      <w:sz w:val="17"/>
-                    </w:rPr>
-                    <w:t>{{ s.stufe }}</w:t>
-                  </w:r>
-                </w:p>
-              </w:tc>
-              <w:tc>
-                <w:tcPr>
-                  <w:tcW w:type="dxa" w:w="1474"/>
-                  <w:tcBorders>
-                    <w:top w:val="single" w:sz="4" w:color="D1D5DB"/>
-                    <w:left w:val="single" w:sz="4" w:color="D1D5DB"/>
-                    <w:bottom w:val="single" w:sz="4" w:color="D1D5DB"/>
-                    <w:right w:val="single" w:sz="4" w:color="D1D5DB"/>
-                  </w:tcBorders>
-                  <w:vAlign w:val="center"/>
-                </w:tcPr>
-                <w:p>
-                  <w:pPr>
-                    <w:jc w:val="center"/>
-                  </w:pPr>
-                  <w:r/>
-                  <w:r>
-                    <w:rPr>
-                      <w:color w:val="2C2C2C"/>
-                      <w:sz w:val="17"/>
-                    </w:rPr>
-                    <w:t>{{ s.intensitaet }}</w:t>
-                  </w:r>
-                </w:p>
-              </w:tc>
-              <w:tc>
-                <w:tcPr>
-                  <w:tcW w:type="dxa" w:w="1701"/>
-                  <w:tcBorders>
-                    <w:top w:val="single" w:sz="4" w:color="D1D5DB"/>
-                    <w:left w:val="single" w:sz="4" w:color="D1D5DB"/>
-                    <w:bottom w:val="single" w:sz="4" w:color="D1D5DB"/>
-                    <w:right w:val="single" w:sz="4" w:color="D1D5DB"/>
-                  </w:tcBorders>
-                  <w:vAlign w:val="center"/>
-                </w:tcPr>
-                <w:p>
-                  <w:pPr>
-                    <w:jc w:val="center"/>
-                  </w:pPr>
-                  <w:r/>
-                  <w:r>
-                    <w:rPr>
-                      <w:color w:val="2C2C2C"/>
-                      <w:sz w:val="17"/>
-                    </w:rPr>
-                    <w:t>{{ s.herzfrequenz_bpm }}</w:t>
-                  </w:r>
-                </w:p>
-              </w:tc>
-              <w:tc>
-                <w:tcPr>
-                  <w:tcW w:type="dxa" w:w="1701"/>
-                  <w:tcBorders>
-                    <w:top w:val="single" w:sz="4" w:color="D1D5DB"/>
-                    <w:left w:val="single" w:sz="4" w:color="D1D5DB"/>
-                    <w:bottom w:val="single" w:sz="4" w:color="D1D5DB"/>
-                    <w:right w:val="single" w:sz="4" w:color="D1D5DB"/>
-                  </w:tcBorders>
-                  <w:vAlign w:val="center"/>
-                </w:tcPr>
-                <w:p>
-                  <w:pPr>
-                    <w:jc w:val="center"/>
-                  </w:pPr>
-                  <w:r/>
-                  <w:r>
-                    <w:rPr>
-                      <w:color w:val="2C2C2C"/>
-                      <w:sz w:val="17"/>
-                    </w:rPr>
-                    <w:t>{{ s.laktat_mmol }}</w:t>
-                  </w:r>
-                </w:p>
-              </w:tc>
-              <w:tc>
-                <w:tcPr>
-                  <w:tcW w:type="dxa" w:w="1134"/>
-                  <w:tcBorders>
-                    <w:top w:val="single" w:sz="4" w:color="D1D5DB"/>
-                    <w:left w:val="single" w:sz="4" w:color="D1D5DB"/>
-                    <w:bottom w:val="single" w:sz="4" w:color="D1D5DB"/>
-                    <w:right w:val="single" w:sz="4" w:color="D1D5DB"/>
-                  </w:tcBorders>
-                  <w:vAlign w:val="center"/>
-                </w:tcPr>
-                <w:p>
-                  <w:pPr>
-                    <w:jc w:val="center"/>
-                  </w:pPr>
-                  <w:r/>
-                  <w:r>
-                    <w:rPr>
-                      <w:color w:val="2C2C2C"/>
-                      <w:sz w:val="17"/>
-                    </w:rPr>
-                    <w:t>{{ s.rpe }}</w:t>
-                  </w:r>
-                </w:p>
-              </w:tc>
-            </w:tr>
-            <w:tr>
-              <w:tc>
-                <w:tcPr>
-                  <w:tcW w:type="dxa" w:w="907"/>
-                </w:tcPr>
-                <w:p>
-                  <w:r/>
-                  <w:r>
-                    <w:t>{%tr endfor %}</w:t>
-                  </w:r>
-                </w:p>
-              </w:tc>
-              <w:tc>
-                <w:tcPr>
-                  <w:tcW w:type="dxa" w:w="1474"/>
-                </w:tcPr>
-                <w:p/>
-              </w:tc>
-              <w:tc>
-                <w:tcPr>
-                  <w:tcW w:type="dxa" w:w="1701"/>
-                </w:tcPr>
-                <w:p/>
-              </w:tc>
-              <w:tc>
-                <w:tcPr>
-                  <w:tcW w:type="dxa" w:w="1701"/>
-                </w:tcPr>
-                <w:p/>
-              </w:tc>
-              <w:tc>
-                <w:tcPr>
-                  <w:tcW w:type="dxa" w:w="1134"/>
-                </w:tcPr>
-                <w:p/>
-              </w:tc>
-            </w:tr>
-          </w:tbl>
-          <w:p/>
-        </w:tc>
-        <w:tc>
-          <w:tcPr>
-            <w:tcW w:type="dxa" w:w="7654"/>
-            <w:tcBorders>
-              <w:top w:val="nil"/>
-              <w:left w:val="nil"/>
-              <w:bottom w:val="nil"/>
-              <w:right w:val="nil"/>
-            </w:tcBorders>
+            <w:vAlign w:val="center"/>
           </w:tcPr>
           <w:p>
             <w:pPr>
@@ -1764,12 +1556,334 @@
             </w:pPr>
             <w:r/>
             <w:r>
-              <w:t>{{ diagram }}</w:t>
+              <w:rPr>
+                <w:b/>
+                <w:color w:val="FFFFFF"/>
+                <w:sz w:val="17"/>
+              </w:rPr>
+              <w:t>Stufe</w:t>
+            </w:r>
+          </w:p>
+        </w:tc>
+        <w:tc>
+          <w:tcPr>
+            <w:tcW w:type="dxa" w:w="3005"/>
+            <w:shd w:val="clear" w:color="auto" w:fill="0B2545"/>
+            <w:tcBorders>
+              <w:top w:val="single" w:sz="4" w:color="0B2545"/>
+              <w:left w:val="single" w:sz="4" w:color="0B2545"/>
+              <w:bottom w:val="single" w:sz="4" w:color="0B2545"/>
+              <w:right w:val="single" w:sz="4" w:color="0B2545"/>
+            </w:tcBorders>
+            <w:vAlign w:val="center"/>
+          </w:tcPr>
+          <w:p>
+            <w:pPr>
+              <w:jc w:val="center"/>
+            </w:pPr>
+            <w:r/>
+            <w:r>
+              <w:rPr>
+                <w:b/>
+                <w:color w:val="FFFFFF"/>
+                <w:sz w:val="17"/>
+              </w:rPr>
+              <w:t>{{ x_axis_label }}</w:t>
+            </w:r>
+          </w:p>
+        </w:tc>
+        <w:tc>
+          <w:tcPr>
+            <w:tcW w:type="dxa" w:w="3005"/>
+            <w:shd w:val="clear" w:color="auto" w:fill="0B2545"/>
+            <w:tcBorders>
+              <w:top w:val="single" w:sz="4" w:color="0B2545"/>
+              <w:left w:val="single" w:sz="4" w:color="0B2545"/>
+              <w:bottom w:val="single" w:sz="4" w:color="0B2545"/>
+              <w:right w:val="single" w:sz="4" w:color="0B2545"/>
+            </w:tcBorders>
+            <w:vAlign w:val="center"/>
+          </w:tcPr>
+          <w:p>
+            <w:pPr>
+              <w:jc w:val="center"/>
+            </w:pPr>
+            <w:r/>
+            <w:r>
+              <w:rPr>
+                <w:b/>
+                <w:color w:val="FFFFFF"/>
+                <w:sz w:val="17"/>
+              </w:rPr>
+              <w:t>HF (bpm)</w:t>
+            </w:r>
+          </w:p>
+        </w:tc>
+        <w:tc>
+          <w:tcPr>
+            <w:tcW w:type="dxa" w:w="3572"/>
+            <w:shd w:val="clear" w:color="auto" w:fill="0B2545"/>
+            <w:tcBorders>
+              <w:top w:val="single" w:sz="4" w:color="0B2545"/>
+              <w:left w:val="single" w:sz="4" w:color="0B2545"/>
+              <w:bottom w:val="single" w:sz="4" w:color="0B2545"/>
+              <w:right w:val="single" w:sz="4" w:color="0B2545"/>
+            </w:tcBorders>
+            <w:vAlign w:val="center"/>
+          </w:tcPr>
+          <w:p>
+            <w:pPr>
+              <w:jc w:val="center"/>
+            </w:pPr>
+            <w:r/>
+            <w:r>
+              <w:rPr>
+                <w:b/>
+                <w:color w:val="FFFFFF"/>
+                <w:sz w:val="17"/>
+              </w:rPr>
+              <w:t>Laktat (mmol/l)</w:t>
+            </w:r>
+          </w:p>
+        </w:tc>
+        <w:tc>
+          <w:tcPr>
+            <w:tcW w:type="dxa" w:w="2098"/>
+            <w:shd w:val="clear" w:color="auto" w:fill="0B2545"/>
+            <w:tcBorders>
+              <w:top w:val="single" w:sz="4" w:color="0B2545"/>
+              <w:left w:val="single" w:sz="4" w:color="0B2545"/>
+              <w:bottom w:val="single" w:sz="4" w:color="0B2545"/>
+              <w:right w:val="single" w:sz="4" w:color="0B2545"/>
+            </w:tcBorders>
+            <w:vAlign w:val="center"/>
+          </w:tcPr>
+          <w:p>
+            <w:pPr>
+              <w:jc w:val="center"/>
+            </w:pPr>
+            <w:r/>
+            <w:r>
+              <w:rPr>
+                <w:b/>
+                <w:color w:val="FFFFFF"/>
+                <w:sz w:val="17"/>
+              </w:rPr>
+              <w:t>RPE (0-10)</w:t>
             </w:r>
           </w:p>
         </w:tc>
       </w:tr>
+      <w:tr>
+        <w:tc>
+          <w:tcPr>
+            <w:tcW w:type="dxa" w:w="1361"/>
+          </w:tcPr>
+          <w:p>
+            <w:r/>
+            <w:r>
+              <w:t>{%tr for s in steps_display %}</w:t>
+            </w:r>
+          </w:p>
+        </w:tc>
+        <w:tc>
+          <w:tcPr>
+            <w:tcW w:type="dxa" w:w="3005"/>
+          </w:tcPr>
+          <w:p/>
+        </w:tc>
+        <w:tc>
+          <w:tcPr>
+            <w:tcW w:type="dxa" w:w="3005"/>
+          </w:tcPr>
+          <w:p/>
+        </w:tc>
+        <w:tc>
+          <w:tcPr>
+            <w:tcW w:type="dxa" w:w="3572"/>
+          </w:tcPr>
+          <w:p/>
+        </w:tc>
+        <w:tc>
+          <w:tcPr>
+            <w:tcW w:type="dxa" w:w="2098"/>
+          </w:tcPr>
+          <w:p/>
+        </w:tc>
+      </w:tr>
+      <w:tr>
+        <w:tc>
+          <w:tcPr>
+            <w:tcW w:type="dxa" w:w="1361"/>
+            <w:tcBorders>
+              <w:top w:val="single" w:sz="4" w:color="D1D5DB"/>
+              <w:left w:val="single" w:sz="4" w:color="D1D5DB"/>
+              <w:bottom w:val="single" w:sz="4" w:color="D1D5DB"/>
+              <w:right w:val="single" w:sz="4" w:color="D1D5DB"/>
+            </w:tcBorders>
+            <w:vAlign w:val="center"/>
+          </w:tcPr>
+          <w:p>
+            <w:pPr>
+              <w:jc w:val="center"/>
+            </w:pPr>
+            <w:r/>
+            <w:r>
+              <w:rPr>
+                <w:color w:val="2C2C2C"/>
+                <w:sz w:val="17"/>
+              </w:rPr>
+              <w:t>{{ s.stufe }}</w:t>
+            </w:r>
+          </w:p>
+        </w:tc>
+        <w:tc>
+          <w:tcPr>
+            <w:tcW w:type="dxa" w:w="3005"/>
+            <w:tcBorders>
+              <w:top w:val="single" w:sz="4" w:color="D1D5DB"/>
+              <w:left w:val="single" w:sz="4" w:color="D1D5DB"/>
+              <w:bottom w:val="single" w:sz="4" w:color="D1D5DB"/>
+              <w:right w:val="single" w:sz="4" w:color="D1D5DB"/>
+            </w:tcBorders>
+            <w:vAlign w:val="center"/>
+          </w:tcPr>
+          <w:p>
+            <w:pPr>
+              <w:jc w:val="center"/>
+            </w:pPr>
+            <w:r/>
+            <w:r>
+              <w:rPr>
+                <w:color w:val="2C2C2C"/>
+                <w:sz w:val="17"/>
+              </w:rPr>
+              <w:t>{{ s.intensitaet }}</w:t>
+            </w:r>
+          </w:p>
+        </w:tc>
+        <w:tc>
+          <w:tcPr>
+            <w:tcW w:type="dxa" w:w="3005"/>
+            <w:tcBorders>
+              <w:top w:val="single" w:sz="4" w:color="D1D5DB"/>
+              <w:left w:val="single" w:sz="4" w:color="D1D5DB"/>
+              <w:bottom w:val="single" w:sz="4" w:color="D1D5DB"/>
+              <w:right w:val="single" w:sz="4" w:color="D1D5DB"/>
+            </w:tcBorders>
+            <w:vAlign w:val="center"/>
+          </w:tcPr>
+          <w:p>
+            <w:pPr>
+              <w:jc w:val="center"/>
+            </w:pPr>
+            <w:r/>
+            <w:r>
+              <w:rPr>
+                <w:color w:val="2C2C2C"/>
+                <w:sz w:val="17"/>
+              </w:rPr>
+              <w:t>{{ s.herzfrequenz_bpm }}</w:t>
+            </w:r>
+          </w:p>
+        </w:tc>
+        <w:tc>
+          <w:tcPr>
+            <w:tcW w:type="dxa" w:w="3572"/>
+            <w:tcBorders>
+              <w:top w:val="single" w:sz="4" w:color="D1D5DB"/>
+              <w:left w:val="single" w:sz="4" w:color="D1D5DB"/>
+              <w:bottom w:val="single" w:sz="4" w:color="D1D5DB"/>
+              <w:right w:val="single" w:sz="4" w:color="D1D5DB"/>
+            </w:tcBorders>
+            <w:vAlign w:val="center"/>
+          </w:tcPr>
+          <w:p>
+            <w:pPr>
+              <w:jc w:val="center"/>
+            </w:pPr>
+            <w:r/>
+            <w:r>
+              <w:rPr>
+                <w:color w:val="2C2C2C"/>
+                <w:sz w:val="17"/>
+              </w:rPr>
+              <w:t>{{ s.laktat_mmol }}</w:t>
+            </w:r>
+          </w:p>
+        </w:tc>
+        <w:tc>
+          <w:tcPr>
+            <w:tcW w:type="dxa" w:w="2098"/>
+            <w:tcBorders>
+              <w:top w:val="single" w:sz="4" w:color="D1D5DB"/>
+              <w:left w:val="single" w:sz="4" w:color="D1D5DB"/>
+              <w:bottom w:val="single" w:sz="4" w:color="D1D5DB"/>
+              <w:right w:val="single" w:sz="4" w:color="D1D5DB"/>
+            </w:tcBorders>
+            <w:vAlign w:val="center"/>
+          </w:tcPr>
+          <w:p>
+            <w:pPr>
+              <w:jc w:val="center"/>
+            </w:pPr>
+            <w:r/>
+            <w:r>
+              <w:rPr>
+                <w:color w:val="2C2C2C"/>
+                <w:sz w:val="17"/>
+              </w:rPr>
+              <w:t>{{ s.rpe }}</w:t>
+            </w:r>
+          </w:p>
+        </w:tc>
+      </w:tr>
+      <w:tr>
+        <w:tc>
+          <w:tcPr>
+            <w:tcW w:type="dxa" w:w="1361"/>
+          </w:tcPr>
+          <w:p>
+            <w:r/>
+            <w:r>
+              <w:t>{%tr endfor %}</w:t>
+            </w:r>
+          </w:p>
+        </w:tc>
+        <w:tc>
+          <w:tcPr>
+            <w:tcW w:type="dxa" w:w="3005"/>
+          </w:tcPr>
+          <w:p/>
+        </w:tc>
+        <w:tc>
+          <w:tcPr>
+            <w:tcW w:type="dxa" w:w="3005"/>
+          </w:tcPr>
+          <w:p/>
+        </w:tc>
+        <w:tc>
+          <w:tcPr>
+            <w:tcW w:type="dxa" w:w="3572"/>
+          </w:tcPr>
+          <w:p/>
+        </w:tc>
+        <w:tc>
+          <w:tcPr>
+            <w:tcW w:type="dxa" w:w="2098"/>
+          </w:tcPr>
+          <w:p/>
+        </w:tc>
+      </w:tr>
     </w:tbl>
+    <w:p>
+      <w:pPr>
+        <w:jc w:val="center"/>
+      </w:pPr>
+      <w:r>
+        <w:t>{{ diagram }}</w:t>
+      </w:r>
+    </w:p>
     <w:p>
       <w:r>
         <w:br w:type="page"/>
@@ -1832,17 +1946,18 @@
         <w:tblLook w:firstColumn="1" w:firstRow="1" w:lastColumn="0" w:lastRow="0" w:noHBand="0" w:noVBand="1" w:val="04A0"/>
       </w:tblPr>
       <w:tblGrid>
-        <w:gridCol w:w="2504"/>
-        <w:gridCol w:w="2504"/>
-        <w:gridCol w:w="2504"/>
-        <w:gridCol w:w="2504"/>
-        <w:gridCol w:w="2504"/>
-        <w:gridCol w:w="2504"/>
+        <w:gridCol w:w="2146"/>
+        <w:gridCol w:w="2146"/>
+        <w:gridCol w:w="2146"/>
+        <w:gridCol w:w="2146"/>
+        <w:gridCol w:w="2146"/>
+        <w:gridCol w:w="2146"/>
+        <w:gridCol w:w="2146"/>
       </w:tblGrid>
       <w:tr>
         <w:tc>
           <w:tcPr>
-            <w:tcW w:type="dxa" w:w="907"/>
+            <w:tcW w:type="dxa" w:w="737"/>
             <w:shd w:val="clear" w:color="auto" w:fill="0B2545"/>
             <w:tcBorders>
               <w:top w:val="single" w:sz="4" w:color="0B2545"/>
@@ -1861,7 +1976,7 @@
               <w:rPr>
                 <w:b/>
                 <w:color w:val="FFFFFF"/>
-                <w:sz w:val="19"/>
+                <w:sz w:val="18"/>
               </w:rPr>
               <w:t>Zone</w:t>
             </w:r>
@@ -1869,7 +1984,7 @@
         </w:tc>
         <w:tc>
           <w:tcPr>
-            <w:tcW w:type="dxa" w:w="2551"/>
+            <w:tcW w:type="dxa" w:w="1928"/>
             <w:shd w:val="clear" w:color="auto" w:fill="0B2545"/>
             <w:tcBorders>
               <w:top w:val="single" w:sz="4" w:color="0B2545"/>
@@ -1888,7 +2003,7 @@
               <w:rPr>
                 <w:b/>
                 <w:color w:val="FFFFFF"/>
-                <w:sz w:val="19"/>
+                <w:sz w:val="18"/>
               </w:rPr>
               <w:t>Ziel</w:t>
             </w:r>
@@ -1896,7 +2011,7 @@
         </w:tc>
         <w:tc>
           <w:tcPr>
-            <w:tcW w:type="dxa" w:w="2721"/>
+            <w:tcW w:type="dxa" w:w="1928"/>
             <w:shd w:val="clear" w:color="auto" w:fill="0B2545"/>
             <w:tcBorders>
               <w:top w:val="single" w:sz="4" w:color="0B2545"/>
@@ -1915,7 +2030,7 @@
               <w:rPr>
                 <w:b/>
                 <w:color w:val="FFFFFF"/>
-                <w:sz w:val="19"/>
+                <w:sz w:val="18"/>
               </w:rPr>
               <w:t>{{ x_axis_label }}</w:t>
             </w:r>
@@ -1923,7 +2038,7 @@
         </w:tc>
         <w:tc>
           <w:tcPr>
-            <w:tcW w:type="dxa" w:w="2551"/>
+            <w:tcW w:type="dxa" w:w="1928"/>
             <w:shd w:val="clear" w:color="auto" w:fill="0B2545"/>
             <w:tcBorders>
               <w:top w:val="single" w:sz="4" w:color="0B2545"/>
@@ -1942,7 +2057,7 @@
               <w:rPr>
                 <w:b/>
                 <w:color w:val="FFFFFF"/>
-                <w:sz w:val="19"/>
+                <w:sz w:val="18"/>
               </w:rPr>
               <w:t>Pace (min/km)</w:t>
             </w:r>
@@ -1950,7 +2065,7 @@
         </w:tc>
         <w:tc>
           <w:tcPr>
-            <w:tcW w:type="dxa" w:w="2721"/>
+            <w:tcW w:type="dxa" w:w="2041"/>
             <w:shd w:val="clear" w:color="auto" w:fill="0B2545"/>
             <w:tcBorders>
               <w:top w:val="single" w:sz="4" w:color="0B2545"/>
@@ -1969,7 +2084,7 @@
               <w:rPr>
                 <w:b/>
                 <w:color w:val="FFFFFF"/>
-                <w:sz w:val="19"/>
+                <w:sz w:val="18"/>
               </w:rPr>
               <w:t>Herzfrequenz (bpm)</w:t>
             </w:r>
@@ -1977,7 +2092,7 @@
         </w:tc>
         <w:tc>
           <w:tcPr>
-            <w:tcW w:type="dxa" w:w="1304"/>
+            <w:tcW w:type="dxa" w:w="1020"/>
             <w:shd w:val="clear" w:color="auto" w:fill="0B2545"/>
             <w:tcBorders>
               <w:top w:val="single" w:sz="4" w:color="0B2545"/>
@@ -1996,281 +2111,15 @@
               <w:rPr>
                 <w:b/>
                 <w:color w:val="FFFFFF"/>
-                <w:sz w:val="19"/>
+                <w:sz w:val="18"/>
               </w:rPr>
               <w:t>RPE (0-10)</w:t>
             </w:r>
           </w:p>
         </w:tc>
-      </w:tr>
-      <w:tr>
         <w:tc>
           <w:tcPr>
-            <w:tcW w:type="dxa" w:w="907"/>
-          </w:tcPr>
-          <w:p>
-            <w:r/>
-            <w:r>
-              <w:t>{%tr for z in zones %}</w:t>
-            </w:r>
-          </w:p>
-        </w:tc>
-        <w:tc>
-          <w:tcPr>
-            <w:tcW w:type="dxa" w:w="2551"/>
-          </w:tcPr>
-          <w:p/>
-        </w:tc>
-        <w:tc>
-          <w:tcPr>
-            <w:tcW w:type="dxa" w:w="2721"/>
-          </w:tcPr>
-          <w:p/>
-        </w:tc>
-        <w:tc>
-          <w:tcPr>
-            <w:tcW w:type="dxa" w:w="2551"/>
-          </w:tcPr>
-          <w:p/>
-        </w:tc>
-        <w:tc>
-          <w:tcPr>
-            <w:tcW w:type="dxa" w:w="2721"/>
-          </w:tcPr>
-          <w:p/>
-        </w:tc>
-        <w:tc>
-          <w:tcPr>
-            <w:tcW w:type="dxa" w:w="1304"/>
-          </w:tcPr>
-          <w:p/>
-        </w:tc>
-      </w:tr>
-      <w:tr>
-        <w:tc>
-          <w:tcPr>
-            <w:tcW w:type="dxa" w:w="907"/>
-            <w:tcBorders>
-              <w:top w:val="single" w:sz="4" w:color="D1D5DB"/>
-              <w:left w:val="single" w:sz="4" w:color="D1D5DB"/>
-              <w:bottom w:val="single" w:sz="4" w:color="D1D5DB"/>
-              <w:right w:val="single" w:sz="4" w:color="D1D5DB"/>
-            </w:tcBorders>
-            <w:vAlign w:val="center"/>
-          </w:tcPr>
-          <w:p>
-            <w:pPr>
-              <w:jc w:val="center"/>
-            </w:pPr>
-            <w:r/>
-            <w:r>
-              <w:rPr>
-                <w:color w:val="2C2C2C"/>
-                <w:sz w:val="19"/>
-              </w:rPr>
-              <w:t>{{ z.name }}</w:t>
-            </w:r>
-          </w:p>
-        </w:tc>
-        <w:tc>
-          <w:tcPr>
-            <w:tcW w:type="dxa" w:w="2551"/>
-            <w:tcBorders>
-              <w:top w:val="single" w:sz="4" w:color="D1D5DB"/>
-              <w:left w:val="single" w:sz="4" w:color="D1D5DB"/>
-              <w:bottom w:val="single" w:sz="4" w:color="D1D5DB"/>
-              <w:right w:val="single" w:sz="4" w:color="D1D5DB"/>
-            </w:tcBorders>
-            <w:vAlign w:val="center"/>
-          </w:tcPr>
-          <w:p>
-            <w:pPr>
-              <w:jc w:val="center"/>
-            </w:pPr>
-            <w:r/>
-            <w:r>
-              <w:rPr>
-                <w:color w:val="2C2C2C"/>
-                <w:sz w:val="19"/>
-              </w:rPr>
-              <w:t>{{ z.ziel }}</w:t>
-            </w:r>
-          </w:p>
-        </w:tc>
-        <w:tc>
-          <w:tcPr>
-            <w:tcW w:type="dxa" w:w="2721"/>
-            <w:tcBorders>
-              <w:top w:val="single" w:sz="4" w:color="D1D5DB"/>
-              <w:left w:val="single" w:sz="4" w:color="D1D5DB"/>
-              <w:bottom w:val="single" w:sz="4" w:color="D1D5DB"/>
-              <w:right w:val="single" w:sz="4" w:color="D1D5DB"/>
-            </w:tcBorders>
-            <w:vAlign w:val="center"/>
-          </w:tcPr>
-          <w:p>
-            <w:pPr>
-              <w:jc w:val="center"/>
-            </w:pPr>
-            <w:r/>
-            <w:r>
-              <w:rPr>
-                <w:color w:val="2C2C2C"/>
-                <w:sz w:val="19"/>
-              </w:rPr>
-              <w:t>{{ z.intensitaet_range }}</w:t>
-            </w:r>
-          </w:p>
-        </w:tc>
-        <w:tc>
-          <w:tcPr>
-            <w:tcW w:type="dxa" w:w="2551"/>
-            <w:tcBorders>
-              <w:top w:val="single" w:sz="4" w:color="D1D5DB"/>
-              <w:left w:val="single" w:sz="4" w:color="D1D5DB"/>
-              <w:bottom w:val="single" w:sz="4" w:color="D1D5DB"/>
-              <w:right w:val="single" w:sz="4" w:color="D1D5DB"/>
-            </w:tcBorders>
-            <w:vAlign w:val="center"/>
-          </w:tcPr>
-          <w:p>
-            <w:pPr>
-              <w:jc w:val="center"/>
-            </w:pPr>
-            <w:r/>
-            <w:r>
-              <w:rPr>
-                <w:color w:val="2C2C2C"/>
-                <w:sz w:val="19"/>
-              </w:rPr>
-              <w:t>{{ z.pace_range }}</w:t>
-            </w:r>
-          </w:p>
-        </w:tc>
-        <w:tc>
-          <w:tcPr>
-            <w:tcW w:type="dxa" w:w="2721"/>
-            <w:tcBorders>
-              <w:top w:val="single" w:sz="4" w:color="D1D5DB"/>
-              <w:left w:val="single" w:sz="4" w:color="D1D5DB"/>
-              <w:bottom w:val="single" w:sz="4" w:color="D1D5DB"/>
-              <w:right w:val="single" w:sz="4" w:color="D1D5DB"/>
-            </w:tcBorders>
-            <w:vAlign w:val="center"/>
-          </w:tcPr>
-          <w:p>
-            <w:pPr>
-              <w:jc w:val="center"/>
-            </w:pPr>
-            <w:r/>
-            <w:r>
-              <w:rPr>
-                <w:color w:val="2C2C2C"/>
-                <w:sz w:val="19"/>
-              </w:rPr>
-              <w:t>{{ z.herzfrequenz_range }}</w:t>
-            </w:r>
-          </w:p>
-        </w:tc>
-        <w:tc>
-          <w:tcPr>
-            <w:tcW w:type="dxa" w:w="1304"/>
-            <w:tcBorders>
-              <w:top w:val="single" w:sz="4" w:color="D1D5DB"/>
-              <w:left w:val="single" w:sz="4" w:color="D1D5DB"/>
-              <w:bottom w:val="single" w:sz="4" w:color="D1D5DB"/>
-              <w:right w:val="single" w:sz="4" w:color="D1D5DB"/>
-            </w:tcBorders>
-            <w:vAlign w:val="center"/>
-          </w:tcPr>
-          <w:p>
-            <w:pPr>
-              <w:jc w:val="center"/>
-            </w:pPr>
-            <w:r/>
-            <w:r>
-              <w:rPr>
-                <w:color w:val="2C2C2C"/>
-                <w:sz w:val="19"/>
-              </w:rPr>
-              <w:t>{{ z.rpe }}</w:t>
-            </w:r>
-          </w:p>
-        </w:tc>
-      </w:tr>
-      <w:tr>
-        <w:tc>
-          <w:tcPr>
-            <w:tcW w:type="dxa" w:w="907"/>
-          </w:tcPr>
-          <w:p>
-            <w:r/>
-            <w:r>
-              <w:t>{%tr endfor %}</w:t>
-            </w:r>
-          </w:p>
-        </w:tc>
-        <w:tc>
-          <w:tcPr>
-            <w:tcW w:type="dxa" w:w="2551"/>
-          </w:tcPr>
-          <w:p/>
-        </w:tc>
-        <w:tc>
-          <w:tcPr>
-            <w:tcW w:type="dxa" w:w="2721"/>
-          </w:tcPr>
-          <w:p/>
-        </w:tc>
-        <w:tc>
-          <w:tcPr>
-            <w:tcW w:type="dxa" w:w="2551"/>
-          </w:tcPr>
-          <w:p/>
-        </w:tc>
-        <w:tc>
-          <w:tcPr>
-            <w:tcW w:type="dxa" w:w="2721"/>
-          </w:tcPr>
-          <w:p/>
-        </w:tc>
-        <w:tc>
-          <w:tcPr>
-            <w:tcW w:type="dxa" w:w="1304"/>
-          </w:tcPr>
-          <w:p/>
-        </w:tc>
-      </w:tr>
-    </w:tbl>
-    <w:p/>
-    <w:p>
-      <w:pPr>
-        <w:pStyle w:val="Heading3"/>
-      </w:pPr>
-      <w:r>
-        <w:rPr>
-          <w:b/>
-          <w:color w:val="0B2545"/>
-          <w:sz w:val="20"/>
-        </w:rPr>
-        <w:t>Beschreibung / Methode Trainingsformen</w:t>
-      </w:r>
-    </w:p>
-    <w:tbl>
-      <w:tblPr>
-        <w:tblW w:type="auto" w:w="0"/>
-        <w:jc w:val="center"/>
-        <w:tblLayout w:type="fixed"/>
-        <w:tblLook w:firstColumn="1" w:firstRow="1" w:lastColumn="0" w:lastRow="0" w:noHBand="0" w:noVBand="1" w:val="04A0"/>
-      </w:tblPr>
-      <w:tblGrid>
-        <w:gridCol w:w="7512"/>
-        <w:gridCol w:w="7512"/>
-      </w:tblGrid>
-      <w:tr>
-        <w:tc>
-          <w:tcPr>
-            <w:tcW w:type="dxa" w:w="1134"/>
+            <w:tcW w:type="dxa" w:w="3288"/>
             <w:shd w:val="clear" w:color="auto" w:fill="0B2545"/>
             <w:tcBorders>
               <w:top w:val="single" w:sz="4" w:color="0B2545"/>
@@ -2289,34 +2138,7 @@
               <w:rPr>
                 <w:b/>
                 <w:color w:val="FFFFFF"/>
-                <w:sz w:val="17"/>
-              </w:rPr>
-              <w:t>Zone</w:t>
-            </w:r>
-          </w:p>
-        </w:tc>
-        <w:tc>
-          <w:tcPr>
-            <w:tcW w:type="dxa" w:w="13890"/>
-            <w:shd w:val="clear" w:color="auto" w:fill="0B2545"/>
-            <w:tcBorders>
-              <w:top w:val="single" w:sz="4" w:color="0B2545"/>
-              <w:left w:val="single" w:sz="4" w:color="0B2545"/>
-              <w:bottom w:val="single" w:sz="4" w:color="0B2545"/>
-              <w:right w:val="single" w:sz="4" w:color="0B2545"/>
-            </w:tcBorders>
-            <w:vAlign w:val="center"/>
-          </w:tcPr>
-          <w:p>
-            <w:pPr>
-              <w:jc w:val="center"/>
-            </w:pPr>
-            <w:r/>
-            <w:r>
-              <w:rPr>
-                <w:b/>
-                <w:color w:val="FFFFFF"/>
-                <w:sz w:val="17"/>
+                <w:sz w:val="18"/>
               </w:rPr>
               <w:t>Methode / Trainingsform</w:t>
             </w:r>
@@ -2326,18 +2148,48 @@
       <w:tr>
         <w:tc>
           <w:tcPr>
-            <w:tcW w:type="dxa" w:w="1134"/>
+            <w:tcW w:type="dxa" w:w="737"/>
           </w:tcPr>
           <w:p>
             <w:r/>
             <w:r>
-              <w:t>{%tr for tf in trainingsformen %}</w:t>
+              <w:t>{%tr for z in zones %}</w:t>
             </w:r>
           </w:p>
         </w:tc>
         <w:tc>
           <w:tcPr>
-            <w:tcW w:type="dxa" w:w="13890"/>
+            <w:tcW w:type="dxa" w:w="1928"/>
+          </w:tcPr>
+          <w:p/>
+        </w:tc>
+        <w:tc>
+          <w:tcPr>
+            <w:tcW w:type="dxa" w:w="1928"/>
+          </w:tcPr>
+          <w:p/>
+        </w:tc>
+        <w:tc>
+          <w:tcPr>
+            <w:tcW w:type="dxa" w:w="1928"/>
+          </w:tcPr>
+          <w:p/>
+        </w:tc>
+        <w:tc>
+          <w:tcPr>
+            <w:tcW w:type="dxa" w:w="2041"/>
+          </w:tcPr>
+          <w:p/>
+        </w:tc>
+        <w:tc>
+          <w:tcPr>
+            <w:tcW w:type="dxa" w:w="1020"/>
+          </w:tcPr>
+          <w:p/>
+        </w:tc>
+        <w:tc>
+          <w:tcPr>
+            <w:tcW w:type="dxa" w:w="3288"/>
           </w:tcPr>
           <w:p/>
         </w:tc>
@@ -2345,7 +2197,7 @@
       <w:tr>
         <w:tc>
           <w:tcPr>
-            <w:tcW w:type="dxa" w:w="1134"/>
+            <w:tcW w:type="dxa" w:w="737"/>
             <w:tcBorders>
               <w:top w:val="single" w:sz="4" w:color="D1D5DB"/>
               <w:left w:val="single" w:sz="4" w:color="D1D5DB"/>
@@ -2362,15 +2214,15 @@
             <w:r>
               <w:rPr>
                 <w:color w:val="2C2C2C"/>
-                <w:sz w:val="17"/>
+                <w:sz w:val="18"/>
               </w:rPr>
-              <w:t>{{ tf.name }}</w:t>
+              <w:t>{{ z.name }}</w:t>
             </w:r>
           </w:p>
         </w:tc>
         <w:tc>
           <w:tcPr>
-            <w:tcW w:type="dxa" w:w="13890"/>
+            <w:tcW w:type="dxa" w:w="1928"/>
             <w:tcBorders>
               <w:top w:val="single" w:sz="4" w:color="D1D5DB"/>
               <w:left w:val="single" w:sz="4" w:color="D1D5DB"/>
@@ -2387,9 +2239,134 @@
             <w:r>
               <w:rPr>
                 <w:color w:val="2C2C2C"/>
-                <w:sz w:val="17"/>
+                <w:sz w:val="18"/>
               </w:rPr>
-              <w:t>{{ tf.methode }}</w:t>
+              <w:t>{{ z.ziel }}</w:t>
+            </w:r>
+          </w:p>
+        </w:tc>
+        <w:tc>
+          <w:tcPr>
+            <w:tcW w:type="dxa" w:w="1928"/>
+            <w:tcBorders>
+              <w:top w:val="single" w:sz="4" w:color="D1D5DB"/>
+              <w:left w:val="single" w:sz="4" w:color="D1D5DB"/>
+              <w:bottom w:val="single" w:sz="4" w:color="D1D5DB"/>
+              <w:right w:val="single" w:sz="4" w:color="D1D5DB"/>
+            </w:tcBorders>
+            <w:vAlign w:val="center"/>
+          </w:tcPr>
+          <w:p>
+            <w:pPr>
+              <w:jc w:val="center"/>
+            </w:pPr>
+            <w:r/>
+            <w:r>
+              <w:rPr>
+                <w:color w:val="2C2C2C"/>
+                <w:sz w:val="18"/>
+              </w:rPr>
+              <w:t>{{ z.intensitaet_range }}</w:t>
+            </w:r>
+          </w:p>
+        </w:tc>
+        <w:tc>
+          <w:tcPr>
+            <w:tcW w:type="dxa" w:w="1928"/>
+            <w:tcBorders>
+              <w:top w:val="single" w:sz="4" w:color="D1D5DB"/>
+              <w:left w:val="single" w:sz="4" w:color="D1D5DB"/>
+              <w:bottom w:val="single" w:sz="4" w:color="D1D5DB"/>
+              <w:right w:val="single" w:sz="4" w:color="D1D5DB"/>
+            </w:tcBorders>
+            <w:vAlign w:val="center"/>
+          </w:tcPr>
+          <w:p>
+            <w:pPr>
+              <w:jc w:val="center"/>
+            </w:pPr>
+            <w:r/>
+            <w:r>
+              <w:rPr>
+                <w:color w:val="2C2C2C"/>
+                <w:sz w:val="18"/>
+              </w:rPr>
+              <w:t>{{ z.pace_range }}</w:t>
+            </w:r>
+          </w:p>
+        </w:tc>
+        <w:tc>
+          <w:tcPr>
+            <w:tcW w:type="dxa" w:w="2041"/>
+            <w:tcBorders>
+              <w:top w:val="single" w:sz="4" w:color="D1D5DB"/>
+              <w:left w:val="single" w:sz="4" w:color="D1D5DB"/>
+              <w:bottom w:val="single" w:sz="4" w:color="D1D5DB"/>
+              <w:right w:val="single" w:sz="4" w:color="D1D5DB"/>
+            </w:tcBorders>
+            <w:vAlign w:val="center"/>
+          </w:tcPr>
+          <w:p>
+            <w:pPr>
+              <w:jc w:val="center"/>
+            </w:pPr>
+            <w:r/>
+            <w:r>
+              <w:rPr>
+                <w:color w:val="2C2C2C"/>
+                <w:sz w:val="18"/>
+              </w:rPr>
+              <w:t>{{ z.herzfrequenz_range }}</w:t>
+            </w:r>
+          </w:p>
+        </w:tc>
+        <w:tc>
+          <w:tcPr>
+            <w:tcW w:type="dxa" w:w="1020"/>
+            <w:tcBorders>
+              <w:top w:val="single" w:sz="4" w:color="D1D5DB"/>
+              <w:left w:val="single" w:sz="4" w:color="D1D5DB"/>
+              <w:bottom w:val="single" w:sz="4" w:color="D1D5DB"/>
+              <w:right w:val="single" w:sz="4" w:color="D1D5DB"/>
+            </w:tcBorders>
+            <w:vAlign w:val="center"/>
+          </w:tcPr>
+          <w:p>
+            <w:pPr>
+              <w:jc w:val="center"/>
+            </w:pPr>
+            <w:r/>
+            <w:r>
+              <w:rPr>
+                <w:color w:val="2C2C2C"/>
+                <w:sz w:val="18"/>
+              </w:rPr>
+              <w:t>{{ z.rpe }}</w:t>
+            </w:r>
+          </w:p>
+        </w:tc>
+        <w:tc>
+          <w:tcPr>
+            <w:tcW w:type="dxa" w:w="3288"/>
+            <w:tcBorders>
+              <w:top w:val="single" w:sz="4" w:color="D1D5DB"/>
+              <w:left w:val="single" w:sz="4" w:color="D1D5DB"/>
+              <w:bottom w:val="single" w:sz="4" w:color="D1D5DB"/>
+              <w:right w:val="single" w:sz="4" w:color="D1D5DB"/>
+            </w:tcBorders>
+            <w:vAlign w:val="center"/>
+          </w:tcPr>
+          <w:p>
+            <w:pPr>
+              <w:jc w:val="center"/>
+            </w:pPr>
+            <w:r/>
+            <w:r>
+              <w:rPr>
+                <w:color w:val="2C2C2C"/>
+                <w:sz w:val="18"/>
+              </w:rPr>
+              <w:t>{{ z.methode }}</w:t>
             </w:r>
           </w:p>
         </w:tc>
@@ -2397,7 +2374,7 @@
       <w:tr>
         <w:tc>
           <w:tcPr>
-            <w:tcW w:type="dxa" w:w="1134"/>
+            <w:tcW w:type="dxa" w:w="737"/>
           </w:tcPr>
           <w:p>
             <w:r/>
@@ -2408,7 +2385,37 @@
         </w:tc>
         <w:tc>
           <w:tcPr>
-            <w:tcW w:type="dxa" w:w="13890"/>
+            <w:tcW w:type="dxa" w:w="1928"/>
+          </w:tcPr>
+          <w:p/>
+        </w:tc>
+        <w:tc>
+          <w:tcPr>
+            <w:tcW w:type="dxa" w:w="1928"/>
+          </w:tcPr>
+          <w:p/>
+        </w:tc>
+        <w:tc>
+          <w:tcPr>
+            <w:tcW w:type="dxa" w:w="1928"/>
+          </w:tcPr>
+          <w:p/>
+        </w:tc>
+        <w:tc>
+          <w:tcPr>
+            <w:tcW w:type="dxa" w:w="2041"/>
+          </w:tcPr>
+          <w:p/>
+        </w:tc>
+        <w:tc>
+          <w:tcPr>
+            <w:tcW w:type="dxa" w:w="1020"/>
+          </w:tcPr>
+          <w:p/>
+        </w:tc>
+        <w:tc>
+          <w:tcPr>
+            <w:tcW w:type="dxa" w:w="3288"/>
           </w:tcPr>
           <w:p/>
         </w:tc>

--- a/templates/report.docx
+++ b/templates/report.docx
@@ -227,7 +227,7 @@
                     <w:rPr>
                       <w:b/>
                       <w:color w:val="0B2545"/>
-                      <w:sz w:val="16"/>
+                      <w:sz w:val="17"/>
                     </w:rPr>
                     <w:t>Name</w:t>
                   </w:r>
@@ -251,7 +251,7 @@
                   <w:r>
                     <w:rPr>
                       <w:color w:val="2C2C2C"/>
-                      <w:sz w:val="16"/>
+                      <w:sz w:val="17"/>
                     </w:rPr>
                     <w:t>{{ athlete.vorname }} {{ athlete.name }}</w:t>
                   </w:r>
@@ -278,7 +278,7 @@
                     <w:rPr>
                       <w:b/>
                       <w:color w:val="0B2545"/>
-                      <w:sz w:val="16"/>
+                      <w:sz w:val="17"/>
                     </w:rPr>
                     <w:t>Email</w:t>
                   </w:r>
@@ -302,7 +302,7 @@
                   <w:r>
                     <w:rPr>
                       <w:color w:val="2C2C2C"/>
-                      <w:sz w:val="16"/>
+                      <w:sz w:val="17"/>
                     </w:rPr>
                     <w:t>{{ athlete.email }}</w:t>
                   </w:r>
@@ -329,7 +329,7 @@
                     <w:rPr>
                       <w:b/>
                       <w:color w:val="0B2545"/>
-                      <w:sz w:val="16"/>
+                      <w:sz w:val="17"/>
                     </w:rPr>
                     <w:t>Geburtsjahr</w:t>
                   </w:r>
@@ -353,7 +353,7 @@
                   <w:r>
                     <w:rPr>
                       <w:color w:val="2C2C2C"/>
-                      <w:sz w:val="16"/>
+                      <w:sz w:val="17"/>
                     </w:rPr>
                     <w:t>{{ athlete.geburtsjahr }}</w:t>
                   </w:r>
@@ -380,7 +380,7 @@
                     <w:rPr>
                       <w:b/>
                       <w:color w:val="0B2545"/>
-                      <w:sz w:val="16"/>
+                      <w:sz w:val="17"/>
                     </w:rPr>
                     <w:t>Alter</w:t>
                   </w:r>
@@ -404,7 +404,7 @@
                   <w:r>
                     <w:rPr>
                       <w:color w:val="2C2C2C"/>
-                      <w:sz w:val="16"/>
+                      <w:sz w:val="17"/>
                     </w:rPr>
                     <w:t>{{ athlete.alter }}</w:t>
                   </w:r>
@@ -431,7 +431,7 @@
                     <w:rPr>
                       <w:b/>
                       <w:color w:val="0B2545"/>
-                      <w:sz w:val="16"/>
+                      <w:sz w:val="17"/>
                     </w:rPr>
                     <w:t>Geschlecht</w:t>
                   </w:r>
@@ -455,7 +455,7 @@
                   <w:r>
                     <w:rPr>
                       <w:color w:val="2C2C2C"/>
-                      <w:sz w:val="16"/>
+                      <w:sz w:val="17"/>
                     </w:rPr>
                     <w:t>{{ athlete.geschlecht }}</w:t>
                   </w:r>
@@ -482,7 +482,7 @@
                     <w:rPr>
                       <w:b/>
                       <w:color w:val="0B2545"/>
-                      <w:sz w:val="16"/>
+                      <w:sz w:val="17"/>
                     </w:rPr>
                     <w:t>Gewicht</w:t>
                   </w:r>
@@ -506,7 +506,7 @@
                   <w:r>
                     <w:rPr>
                       <w:color w:val="2C2C2C"/>
-                      <w:sz w:val="16"/>
+                      <w:sz w:val="17"/>
                     </w:rPr>
                     <w:t>{{ athlete.gewicht_kg }} kg</w:t>
                   </w:r>
@@ -533,7 +533,7 @@
                     <w:rPr>
                       <w:b/>
                       <w:color w:val="0B2545"/>
-                      <w:sz w:val="16"/>
+                      <w:sz w:val="17"/>
                     </w:rPr>
                     <w:t>Größe</w:t>
                   </w:r>
@@ -557,7 +557,7 @@
                   <w:r>
                     <w:rPr>
                       <w:color w:val="2C2C2C"/>
-                      <w:sz w:val="16"/>
+                      <w:sz w:val="17"/>
                     </w:rPr>
                     <w:t>{{ athlete.groesse_m }} m</w:t>
                   </w:r>
@@ -584,7 +584,7 @@
                     <w:rPr>
                       <w:b/>
                       <w:color w:val="0B2545"/>
-                      <w:sz w:val="16"/>
+                      <w:sz w:val="17"/>
                     </w:rPr>
                     <w:t>Trainingsziel</w:t>
                   </w:r>
@@ -608,7 +608,7 @@
                   <w:r>
                     <w:rPr>
                       <w:color w:val="2C2C2C"/>
-                      <w:sz w:val="16"/>
+                      <w:sz w:val="17"/>
                     </w:rPr>
                     <w:t>{{ athlete.trainingsziel }}</w:t>
                   </w:r>
@@ -635,7 +635,7 @@
                     <w:rPr>
                       <w:b/>
                       <w:color w:val="0B2545"/>
-                      <w:sz w:val="16"/>
+                      <w:sz w:val="17"/>
                     </w:rPr>
                     <w:t>Wettkampfziel</w:t>
                   </w:r>
@@ -659,7 +659,7 @@
                   <w:r>
                     <w:rPr>
                       <w:color w:val="2C2C2C"/>
-                      <w:sz w:val="16"/>
+                      <w:sz w:val="17"/>
                     </w:rPr>
                     <w:t>{{ athlete.wettkampfziel }}</w:t>
                   </w:r>
@@ -686,7 +686,7 @@
                     <w:rPr>
                       <w:b/>
                       <w:color w:val="0B2545"/>
-                      <w:sz w:val="16"/>
+                      <w:sz w:val="17"/>
                     </w:rPr>
                     <w:t>Umfang/Woche</w:t>
                   </w:r>
@@ -710,7 +710,7 @@
                   <w:r>
                     <w:rPr>
                       <w:color w:val="2C2C2C"/>
-                      <w:sz w:val="16"/>
+                      <w:sz w:val="17"/>
                     </w:rPr>
                     <w:t>{{ athlete.trainingsumfang_wo }}</w:t>
                   </w:r>
@@ -737,7 +737,7 @@
                     <w:rPr>
                       <w:b/>
                       <w:color w:val="0B2545"/>
-                      <w:sz w:val="16"/>
+                      <w:sz w:val="17"/>
                     </w:rPr>
                     <w:t>Leistungsniveau</w:t>
                   </w:r>
@@ -761,7 +761,7 @@
                   <w:r>
                     <w:rPr>
                       <w:color w:val="2C2C2C"/>
-                      <w:sz w:val="16"/>
+                      <w:sz w:val="17"/>
                     </w:rPr>
                     <w:t>{{ athlete.leistungsniveau }}</w:t>
                   </w:r>
@@ -811,7 +811,7 @@
                     <w:rPr>
                       <w:b/>
                       <w:color w:val="0B2545"/>
-                      <w:sz w:val="16"/>
+                      <w:sz w:val="17"/>
                     </w:rPr>
                     <w:t>Sportart</w:t>
                   </w:r>
@@ -835,7 +835,7 @@
                   <w:r>
                     <w:rPr>
                       <w:color w:val="2C2C2C"/>
-                      <w:sz w:val="16"/>
+                      <w:sz w:val="17"/>
                     </w:rPr>
                     <w:t>{{ testprotokoll.sportart_label }}</w:t>
                   </w:r>
@@ -862,7 +862,7 @@
                     <w:rPr>
                       <w:b/>
                       <w:color w:val="0B2545"/>
-                      <w:sz w:val="16"/>
+                      <w:sz w:val="17"/>
                     </w:rPr>
                     <w:t>Datum</w:t>
                   </w:r>
@@ -886,7 +886,7 @@
                   <w:r>
                     <w:rPr>
                       <w:color w:val="2C2C2C"/>
-                      <w:sz w:val="16"/>
+                      <w:sz w:val="17"/>
                     </w:rPr>
                     <w:t>{{ testprotokoll.testdatum }}</w:t>
                   </w:r>
@@ -913,7 +913,7 @@
                     <w:rPr>
                       <w:b/>
                       <w:color w:val="0B2545"/>
-                      <w:sz w:val="16"/>
+                      <w:sz w:val="17"/>
                     </w:rPr>
                     <w:t>Uhrzeit</w:t>
                   </w:r>
@@ -937,7 +937,7 @@
                   <w:r>
                     <w:rPr>
                       <w:color w:val="2C2C2C"/>
-                      <w:sz w:val="16"/>
+                      <w:sz w:val="17"/>
                     </w:rPr>
                     <w:t>{{ testprotokoll.uhrzeit }}</w:t>
                   </w:r>
@@ -964,7 +964,7 @@
                     <w:rPr>
                       <w:b/>
                       <w:color w:val="0B2545"/>
-                      <w:sz w:val="16"/>
+                      <w:sz w:val="17"/>
                     </w:rPr>
                     <w:t>Ort</w:t>
                   </w:r>
@@ -988,7 +988,7 @@
                   <w:r>
                     <w:rPr>
                       <w:color w:val="2C2C2C"/>
-                      <w:sz w:val="16"/>
+                      <w:sz w:val="17"/>
                     </w:rPr>
                     <w:t>{{ testprotokoll.durchfuehrungsort }}</w:t>
                   </w:r>
@@ -1015,7 +1015,7 @@
                     <w:rPr>
                       <w:b/>
                       <w:color w:val="0B2545"/>
-                      <w:sz w:val="16"/>
+                      <w:sz w:val="17"/>
                     </w:rPr>
                     <w:t>Testleiter</w:t>
                   </w:r>
@@ -1039,7 +1039,7 @@
                   <w:r>
                     <w:rPr>
                       <w:color w:val="2C2C2C"/>
-                      <w:sz w:val="16"/>
+                      <w:sz w:val="17"/>
                     </w:rPr>
                     <w:t>{{ testprotokoll.testleiter }}</w:t>
                   </w:r>
@@ -1066,7 +1066,7 @@
                     <w:rPr>
                       <w:b/>
                       <w:color w:val="0B2545"/>
-                      <w:sz w:val="16"/>
+                      <w:sz w:val="17"/>
                     </w:rPr>
                     <w:t>Gerät</w:t>
                   </w:r>
@@ -1090,7 +1090,7 @@
                   <w:r>
                     <w:rPr>
                       <w:color w:val="2C2C2C"/>
-                      <w:sz w:val="16"/>
+                      <w:sz w:val="17"/>
                     </w:rPr>
                     <w:t>{{ testprotokoll.geraet }}</w:t>
                   </w:r>
@@ -1117,7 +1117,7 @@
                     <w:rPr>
                       <w:b/>
                       <w:color w:val="0B2545"/>
-                      <w:sz w:val="16"/>
+                      <w:sz w:val="17"/>
                     </w:rPr>
                     <w:t>Anfangsbelastung</w:t>
                   </w:r>
@@ -1141,7 +1141,7 @@
                   <w:r>
                     <w:rPr>
                       <w:color w:val="2C2C2C"/>
-                      <w:sz w:val="16"/>
+                      <w:sz w:val="17"/>
                     </w:rPr>
                     <w:t>{{ testprotokoll.anfangsbelastung_display }}</w:t>
                   </w:r>
@@ -1168,7 +1168,7 @@
                     <w:rPr>
                       <w:b/>
                       <w:color w:val="0B2545"/>
-                      <w:sz w:val="16"/>
+                      <w:sz w:val="17"/>
                     </w:rPr>
                     <w:t>Stufeninkrement</w:t>
                   </w:r>
@@ -1192,7 +1192,7 @@
                   <w:r>
                     <w:rPr>
                       <w:color w:val="2C2C2C"/>
-                      <w:sz w:val="16"/>
+                      <w:sz w:val="17"/>
                     </w:rPr>
                     <w:t>{{ testprotokoll.stufeninkrement_display }}</w:t>
                   </w:r>
@@ -1219,7 +1219,7 @@
                     <w:rPr>
                       <w:b/>
                       <w:color w:val="0B2545"/>
-                      <w:sz w:val="16"/>
+                      <w:sz w:val="17"/>
                     </w:rPr>
                     <w:t>Stufendauer</w:t>
                   </w:r>
@@ -1243,7 +1243,7 @@
                   <w:r>
                     <w:rPr>
                       <w:color w:val="2C2C2C"/>
-                      <w:sz w:val="16"/>
+                      <w:sz w:val="17"/>
                     </w:rPr>
                     <w:t>{{ testprotokoll.stufendauer_min }} min</w:t>
                   </w:r>
@@ -1270,7 +1270,7 @@
                     <w:rPr>
                       <w:b/>
                       <w:color w:val="0B2545"/>
-                      <w:sz w:val="16"/>
+                      <w:sz w:val="17"/>
                     </w:rPr>
                     <w:t>Ruhelaktat</w:t>
                   </w:r>
@@ -1294,7 +1294,7 @@
                   <w:r>
                     <w:rPr>
                       <w:color w:val="2C2C2C"/>
-                      <w:sz w:val="16"/>
+                      <w:sz w:val="17"/>
                     </w:rPr>
                     <w:t>{{ testprotokoll.ruhelaktat_display }}</w:t>
                   </w:r>
@@ -1321,7 +1321,7 @@
                     <w:rPr>
                       <w:b/>
                       <w:color w:val="0B2545"/>
-                      <w:sz w:val="16"/>
+                      <w:sz w:val="17"/>
                     </w:rPr>
                     <w:t>Steigung</w:t>
                   </w:r>
@@ -1345,7 +1345,7 @@
                   <w:r>
                     <w:rPr>
                       <w:color w:val="2C2C2C"/>
-                      <w:sz w:val="16"/>
+                      <w:sz w:val="17"/>
                     </w:rPr>
                     <w:t>{{ testprotokoll.steigung_display }}</w:t>
                   </w:r>
@@ -1372,7 +1372,7 @@
                     <w:rPr>
                       <w:b/>
                       <w:color w:val="0B2545"/>
-                      <w:sz w:val="16"/>
+                      <w:sz w:val="17"/>
                     </w:rPr>
                     <w:t>Dauer letzte Stufe</w:t>
                   </w:r>
@@ -1396,7 +1396,7 @@
                   <w:r>
                     <w:rPr>
                       <w:color w:val="2C2C2C"/>
-                      <w:sz w:val="16"/>
+                      <w:sz w:val="17"/>
                     </w:rPr>
                     <w:t>{{ testprotokoll.dauer_letzte_stufe_display }}</w:t>
                   </w:r>
@@ -1423,7 +1423,7 @@
                     <w:rPr>
                       <w:b/>
                       <w:color w:val="0B2545"/>
-                      <w:sz w:val="16"/>
+                      <w:sz w:val="17"/>
                     </w:rPr>
                     <w:t>Ausbelastung</w:t>
                   </w:r>
@@ -1447,7 +1447,7 @@
                   <w:r>
                     <w:rPr>
                       <w:color w:val="2C2C2C"/>
-                      <w:sz w:val="16"/>
+                      <w:sz w:val="17"/>
                     </w:rPr>
                     <w:t>{{ ausbelastung_de }}</w:t>
                   </w:r>
@@ -1474,7 +1474,7 @@
                     <w:rPr>
                       <w:b/>
                       <w:color w:val="0B2545"/>
-                      <w:sz w:val="16"/>
+                      <w:sz w:val="17"/>
                     </w:rPr>
                     <w:t>{{ v_max_label }}</w:t>
                   </w:r>
@@ -1498,7 +1498,7 @@
                   <w:r>
                     <w:rPr>
                       <w:color w:val="2C2C2C"/>
-                      <w:sz w:val="16"/>
+                      <w:sz w:val="17"/>
                     </w:rPr>
                     <w:t>{{ v_max_display }}</w:t>
                   </w:r>
@@ -1526,29 +1526,387 @@
     <w:tbl>
       <w:tblPr>
         <w:tblW w:type="auto" w:w="0"/>
-        <w:jc w:val="center"/>
         <w:tblLayout w:type="fixed"/>
         <w:tblLook w:firstColumn="1" w:firstRow="1" w:lastColumn="0" w:lastRow="0" w:noHBand="0" w:noVBand="1" w:val="04A0"/>
       </w:tblPr>
       <w:tblGrid>
-        <w:gridCol w:w="3005"/>
-        <w:gridCol w:w="3005"/>
-        <w:gridCol w:w="3005"/>
-        <w:gridCol w:w="3005"/>
-        <w:gridCol w:w="3005"/>
+        <w:gridCol w:w="7512"/>
+        <w:gridCol w:w="7512"/>
       </w:tblGrid>
       <w:tr>
         <w:tc>
           <w:tcPr>
-            <w:tcW w:type="dxa" w:w="1361"/>
-            <w:shd w:val="clear" w:color="auto" w:fill="0B2545"/>
+            <w:tcW w:type="dxa" w:w="7370"/>
             <w:tcBorders>
-              <w:top w:val="single" w:sz="4" w:color="0B2545"/>
-              <w:left w:val="single" w:sz="4" w:color="0B2545"/>
-              <w:bottom w:val="single" w:sz="4" w:color="0B2545"/>
-              <w:right w:val="single" w:sz="4" w:color="0B2545"/>
+              <w:top w:val="nil"/>
+              <w:left w:val="nil"/>
+              <w:bottom w:val="nil"/>
+              <w:right w:val="nil"/>
             </w:tcBorders>
-            <w:vAlign w:val="center"/>
+          </w:tcPr>
+          <w:tbl>
+            <w:tblPr>
+              <w:tblW w:type="auto" w:w="0"/>
+              <w:tblLayout w:type="fixed"/>
+              <w:tblLook w:firstColumn="1" w:firstRow="1" w:lastColumn="0" w:lastRow="0" w:noHBand="0" w:noVBand="1" w:val="04A0"/>
+            </w:tblPr>
+            <w:tblGrid>
+              <w:gridCol w:w="1474"/>
+              <w:gridCol w:w="1474"/>
+              <w:gridCol w:w="1474"/>
+              <w:gridCol w:w="1474"/>
+              <w:gridCol w:w="1474"/>
+            </w:tblGrid>
+            <w:tr>
+              <w:tc>
+                <w:tcPr>
+                  <w:tcW w:type="dxa" w:w="907"/>
+                  <w:shd w:val="clear" w:color="auto" w:fill="0B2545"/>
+                  <w:tcBorders>
+                    <w:top w:val="single" w:sz="4" w:color="0B2545"/>
+                    <w:left w:val="single" w:sz="4" w:color="0B2545"/>
+                    <w:bottom w:val="single" w:sz="4" w:color="0B2545"/>
+                    <w:right w:val="single" w:sz="4" w:color="0B2545"/>
+                  </w:tcBorders>
+                  <w:vAlign w:val="center"/>
+                </w:tcPr>
+                <w:p>
+                  <w:pPr>
+                    <w:jc w:val="center"/>
+                  </w:pPr>
+                  <w:r/>
+                  <w:r>
+                    <w:rPr>
+                      <w:b/>
+                      <w:color w:val="FFFFFF"/>
+                      <w:sz w:val="17"/>
+                    </w:rPr>
+                    <w:t>Stufe</w:t>
+                  </w:r>
+                </w:p>
+              </w:tc>
+              <w:tc>
+                <w:tcPr>
+                  <w:tcW w:type="dxa" w:w="1474"/>
+                  <w:shd w:val="clear" w:color="auto" w:fill="0B2545"/>
+                  <w:tcBorders>
+                    <w:top w:val="single" w:sz="4" w:color="0B2545"/>
+                    <w:left w:val="single" w:sz="4" w:color="0B2545"/>
+                    <w:bottom w:val="single" w:sz="4" w:color="0B2545"/>
+                    <w:right w:val="single" w:sz="4" w:color="0B2545"/>
+                  </w:tcBorders>
+                  <w:vAlign w:val="center"/>
+                </w:tcPr>
+                <w:p>
+                  <w:pPr>
+                    <w:jc w:val="center"/>
+                  </w:pPr>
+                  <w:r/>
+                  <w:r>
+                    <w:rPr>
+                      <w:b/>
+                      <w:color w:val="FFFFFF"/>
+                      <w:sz w:val="17"/>
+                    </w:rPr>
+                    <w:t>{{ x_axis_label }}</w:t>
+                  </w:r>
+                </w:p>
+              </w:tc>
+              <w:tc>
+                <w:tcPr>
+                  <w:tcW w:type="dxa" w:w="1701"/>
+                  <w:shd w:val="clear" w:color="auto" w:fill="0B2545"/>
+                  <w:tcBorders>
+                    <w:top w:val="single" w:sz="4" w:color="0B2545"/>
+                    <w:left w:val="single" w:sz="4" w:color="0B2545"/>
+                    <w:bottom w:val="single" w:sz="4" w:color="0B2545"/>
+                    <w:right w:val="single" w:sz="4" w:color="0B2545"/>
+                  </w:tcBorders>
+                  <w:vAlign w:val="center"/>
+                </w:tcPr>
+                <w:p>
+                  <w:pPr>
+                    <w:jc w:val="center"/>
+                  </w:pPr>
+                  <w:r/>
+                  <w:r>
+                    <w:rPr>
+                      <w:b/>
+                      <w:color w:val="FFFFFF"/>
+                      <w:sz w:val="17"/>
+                    </w:rPr>
+                    <w:t>HF (bpm)</w:t>
+                  </w:r>
+                </w:p>
+              </w:tc>
+              <w:tc>
+                <w:tcPr>
+                  <w:tcW w:type="dxa" w:w="1701"/>
+                  <w:shd w:val="clear" w:color="auto" w:fill="0B2545"/>
+                  <w:tcBorders>
+                    <w:top w:val="single" w:sz="4" w:color="0B2545"/>
+                    <w:left w:val="single" w:sz="4" w:color="0B2545"/>
+                    <w:bottom w:val="single" w:sz="4" w:color="0B2545"/>
+                    <w:right w:val="single" w:sz="4" w:color="0B2545"/>
+                  </w:tcBorders>
+                  <w:vAlign w:val="center"/>
+                </w:tcPr>
+                <w:p>
+                  <w:pPr>
+                    <w:jc w:val="center"/>
+                  </w:pPr>
+                  <w:r/>
+                  <w:r>
+                    <w:rPr>
+                      <w:b/>
+                      <w:color w:val="FFFFFF"/>
+                      <w:sz w:val="17"/>
+                    </w:rPr>
+                    <w:t>Laktat (mmol/l)</w:t>
+                  </w:r>
+                </w:p>
+              </w:tc>
+              <w:tc>
+                <w:tcPr>
+                  <w:tcW w:type="dxa" w:w="1134"/>
+                  <w:shd w:val="clear" w:color="auto" w:fill="0B2545"/>
+                  <w:tcBorders>
+                    <w:top w:val="single" w:sz="4" w:color="0B2545"/>
+                    <w:left w:val="single" w:sz="4" w:color="0B2545"/>
+                    <w:bottom w:val="single" w:sz="4" w:color="0B2545"/>
+                    <w:right w:val="single" w:sz="4" w:color="0B2545"/>
+                  </w:tcBorders>
+                  <w:vAlign w:val="center"/>
+                </w:tcPr>
+                <w:p>
+                  <w:pPr>
+                    <w:jc w:val="center"/>
+                  </w:pPr>
+                  <w:r/>
+                  <w:r>
+                    <w:rPr>
+                      <w:b/>
+                      <w:color w:val="FFFFFF"/>
+                      <w:sz w:val="17"/>
+                    </w:rPr>
+                    <w:t>RPE (0-10)</w:t>
+                  </w:r>
+                </w:p>
+              </w:tc>
+            </w:tr>
+            <w:tr>
+              <w:tc>
+                <w:tcPr>
+                  <w:tcW w:type="dxa" w:w="907"/>
+                </w:tcPr>
+                <w:p>
+                  <w:r/>
+                  <w:r>
+                    <w:t>{%tr for s in steps_display %}</w:t>
+                  </w:r>
+                </w:p>
+              </w:tc>
+              <w:tc>
+                <w:tcPr>
+                  <w:tcW w:type="dxa" w:w="1474"/>
+                </w:tcPr>
+                <w:p/>
+              </w:tc>
+              <w:tc>
+                <w:tcPr>
+                  <w:tcW w:type="dxa" w:w="1701"/>
+                </w:tcPr>
+                <w:p/>
+              </w:tc>
+              <w:tc>
+                <w:tcPr>
+                  <w:tcW w:type="dxa" w:w="1701"/>
+                </w:tcPr>
+                <w:p/>
+              </w:tc>
+              <w:tc>
+                <w:tcPr>
+                  <w:tcW w:type="dxa" w:w="1134"/>
+                </w:tcPr>
+                <w:p/>
+              </w:tc>
+            </w:tr>
+            <w:tr>
+              <w:tc>
+                <w:tcPr>
+                  <w:tcW w:type="dxa" w:w="907"/>
+                  <w:tcBorders>
+                    <w:top w:val="single" w:sz="4" w:color="D1D5DB"/>
+                    <w:left w:val="single" w:sz="4" w:color="D1D5DB"/>
+                    <w:bottom w:val="single" w:sz="4" w:color="D1D5DB"/>
+                    <w:right w:val="single" w:sz="4" w:color="D1D5DB"/>
+                  </w:tcBorders>
+                  <w:vAlign w:val="center"/>
+                </w:tcPr>
+                <w:p>
+                  <w:pPr>
+                    <w:jc w:val="center"/>
+                  </w:pPr>
+                  <w:r/>
+                  <w:r>
+                    <w:rPr>
+                      <w:color w:val="2C2C2C"/>
+                      <w:sz w:val="17"/>
+                    </w:rPr>
+                    <w:t>{{ s.stufe }}</w:t>
+                  </w:r>
+                </w:p>
+              </w:tc>
+              <w:tc>
+                <w:tcPr>
+                  <w:tcW w:type="dxa" w:w="1474"/>
+                  <w:tcBorders>
+                    <w:top w:val="single" w:sz="4" w:color="D1D5DB"/>
+                    <w:left w:val="single" w:sz="4" w:color="D1D5DB"/>
+                    <w:bottom w:val="single" w:sz="4" w:color="D1D5DB"/>
+                    <w:right w:val="single" w:sz="4" w:color="D1D5DB"/>
+                  </w:tcBorders>
+                  <w:vAlign w:val="center"/>
+                </w:tcPr>
+                <w:p>
+                  <w:pPr>
+                    <w:jc w:val="center"/>
+                  </w:pPr>
+                  <w:r/>
+                  <w:r>
+                    <w:rPr>
+                      <w:color w:val="2C2C2C"/>
+                      <w:sz w:val="17"/>
+                    </w:rPr>
+                    <w:t>{{ s.intensitaet }}</w:t>
+                  </w:r>
+                </w:p>
+              </w:tc>
+              <w:tc>
+                <w:tcPr>
+                  <w:tcW w:type="dxa" w:w="1701"/>
+                  <w:tcBorders>
+                    <w:top w:val="single" w:sz="4" w:color="D1D5DB"/>
+                    <w:left w:val="single" w:sz="4" w:color="D1D5DB"/>
+                    <w:bottom w:val="single" w:sz="4" w:color="D1D5DB"/>
+                    <w:right w:val="single" w:sz="4" w:color="D1D5DB"/>
+                  </w:tcBorders>
+                  <w:vAlign w:val="center"/>
+                </w:tcPr>
+                <w:p>
+                  <w:pPr>
+                    <w:jc w:val="center"/>
+                  </w:pPr>
+                  <w:r/>
+                  <w:r>
+                    <w:rPr>
+                      <w:color w:val="2C2C2C"/>
+                      <w:sz w:val="17"/>
+                    </w:rPr>
+                    <w:t>{{ s.herzfrequenz_bpm }}</w:t>
+                  </w:r>
+                </w:p>
+              </w:tc>
+              <w:tc>
+                <w:tcPr>
+                  <w:tcW w:type="dxa" w:w="1701"/>
+                  <w:tcBorders>
+                    <w:top w:val="single" w:sz="4" w:color="D1D5DB"/>
+                    <w:left w:val="single" w:sz="4" w:color="D1D5DB"/>
+                    <w:bottom w:val="single" w:sz="4" w:color="D1D5DB"/>
+                    <w:right w:val="single" w:sz="4" w:color="D1D5DB"/>
+                  </w:tcBorders>
+                  <w:vAlign w:val="center"/>
+                </w:tcPr>
+                <w:p>
+                  <w:pPr>
+                    <w:jc w:val="center"/>
+                  </w:pPr>
+                  <w:r/>
+                  <w:r>
+                    <w:rPr>
+                      <w:color w:val="2C2C2C"/>
+                      <w:sz w:val="17"/>
+                    </w:rPr>
+                    <w:t>{{ s.laktat_mmol }}</w:t>
+                  </w:r>
+                </w:p>
+              </w:tc>
+              <w:tc>
+                <w:tcPr>
+                  <w:tcW w:type="dxa" w:w="1134"/>
+                  <w:tcBorders>
+                    <w:top w:val="single" w:sz="4" w:color="D1D5DB"/>
+                    <w:left w:val="single" w:sz="4" w:color="D1D5DB"/>
+                    <w:bottom w:val="single" w:sz="4" w:color="D1D5DB"/>
+                    <w:right w:val="single" w:sz="4" w:color="D1D5DB"/>
+                  </w:tcBorders>
+                  <w:vAlign w:val="center"/>
+                </w:tcPr>
+                <w:p>
+                  <w:pPr>
+                    <w:jc w:val="center"/>
+                  </w:pPr>
+                  <w:r/>
+                  <w:r>
+                    <w:rPr>
+                      <w:color w:val="2C2C2C"/>
+                      <w:sz w:val="17"/>
+                    </w:rPr>
+                    <w:t>{{ s.rpe }}</w:t>
+                  </w:r>
+                </w:p>
+              </w:tc>
+            </w:tr>
+            <w:tr>
+              <w:tc>
+                <w:tcPr>
+                  <w:tcW w:type="dxa" w:w="907"/>
+                </w:tcPr>
+                <w:p>
+                  <w:r/>
+                  <w:r>
+                    <w:t>{%tr endfor %}</w:t>
+                  </w:r>
+                </w:p>
+              </w:tc>
+              <w:tc>
+                <w:tcPr>
+                  <w:tcW w:type="dxa" w:w="1474"/>
+                </w:tcPr>
+                <w:p/>
+              </w:tc>
+              <w:tc>
+                <w:tcPr>
+                  <w:tcW w:type="dxa" w:w="1701"/>
+                </w:tcPr>
+                <w:p/>
+              </w:tc>
+              <w:tc>
+                <w:tcPr>
+                  <w:tcW w:type="dxa" w:w="1701"/>
+                </w:tcPr>
+                <w:p/>
+              </w:tc>
+              <w:tc>
+                <w:tcPr>
+                  <w:tcW w:type="dxa" w:w="1134"/>
+                </w:tcPr>
+                <w:p/>
+              </w:tc>
+            </w:tr>
+          </w:tbl>
+          <w:p/>
+        </w:tc>
+        <w:tc>
+          <w:tcPr>
+            <w:tcW w:type="dxa" w:w="7654"/>
+            <w:tcBorders>
+              <w:top w:val="nil"/>
+              <w:left w:val="nil"/>
+              <w:bottom w:val="nil"/>
+              <w:right w:val="nil"/>
+            </w:tcBorders>
           </w:tcPr>
           <w:p>
             <w:pPr>
@@ -1556,334 +1914,12 @@
             </w:pPr>
             <w:r/>
             <w:r>
-              <w:rPr>
-                <w:b/>
-                <w:color w:val="FFFFFF"/>
-                <w:sz w:val="17"/>
-              </w:rPr>
-              <w:t>Stufe</w:t>
-            </w:r>
-          </w:p>
-        </w:tc>
-        <w:tc>
-          <w:tcPr>
-            <w:tcW w:type="dxa" w:w="3005"/>
-            <w:shd w:val="clear" w:color="auto" w:fill="0B2545"/>
-            <w:tcBorders>
-              <w:top w:val="single" w:sz="4" w:color="0B2545"/>
-              <w:left w:val="single" w:sz="4" w:color="0B2545"/>
-              <w:bottom w:val="single" w:sz="4" w:color="0B2545"/>
-              <w:right w:val="single" w:sz="4" w:color="0B2545"/>
-            </w:tcBorders>
-            <w:vAlign w:val="center"/>
-          </w:tcPr>
-          <w:p>
-            <w:pPr>
-              <w:jc w:val="center"/>
-            </w:pPr>
-            <w:r/>
-            <w:r>
-              <w:rPr>
-                <w:b/>
-                <w:color w:val="FFFFFF"/>
-                <w:sz w:val="17"/>
-              </w:rPr>
-              <w:t>{{ x_axis_label }}</w:t>
-            </w:r>
-          </w:p>
-        </w:tc>
-        <w:tc>
-          <w:tcPr>
-            <w:tcW w:type="dxa" w:w="3005"/>
-            <w:shd w:val="clear" w:color="auto" w:fill="0B2545"/>
-            <w:tcBorders>
-              <w:top w:val="single" w:sz="4" w:color="0B2545"/>
-              <w:left w:val="single" w:sz="4" w:color="0B2545"/>
-              <w:bottom w:val="single" w:sz="4" w:color="0B2545"/>
-              <w:right w:val="single" w:sz="4" w:color="0B2545"/>
-            </w:tcBorders>
-            <w:vAlign w:val="center"/>
-          </w:tcPr>
-          <w:p>
-            <w:pPr>
-              <w:jc w:val="center"/>
-            </w:pPr>
-            <w:r/>
-            <w:r>
-              <w:rPr>
-                <w:b/>
-                <w:color w:val="FFFFFF"/>
-                <w:sz w:val="17"/>
-              </w:rPr>
-              <w:t>HF (bpm)</w:t>
-            </w:r>
-          </w:p>
-        </w:tc>
-        <w:tc>
-          <w:tcPr>
-            <w:tcW w:type="dxa" w:w="3572"/>
-            <w:shd w:val="clear" w:color="auto" w:fill="0B2545"/>
-            <w:tcBorders>
-              <w:top w:val="single" w:sz="4" w:color="0B2545"/>
-              <w:left w:val="single" w:sz="4" w:color="0B2545"/>
-              <w:bottom w:val="single" w:sz="4" w:color="0B2545"/>
-              <w:right w:val="single" w:sz="4" w:color="0B2545"/>
-            </w:tcBorders>
-            <w:vAlign w:val="center"/>
-          </w:tcPr>
-          <w:p>
-            <w:pPr>
-              <w:jc w:val="center"/>
-            </w:pPr>
-            <w:r/>
-            <w:r>
-              <w:rPr>
-                <w:b/>
-                <w:color w:val="FFFFFF"/>
-                <w:sz w:val="17"/>
-              </w:rPr>
-              <w:t>Laktat (mmol/l)</w:t>
-            </w:r>
-          </w:p>
-        </w:tc>
-        <w:tc>
-          <w:tcPr>
-            <w:tcW w:type="dxa" w:w="2098"/>
-            <w:shd w:val="clear" w:color="auto" w:fill="0B2545"/>
-            <w:tcBorders>
-              <w:top w:val="single" w:sz="4" w:color="0B2545"/>
-              <w:left w:val="single" w:sz="4" w:color="0B2545"/>
-              <w:bottom w:val="single" w:sz="4" w:color="0B2545"/>
-              <w:right w:val="single" w:sz="4" w:color="0B2545"/>
-            </w:tcBorders>
-            <w:vAlign w:val="center"/>
-          </w:tcPr>
-          <w:p>
-            <w:pPr>
-              <w:jc w:val="center"/>
-            </w:pPr>
-            <w:r/>
-            <w:r>
-              <w:rPr>
-                <w:b/>
-                <w:color w:val="FFFFFF"/>
-                <w:sz w:val="17"/>
-              </w:rPr>
-              <w:t>RPE (0-10)</w:t>
+              <w:t>{{ diagram }}</w:t>
             </w:r>
           </w:p>
         </w:tc>
       </w:tr>
-      <w:tr>
-        <w:tc>
-          <w:tcPr>
-            <w:tcW w:type="dxa" w:w="1361"/>
-          </w:tcPr>
-          <w:p>
-            <w:r/>
-            <w:r>
-              <w:t>{%tr for s in steps_display %}</w:t>
-            </w:r>
-          </w:p>
-        </w:tc>
-        <w:tc>
-          <w:tcPr>
-            <w:tcW w:type="dxa" w:w="3005"/>
-          </w:tcPr>
-          <w:p/>
-        </w:tc>
-        <w:tc>
-          <w:tcPr>
-            <w:tcW w:type="dxa" w:w="3005"/>
-          </w:tcPr>
-          <w:p/>
-        </w:tc>
-        <w:tc>
-          <w:tcPr>
-            <w:tcW w:type="dxa" w:w="3572"/>
-          </w:tcPr>
-          <w:p/>
-        </w:tc>
-        <w:tc>
-          <w:tcPr>
-            <w:tcW w:type="dxa" w:w="2098"/>
-          </w:tcPr>
-          <w:p/>
-        </w:tc>
-      </w:tr>
-      <w:tr>
-        <w:tc>
-          <w:tcPr>
-            <w:tcW w:type="dxa" w:w="1361"/>
-            <w:tcBorders>
-              <w:top w:val="single" w:sz="4" w:color="D1D5DB"/>
-              <w:left w:val="single" w:sz="4" w:color="D1D5DB"/>
-              <w:bottom w:val="single" w:sz="4" w:color="D1D5DB"/>
-              <w:right w:val="single" w:sz="4" w:color="D1D5DB"/>
-            </w:tcBorders>
-            <w:vAlign w:val="center"/>
-          </w:tcPr>
-          <w:p>
-            <w:pPr>
-              <w:jc w:val="center"/>
-            </w:pPr>
-            <w:r/>
-            <w:r>
-              <w:rPr>
-                <w:color w:val="2C2C2C"/>
-                <w:sz w:val="17"/>
-              </w:rPr>
-              <w:t>{{ s.stufe }}</w:t>
-            </w:r>
-          </w:p>
-        </w:tc>
-        <w:tc>
-          <w:tcPr>
-            <w:tcW w:type="dxa" w:w="3005"/>
-            <w:tcBorders>
-              <w:top w:val="single" w:sz="4" w:color="D1D5DB"/>
-              <w:left w:val="single" w:sz="4" w:color="D1D5DB"/>
-              <w:bottom w:val="single" w:sz="4" w:color="D1D5DB"/>
-              <w:right w:val="single" w:sz="4" w:color="D1D5DB"/>
-            </w:tcBorders>
-            <w:vAlign w:val="center"/>
-          </w:tcPr>
-          <w:p>
-            <w:pPr>
-              <w:jc w:val="center"/>
-            </w:pPr>
-            <w:r/>
-            <w:r>
-              <w:rPr>
-                <w:color w:val="2C2C2C"/>
-                <w:sz w:val="17"/>
-              </w:rPr>
-              <w:t>{{ s.intensitaet }}</w:t>
-            </w:r>
-          </w:p>
-        </w:tc>
-        <w:tc>
-          <w:tcPr>
-            <w:tcW w:type="dxa" w:w="3005"/>
-            <w:tcBorders>
-              <w:top w:val="single" w:sz="4" w:color="D1D5DB"/>
-              <w:left w:val="single" w:sz="4" w:color="D1D5DB"/>
-              <w:bottom w:val="single" w:sz="4" w:color="D1D5DB"/>
-              <w:right w:val="single" w:sz="4" w:color="D1D5DB"/>
-            </w:tcBorders>
-            <w:vAlign w:val="center"/>
-          </w:tcPr>
-          <w:p>
-            <w:pPr>
-              <w:jc w:val="center"/>
-            </w:pPr>
-            <w:r/>
-            <w:r>
-              <w:rPr>
-                <w:color w:val="2C2C2C"/>
-                <w:sz w:val="17"/>
-              </w:rPr>
-              <w:t>{{ s.herzfrequenz_bpm }}</w:t>
-            </w:r>
-          </w:p>
-        </w:tc>
-        <w:tc>
-          <w:tcPr>
-            <w:tcW w:type="dxa" w:w="3572"/>
-            <w:tcBorders>
-              <w:top w:val="single" w:sz="4" w:color="D1D5DB"/>
-              <w:left w:val="single" w:sz="4" w:color="D1D5DB"/>
-              <w:bottom w:val="single" w:sz="4" w:color="D1D5DB"/>
-              <w:right w:val="single" w:sz="4" w:color="D1D5DB"/>
-            </w:tcBorders>
-            <w:vAlign w:val="center"/>
-          </w:tcPr>
-          <w:p>
-            <w:pPr>
-              <w:jc w:val="center"/>
-            </w:pPr>
-            <w:r/>
-            <w:r>
-              <w:rPr>
-                <w:color w:val="2C2C2C"/>
-                <w:sz w:val="17"/>
-              </w:rPr>
-              <w:t>{{ s.laktat_mmol }}</w:t>
-            </w:r>
-          </w:p>
-        </w:tc>
-        <w:tc>
-          <w:tcPr>
-            <w:tcW w:type="dxa" w:w="2098"/>
-            <w:tcBorders>
-              <w:top w:val="single" w:sz="4" w:color="D1D5DB"/>
-              <w:left w:val="single" w:sz="4" w:color="D1D5DB"/>
-              <w:bottom w:val="single" w:sz="4" w:color="D1D5DB"/>
-              <w:right w:val="single" w:sz="4" w:color="D1D5DB"/>
-            </w:tcBorders>
-            <w:vAlign w:val="center"/>
-          </w:tcPr>
-          <w:p>
-            <w:pPr>
-              <w:jc w:val="center"/>
-            </w:pPr>
-            <w:r/>
-            <w:r>
-              <w:rPr>
-                <w:color w:val="2C2C2C"/>
-                <w:sz w:val="17"/>
-              </w:rPr>
-              <w:t>{{ s.rpe }}</w:t>
-            </w:r>
-          </w:p>
-        </w:tc>
-      </w:tr>
-      <w:tr>
-        <w:tc>
-          <w:tcPr>
-            <w:tcW w:type="dxa" w:w="1361"/>
-          </w:tcPr>
-          <w:p>
-            <w:r/>
-            <w:r>
-              <w:t>{%tr endfor %}</w:t>
-            </w:r>
-          </w:p>
-        </w:tc>
-        <w:tc>
-          <w:tcPr>
-            <w:tcW w:type="dxa" w:w="3005"/>
-          </w:tcPr>
-          <w:p/>
-        </w:tc>
-        <w:tc>
-          <w:tcPr>
-            <w:tcW w:type="dxa" w:w="3005"/>
-          </w:tcPr>
-          <w:p/>
-        </w:tc>
-        <w:tc>
-          <w:tcPr>
-            <w:tcW w:type="dxa" w:w="3572"/>
-          </w:tcPr>
-          <w:p/>
-        </w:tc>
-        <w:tc>
-          <w:tcPr>
-            <w:tcW w:type="dxa" w:w="2098"/>
-          </w:tcPr>
-          <w:p/>
-        </w:tc>
-      </w:tr>
     </w:tbl>
-    <w:p>
-      <w:pPr>
-        <w:jc w:val="center"/>
-      </w:pPr>
-      <w:r>
-        <w:t>{{ diagram }}</w:t>
-      </w:r>
-    </w:p>
     <w:p>
       <w:r>
         <w:br w:type="page"/>
@@ -3037,7 +3073,7 @@
     <w:tr>
       <w:tc>
         <w:tcPr>
-          <w:tcW w:type="dxa" w:w="6803"/>
+          <w:tcW w:type="dxa" w:w="5244"/>
           <w:tcBorders>
             <w:top w:val="nil"/>
             <w:left w:val="nil"/>
@@ -3105,7 +3141,7 @@
       </w:tc>
       <w:tc>
         <w:tcPr>
-          <w:tcW w:type="dxa" w:w="3685"/>
+          <w:tcW w:type="dxa" w:w="5244"/>
           <w:tcBorders>
             <w:top w:val="nil"/>
             <w:left w:val="nil"/>

--- a/templates/report.docx
+++ b/templates/report.docx
@@ -56,19 +56,6 @@
           <w:sz w:val="64"/>
         </w:rPr>
         <w:t>Leistungsdiagnostik {{ athlete.sportart_label }}</w:t>
-      </w:r>
-    </w:p>
-    <w:p>
-      <w:pPr>
-        <w:jc w:val="center"/>
-      </w:pPr>
-      <w:r>
-        <w:rPr>
-          <w:i w:val="0"/>
-          <w:color w:val="16C5A5"/>
-          <w:sz w:val="26"/>
-        </w:rPr>
-        <w:t>Sport AnnaLytics</w:t>
       </w:r>
     </w:p>
     <w:p/>
